--- a/appendix/Doc-GZ - 20260415 - v2 (by 20260420).docx
+++ b/appendix/Doc-GZ - 20260415 - v2 (by 20260420).docx
@@ -15633,7 +15633,7 @@
           <w:p>
             <w:pPr>
               <w:rPr>
-                <w:rFonts w:ascii="Times New Roman" w:hAnsi="Times New Roman" w:cs="Times New Roman"/>
+                <w:rFonts w:ascii="Times New Roman" w:hAnsi="Times New Roman" w:cs="Times New Roman" w:hint="eastAsia"/>
               </w:rPr>
             </w:pPr>
             <w:r>
@@ -15680,166 +15680,6 @@
               </w:rPr>
               <w:t xml:space="preserve"> </w:t>
             </w:r>
-            <w:r>
-              <w:rPr>
-                <w:rFonts w:ascii="Times New Roman" w:hAnsi="Times New Roman" w:cs="Times New Roman"/>
-              </w:rPr>
-              <w:t xml:space="preserve">// (of </w:t>
-            </w:r>
-            <w:r>
-              <w:rPr>
-                <w:rFonts w:ascii="Times New Roman" w:hAnsi="Times New Roman" w:cs="Times New Roman"/>
-              </w:rPr>
-              <w:t>peer0.org1</w:t>
-            </w:r>
-            <w:r>
-              <w:rPr>
-                <w:rFonts w:ascii="Times New Roman" w:hAnsi="Times New Roman" w:cs="Times New Roman"/>
-              </w:rPr>
-              <w:t>)</w:t>
-            </w:r>
-          </w:p>
-          <w:p>
-            <w:pPr>
-              <w:rPr>
-                <w:rFonts w:ascii="Times New Roman" w:hAnsi="Times New Roman" w:cs="Times New Roman"/>
-              </w:rPr>
-            </w:pPr>
-          </w:p>
-          <w:p>
-            <w:pPr>
-              <w:rPr>
-                <w:rFonts w:ascii="Times New Roman" w:hAnsi="Times New Roman" w:cs="Times New Roman"/>
-              </w:rPr>
-            </w:pPr>
-            <w:r>
-              <w:rPr>
-                <w:rFonts w:ascii="Times New Roman" w:hAnsi="Times New Roman" w:cs="Times New Roman"/>
-              </w:rPr>
-              <w:t>$ vi $HOME/fabric-samples/</w:t>
-            </w:r>
-            <w:proofErr w:type="spellStart"/>
-            <w:r>
-              <w:rPr>
-                <w:rFonts w:ascii="Times New Roman" w:hAnsi="Times New Roman" w:cs="Times New Roman"/>
-              </w:rPr>
-              <w:t>chaincode</w:t>
-            </w:r>
-            <w:proofErr w:type="spellEnd"/>
-            <w:r>
-              <w:rPr>
-                <w:rFonts w:ascii="Times New Roman" w:hAnsi="Times New Roman" w:cs="Times New Roman"/>
-              </w:rPr>
-              <w:t>/</w:t>
-            </w:r>
-            <w:proofErr w:type="spellStart"/>
-            <w:r>
-              <w:rPr>
-                <w:rFonts w:ascii="Times New Roman" w:hAnsi="Times New Roman" w:cs="Times New Roman"/>
-              </w:rPr>
-              <w:t>abstore</w:t>
-            </w:r>
-            <w:proofErr w:type="spellEnd"/>
-            <w:r>
-              <w:rPr>
-                <w:rFonts w:ascii="Times New Roman" w:hAnsi="Times New Roman" w:cs="Times New Roman"/>
-              </w:rPr>
-              <w:t>/go/</w:t>
-            </w:r>
-            <w:proofErr w:type="spellStart"/>
-            <w:r>
-              <w:fldChar w:fldCharType="begin"/>
-            </w:r>
-            <w:r>
-              <w:instrText xml:space="preserve"> HYPERLINK "https://gist.github.com/Canhui/fb378959eba97e2f64cf874efdf25e37" \l "file-abstore-go" </w:instrText>
-            </w:r>
-            <w:r>
-              <w:fldChar w:fldCharType="separate"/>
-            </w:r>
-            <w:proofErr w:type="gramStart"/>
-            <w:r>
-              <w:rPr>
-                <w:rStyle w:val="a7"/>
-                <w:rFonts w:ascii="Times New Roman" w:hAnsi="Times New Roman" w:cs="Times New Roman"/>
-                <w:bCs/>
-              </w:rPr>
-              <w:t>abstore.go</w:t>
-            </w:r>
-            <w:proofErr w:type="spellEnd"/>
-            <w:proofErr w:type="gramEnd"/>
-            <w:r>
-              <w:rPr>
-                <w:rStyle w:val="a7"/>
-                <w:rFonts w:ascii="Times New Roman" w:hAnsi="Times New Roman" w:cs="Times New Roman"/>
-                <w:bCs/>
-              </w:rPr>
-              <w:fldChar w:fldCharType="end"/>
-            </w:r>
-            <w:r>
-              <w:rPr>
-                <w:rFonts w:ascii="Times New Roman" w:hAnsi="Times New Roman" w:cs="Times New Roman"/>
-              </w:rPr>
-              <w:t xml:space="preserve"> // our proposed key-value </w:t>
-            </w:r>
-            <w:proofErr w:type="spellStart"/>
-            <w:r>
-              <w:rPr>
-                <w:rFonts w:ascii="Times New Roman" w:hAnsi="Times New Roman" w:cs="Times New Roman"/>
-              </w:rPr>
-              <w:t>chaincode</w:t>
-            </w:r>
-            <w:proofErr w:type="spellEnd"/>
-          </w:p>
-          <w:p>
-            <w:pPr>
-              <w:rPr>
-                <w:rFonts w:ascii="Times New Roman" w:hAnsi="Times New Roman" w:cs="Times New Roman"/>
-              </w:rPr>
-            </w:pPr>
-            <w:r>
-              <w:rPr>
-                <w:rFonts w:ascii="Times New Roman" w:hAnsi="Times New Roman" w:cs="Times New Roman"/>
-              </w:rPr>
-              <w:t>$ vi $HOME/fabric-samples/</w:t>
-            </w:r>
-            <w:proofErr w:type="spellStart"/>
-            <w:r>
-              <w:rPr>
-                <w:rFonts w:ascii="Times New Roman" w:hAnsi="Times New Roman" w:cs="Times New Roman"/>
-              </w:rPr>
-              <w:t>chaincode</w:t>
-            </w:r>
-            <w:proofErr w:type="spellEnd"/>
-            <w:r>
-              <w:rPr>
-                <w:rFonts w:ascii="Times New Roman" w:hAnsi="Times New Roman" w:cs="Times New Roman"/>
-              </w:rPr>
-              <w:t>/</w:t>
-            </w:r>
-            <w:proofErr w:type="spellStart"/>
-            <w:r>
-              <w:rPr>
-                <w:rFonts w:ascii="Times New Roman" w:hAnsi="Times New Roman" w:cs="Times New Roman"/>
-              </w:rPr>
-              <w:t>abstore</w:t>
-            </w:r>
-            <w:proofErr w:type="spellEnd"/>
-            <w:r>
-              <w:rPr>
-                <w:rFonts w:ascii="Times New Roman" w:hAnsi="Times New Roman" w:cs="Times New Roman"/>
-              </w:rPr>
-              <w:t>/go/</w:t>
-            </w:r>
-            <w:hyperlink r:id="rId98" w:anchor="file-go-mod" w:history="1">
-              <w:r>
-                <w:rPr>
-                  <w:rStyle w:val="a7"/>
-                  <w:rFonts w:ascii="Times New Roman" w:hAnsi="Times New Roman" w:cs="Times New Roman"/>
-                  <w:bCs/>
-                </w:rPr>
-                <w:t>go.mod</w:t>
-              </w:r>
-            </w:hyperlink>
           </w:p>
         </w:tc>
       </w:tr>
@@ -15946,64 +15786,64 @@
           </w:p>
           <w:p>
             <w:r>
+              <w:t xml:space="preserve">$ </w:t>
+            </w:r>
+            <w:proofErr w:type="spellStart"/>
+            <w:r>
+              <w:t>sudo</w:t>
+            </w:r>
+            <w:proofErr w:type="spellEnd"/>
+            <w:r>
+              <w:t xml:space="preserve"> </w:t>
+            </w:r>
+            <w:proofErr w:type="spellStart"/>
+            <w:r>
+              <w:t>ntpdate</w:t>
+            </w:r>
+            <w:proofErr w:type="spellEnd"/>
+            <w:r>
+              <w:t xml:space="preserve"> cn.pool.ntp.org</w:t>
+            </w:r>
+          </w:p>
+          <w:p>
+            <w:r>
+              <w:t xml:space="preserve">$ </w:t>
+            </w:r>
+            <w:proofErr w:type="spellStart"/>
+            <w:r>
+              <w:t>sudo</w:t>
+            </w:r>
+            <w:proofErr w:type="spellEnd"/>
+            <w:r>
+              <w:t xml:space="preserve"> </w:t>
+            </w:r>
+            <w:proofErr w:type="spellStart"/>
+            <w:r>
+              <w:t>hwclock</w:t>
+            </w:r>
+            <w:proofErr w:type="spellEnd"/>
+            <w:r>
+              <w:t xml:space="preserve"> </w:t>
+            </w:r>
+            <w:r>
+              <w:t>–</w:t>
+            </w:r>
+            <w:proofErr w:type="spellStart"/>
+            <w:r>
+              <w:t>systohc</w:t>
+            </w:r>
+            <w:proofErr w:type="spellEnd"/>
+          </w:p>
+          <w:p>
+            <w:pPr>
+              <w:rPr>
+                <w:rFonts w:ascii="Times New Roman" w:hAnsi="Times New Roman" w:cs="Times New Roman"/>
+              </w:rPr>
+            </w:pPr>
+          </w:p>
+          <w:p>
+            <w:r>
               <w:lastRenderedPageBreak/>
-              <w:t xml:space="preserve">$ </w:t>
-            </w:r>
-            <w:proofErr w:type="spellStart"/>
-            <w:r>
-              <w:t>sudo</w:t>
-            </w:r>
-            <w:proofErr w:type="spellEnd"/>
-            <w:r>
-              <w:t xml:space="preserve"> </w:t>
-            </w:r>
-            <w:proofErr w:type="spellStart"/>
-            <w:r>
-              <w:t>ntpdate</w:t>
-            </w:r>
-            <w:proofErr w:type="spellEnd"/>
-            <w:r>
-              <w:t xml:space="preserve"> cn.pool.ntp.org</w:t>
-            </w:r>
-          </w:p>
-          <w:p>
-            <w:r>
-              <w:t xml:space="preserve">$ </w:t>
-            </w:r>
-            <w:proofErr w:type="spellStart"/>
-            <w:r>
-              <w:t>sudo</w:t>
-            </w:r>
-            <w:proofErr w:type="spellEnd"/>
-            <w:r>
-              <w:t xml:space="preserve"> </w:t>
-            </w:r>
-            <w:proofErr w:type="spellStart"/>
-            <w:r>
-              <w:t>hwclock</w:t>
-            </w:r>
-            <w:proofErr w:type="spellEnd"/>
-            <w:r>
-              <w:t xml:space="preserve"> </w:t>
-            </w:r>
-            <w:r>
-              <w:t>–</w:t>
-            </w:r>
-            <w:proofErr w:type="spellStart"/>
-            <w:r>
-              <w:t>systohc</w:t>
-            </w:r>
-            <w:proofErr w:type="spellEnd"/>
-          </w:p>
-          <w:p>
-            <w:pPr>
-              <w:rPr>
-                <w:rFonts w:ascii="Times New Roman" w:hAnsi="Times New Roman" w:cs="Times New Roman"/>
-              </w:rPr>
-            </w:pPr>
-          </w:p>
-          <w:p>
-            <w:r>
               <w:t>$ date +%s</w:t>
             </w:r>
             <w:r>
@@ -16167,17 +16007,41 @@
               </w:rPr>
               <w:t xml:space="preserve"> </w:t>
             </w:r>
-            <w:hyperlink r:id="rId99" w:anchor="file-config-sh" w:history="1">
-              <w:r>
-                <w:rPr>
-                  <w:rStyle w:val="a7"/>
-                  <w:rFonts w:ascii="Times New Roman" w:hAnsi="Times New Roman" w:cs="Times New Roman"/>
-                  <w:b/>
-                  <w:bCs/>
-                </w:rPr>
-                <w:t>./config.sh</w:t>
-              </w:r>
-            </w:hyperlink>
+            <w:r>
+              <w:rPr>
+                <w:rFonts w:ascii="Times New Roman" w:hAnsi="Times New Roman" w:cs="Times New Roman"/>
+                <w:b/>
+                <w:bCs/>
+              </w:rPr>
+              <w:t>./</w:t>
+            </w:r>
+            <w:r>
+              <w:rPr>
+                <w:rFonts w:ascii="Times New Roman" w:hAnsi="Times New Roman" w:cs="Times New Roman"/>
+                <w:b/>
+                <w:bCs/>
+                <w:color w:val="7030A0"/>
+              </w:rPr>
+              <w:t>confi</w:t>
+            </w:r>
+            <w:r>
+              <w:rPr>
+                <w:rFonts w:ascii="Times New Roman" w:hAnsi="Times New Roman" w:cs="Times New Roman"/>
+                <w:b/>
+                <w:bCs/>
+                <w:color w:val="7030A0"/>
+              </w:rPr>
+              <w:t>g</w:t>
+            </w:r>
+            <w:r>
+              <w:rPr>
+                <w:rFonts w:ascii="Times New Roman" w:hAnsi="Times New Roman" w:cs="Times New Roman"/>
+                <w:b/>
+                <w:bCs/>
+                <w:color w:val="7030A0"/>
+              </w:rPr>
+              <w:t>.sh</w:t>
+            </w:r>
           </w:p>
           <w:p>
             <w:pPr>
@@ -16247,9 +16111,80 @@
     <w:p>
       <w:pPr>
         <w:rPr>
-          <w:rFonts w:ascii="Times New Roman" w:hAnsi="Times New Roman" w:cs="Times New Roman"/>
-        </w:rPr>
-      </w:pPr>
+          <w:rFonts w:ascii="Times New Roman" w:hAnsi="Times New Roman" w:cs="Times New Roman" w:hint="eastAsia"/>
+        </w:rPr>
+      </w:pPr>
+    </w:p>
+    <w:p>
+      <w:pPr>
+        <w:rPr>
+          <w:rFonts w:ascii="Times New Roman" w:hAnsi="Times New Roman" w:cs="Times New Roman"/>
+        </w:rPr>
+      </w:pPr>
+      <w:r>
+        <w:rPr>
+          <w:rFonts w:ascii="Times New Roman" w:hAnsi="Times New Roman" w:cs="Times New Roman"/>
+          <w:b/>
+          <w:bCs/>
+        </w:rPr>
+        <w:t>Step</w:t>
+      </w:r>
+      <w:r>
+        <w:rPr>
+          <w:rFonts w:ascii="Times New Roman" w:hAnsi="Times New Roman" w:cs="Times New Roman"/>
+          <w:b/>
+          <w:bCs/>
+        </w:rPr>
+        <w:t xml:space="preserve"> 4 (Run)</w:t>
+      </w:r>
+      <w:r>
+        <w:rPr>
+          <w:rFonts w:ascii="Times New Roman" w:hAnsi="Times New Roman" w:cs="Times New Roman"/>
+          <w:b/>
+          <w:bCs/>
+        </w:rPr>
+        <w:t>:</w:t>
+      </w:r>
+      <w:r>
+        <w:rPr>
+          <w:rFonts w:ascii="Times New Roman" w:hAnsi="Times New Roman" w:cs="Times New Roman"/>
+        </w:rPr>
+        <w:t xml:space="preserve"> </w:t>
+      </w:r>
+      <w:r>
+        <w:rPr>
+          <w:rFonts w:ascii="Times New Roman" w:hAnsi="Times New Roman" w:cs="Times New Roman"/>
+        </w:rPr>
+        <w:t xml:space="preserve">CLI </w:t>
+      </w:r>
+      <w:proofErr w:type="spellStart"/>
+      <w:r>
+        <w:rPr>
+          <w:rFonts w:ascii="Times New Roman" w:hAnsi="Times New Roman" w:cs="Times New Roman"/>
+        </w:rPr>
+        <w:t>scp</w:t>
+      </w:r>
+      <w:proofErr w:type="spellEnd"/>
+      <w:r>
+        <w:rPr>
+          <w:rFonts w:ascii="Times New Roman" w:hAnsi="Times New Roman" w:cs="Times New Roman"/>
+        </w:rPr>
+        <w:t xml:space="preserve"> the contents to all machines including peers and </w:t>
+      </w:r>
+      <w:proofErr w:type="spellStart"/>
+      <w:r>
+        <w:rPr>
+          <w:rFonts w:ascii="Times New Roman" w:hAnsi="Times New Roman" w:cs="Times New Roman"/>
+        </w:rPr>
+        <w:t>orderers</w:t>
+      </w:r>
+      <w:proofErr w:type="spellEnd"/>
+      <w:r>
+        <w:rPr>
+          <w:rFonts w:ascii="Times New Roman" w:hAnsi="Times New Roman" w:cs="Times New Roman"/>
+        </w:rPr>
+        <w:t>,</w:t>
+      </w:r>
     </w:p>
     <w:tbl>
       <w:tblPr>
@@ -16273,117 +16208,6 @@
             </w:pPr>
             <w:r>
               <w:rPr>
-                <w:rFonts w:ascii="Times New Roman" w:hAnsi="Times New Roman" w:cs="Times New Roman"/>
-              </w:rPr>
-              <w:t>$ cd $HOME/fabric-samples/demo-first/workload/</w:t>
-            </w:r>
-            <w:proofErr w:type="spellStart"/>
-            <w:r>
-              <w:rPr>
-                <w:rFonts w:ascii="Times New Roman" w:hAnsi="Times New Roman" w:cs="Times New Roman"/>
-              </w:rPr>
-              <w:t>tls</w:t>
-            </w:r>
-            <w:proofErr w:type="spellEnd"/>
-          </w:p>
-          <w:p>
-            <w:pPr>
-              <w:rPr>
-                <w:rFonts w:ascii="Times New Roman" w:hAnsi="Times New Roman" w:cs="Times New Roman"/>
-              </w:rPr>
-            </w:pPr>
-            <w:r>
-              <w:rPr>
-                <w:rFonts w:ascii="Times New Roman" w:hAnsi="Times New Roman" w:cs="Times New Roman"/>
-              </w:rPr>
-              <w:t xml:space="preserve">$ </w:t>
-            </w:r>
-            <w:proofErr w:type="spellStart"/>
-            <w:r>
-              <w:rPr>
-                <w:rFonts w:ascii="Times New Roman" w:hAnsi="Times New Roman" w:cs="Times New Roman"/>
-              </w:rPr>
-              <w:t>chmod</w:t>
-            </w:r>
-            <w:proofErr w:type="spellEnd"/>
-            <w:r>
-              <w:rPr>
-                <w:rFonts w:ascii="Times New Roman" w:hAnsi="Times New Roman" w:cs="Times New Roman"/>
-              </w:rPr>
-              <w:t xml:space="preserve"> +x *.</w:t>
-            </w:r>
-            <w:proofErr w:type="spellStart"/>
-            <w:r>
-              <w:rPr>
-                <w:rFonts w:ascii="Times New Roman" w:hAnsi="Times New Roman" w:cs="Times New Roman"/>
-              </w:rPr>
-              <w:t>sh</w:t>
-            </w:r>
-            <w:proofErr w:type="spellEnd"/>
-          </w:p>
-          <w:p>
-            <w:pPr>
-              <w:rPr>
-                <w:rFonts w:ascii="Times New Roman" w:hAnsi="Times New Roman" w:cs="Times New Roman"/>
-              </w:rPr>
-            </w:pPr>
-          </w:p>
-          <w:p>
-            <w:pPr>
-              <w:rPr>
-                <w:rFonts w:ascii="Times New Roman" w:hAnsi="Times New Roman" w:cs="Times New Roman"/>
-              </w:rPr>
-            </w:pPr>
-            <w:r>
-              <w:rPr>
-                <w:rFonts w:ascii="Times New Roman" w:hAnsi="Times New Roman" w:cs="Times New Roman"/>
-              </w:rPr>
-              <w:t>$ cd $HOME/fabric-samples/demo-first/workload</w:t>
-            </w:r>
-          </w:p>
-          <w:p>
-            <w:pPr>
-              <w:rPr>
-                <w:rFonts w:ascii="Times New Roman" w:hAnsi="Times New Roman" w:cs="Times New Roman"/>
-              </w:rPr>
-            </w:pPr>
-            <w:r>
-              <w:rPr>
-                <w:rFonts w:ascii="Times New Roman" w:hAnsi="Times New Roman" w:cs="Times New Roman"/>
-              </w:rPr>
-              <w:t xml:space="preserve">$ </w:t>
-            </w:r>
-            <w:proofErr w:type="spellStart"/>
-            <w:r>
-              <w:rPr>
-                <w:rFonts w:ascii="Times New Roman" w:hAnsi="Times New Roman" w:cs="Times New Roman"/>
-              </w:rPr>
-              <w:t>chmod</w:t>
-            </w:r>
-            <w:proofErr w:type="spellEnd"/>
-            <w:r>
-              <w:rPr>
-                <w:rFonts w:ascii="Times New Roman" w:hAnsi="Times New Roman" w:cs="Times New Roman"/>
-              </w:rPr>
-              <w:t xml:space="preserve"> +x *.</w:t>
-            </w:r>
-            <w:proofErr w:type="spellStart"/>
-            <w:r>
-              <w:rPr>
-                <w:rFonts w:ascii="Times New Roman" w:hAnsi="Times New Roman" w:cs="Times New Roman"/>
-              </w:rPr>
-              <w:t>sh</w:t>
-            </w:r>
-            <w:proofErr w:type="spellEnd"/>
-          </w:p>
-          <w:p>
-            <w:pPr>
-              <w:rPr>
-                <w:rFonts w:ascii="Times New Roman" w:hAnsi="Times New Roman" w:cs="Times New Roman"/>
-              </w:rPr>
-            </w:pPr>
-            <w:r>
-              <w:rPr>
                 <w:rFonts w:ascii="Times New Roman" w:hAnsi="Times New Roman" w:cs="Times New Roman" w:hint="eastAsia"/>
               </w:rPr>
               <w:t>$</w:t>
@@ -16392,252 +16216,65 @@
               <w:rPr>
                 <w:rFonts w:ascii="Times New Roman" w:hAnsi="Times New Roman" w:cs="Times New Roman"/>
               </w:rPr>
+              <w:t xml:space="preserve"> cd $HOME/fabric-samples/demo-first</w:t>
+            </w:r>
+          </w:p>
+          <w:p>
+            <w:pPr>
+              <w:rPr>
+                <w:rStyle w:val="a7"/>
+                <w:rFonts w:ascii="Times New Roman" w:hAnsi="Times New Roman" w:cs="Times New Roman"/>
+                <w:b/>
+                <w:bCs/>
+              </w:rPr>
+            </w:pPr>
+            <w:r>
+              <w:rPr>
+                <w:rFonts w:ascii="Times New Roman" w:hAnsi="Times New Roman" w:cs="Times New Roman" w:hint="eastAsia"/>
+              </w:rPr>
+              <w:t>$</w:t>
+            </w:r>
+            <w:r>
+              <w:rPr>
+                <w:rFonts w:ascii="Times New Roman" w:hAnsi="Times New Roman" w:cs="Times New Roman"/>
+              </w:rPr>
               <w:t xml:space="preserve"> </w:t>
             </w:r>
-            <w:proofErr w:type="spellStart"/>
-            <w:r>
-              <w:rPr>
-                <w:rFonts w:ascii="Times New Roman" w:hAnsi="Times New Roman" w:cs="Times New Roman"/>
-              </w:rPr>
-              <w:t>wget</w:t>
-            </w:r>
-            <w:proofErr w:type="spellEnd"/>
-            <w:r>
-              <w:rPr>
-                <w:rFonts w:ascii="Times New Roman" w:hAnsi="Times New Roman" w:cs="Times New Roman"/>
-              </w:rPr>
-              <w:t xml:space="preserve"> </w:t>
-            </w:r>
-            <w:hyperlink r:id="rId100" w:history="1">
-              <w:r>
-                <w:rPr>
-                  <w:rStyle w:val="a7"/>
-                  <w:rFonts w:ascii="Times New Roman" w:hAnsi="Times New Roman" w:cs="Times New Roman"/>
-                </w:rPr>
-                <w:t>https://gitee.com/joe32065/fabric_2_2/releases/download/fabric-v2.2.0/node_modules.zip</w:t>
-              </w:r>
-            </w:hyperlink>
-          </w:p>
-          <w:p>
-            <w:pPr>
-              <w:rPr>
-                <w:rFonts w:ascii="Times New Roman" w:hAnsi="Times New Roman" w:cs="Times New Roman"/>
-              </w:rPr>
-            </w:pPr>
-            <w:r>
-              <w:rPr>
-                <w:rFonts w:ascii="Times New Roman" w:hAnsi="Times New Roman" w:cs="Times New Roman"/>
-              </w:rPr>
-              <w:t xml:space="preserve">$ unzip </w:t>
-            </w:r>
-            <w:r>
-              <w:rPr>
-                <w:rFonts w:ascii="Times New Roman" w:hAnsi="Times New Roman" w:cs="Times New Roman"/>
-              </w:rPr>
-              <w:t>node_modules.zip</w:t>
-            </w:r>
-          </w:p>
-          <w:p>
-            <w:pPr>
-              <w:rPr>
-                <w:rFonts w:ascii="Times New Roman" w:hAnsi="Times New Roman" w:cs="Times New Roman"/>
-              </w:rPr>
-            </w:pPr>
-          </w:p>
-          <w:p>
-            <w:pPr>
-              <w:rPr>
-                <w:rFonts w:ascii="Times New Roman" w:hAnsi="Times New Roman" w:cs="Times New Roman"/>
-              </w:rPr>
-            </w:pPr>
-            <w:r>
-              <w:rPr>
-                <w:rFonts w:ascii="Times New Roman" w:hAnsi="Times New Roman" w:cs="Times New Roman"/>
-              </w:rPr>
-              <w:t>$ cd $HOME/fabric-samples/demo-first/scripts</w:t>
-            </w:r>
-          </w:p>
-          <w:p>
-            <w:pPr>
-              <w:rPr>
-                <w:rFonts w:ascii="Times New Roman" w:hAnsi="Times New Roman" w:cs="Times New Roman"/>
-              </w:rPr>
-            </w:pPr>
-            <w:r>
-              <w:rPr>
-                <w:rFonts w:ascii="Times New Roman" w:hAnsi="Times New Roman" w:cs="Times New Roman"/>
-              </w:rPr>
-              <w:t xml:space="preserve">$ </w:t>
-            </w:r>
-            <w:proofErr w:type="spellStart"/>
-            <w:r>
-              <w:rPr>
-                <w:rFonts w:ascii="Times New Roman" w:hAnsi="Times New Roman" w:cs="Times New Roman"/>
-              </w:rPr>
-              <w:t>chmod</w:t>
-            </w:r>
-            <w:proofErr w:type="spellEnd"/>
-            <w:r>
-              <w:rPr>
-                <w:rFonts w:ascii="Times New Roman" w:hAnsi="Times New Roman" w:cs="Times New Roman"/>
-              </w:rPr>
-              <w:t xml:space="preserve"> +x *.</w:t>
-            </w:r>
-            <w:proofErr w:type="spellStart"/>
-            <w:r>
-              <w:rPr>
-                <w:rFonts w:ascii="Times New Roman" w:hAnsi="Times New Roman" w:cs="Times New Roman"/>
-              </w:rPr>
-              <w:t>sh</w:t>
-            </w:r>
-            <w:proofErr w:type="spellEnd"/>
-          </w:p>
-        </w:tc>
-      </w:tr>
-    </w:tbl>
-    <w:p>
-      <w:pPr>
-        <w:rPr>
-          <w:rFonts w:ascii="Times New Roman" w:hAnsi="Times New Roman" w:cs="Times New Roman"/>
-        </w:rPr>
-      </w:pPr>
-    </w:p>
-    <w:p>
-      <w:pPr>
-        <w:rPr>
-          <w:rFonts w:ascii="Times New Roman" w:hAnsi="Times New Roman" w:cs="Times New Roman"/>
-        </w:rPr>
-      </w:pPr>
-      <w:r>
-        <w:rPr>
-          <w:rFonts w:ascii="Times New Roman" w:hAnsi="Times New Roman" w:cs="Times New Roman"/>
-          <w:b/>
-          <w:bCs/>
-        </w:rPr>
-        <w:t>Step</w:t>
-      </w:r>
-      <w:r>
-        <w:rPr>
-          <w:rFonts w:ascii="Times New Roman" w:hAnsi="Times New Roman" w:cs="Times New Roman"/>
-          <w:b/>
-          <w:bCs/>
-        </w:rPr>
-        <w:t xml:space="preserve"> 4 (Run)</w:t>
-      </w:r>
-      <w:r>
-        <w:rPr>
-          <w:rFonts w:ascii="Times New Roman" w:hAnsi="Times New Roman" w:cs="Times New Roman"/>
-          <w:b/>
-          <w:bCs/>
-        </w:rPr>
-        <w:t>:</w:t>
-      </w:r>
-      <w:r>
-        <w:rPr>
-          <w:rFonts w:ascii="Times New Roman" w:hAnsi="Times New Roman" w:cs="Times New Roman"/>
-        </w:rPr>
-        <w:t xml:space="preserve"> </w:t>
-      </w:r>
-      <w:r>
-        <w:rPr>
-          <w:rFonts w:ascii="Times New Roman" w:hAnsi="Times New Roman" w:cs="Times New Roman"/>
-        </w:rPr>
-        <w:t xml:space="preserve">CLI </w:t>
-      </w:r>
-      <w:proofErr w:type="spellStart"/>
-      <w:r>
-        <w:rPr>
-          <w:rFonts w:ascii="Times New Roman" w:hAnsi="Times New Roman" w:cs="Times New Roman"/>
-        </w:rPr>
-        <w:t>scp</w:t>
-      </w:r>
-      <w:proofErr w:type="spellEnd"/>
-      <w:r>
-        <w:rPr>
-          <w:rFonts w:ascii="Times New Roman" w:hAnsi="Times New Roman" w:cs="Times New Roman"/>
-        </w:rPr>
-        <w:t xml:space="preserve"> the contents to all machines including peers and </w:t>
-      </w:r>
-      <w:proofErr w:type="spellStart"/>
-      <w:r>
-        <w:rPr>
-          <w:rFonts w:ascii="Times New Roman" w:hAnsi="Times New Roman" w:cs="Times New Roman"/>
-        </w:rPr>
-        <w:t>orderers</w:t>
-      </w:r>
-      <w:proofErr w:type="spellEnd"/>
-      <w:r>
-        <w:rPr>
-          <w:rFonts w:ascii="Times New Roman" w:hAnsi="Times New Roman" w:cs="Times New Roman"/>
-        </w:rPr>
-        <w:t>,</w:t>
-      </w:r>
-    </w:p>
-    <w:tbl>
-      <w:tblPr>
-        <w:tblStyle w:val="a4"/>
-        <w:tblW w:w="0" w:type="auto"/>
-        <w:tblLook w:val="04A0" w:firstRow="1" w:lastRow="0" w:firstColumn="1" w:lastColumn="0" w:noHBand="0" w:noVBand="1"/>
-      </w:tblPr>
-      <w:tblGrid>
-        <w:gridCol w:w="9350"/>
-      </w:tblGrid>
-      <w:tr>
-        <w:tc>
-          <w:tcPr>
-            <w:tcW w:w="9350" w:type="dxa"/>
-          </w:tcPr>
-          <w:p>
-            <w:pPr>
-              <w:rPr>
-                <w:rFonts w:ascii="Times New Roman" w:hAnsi="Times New Roman" w:cs="Times New Roman"/>
-              </w:rPr>
-            </w:pPr>
-            <w:r>
-              <w:rPr>
-                <w:rFonts w:ascii="Times New Roman" w:hAnsi="Times New Roman" w:cs="Times New Roman" w:hint="eastAsia"/>
-              </w:rPr>
-              <w:t>$</w:t>
-            </w:r>
-            <w:r>
-              <w:rPr>
-                <w:rFonts w:ascii="Times New Roman" w:hAnsi="Times New Roman" w:cs="Times New Roman"/>
-              </w:rPr>
-              <w:t xml:space="preserve"> cd $HOME/fabric-samples/demo-first</w:t>
-            </w:r>
-          </w:p>
-          <w:p>
-            <w:pPr>
-              <w:rPr>
-                <w:rStyle w:val="a7"/>
+            <w:r>
+              <w:rPr>
                 <w:rFonts w:ascii="Times New Roman" w:hAnsi="Times New Roman" w:cs="Times New Roman"/>
                 <w:b/>
                 <w:bCs/>
               </w:rPr>
-            </w:pPr>
-            <w:r>
-              <w:rPr>
-                <w:rFonts w:ascii="Times New Roman" w:hAnsi="Times New Roman" w:cs="Times New Roman" w:hint="eastAsia"/>
-              </w:rPr>
-              <w:t>$</w:t>
-            </w:r>
-            <w:r>
-              <w:rPr>
-                <w:rFonts w:ascii="Times New Roman" w:hAnsi="Times New Roman" w:cs="Times New Roman"/>
-              </w:rPr>
-              <w:t xml:space="preserve"> </w:t>
-            </w:r>
-            <w:hyperlink r:id="rId101" w:anchor="file-scp-sh" w:history="1">
-              <w:r>
-                <w:rPr>
-                  <w:rStyle w:val="a7"/>
-                  <w:rFonts w:ascii="Times New Roman" w:hAnsi="Times New Roman" w:cs="Times New Roman"/>
-                  <w:b/>
-                  <w:bCs/>
-                </w:rPr>
-                <w:t>./scp.sh</w:t>
-              </w:r>
-            </w:hyperlink>
+              <w:t>./</w:t>
+            </w:r>
+            <w:r>
+              <w:rPr>
+                <w:rFonts w:ascii="Times New Roman" w:hAnsi="Times New Roman" w:cs="Times New Roman"/>
+                <w:b/>
+                <w:bCs/>
+                <w:color w:val="7030A0"/>
+              </w:rPr>
+              <w:t>scp.</w:t>
+            </w:r>
+            <w:r>
+              <w:rPr>
+                <w:rFonts w:ascii="Times New Roman" w:hAnsi="Times New Roman" w:cs="Times New Roman"/>
+                <w:b/>
+                <w:bCs/>
+                <w:color w:val="7030A0"/>
+              </w:rPr>
+              <w:t>s</w:t>
+            </w:r>
+            <w:r>
+              <w:rPr>
+                <w:rFonts w:ascii="Times New Roman" w:hAnsi="Times New Roman" w:cs="Times New Roman"/>
+                <w:b/>
+                <w:bCs/>
+                <w:color w:val="7030A0"/>
+              </w:rPr>
+              <w:t>h</w:t>
+            </w:r>
           </w:p>
           <w:p>
             <w:pPr>
@@ -16723,7 +16360,6 @@
           <w:b/>
           <w:bCs/>
         </w:rPr>
-        <w:lastRenderedPageBreak/>
         <w:t>Step</w:t>
       </w:r>
       <w:r>
@@ -16748,11 +16384,25 @@
         </w:rPr>
         <w:t xml:space="preserve"> </w:t>
       </w:r>
-      <w:r>
-        <w:rPr>
-          <w:rFonts w:ascii="Times New Roman" w:hAnsi="Times New Roman" w:cs="Times New Roman"/>
-        </w:rPr>
-        <w:t>Orderer1 sets up the Docker container,</w:t>
+      <w:proofErr w:type="spellStart"/>
+      <w:r>
+        <w:rPr>
+          <w:rFonts w:ascii="Times New Roman" w:hAnsi="Times New Roman" w:cs="Times New Roman"/>
+        </w:rPr>
+        <w:t>Orderer</w:t>
+      </w:r>
+      <w:r>
+        <w:rPr>
+          <w:rFonts w:ascii="Times New Roman" w:hAnsi="Times New Roman" w:cs="Times New Roman"/>
+        </w:rPr>
+        <w:t>s</w:t>
+      </w:r>
+      <w:proofErr w:type="spellEnd"/>
+      <w:r>
+        <w:rPr>
+          <w:rFonts w:ascii="Times New Roman" w:hAnsi="Times New Roman" w:cs="Times New Roman"/>
+        </w:rPr>
+        <w:t xml:space="preserve"> sets up the Docker container,</w:t>
       </w:r>
     </w:p>
     <w:tbl>
@@ -16806,7 +16456,6 @@
                 <w:bCs/>
               </w:rPr>
             </w:pPr>
-            <w:proofErr w:type="gramStart"/>
             <w:r>
               <w:rPr>
                 <w:rFonts w:ascii="Times New Roman" w:hAnsi="Times New Roman" w:cs="Times New Roman" w:hint="eastAsia"/>
@@ -16825,28 +16474,17 @@
                 <w:b/>
                 <w:bCs/>
               </w:rPr>
-              <w:t>.</w:t>
-            </w:r>
-            <w:proofErr w:type="gramEnd"/>
+              <w:t>./</w:t>
+            </w:r>
             <w:r>
               <w:rPr>
                 <w:rFonts w:ascii="Times New Roman" w:hAnsi="Times New Roman" w:cs="Times New Roman"/>
                 <w:b/>
                 <w:bCs/>
-              </w:rPr>
-              <w:t>/</w:t>
-            </w:r>
-            <w:hyperlink r:id="rId102" w:anchor="file-orderer1-sh" w:history="1">
-              <w:r>
-                <w:rPr>
-                  <w:rStyle w:val="a7"/>
-                  <w:rFonts w:ascii="Times New Roman" w:hAnsi="Times New Roman" w:cs="Times New Roman"/>
-                  <w:b/>
-                  <w:bCs/>
-                </w:rPr>
-                <w:t>orderer1.sh</w:t>
-              </w:r>
-            </w:hyperlink>
+                <w:color w:val="7030A0"/>
+              </w:rPr>
+              <w:t>orderer1.sh</w:t>
+            </w:r>
           </w:p>
           <w:p>
             <w:pPr>
@@ -16916,6 +16554,146 @@
                 <w:rFonts w:ascii="Times New Roman" w:hAnsi="Times New Roman" w:cs="Times New Roman"/>
               </w:rPr>
             </w:pPr>
+            <w:r>
+              <w:rPr>
+                <w:rFonts w:ascii="Times New Roman" w:hAnsi="Times New Roman" w:cs="Times New Roman" w:hint="eastAsia"/>
+              </w:rPr>
+              <w:t>$</w:t>
+            </w:r>
+            <w:r>
+              <w:rPr>
+                <w:rFonts w:ascii="Times New Roman" w:hAnsi="Times New Roman" w:cs="Times New Roman"/>
+              </w:rPr>
+              <w:t xml:space="preserve"> ./</w:t>
+            </w:r>
+            <w:r>
+              <w:rPr>
+                <w:rFonts w:ascii="Times New Roman" w:hAnsi="Times New Roman" w:cs="Times New Roman"/>
+                <w:b/>
+                <w:bCs/>
+                <w:color w:val="7030A0"/>
+              </w:rPr>
+              <w:t>orderer2.sh</w:t>
+            </w:r>
+          </w:p>
+          <w:p>
+            <w:pPr>
+              <w:rPr>
+                <w:rFonts w:ascii="Times New Roman" w:hAnsi="Times New Roman" w:cs="Times New Roman"/>
+              </w:rPr>
+            </w:pPr>
+          </w:p>
+          <w:p>
+            <w:pPr>
+              <w:rPr>
+                <w:rFonts w:ascii="Times New Roman" w:hAnsi="Times New Roman" w:cs="Times New Roman"/>
+              </w:rPr>
+            </w:pPr>
+            <w:r>
+              <w:rPr>
+                <w:rFonts w:ascii="Times New Roman" w:hAnsi="Times New Roman" w:cs="Times New Roman" w:hint="eastAsia"/>
+              </w:rPr>
+              <w:t>$</w:t>
+            </w:r>
+            <w:r>
+              <w:rPr>
+                <w:rFonts w:ascii="Times New Roman" w:hAnsi="Times New Roman" w:cs="Times New Roman"/>
+              </w:rPr>
+              <w:t xml:space="preserve"> ./</w:t>
+            </w:r>
+            <w:r>
+              <w:rPr>
+                <w:rFonts w:ascii="Times New Roman" w:hAnsi="Times New Roman" w:cs="Times New Roman"/>
+                <w:b/>
+                <w:bCs/>
+                <w:color w:val="7030A0"/>
+              </w:rPr>
+              <w:t>orderer3.sh</w:t>
+            </w:r>
+          </w:p>
+          <w:p>
+            <w:pPr>
+              <w:rPr>
+                <w:rFonts w:ascii="Times New Roman" w:hAnsi="Times New Roman" w:cs="Times New Roman"/>
+              </w:rPr>
+            </w:pPr>
+          </w:p>
+          <w:p>
+            <w:pPr>
+              <w:rPr>
+                <w:rFonts w:ascii="Times New Roman" w:hAnsi="Times New Roman" w:cs="Times New Roman"/>
+              </w:rPr>
+            </w:pPr>
+            <w:r>
+              <w:rPr>
+                <w:rFonts w:ascii="Times New Roman" w:hAnsi="Times New Roman" w:cs="Times New Roman" w:hint="eastAsia"/>
+              </w:rPr>
+              <w:t>$</w:t>
+            </w:r>
+            <w:r>
+              <w:rPr>
+                <w:rFonts w:ascii="Times New Roman" w:hAnsi="Times New Roman" w:cs="Times New Roman"/>
+              </w:rPr>
+              <w:t xml:space="preserve"> ./</w:t>
+            </w:r>
+            <w:r>
+              <w:rPr>
+                <w:rFonts w:ascii="Times New Roman" w:hAnsi="Times New Roman" w:cs="Times New Roman"/>
+                <w:b/>
+                <w:bCs/>
+                <w:color w:val="7030A0"/>
+              </w:rPr>
+              <w:t>orderer4.sh</w:t>
+            </w:r>
+          </w:p>
+          <w:p>
+            <w:pPr>
+              <w:rPr>
+                <w:rFonts w:ascii="Times New Roman" w:hAnsi="Times New Roman" w:cs="Times New Roman"/>
+              </w:rPr>
+            </w:pPr>
+          </w:p>
+          <w:p>
+            <w:pPr>
+              <w:rPr>
+                <w:rFonts w:ascii="Times New Roman" w:hAnsi="Times New Roman" w:cs="Times New Roman" w:hint="eastAsia"/>
+              </w:rPr>
+            </w:pPr>
+            <w:r>
+              <w:rPr>
+                <w:rFonts w:ascii="Times New Roman" w:hAnsi="Times New Roman" w:cs="Times New Roman" w:hint="eastAsia"/>
+              </w:rPr>
+              <w:t>$</w:t>
+            </w:r>
+            <w:r>
+              <w:rPr>
+                <w:rFonts w:ascii="Times New Roman" w:hAnsi="Times New Roman" w:cs="Times New Roman"/>
+              </w:rPr>
+              <w:t xml:space="preserve"> ./</w:t>
+            </w:r>
+            <w:r>
+              <w:rPr>
+                <w:rFonts w:ascii="Times New Roman" w:hAnsi="Times New Roman" w:cs="Times New Roman"/>
+                <w:b/>
+                <w:bCs/>
+                <w:color w:val="7030A0"/>
+              </w:rPr>
+              <w:t>orderer5.sh</w:t>
+            </w:r>
+          </w:p>
+          <w:p>
+            <w:pPr>
+              <w:rPr>
+                <w:rFonts w:ascii="Times New Roman" w:hAnsi="Times New Roman" w:cs="Times New Roman"/>
+              </w:rPr>
+            </w:pPr>
+          </w:p>
+          <w:p>
+            <w:pPr>
+              <w:rPr>
+                <w:rFonts w:ascii="Times New Roman" w:hAnsi="Times New Roman" w:cs="Times New Roman" w:hint="eastAsia"/>
+              </w:rPr>
+            </w:pPr>
           </w:p>
           <w:p>
             <w:pPr>
@@ -17115,41 +16893,60 @@
           <w:p>
             <w:pPr>
               <w:rPr>
+                <w:rFonts w:ascii="Times New Roman" w:hAnsi="Times New Roman" w:cs="Times New Roman"/>
+                <w:b/>
+                <w:bCs/>
+                <w:color w:val="7030A0"/>
+              </w:rPr>
+            </w:pPr>
+            <w:r>
+              <w:rPr>
+                <w:rFonts w:ascii="Times New Roman" w:hAnsi="Times New Roman" w:cs="Times New Roman" w:hint="eastAsia"/>
+              </w:rPr>
+              <w:t>$</w:t>
+            </w:r>
+            <w:r>
+              <w:rPr>
+                <w:rFonts w:ascii="Times New Roman" w:hAnsi="Times New Roman" w:cs="Times New Roman"/>
+              </w:rPr>
+              <w:t xml:space="preserve"> ./</w:t>
+            </w:r>
+            <w:r>
+              <w:rPr>
+                <w:rFonts w:ascii="Times New Roman" w:hAnsi="Times New Roman" w:cs="Times New Roman"/>
+                <w:b/>
+                <w:bCs/>
+                <w:color w:val="7030A0"/>
+              </w:rPr>
+              <w:t>peer1.sh</w:t>
+            </w:r>
+          </w:p>
+          <w:p>
+            <w:pPr>
+              <w:rPr>
                 <w:rStyle w:val="a7"/>
                 <w:rFonts w:ascii="Times New Roman" w:hAnsi="Times New Roman" w:cs="Times New Roman"/>
-              </w:rPr>
-            </w:pPr>
-            <w:proofErr w:type="gramStart"/>
-            <w:r>
-              <w:rPr>
+                <w:b/>
+                <w:bCs/>
+                <w:color w:val="7030A0"/>
+              </w:rPr>
+            </w:pPr>
+          </w:p>
+          <w:p>
+            <w:pPr>
+              <w:rPr>
+                <w:rStyle w:val="a7"/>
+                <w:rFonts w:ascii="Times New Roman" w:hAnsi="Times New Roman" w:cs="Times New Roman"/>
+              </w:rPr>
+            </w:pPr>
+          </w:p>
+          <w:p>
+            <w:pPr>
+              <w:rPr>
+                <w:rStyle w:val="a7"/>
                 <w:rFonts w:ascii="Times New Roman" w:hAnsi="Times New Roman" w:cs="Times New Roman" w:hint="eastAsia"/>
               </w:rPr>
-              <w:t>$</w:t>
-            </w:r>
-            <w:r>
-              <w:rPr>
-                <w:rFonts w:ascii="Times New Roman" w:hAnsi="Times New Roman" w:cs="Times New Roman"/>
-              </w:rPr>
-              <w:t xml:space="preserve"> .</w:t>
-            </w:r>
-            <w:proofErr w:type="gramEnd"/>
-            <w:r>
-              <w:rPr>
-                <w:rFonts w:ascii="Times New Roman" w:hAnsi="Times New Roman" w:cs="Times New Roman"/>
-              </w:rPr>
-              <w:t>/</w:t>
-            </w:r>
-            <w:hyperlink r:id="rId103" w:anchor="file-peer1-sh" w:history="1">
-              <w:r>
-                <w:rPr>
-                  <w:rStyle w:val="a7"/>
-                  <w:rFonts w:ascii="Times New Roman" w:hAnsi="Times New Roman" w:cs="Times New Roman"/>
-                  <w:b/>
-                  <w:bCs/>
-                </w:rPr>
-                <w:t>peer1.sh</w:t>
-              </w:r>
-            </w:hyperlink>
+            </w:pPr>
           </w:p>
           <w:p>
             <w:pPr>
@@ -17402,41 +17199,60 @@
           <w:p>
             <w:pPr>
               <w:rPr>
+                <w:rFonts w:ascii="Times New Roman" w:hAnsi="Times New Roman" w:cs="Times New Roman"/>
+                <w:b/>
+                <w:bCs/>
+                <w:color w:val="0000FF"/>
+                <w:u w:val="single"/>
+              </w:rPr>
+            </w:pPr>
+            <w:r>
+              <w:rPr>
+                <w:rFonts w:ascii="Times New Roman" w:hAnsi="Times New Roman" w:cs="Times New Roman" w:hint="eastAsia"/>
+              </w:rPr>
+              <w:t>$</w:t>
+            </w:r>
+            <w:r>
+              <w:rPr>
+                <w:rFonts w:ascii="Times New Roman" w:hAnsi="Times New Roman" w:cs="Times New Roman"/>
+              </w:rPr>
+              <w:t xml:space="preserve"> ./</w:t>
+            </w:r>
+            <w:r>
+              <w:rPr>
+                <w:rFonts w:ascii="Times New Roman" w:hAnsi="Times New Roman" w:cs="Times New Roman"/>
+                <w:b/>
+                <w:bCs/>
+                <w:color w:val="7030A0"/>
+              </w:rPr>
+              <w:t>peer</w:t>
+            </w:r>
+            <w:r>
+              <w:rPr>
+                <w:rFonts w:ascii="Times New Roman" w:hAnsi="Times New Roman" w:cs="Times New Roman"/>
+                <w:b/>
+                <w:bCs/>
+                <w:color w:val="7030A0"/>
+              </w:rPr>
+              <w:t>2</w:t>
+            </w:r>
+            <w:r>
+              <w:rPr>
+                <w:rFonts w:ascii="Times New Roman" w:hAnsi="Times New Roman" w:cs="Times New Roman"/>
+                <w:b/>
+                <w:bCs/>
+                <w:color w:val="7030A0"/>
+              </w:rPr>
+              <w:t>.sh</w:t>
+            </w:r>
+          </w:p>
+          <w:p>
+            <w:pPr>
+              <w:rPr>
                 <w:rStyle w:val="a7"/>
                 <w:rFonts w:ascii="Times New Roman" w:hAnsi="Times New Roman" w:cs="Times New Roman"/>
               </w:rPr>
             </w:pPr>
-            <w:proofErr w:type="gramStart"/>
-            <w:r>
-              <w:rPr>
-                <w:rFonts w:ascii="Times New Roman" w:hAnsi="Times New Roman" w:cs="Times New Roman" w:hint="eastAsia"/>
-              </w:rPr>
-              <w:t>$</w:t>
-            </w:r>
-            <w:r>
-              <w:rPr>
-                <w:rFonts w:ascii="Times New Roman" w:hAnsi="Times New Roman" w:cs="Times New Roman"/>
-              </w:rPr>
-              <w:t xml:space="preserve"> .</w:t>
-            </w:r>
-            <w:proofErr w:type="gramEnd"/>
-            <w:r>
-              <w:rPr>
-                <w:rFonts w:ascii="Times New Roman" w:hAnsi="Times New Roman" w:cs="Times New Roman"/>
-              </w:rPr>
-              <w:t>/</w:t>
-            </w:r>
-            <w:hyperlink r:id="rId104" w:anchor="file-peer2-sh" w:history="1">
-              <w:r>
-                <w:rPr>
-                  <w:rStyle w:val="a7"/>
-                  <w:rFonts w:ascii="Times New Roman" w:hAnsi="Times New Roman" w:cs="Times New Roman"/>
-                  <w:b/>
-                  <w:bCs/>
-                </w:rPr>
-                <w:t>peer2.sh</w:t>
-              </w:r>
-            </w:hyperlink>
           </w:p>
           <w:p>
             <w:pPr>
@@ -17689,7 +17505,6 @@
                 <w:rFonts w:ascii="Times New Roman" w:hAnsi="Times New Roman" w:cs="Times New Roman"/>
               </w:rPr>
             </w:pPr>
-            <w:proofErr w:type="gramStart"/>
             <w:r>
               <w:rPr>
                 <w:rFonts w:ascii="Times New Roman" w:hAnsi="Times New Roman" w:cs="Times New Roman" w:hint="eastAsia"/>
@@ -17700,26 +17515,17 @@
               <w:rPr>
                 <w:rFonts w:ascii="Times New Roman" w:hAnsi="Times New Roman" w:cs="Times New Roman"/>
               </w:rPr>
-              <w:t xml:space="preserve"> .</w:t>
-            </w:r>
-            <w:proofErr w:type="gramEnd"/>
-            <w:r>
-              <w:rPr>
-                <w:rFonts w:ascii="Times New Roman" w:hAnsi="Times New Roman" w:cs="Times New Roman"/>
-              </w:rPr>
-              <w:t>/</w:t>
-            </w:r>
-            <w:hyperlink r:id="rId105" w:anchor="file-cli-sh" w:history="1">
-              <w:r>
-                <w:rPr>
-                  <w:rStyle w:val="a7"/>
-                  <w:rFonts w:ascii="Times New Roman" w:hAnsi="Times New Roman" w:cs="Times New Roman"/>
-                  <w:b/>
-                  <w:bCs/>
-                </w:rPr>
-                <w:t>cli.sh</w:t>
-              </w:r>
-            </w:hyperlink>
+              <w:t xml:space="preserve"> ./</w:t>
+            </w:r>
+            <w:r>
+              <w:rPr>
+                <w:rFonts w:ascii="Times New Roman" w:hAnsi="Times New Roman" w:cs="Times New Roman"/>
+                <w:b/>
+                <w:bCs/>
+                <w:color w:val="7030A0"/>
+              </w:rPr>
+              <w:t>cli.sh</w:t>
+            </w:r>
           </w:p>
           <w:p>
             <w:pPr>
@@ -18147,7 +17953,7 @@
               </w:rPr>
               <w:t>/</w:t>
             </w:r>
-            <w:hyperlink r:id="rId106" w:anchor="file-step1-sh" w:history="1">
+            <w:hyperlink r:id="rId98" w:anchor="file-step1-sh" w:history="1">
               <w:r>
                 <w:rPr>
                   <w:rStyle w:val="a7"/>
@@ -18293,7 +18099,7 @@
               </w:rPr>
               <w:t>/</w:t>
             </w:r>
-            <w:hyperlink r:id="rId107" w:anchor="file-step2-sh" w:history="1">
+            <w:hyperlink r:id="rId99" w:anchor="file-step2-sh" w:history="1">
               <w:r>
                 <w:rPr>
                   <w:rStyle w:val="a7"/>
@@ -18820,7 +18626,7 @@
               </w:rPr>
               <w:t xml:space="preserve"> vi </w:t>
             </w:r>
-            <w:hyperlink r:id="rId108" w:anchor="file-read_pem-py" w:history="1">
+            <w:hyperlink r:id="rId100" w:anchor="file-read_pem-py" w:history="1">
               <w:r>
                 <w:rPr>
                   <w:rStyle w:val="a7"/>
@@ -18849,7 +18655,7 @@
               </w:rPr>
               <w:t xml:space="preserve"> vi </w:t>
             </w:r>
-            <w:hyperlink r:id="rId109" w:anchor="file-prepare_tls_peer0_org1-sh" w:history="1">
+            <w:hyperlink r:id="rId101" w:anchor="file-prepare_tls_peer0_org1-sh" w:history="1">
               <w:r>
                 <w:rPr>
                   <w:rStyle w:val="a7"/>
@@ -18878,7 +18684,7 @@
               </w:rPr>
               <w:t xml:space="preserve"> vi </w:t>
             </w:r>
-            <w:hyperlink r:id="rId110" w:anchor="file-prepare_tls_peer0_org2-sh" w:history="1">
+            <w:hyperlink r:id="rId102" w:anchor="file-prepare_tls_peer0_org2-sh" w:history="1">
               <w:r>
                 <w:rPr>
                   <w:rStyle w:val="a7"/>
@@ -18915,7 +18721,7 @@
               </w:rPr>
               <w:t>/</w:t>
             </w:r>
-            <w:hyperlink r:id="rId111" w:anchor="file-all-sh" w:history="1">
+            <w:hyperlink r:id="rId103" w:anchor="file-all-sh" w:history="1">
               <w:r>
                 <w:rPr>
                   <w:rStyle w:val="a7"/>
@@ -19033,7 +18839,7 @@
               </w:rPr>
               <w:t xml:space="preserve"> vi </w:t>
             </w:r>
-            <w:hyperlink r:id="rId112" w:anchor="file-prepare_wallet_user1_org1-py" w:history="1">
+            <w:hyperlink r:id="rId104" w:anchor="file-prepare_wallet_user1_org1-py" w:history="1">
               <w:r>
                 <w:rPr>
                   <w:rStyle w:val="a7"/>
@@ -19062,7 +18868,7 @@
               </w:rPr>
               <w:t xml:space="preserve"> vi </w:t>
             </w:r>
-            <w:hyperlink r:id="rId113" w:anchor="file-prepare_wallet_user1_org2-py" w:history="1">
+            <w:hyperlink r:id="rId105" w:anchor="file-prepare_wallet_user1_org2-py" w:history="1">
               <w:r>
                 <w:rPr>
                   <w:rStyle w:val="a7"/>
@@ -19091,7 +18897,7 @@
               </w:rPr>
               <w:t xml:space="preserve"> </w:t>
             </w:r>
-            <w:hyperlink r:id="rId114" w:anchor="file-all-sh" w:history="1">
+            <w:hyperlink r:id="rId106" w:anchor="file-all-sh" w:history="1">
               <w:r>
                 <w:rPr>
                   <w:rStyle w:val="a7"/>
@@ -19233,7 +19039,7 @@
               </w:rPr>
               <w:t xml:space="preserve"> vi </w:t>
             </w:r>
-            <w:hyperlink r:id="rId115" w:anchor="file-invoke-js" w:history="1">
+            <w:hyperlink r:id="rId107" w:anchor="file-invoke-js" w:history="1">
               <w:r>
                 <w:rPr>
                   <w:rStyle w:val="a7"/>
@@ -19262,7 +19068,7 @@
               </w:rPr>
               <w:t xml:space="preserve"> vi </w:t>
             </w:r>
-            <w:hyperlink r:id="rId116" w:anchor="file-prepare_sdk_peer0_org1-sh" w:history="1">
+            <w:hyperlink r:id="rId108" w:anchor="file-prepare_sdk_peer0_org1-sh" w:history="1">
               <w:r>
                 <w:rPr>
                   <w:rStyle w:val="a7"/>
@@ -19291,7 +19097,7 @@
               </w:rPr>
               <w:t xml:space="preserve"> vi </w:t>
             </w:r>
-            <w:hyperlink r:id="rId117" w:anchor="file-prepare_sdk_peer0_org2-sh" w:history="1">
+            <w:hyperlink r:id="rId109" w:anchor="file-prepare_sdk_peer0_org2-sh" w:history="1">
               <w:r>
                 <w:rPr>
                   <w:rStyle w:val="a7"/>
@@ -19328,7 +19134,7 @@
               </w:rPr>
               <w:t>/</w:t>
             </w:r>
-            <w:hyperlink r:id="rId118" w:anchor="file-all-sh" w:history="1">
+            <w:hyperlink r:id="rId110" w:anchor="file-all-sh" w:history="1">
               <w:r>
                 <w:rPr>
                   <w:rStyle w:val="a7"/>
@@ -19387,7 +19193,7 @@
         </w:rPr>
         <w:t xml:space="preserve"> source code </w:t>
       </w:r>
-      <w:hyperlink r:id="rId119" w:history="1">
+      <w:hyperlink r:id="rId111" w:history="1">
         <w:r>
           <w:rPr>
             <w:rStyle w:val="a7"/>
@@ -19468,7 +19274,7 @@
               </w:rPr>
               <w:t xml:space="preserve">vi </w:t>
             </w:r>
-            <w:hyperlink r:id="rId120" w:anchor="file-package-json" w:history="1">
+            <w:hyperlink r:id="rId112" w:anchor="file-package-json" w:history="1">
               <w:proofErr w:type="gramStart"/>
               <w:r>
                 <w:rPr>
@@ -19491,7 +19297,6 @@
                 <w:rFonts w:hint="eastAsia"/>
                 <w:bCs/>
               </w:rPr>
-              <w:lastRenderedPageBreak/>
               <w:t>$</w:t>
             </w:r>
             <w:r>
@@ -19540,7 +19345,7 @@
               </w:rPr>
               <w:t>vi $HOME/fabric-samples/demo-first/workload/node_modules/fabric-network/lib/</w:t>
             </w:r>
-            <w:hyperlink r:id="rId121" w:anchor="file-transaction-js" w:history="1">
+            <w:hyperlink r:id="rId113" w:anchor="file-transaction-js" w:history="1">
               <w:r>
                 <w:rPr>
                   <w:rStyle w:val="a7"/>
@@ -19570,6 +19375,7 @@
         <w:rPr>
           <w:b/>
         </w:rPr>
+        <w:lastRenderedPageBreak/>
         <w:t xml:space="preserve">Step 3 (Run): </w:t>
       </w:r>
       <w:proofErr w:type="spellStart"/>
@@ -19592,7 +19398,7 @@
         </w:rPr>
         <w:t xml:space="preserve">prepares wallets of </w:t>
       </w:r>
-      <w:hyperlink r:id="rId122" w:history="1">
+      <w:hyperlink r:id="rId114" w:history="1">
         <w:r>
           <w:rPr>
             <w:rStyle w:val="a7"/>
@@ -19607,7 +19413,7 @@
         </w:rPr>
         <w:t xml:space="preserve"> and </w:t>
       </w:r>
-      <w:hyperlink r:id="rId123" w:history="1">
+      <w:hyperlink r:id="rId115" w:history="1">
         <w:r>
           <w:rPr>
             <w:rStyle w:val="a7"/>
@@ -19708,7 +19514,7 @@
               </w:rPr>
               <w:t xml:space="preserve"> python </w:t>
             </w:r>
-            <w:hyperlink r:id="rId124" w:anchor="file-step2-sh" w:history="1">
+            <w:hyperlink r:id="rId116" w:anchor="file-step2-sh" w:history="1">
               <w:r>
                 <w:rPr>
                   <w:rStyle w:val="a7"/>
@@ -19737,7 +19543,7 @@
               </w:rPr>
               <w:t xml:space="preserve"> python </w:t>
             </w:r>
-            <w:hyperlink r:id="rId125" w:anchor="file-prepare_wallet_user1_org2-py" w:history="1">
+            <w:hyperlink r:id="rId117" w:anchor="file-prepare_wallet_user1_org2-py" w:history="1">
               <w:r>
                 <w:rPr>
                   <w:rStyle w:val="a7"/>
@@ -19774,7 +19580,7 @@
               </w:rPr>
               <w:t>/</w:t>
             </w:r>
-            <w:hyperlink r:id="rId126" w:anchor="file-all-sh" w:history="1">
+            <w:hyperlink r:id="rId118" w:anchor="file-all-sh" w:history="1">
               <w:r>
                 <w:rPr>
                   <w:rStyle w:val="a7"/>
@@ -19875,7 +19681,7 @@
               </w:rPr>
               <w:t>/</w:t>
             </w:r>
-            <w:hyperlink r:id="rId127" w:anchor="file-scp-sh" w:history="1">
+            <w:hyperlink r:id="rId119" w:anchor="file-scp-sh" w:history="1">
               <w:r>
                 <w:rPr>
                   <w:rStyle w:val="a7"/>
@@ -19926,7 +19732,7 @@
               </w:rPr>
               <w:t>/</w:t>
             </w:r>
-            <w:hyperlink r:id="rId128" w:anchor="file-ssh-sh" w:history="1">
+            <w:hyperlink r:id="rId120" w:anchor="file-ssh-sh" w:history="1">
               <w:r>
                 <w:rPr>
                   <w:rStyle w:val="a7"/>
@@ -20057,7 +19863,7 @@
               </w:rPr>
               <w:t xml:space="preserve"> node </w:t>
             </w:r>
-            <w:hyperlink r:id="rId129" w:anchor="file-query-js" w:history="1">
+            <w:hyperlink r:id="rId121" w:anchor="file-query-js" w:history="1">
               <w:r>
                 <w:rPr>
                   <w:rStyle w:val="a7"/>
@@ -20092,7 +19898,7 @@
               </w:rPr>
               <w:t xml:space="preserve"> node </w:t>
             </w:r>
-            <w:hyperlink r:id="rId130" w:anchor="file-invoke-js" w:history="1">
+            <w:hyperlink r:id="rId122" w:anchor="file-invoke-js" w:history="1">
               <w:r>
                 <w:rPr>
                   <w:rStyle w:val="a7"/>
@@ -20187,7 +19993,7 @@
             <w:r>
               <w:t xml:space="preserve">$ python </w:t>
             </w:r>
-            <w:hyperlink r:id="rId131" w:anchor="file-readthroughput_p1-py" w:history="1">
+            <w:hyperlink r:id="rId123" w:anchor="file-readthroughput_p1-py" w:history="1">
               <w:r>
                 <w:rPr>
                   <w:rStyle w:val="a7"/>
@@ -20284,7 +20090,7 @@
             <w:r>
               <w:t xml:space="preserve"> python </w:t>
             </w:r>
-            <w:hyperlink r:id="rId132" w:anchor="file-readdelay_p1-py" w:history="1">
+            <w:hyperlink r:id="rId124" w:anchor="file-readdelay_p1-py" w:history="1">
               <w:r>
                 <w:rPr>
                   <w:rStyle w:val="a7"/>
@@ -20302,7 +20108,6 @@
               <w:rPr>
                 <w:noProof/>
               </w:rPr>
-              <w:lastRenderedPageBreak/>
               <w:drawing>
                 <wp:inline distT="0" distB="0" distL="0" distR="0" wp14:anchorId="2670B67A" wp14:editId="4D1528EE">
                   <wp:extent cx="5943600" cy="672465"/>
@@ -20591,7 +20396,7 @@
               </w:rPr>
               <w:t xml:space="preserve"> </w:t>
             </w:r>
-            <w:hyperlink r:id="rId133" w:history="1">
+            <w:hyperlink r:id="rId125" w:history="1">
               <w:r>
                 <w:rPr>
                   <w:rStyle w:val="a7"/>
@@ -20605,7 +20410,7 @@
             <w:r>
               <w:t xml:space="preserve">$ python </w:t>
             </w:r>
-            <w:hyperlink r:id="rId134" w:anchor="file-readthroughput_p2-py" w:history="1">
+            <w:hyperlink r:id="rId126" w:anchor="file-readthroughput_p2-py" w:history="1">
               <w:r>
                 <w:rPr>
                   <w:rStyle w:val="a7"/>
@@ -20881,7 +20686,7 @@
               </w:rPr>
               <w:t xml:space="preserve"> </w:t>
             </w:r>
-            <w:hyperlink r:id="rId135" w:history="1">
+            <w:hyperlink r:id="rId127" w:history="1">
               <w:r>
                 <w:rPr>
                   <w:rStyle w:val="a7"/>
@@ -20901,7 +20706,7 @@
             <w:r>
               <w:t xml:space="preserve"> python2 </w:t>
             </w:r>
-            <w:hyperlink r:id="rId136" w:anchor="file-readthroughput_p3" w:history="1">
+            <w:hyperlink r:id="rId128" w:anchor="file-readthroughput_p3" w:history="1">
               <w:r>
                 <w:rPr>
                   <w:rStyle w:val="a7"/>
@@ -21054,6 +20859,7 @@
               <w:rPr>
                 <w:rFonts w:hint="eastAsia"/>
               </w:rPr>
+              <w:lastRenderedPageBreak/>
               <w:t>$</w:t>
             </w:r>
             <w:r>
@@ -21081,7 +20887,7 @@
             <w:r>
               <w:t>/</w:t>
             </w:r>
-            <w:hyperlink r:id="rId137" w:anchor="file-clean-sh" w:history="1">
+            <w:hyperlink r:id="rId129" w:anchor="file-clean-sh" w:history="1">
               <w:r>
                 <w:rPr>
                   <w:rStyle w:val="a7"/>

--- a/appendix/Doc-GZ - 20260415 - v2 (by 20260420).docx
+++ b/appendix/Doc-GZ - 20260415 - v2 (by 20260420).docx
@@ -9211,8 +9211,13 @@
         <w:t xml:space="preserve"> Fabric (</w:t>
       </w:r>
       <w:r>
-        <w:t>1 CLI + 2 Peers + 1 Orderer</w:t>
-      </w:r>
+        <w:t xml:space="preserve">1 CLI + 2 Peers + 1 </w:t>
+      </w:r>
+      <w:proofErr w:type="spellStart"/>
+      <w:r>
+        <w:t>Orderer</w:t>
+      </w:r>
+      <w:proofErr w:type="spellEnd"/>
       <w:r>
         <w:t>)</w:t>
       </w:r>
@@ -10921,8 +10926,16 @@
               <w:rPr>
                 <w:rFonts w:ascii="Times New Roman" w:hAnsi="Times New Roman" w:cs="Times New Roman"/>
               </w:rPr>
-              <w:t xml:space="preserve"> docker ps</w:t>
-            </w:r>
+              <w:t xml:space="preserve"> docker </w:t>
+            </w:r>
+            <w:proofErr w:type="spellStart"/>
+            <w:r>
+              <w:rPr>
+                <w:rFonts w:ascii="Times New Roman" w:hAnsi="Times New Roman" w:cs="Times New Roman"/>
+              </w:rPr>
+              <w:t>ps</w:t>
+            </w:r>
+            <w:proofErr w:type="spellEnd"/>
           </w:p>
           <w:p>
             <w:pPr>
@@ -14726,14 +14739,20 @@
         </w:tc>
       </w:tr>
     </w:tbl>
-    <w:p/>
-    <w:p/>
+    <w:p>
+      <w:pPr>
+        <w:rPr>
+          <w:rFonts w:hint="eastAsia"/>
+        </w:rPr>
+      </w:pPr>
+    </w:p>
     <w:p>
       <w:pPr>
         <w:pStyle w:val="1"/>
         <w:ind w:left="360"/>
       </w:pPr>
       <w:r>
+        <w:lastRenderedPageBreak/>
         <w:t>4</w:t>
       </w:r>
       <w:r>
@@ -14749,11 +14768,16 @@
         <w:t>5</w:t>
       </w:r>
       <w:r>
-        <w:t xml:space="preserve"> Orderer</w:t>
+        <w:t xml:space="preserve"> </w:t>
+      </w:r>
+      <w:proofErr w:type="spellStart"/>
+      <w:r>
+        <w:t>Orderer</w:t>
       </w:r>
       <w:r>
         <w:t>s</w:t>
       </w:r>
+      <w:proofErr w:type="spellEnd"/>
       <w:r>
         <w:t>)</w:t>
       </w:r>
@@ -14899,7 +14923,21 @@
               <w:rPr>
                 <w:rFonts w:ascii="Times New Roman" w:hAnsi="Times New Roman" w:cs="Times New Roman"/>
               </w:rPr>
-              <w:t xml:space="preserve"> vi /etc/hosts</w:t>
+              <w:t xml:space="preserve"> vi /</w:t>
+            </w:r>
+            <w:proofErr w:type="spellStart"/>
+            <w:r>
+              <w:rPr>
+                <w:rFonts w:ascii="Times New Roman" w:hAnsi="Times New Roman" w:cs="Times New Roman"/>
+              </w:rPr>
+              <w:t>etc</w:t>
+            </w:r>
+            <w:proofErr w:type="spellEnd"/>
+            <w:r>
+              <w:rPr>
+                <w:rFonts w:ascii="Times New Roman" w:hAnsi="Times New Roman" w:cs="Times New Roman"/>
+              </w:rPr>
+              <w:t>/hosts</w:t>
             </w:r>
           </w:p>
         </w:tc>
@@ -15228,7 +15266,21 @@
               <w:rPr>
                 <w:rFonts w:ascii="Times New Roman" w:hAnsi="Times New Roman" w:cs="Times New Roman"/>
               </w:rPr>
-              <w:t>$ mkdir demo-first</w:t>
+              <w:t xml:space="preserve">$ </w:t>
+            </w:r>
+            <w:proofErr w:type="spellStart"/>
+            <w:r>
+              <w:rPr>
+                <w:rFonts w:ascii="Times New Roman" w:hAnsi="Times New Roman" w:cs="Times New Roman"/>
+              </w:rPr>
+              <w:t>mkdir</w:t>
+            </w:r>
+            <w:proofErr w:type="spellEnd"/>
+            <w:r>
+              <w:rPr>
+                <w:rFonts w:ascii="Times New Roman" w:hAnsi="Times New Roman" w:cs="Times New Roman"/>
+              </w:rPr>
+              <w:t xml:space="preserve"> demo-first</w:t>
             </w:r>
             <w:r>
               <w:rPr>
@@ -15728,38 +15780,84 @@
           </w:p>
           <w:p>
             <w:r>
-              <w:t>$ sudo apt-get install ntpdate</w:t>
-            </w:r>
+              <w:t xml:space="preserve">$ </w:t>
+            </w:r>
+            <w:proofErr w:type="spellStart"/>
+            <w:r>
+              <w:t>sudo</w:t>
+            </w:r>
+            <w:proofErr w:type="spellEnd"/>
+            <w:r>
+              <w:t xml:space="preserve"> apt-get install </w:t>
+            </w:r>
+            <w:proofErr w:type="spellStart"/>
+            <w:r>
+              <w:t>ntpdate</w:t>
+            </w:r>
+            <w:proofErr w:type="spellEnd"/>
             <w:r>
               <w:t xml:space="preserve"> // align the timestamp</w:t>
             </w:r>
           </w:p>
           <w:p>
             <w:r>
-              <w:t>$ sudo ntpdate cn.pool.ntp.org</w:t>
-            </w:r>
-          </w:p>
-          <w:p>
-            <w:r>
-              <w:t xml:space="preserve">$ sudo hwclock </w:t>
+              <w:t xml:space="preserve">$ </w:t>
+            </w:r>
+            <w:proofErr w:type="spellStart"/>
+            <w:r>
+              <w:t>sudo</w:t>
+            </w:r>
+            <w:proofErr w:type="spellEnd"/>
+            <w:r>
+              <w:t xml:space="preserve"> </w:t>
+            </w:r>
+            <w:proofErr w:type="spellStart"/>
+            <w:r>
+              <w:t>ntpdate</w:t>
+            </w:r>
+            <w:proofErr w:type="spellEnd"/>
+            <w:r>
+              <w:t xml:space="preserve"> cn.pool.ntp.org</w:t>
+            </w:r>
+          </w:p>
+          <w:p>
+            <w:r>
+              <w:t xml:space="preserve">$ </w:t>
+            </w:r>
+            <w:proofErr w:type="spellStart"/>
+            <w:r>
+              <w:t>sudo</w:t>
+            </w:r>
+            <w:proofErr w:type="spellEnd"/>
+            <w:r>
+              <w:t xml:space="preserve"> </w:t>
+            </w:r>
+            <w:proofErr w:type="spellStart"/>
+            <w:r>
+              <w:t>hwclock</w:t>
+            </w:r>
+            <w:proofErr w:type="spellEnd"/>
+            <w:r>
+              <w:t xml:space="preserve"> </w:t>
             </w:r>
             <w:r>
               <w:t>–</w:t>
             </w:r>
+            <w:proofErr w:type="spellStart"/>
             <w:r>
               <w:t>systohc</w:t>
             </w:r>
-          </w:p>
-          <w:p>
-            <w:pPr>
-              <w:rPr>
-                <w:rFonts w:ascii="Times New Roman" w:hAnsi="Times New Roman" w:cs="Times New Roman"/>
-              </w:rPr>
-            </w:pPr>
-          </w:p>
-          <w:p>
-            <w:r>
-              <w:lastRenderedPageBreak/>
+            <w:proofErr w:type="spellEnd"/>
+          </w:p>
+          <w:p>
+            <w:pPr>
+              <w:rPr>
+                <w:rFonts w:ascii="Times New Roman" w:hAnsi="Times New Roman" w:cs="Times New Roman"/>
+              </w:rPr>
+            </w:pPr>
+          </w:p>
+          <w:p>
+            <w:r>
               <w:t>$ date +%s</w:t>
             </w:r>
             <w:r>
@@ -15797,6 +15895,7 @@
           <w:b/>
           <w:bCs/>
         </w:rPr>
+        <w:lastRenderedPageBreak/>
         <w:t>Step</w:t>
       </w:r>
       <w:r>
@@ -15877,8 +15976,30 @@
               <w:rPr>
                 <w:rFonts w:ascii="Times New Roman" w:hAnsi="Times New Roman" w:cs="Times New Roman"/>
               </w:rPr>
-              <w:t xml:space="preserve"> chmod +x *.sh</w:t>
-            </w:r>
+              <w:t xml:space="preserve"> </w:t>
+            </w:r>
+            <w:proofErr w:type="spellStart"/>
+            <w:r>
+              <w:rPr>
+                <w:rFonts w:ascii="Times New Roman" w:hAnsi="Times New Roman" w:cs="Times New Roman"/>
+              </w:rPr>
+              <w:t>chmod</w:t>
+            </w:r>
+            <w:proofErr w:type="spellEnd"/>
+            <w:r>
+              <w:rPr>
+                <w:rFonts w:ascii="Times New Roman" w:hAnsi="Times New Roman" w:cs="Times New Roman"/>
+              </w:rPr>
+              <w:t xml:space="preserve"> +x *.</w:t>
+            </w:r>
+            <w:proofErr w:type="spellStart"/>
+            <w:r>
+              <w:rPr>
+                <w:rFonts w:ascii="Times New Roman" w:hAnsi="Times New Roman" w:cs="Times New Roman"/>
+              </w:rPr>
+              <w:t>sh</w:t>
+            </w:r>
+            <w:proofErr w:type="spellEnd"/>
           </w:p>
           <w:p>
             <w:pPr>
@@ -16051,7 +16172,35 @@
         <w:rPr>
           <w:rFonts w:ascii="Times New Roman" w:hAnsi="Times New Roman" w:cs="Times New Roman"/>
         </w:rPr>
-        <w:t>CLI scp the contents to all machines including peers and orderers,</w:t>
+        <w:t xml:space="preserve">CLI </w:t>
+      </w:r>
+      <w:proofErr w:type="spellStart"/>
+      <w:r>
+        <w:rPr>
+          <w:rFonts w:ascii="Times New Roman" w:hAnsi="Times New Roman" w:cs="Times New Roman"/>
+        </w:rPr>
+        <w:t>scp</w:t>
+      </w:r>
+      <w:proofErr w:type="spellEnd"/>
+      <w:r>
+        <w:rPr>
+          <w:rFonts w:ascii="Times New Roman" w:hAnsi="Times New Roman" w:cs="Times New Roman"/>
+        </w:rPr>
+        <w:t xml:space="preserve"> the contents to all machines including peers and </w:t>
+      </w:r>
+      <w:proofErr w:type="spellStart"/>
+      <w:r>
+        <w:rPr>
+          <w:rFonts w:ascii="Times New Roman" w:hAnsi="Times New Roman" w:cs="Times New Roman"/>
+        </w:rPr>
+        <w:t>orderers</w:t>
+      </w:r>
+      <w:proofErr w:type="spellEnd"/>
+      <w:r>
+        <w:rPr>
+          <w:rFonts w:ascii="Times New Roman" w:hAnsi="Times New Roman" w:cs="Times New Roman"/>
+        </w:rPr>
+        <w:t>,</w:t>
       </w:r>
     </w:p>
     <w:tbl>
@@ -16254,6 +16403,7 @@
         </w:rPr>
         <w:t xml:space="preserve"> </w:t>
       </w:r>
+      <w:proofErr w:type="spellStart"/>
       <w:r>
         <w:rPr>
           <w:rFonts w:ascii="Times New Roman" w:hAnsi="Times New Roman" w:cs="Times New Roman"/>
@@ -16266,6 +16416,7 @@
         </w:rPr>
         <w:t>s</w:t>
       </w:r>
+      <w:proofErr w:type="spellEnd"/>
       <w:r>
         <w:rPr>
           <w:rFonts w:ascii="Times New Roman" w:hAnsi="Times New Roman" w:cs="Times New Roman"/>
@@ -16603,8 +16754,16 @@
               <w:rPr>
                 <w:rFonts w:ascii="Times New Roman" w:hAnsi="Times New Roman" w:cs="Times New Roman"/>
               </w:rPr>
-              <w:t xml:space="preserve"> docker ps</w:t>
-            </w:r>
+              <w:t xml:space="preserve"> docker </w:t>
+            </w:r>
+            <w:proofErr w:type="spellStart"/>
+            <w:r>
+              <w:rPr>
+                <w:rFonts w:ascii="Times New Roman" w:hAnsi="Times New Roman" w:cs="Times New Roman"/>
+              </w:rPr>
+              <w:t>ps</w:t>
+            </w:r>
+            <w:proofErr w:type="spellEnd"/>
           </w:p>
           <w:p>
             <w:pPr>
@@ -16781,15 +16940,17 @@
               </w:rPr>
               <w:t xml:space="preserve"> ./</w:t>
             </w:r>
-            <w:r>
-              <w:rPr>
-                <w:rFonts w:ascii="Times New Roman" w:hAnsi="Times New Roman" w:cs="Times New Roman"/>
-                <w:b/>
-                <w:bCs/>
-                <w:color w:val="7030A0"/>
-              </w:rPr>
-              <w:t>peer1.sh</w:t>
-            </w:r>
+            <w:hyperlink r:id="rId115" w:anchor="file-peer1-sh" w:history="1">
+              <w:r>
+                <w:rPr>
+                  <w:rStyle w:val="a7"/>
+                  <w:rFonts w:ascii="Times New Roman" w:hAnsi="Times New Roman" w:cs="Times New Roman"/>
+                  <w:b/>
+                  <w:bCs/>
+                </w:rPr>
+                <w:t>peer1.sh</w:t>
+              </w:r>
+            </w:hyperlink>
           </w:p>
           <w:p>
             <w:pPr>
@@ -16900,8 +17061,16 @@
               <w:rPr>
                 <w:rFonts w:ascii="Times New Roman" w:hAnsi="Times New Roman" w:cs="Times New Roman"/>
               </w:rPr>
-              <w:t xml:space="preserve"> docker ps</w:t>
-            </w:r>
+              <w:t xml:space="preserve"> docker </w:t>
+            </w:r>
+            <w:proofErr w:type="spellStart"/>
+            <w:r>
+              <w:rPr>
+                <w:rFonts w:ascii="Times New Roman" w:hAnsi="Times New Roman" w:cs="Times New Roman"/>
+              </w:rPr>
+              <w:t>ps</w:t>
+            </w:r>
+            <w:proofErr w:type="spellEnd"/>
           </w:p>
           <w:p>
             <w:pPr>
@@ -17080,33 +17249,17 @@
               </w:rPr>
               <w:t xml:space="preserve"> ./</w:t>
             </w:r>
-            <w:r>
-              <w:rPr>
-                <w:rFonts w:ascii="Times New Roman" w:hAnsi="Times New Roman" w:cs="Times New Roman"/>
-                <w:b/>
-                <w:bCs/>
-                <w:color w:val="7030A0"/>
-              </w:rPr>
-              <w:t>peer</w:t>
-            </w:r>
-            <w:r>
-              <w:rPr>
-                <w:rFonts w:ascii="Times New Roman" w:hAnsi="Times New Roman" w:cs="Times New Roman"/>
-                <w:b/>
-                <w:bCs/>
-                <w:color w:val="7030A0"/>
-              </w:rPr>
-              <w:t>2</w:t>
-            </w:r>
-            <w:r>
-              <w:rPr>
-                <w:rFonts w:ascii="Times New Roman" w:hAnsi="Times New Roman" w:cs="Times New Roman"/>
-                <w:b/>
-                <w:bCs/>
-                <w:color w:val="7030A0"/>
-              </w:rPr>
-              <w:t>.sh</w:t>
-            </w:r>
+            <w:hyperlink r:id="rId116" w:anchor="file-peer2-sh" w:history="1">
+              <w:r>
+                <w:rPr>
+                  <w:rStyle w:val="a7"/>
+                  <w:rFonts w:ascii="Times New Roman" w:hAnsi="Times New Roman" w:cs="Times New Roman"/>
+                  <w:b/>
+                  <w:bCs/>
+                </w:rPr>
+                <w:t>peer2.sh</w:t>
+              </w:r>
+            </w:hyperlink>
           </w:p>
           <w:p>
             <w:pPr>
@@ -17194,8 +17347,16 @@
               <w:rPr>
                 <w:rFonts w:ascii="Times New Roman" w:hAnsi="Times New Roman" w:cs="Times New Roman"/>
               </w:rPr>
-              <w:t xml:space="preserve"> docker ps</w:t>
-            </w:r>
+              <w:t xml:space="preserve"> docker </w:t>
+            </w:r>
+            <w:proofErr w:type="spellStart"/>
+            <w:r>
+              <w:rPr>
+                <w:rFonts w:ascii="Times New Roman" w:hAnsi="Times New Roman" w:cs="Times New Roman"/>
+              </w:rPr>
+              <w:t>ps</w:t>
+            </w:r>
+            <w:proofErr w:type="spellEnd"/>
           </w:p>
           <w:p>
             <w:pPr>
@@ -17371,15 +17532,17 @@
               </w:rPr>
               <w:t xml:space="preserve"> ./</w:t>
             </w:r>
-            <w:r>
-              <w:rPr>
-                <w:rFonts w:ascii="Times New Roman" w:hAnsi="Times New Roman" w:cs="Times New Roman"/>
-                <w:b/>
-                <w:bCs/>
-                <w:color w:val="7030A0"/>
-              </w:rPr>
-              <w:t>cli.sh</w:t>
-            </w:r>
+            <w:hyperlink r:id="rId117" w:anchor="file-cli-sh" w:history="1">
+              <w:r>
+                <w:rPr>
+                  <w:rStyle w:val="a7"/>
+                  <w:rFonts w:ascii="Times New Roman" w:hAnsi="Times New Roman" w:cs="Times New Roman"/>
+                  <w:b/>
+                  <w:bCs/>
+                </w:rPr>
+                <w:t>cli.sh</w:t>
+              </w:r>
+            </w:hyperlink>
           </w:p>
           <w:p>
             <w:pPr>
@@ -17459,8 +17622,16 @@
               <w:rPr>
                 <w:rFonts w:ascii="Times New Roman" w:hAnsi="Times New Roman" w:cs="Times New Roman"/>
               </w:rPr>
-              <w:t xml:space="preserve"> docker ps</w:t>
-            </w:r>
+              <w:t xml:space="preserve"> docker </w:t>
+            </w:r>
+            <w:proofErr w:type="spellStart"/>
+            <w:r>
+              <w:rPr>
+                <w:rFonts w:ascii="Times New Roman" w:hAnsi="Times New Roman" w:cs="Times New Roman"/>
+              </w:rPr>
+              <w:t>ps</w:t>
+            </w:r>
+            <w:proofErr w:type="spellEnd"/>
           </w:p>
           <w:p>
             <w:pPr>
@@ -17625,7 +17796,35 @@
         <w:rPr>
           <w:rFonts w:ascii="Times New Roman" w:hAnsi="Times New Roman" w:cs="Times New Roman"/>
         </w:rPr>
-        <w:t xml:space="preserve"> (of peer0.org1) connects to Peer0.org1.example.com:7051, creates a channel.block, and then all peers join the channel.block, </w:t>
+        <w:t xml:space="preserve"> (of peer0.org1) connects to Peer0.org1.example.com:7051, creates a </w:t>
+      </w:r>
+      <w:proofErr w:type="spellStart"/>
+      <w:r>
+        <w:rPr>
+          <w:rFonts w:ascii="Times New Roman" w:hAnsi="Times New Roman" w:cs="Times New Roman"/>
+        </w:rPr>
+        <w:t>channel.block</w:t>
+      </w:r>
+      <w:proofErr w:type="spellEnd"/>
+      <w:r>
+        <w:rPr>
+          <w:rFonts w:ascii="Times New Roman" w:hAnsi="Times New Roman" w:cs="Times New Roman"/>
+        </w:rPr>
+        <w:t xml:space="preserve">, and then all peers join the </w:t>
+      </w:r>
+      <w:proofErr w:type="spellStart"/>
+      <w:r>
+        <w:rPr>
+          <w:rFonts w:ascii="Times New Roman" w:hAnsi="Times New Roman" w:cs="Times New Roman"/>
+        </w:rPr>
+        <w:t>channel.block</w:t>
+      </w:r>
+      <w:proofErr w:type="spellEnd"/>
+      <w:r>
+        <w:rPr>
+          <w:rFonts w:ascii="Times New Roman" w:hAnsi="Times New Roman" w:cs="Times New Roman"/>
+        </w:rPr>
+        <w:t xml:space="preserve">, </w:t>
       </w:r>
     </w:p>
     <w:tbl>
@@ -17750,17 +17949,19 @@
               </w:rPr>
               <w:t>./</w:t>
             </w:r>
-            <w:r>
-              <w:rPr>
-                <w:rFonts w:asciiTheme="minorHAnsi" w:hAnsiTheme="minorHAnsi" w:cstheme="minorHAnsi"/>
-                <w:b/>
-                <w:bCs/>
-                <w:color w:val="7030A0"/>
-                <w:sz w:val="22"/>
-                <w:szCs w:val="22"/>
-              </w:rPr>
-              <w:t>step1.sh</w:t>
-            </w:r>
+            <w:hyperlink r:id="rId118" w:anchor="file-step1-sh" w:history="1">
+              <w:r>
+                <w:rPr>
+                  <w:rStyle w:val="a7"/>
+                  <w:rFonts w:asciiTheme="minorHAnsi" w:hAnsiTheme="minorHAnsi" w:cstheme="minorHAnsi"/>
+                  <w:b/>
+                  <w:bCs/>
+                  <w:sz w:val="22"/>
+                  <w:szCs w:val="22"/>
+                </w:rPr>
+                <w:t>step1.sh</w:t>
+              </w:r>
+            </w:hyperlink>
             <w:r>
               <w:rPr>
                 <w:rStyle w:val="a7"/>
@@ -17884,39 +18085,41 @@
               </w:rPr>
               <w:t>./</w:t>
             </w:r>
-            <w:r>
-              <w:rPr>
-                <w:rFonts w:asciiTheme="minorHAnsi" w:hAnsiTheme="minorHAnsi" w:cstheme="minorHAnsi"/>
-                <w:b/>
-                <w:bCs/>
-                <w:color w:val="7030A0"/>
-                <w:sz w:val="22"/>
-                <w:szCs w:val="22"/>
-              </w:rPr>
-              <w:t>step</w:t>
-            </w:r>
-            <w:r>
-              <w:rPr>
-                <w:rFonts w:asciiTheme="minorHAnsi" w:hAnsiTheme="minorHAnsi" w:cstheme="minorHAnsi"/>
-                <w:b/>
-                <w:bCs/>
-                <w:color w:val="7030A0"/>
-                <w:sz w:val="22"/>
-                <w:szCs w:val="22"/>
-              </w:rPr>
-              <w:t>2</w:t>
-            </w:r>
-            <w:r>
-              <w:rPr>
-                <w:rFonts w:asciiTheme="minorHAnsi" w:hAnsiTheme="minorHAnsi" w:cstheme="minorHAnsi"/>
-                <w:b/>
-                <w:bCs/>
-                <w:color w:val="7030A0"/>
-                <w:sz w:val="22"/>
-                <w:szCs w:val="22"/>
-              </w:rPr>
-              <w:t>.sh</w:t>
-            </w:r>
+            <w:hyperlink r:id="rId119" w:anchor="file-step2-sh" w:history="1">
+              <w:r>
+                <w:rPr>
+                  <w:rStyle w:val="a7"/>
+                  <w:rFonts w:asciiTheme="minorHAnsi" w:hAnsiTheme="minorHAnsi" w:cstheme="minorHAnsi"/>
+                  <w:b/>
+                  <w:bCs/>
+                  <w:sz w:val="22"/>
+                  <w:szCs w:val="22"/>
+                </w:rPr>
+                <w:t>step</w:t>
+              </w:r>
+              <w:r>
+                <w:rPr>
+                  <w:rStyle w:val="a7"/>
+                  <w:rFonts w:asciiTheme="minorHAnsi" w:hAnsiTheme="minorHAnsi" w:cstheme="minorHAnsi"/>
+                  <w:b/>
+                  <w:bCs/>
+                  <w:sz w:val="22"/>
+                  <w:szCs w:val="22"/>
+                </w:rPr>
+                <w:t>2</w:t>
+              </w:r>
+              <w:r>
+                <w:rPr>
+                  <w:rStyle w:val="a7"/>
+                  <w:rFonts w:asciiTheme="minorHAnsi" w:hAnsiTheme="minorHAnsi" w:cstheme="minorHAnsi"/>
+                  <w:b/>
+                  <w:bCs/>
+                  <w:sz w:val="22"/>
+                  <w:szCs w:val="22"/>
+                </w:rPr>
+                <w:t>.sh</w:t>
+              </w:r>
+            </w:hyperlink>
             <w:r>
               <w:rPr>
                 <w:rFonts w:asciiTheme="minorHAnsi" w:hAnsiTheme="minorHAnsi" w:cstheme="minorHAnsi"/>
@@ -17941,8 +18144,18 @@
                 <w:sz w:val="22"/>
                 <w:szCs w:val="22"/>
               </w:rPr>
-              <w:t>All peers join the chaincode</w:t>
-            </w:r>
+              <w:t xml:space="preserve">All peers join the </w:t>
+            </w:r>
+            <w:proofErr w:type="spellStart"/>
+            <w:r>
+              <w:rPr>
+                <w:rFonts w:asciiTheme="minorHAnsi" w:hAnsiTheme="minorHAnsi" w:cstheme="minorHAnsi"/>
+                <w:sz w:val="22"/>
+                <w:szCs w:val="22"/>
+              </w:rPr>
+              <w:t>chaincode</w:t>
+            </w:r>
+            <w:proofErr w:type="spellEnd"/>
           </w:p>
           <w:p>
             <w:pPr>
@@ -18131,7 +18344,21 @@
         <w:rPr>
           <w:bCs/>
         </w:rPr>
-        <w:t>the Node.js SDK folder and tls, wallet, and workload files for all peers,</w:t>
+        <w:t xml:space="preserve">the Node.js SDK folder and </w:t>
+      </w:r>
+      <w:proofErr w:type="spellStart"/>
+      <w:r>
+        <w:rPr>
+          <w:bCs/>
+        </w:rPr>
+        <w:t>tls</w:t>
+      </w:r>
+      <w:proofErr w:type="spellEnd"/>
+      <w:r>
+        <w:rPr>
+          <w:bCs/>
+        </w:rPr>
+        <w:t>, wallet, and workload files for all peers,</w:t>
       </w:r>
     </w:p>
     <w:tbl>
@@ -18187,16 +18414,24 @@
               </w:rPr>
               <w:t xml:space="preserve"> </w:t>
             </w:r>
+            <w:proofErr w:type="spellStart"/>
             <w:r>
               <w:rPr>
                 <w:rFonts w:cstheme="minorHAnsi"/>
               </w:rPr>
-              <w:t xml:space="preserve">mkdir -p </w:t>
-            </w:r>
+              <w:t>mkdir</w:t>
+            </w:r>
+            <w:proofErr w:type="spellEnd"/>
             <w:r>
               <w:rPr>
                 <w:rFonts w:cstheme="minorHAnsi"/>
               </w:rPr>
+              <w:t xml:space="preserve"> -p </w:t>
+            </w:r>
+            <w:r>
+              <w:rPr>
+                <w:rFonts w:cstheme="minorHAnsi"/>
+              </w:rPr>
               <w:t>$HOME</w:t>
             </w:r>
             <w:r>
@@ -18216,31 +18451,67 @@
               <w:rPr>
                 <w:rFonts w:cstheme="minorHAnsi"/>
               </w:rPr>
-              <w:t>$ mkdir -p</w:t>
-            </w:r>
+              <w:t xml:space="preserve">$ </w:t>
+            </w:r>
+            <w:proofErr w:type="spellStart"/>
             <w:r>
               <w:rPr>
                 <w:rFonts w:cstheme="minorHAnsi"/>
               </w:rPr>
+              <w:t>mkdir</w:t>
+            </w:r>
+            <w:proofErr w:type="spellEnd"/>
+            <w:r>
+              <w:rPr>
+                <w:rFonts w:cstheme="minorHAnsi"/>
+              </w:rPr>
+              <w:t xml:space="preserve"> -p</w:t>
+            </w:r>
+            <w:r>
+              <w:rPr>
+                <w:rFonts w:cstheme="minorHAnsi"/>
+              </w:rPr>
               <w:t xml:space="preserve"> $HOME</w:t>
             </w:r>
             <w:r>
               <w:rPr>
                 <w:rFonts w:cstheme="minorHAnsi"/>
               </w:rPr>
-              <w:t>/fabric-samples/demo-first/workload/tls</w:t>
-            </w:r>
+              <w:t>/fabric-samples/demo-first/workload/</w:t>
+            </w:r>
+            <w:proofErr w:type="spellStart"/>
             <w:r>
               <w:rPr>
                 <w:rFonts w:cstheme="minorHAnsi"/>
               </w:rPr>
+              <w:t>tls</w:t>
+            </w:r>
+            <w:proofErr w:type="spellEnd"/>
+            <w:r>
+              <w:rPr>
+                <w:rFonts w:cstheme="minorHAnsi"/>
+              </w:rPr>
               <w:br/>
-              <w:t xml:space="preserve">$ mkdir -p </w:t>
-            </w:r>
+              <w:t xml:space="preserve">$ </w:t>
+            </w:r>
+            <w:proofErr w:type="spellStart"/>
             <w:r>
               <w:rPr>
                 <w:rFonts w:cstheme="minorHAnsi"/>
               </w:rPr>
+              <w:t>mkdir</w:t>
+            </w:r>
+            <w:proofErr w:type="spellEnd"/>
+            <w:r>
+              <w:rPr>
+                <w:rFonts w:cstheme="minorHAnsi"/>
+              </w:rPr>
+              <w:t xml:space="preserve"> -p </w:t>
+            </w:r>
+            <w:r>
+              <w:rPr>
+                <w:rFonts w:cstheme="minorHAnsi"/>
+              </w:rPr>
               <w:t>$HOME</w:t>
             </w:r>
             <w:r>
@@ -18260,12 +18531,26 @@
               <w:rPr>
                 <w:rFonts w:cstheme="minorHAnsi"/>
               </w:rPr>
-              <w:t xml:space="preserve">$ mkdir -p </w:t>
-            </w:r>
+              <w:t xml:space="preserve">$ </w:t>
+            </w:r>
+            <w:proofErr w:type="spellStart"/>
             <w:r>
               <w:rPr>
                 <w:rFonts w:cstheme="minorHAnsi"/>
               </w:rPr>
+              <w:t>mkdir</w:t>
+            </w:r>
+            <w:proofErr w:type="spellEnd"/>
+            <w:r>
+              <w:rPr>
+                <w:rFonts w:cstheme="minorHAnsi"/>
+              </w:rPr>
+              <w:t xml:space="preserve"> -p </w:t>
+            </w:r>
+            <w:r>
+              <w:rPr>
+                <w:rFonts w:cstheme="minorHAnsi"/>
+              </w:rPr>
               <w:t>$HOME</w:t>
             </w:r>
             <w:r>
@@ -18311,8 +18596,16 @@
               <w:rPr>
                 <w:bCs/>
               </w:rPr>
-              <w:t>$HOME/fabric-samples/demo-first/workload/tls</w:t>
-            </w:r>
+              <w:t>$HOME/fabric-samples/demo-first/workload/</w:t>
+            </w:r>
+            <w:proofErr w:type="spellStart"/>
+            <w:r>
+              <w:rPr>
+                <w:bCs/>
+              </w:rPr>
+              <w:t>tls</w:t>
+            </w:r>
+            <w:proofErr w:type="spellEnd"/>
           </w:p>
           <w:p>
             <w:pPr>
@@ -18333,7 +18626,7 @@
               </w:rPr>
               <w:t xml:space="preserve"> vi </w:t>
             </w:r>
-            <w:hyperlink r:id="rId115" w:anchor="file-read_pem-py" w:history="1">
+            <w:hyperlink r:id="rId120" w:anchor="file-read_pem-py" w:history="1">
               <w:r>
                 <w:rPr>
                   <w:rStyle w:val="a7"/>
@@ -18362,7 +18655,7 @@
               </w:rPr>
               <w:t xml:space="preserve"> vi </w:t>
             </w:r>
-            <w:hyperlink r:id="rId116" w:anchor="file-prepare_tls_peer0_org1-sh" w:history="1">
+            <w:hyperlink r:id="rId121" w:anchor="file-prepare_tls_peer0_org1-sh" w:history="1">
               <w:r>
                 <w:rPr>
                   <w:rStyle w:val="a7"/>
@@ -18405,7 +18698,7 @@
               </w:rPr>
               <w:t xml:space="preserve"> vi </w:t>
             </w:r>
-            <w:hyperlink r:id="rId117" w:anchor="file-prepare_tls_peer0_org2-sh" w:history="1">
+            <w:hyperlink r:id="rId122" w:anchor="file-prepare_tls_peer0_org2-sh" w:history="1">
               <w:r>
                 <w:rPr>
                   <w:rStyle w:val="a7"/>
@@ -18434,7 +18727,7 @@
               </w:rPr>
               <w:t xml:space="preserve"> ./</w:t>
             </w:r>
-            <w:hyperlink r:id="rId118" w:anchor="file-all-sh" w:history="1">
+            <w:hyperlink r:id="rId123" w:anchor="file-all-sh" w:history="1">
               <w:r>
                 <w:rPr>
                   <w:rStyle w:val="a7"/>
@@ -18568,7 +18861,7 @@
               </w:rPr>
               <w:t xml:space="preserve"> vi </w:t>
             </w:r>
-            <w:hyperlink r:id="rId119" w:anchor="file-prepare_wallet_user1_org1-py" w:history="1">
+            <w:hyperlink r:id="rId124" w:anchor="file-prepare_wallet_user1_org1-py" w:history="1">
               <w:r>
                 <w:rPr>
                   <w:rStyle w:val="a7"/>
@@ -18597,7 +18890,7 @@
               </w:rPr>
               <w:t xml:space="preserve"> vi </w:t>
             </w:r>
-            <w:hyperlink r:id="rId120" w:anchor="file-prepare_wallet_user1_org2-py" w:history="1">
+            <w:hyperlink r:id="rId125" w:anchor="file-prepare_wallet_user1_org2-py" w:history="1">
               <w:r>
                 <w:rPr>
                   <w:rStyle w:val="a7"/>
@@ -18626,7 +18919,7 @@
               </w:rPr>
               <w:t xml:space="preserve"> </w:t>
             </w:r>
-            <w:hyperlink r:id="rId121" w:anchor="file-all-sh" w:history="1">
+            <w:hyperlink r:id="rId126" w:anchor="file-all-sh" w:history="1">
               <w:r>
                 <w:rPr>
                   <w:rStyle w:val="a7"/>
@@ -18639,7 +18932,14 @@
                   <w:rStyle w:val="a7"/>
                   <w:b/>
                 </w:rPr>
-                <w:t>all.</w:t>
+                <w:t>all</w:t>
+              </w:r>
+              <w:r>
+                <w:rPr>
+                  <w:rStyle w:val="a7"/>
+                  <w:b/>
+                </w:rPr>
+                <w:t>.</w:t>
               </w:r>
               <w:r>
                 <w:rPr>
@@ -18694,7 +18994,21 @@
               <w:rPr>
                 <w:bCs/>
               </w:rPr>
-              <w:t xml:space="preserve"> mkdir </w:t>
+              <w:t xml:space="preserve"> </w:t>
+            </w:r>
+            <w:proofErr w:type="spellStart"/>
+            <w:r>
+              <w:rPr>
+                <w:bCs/>
+              </w:rPr>
+              <w:t>mkdir</w:t>
+            </w:r>
+            <w:proofErr w:type="spellEnd"/>
+            <w:r>
+              <w:rPr>
+                <w:bCs/>
+              </w:rPr>
+              <w:t xml:space="preserve"> </w:t>
             </w:r>
             <w:r>
               <w:rPr>
@@ -18720,7 +19034,21 @@
               <w:rPr>
                 <w:bCs/>
               </w:rPr>
-              <w:t xml:space="preserve"> mkdir </w:t>
+              <w:t xml:space="preserve"> </w:t>
+            </w:r>
+            <w:proofErr w:type="spellStart"/>
+            <w:r>
+              <w:rPr>
+                <w:bCs/>
+              </w:rPr>
+              <w:t>mkdir</w:t>
+            </w:r>
+            <w:proofErr w:type="spellEnd"/>
+            <w:r>
+              <w:rPr>
+                <w:bCs/>
+              </w:rPr>
+              <w:t xml:space="preserve"> </w:t>
             </w:r>
             <w:r>
               <w:rPr>
@@ -18754,7 +19082,7 @@
               </w:rPr>
               <w:t xml:space="preserve"> vi </w:t>
             </w:r>
-            <w:hyperlink r:id="rId122" w:anchor="file-invoke-js" w:history="1">
+            <w:hyperlink r:id="rId127" w:anchor="file-invoke-js" w:history="1">
               <w:r>
                 <w:rPr>
                   <w:rStyle w:val="a7"/>
@@ -18783,7 +19111,7 @@
               </w:rPr>
               <w:t xml:space="preserve"> vi </w:t>
             </w:r>
-            <w:hyperlink r:id="rId123" w:anchor="file-prepare_sdk_peer0_org1-sh" w:history="1">
+            <w:hyperlink r:id="rId128" w:anchor="file-prepare_sdk_peer0_org1-sh" w:history="1">
               <w:r>
                 <w:rPr>
                   <w:rStyle w:val="a7"/>
@@ -18812,7 +19140,7 @@
               </w:rPr>
               <w:t xml:space="preserve"> vi </w:t>
             </w:r>
-            <w:hyperlink r:id="rId124" w:anchor="file-prepare_sdk_peer0_org2-sh" w:history="1">
+            <w:hyperlink r:id="rId129" w:anchor="file-prepare_sdk_peer0_org2-sh" w:history="1">
               <w:r>
                 <w:rPr>
                   <w:rStyle w:val="a7"/>
@@ -18841,14 +19169,30 @@
               </w:rPr>
               <w:t xml:space="preserve"> ./</w:t>
             </w:r>
-            <w:hyperlink r:id="rId125" w:anchor="file-all-sh" w:history="1">
+            <w:hyperlink r:id="rId130" w:anchor="file-all-sh" w:history="1">
               <w:r>
                 <w:rPr>
                   <w:rStyle w:val="a7"/>
                   <w:b/>
                   <w:bCs/>
                 </w:rPr>
-                <w:t>all.sh</w:t>
+                <w:t>all.</w:t>
+              </w:r>
+              <w:r>
+                <w:rPr>
+                  <w:rStyle w:val="a7"/>
+                  <w:b/>
+                  <w:bCs/>
+                </w:rPr>
+                <w:t>s</w:t>
+              </w:r>
+              <w:r>
+                <w:rPr>
+                  <w:rStyle w:val="a7"/>
+                  <w:b/>
+                  <w:bCs/>
+                </w:rPr>
+                <w:t>h</w:t>
               </w:r>
             </w:hyperlink>
           </w:p>
@@ -18891,7 +19235,21 @@
         <w:rPr>
           <w:b/>
         </w:rPr>
-        <w:t xml:space="preserve">Step 3 (Run): Cli </w:t>
+        <w:t xml:space="preserve">Step 3 (Run): </w:t>
+      </w:r>
+      <w:proofErr w:type="spellStart"/>
+      <w:r>
+        <w:rPr>
+          <w:b/>
+        </w:rPr>
+        <w:t>Cli</w:t>
+      </w:r>
+      <w:proofErr w:type="spellEnd"/>
+      <w:r>
+        <w:rPr>
+          <w:b/>
+        </w:rPr>
+        <w:t xml:space="preserve"> </w:t>
       </w:r>
       <w:r>
         <w:rPr>
@@ -18899,7 +19257,7 @@
         </w:rPr>
         <w:t xml:space="preserve">prepares wallets of </w:t>
       </w:r>
-      <w:hyperlink r:id="rId126" w:history="1">
+      <w:hyperlink r:id="rId131" w:history="1">
         <w:r>
           <w:rPr>
             <w:rStyle w:val="a7"/>
@@ -18914,7 +19272,7 @@
         </w:rPr>
         <w:t xml:space="preserve"> and </w:t>
       </w:r>
-      <w:hyperlink r:id="rId127" w:history="1">
+      <w:hyperlink r:id="rId132" w:history="1">
         <w:r>
           <w:rPr>
             <w:rStyle w:val="a7"/>
@@ -18989,7 +19347,7 @@
               </w:rPr>
               <w:t xml:space="preserve"> python </w:t>
             </w:r>
-            <w:hyperlink r:id="rId128" w:anchor="file-step2-sh" w:history="1">
+            <w:hyperlink r:id="rId133" w:anchor="file-step2-sh" w:history="1">
               <w:r>
                 <w:rPr>
                   <w:rStyle w:val="a7"/>
@@ -19018,7 +19376,7 @@
               </w:rPr>
               <w:t xml:space="preserve"> python </w:t>
             </w:r>
-            <w:hyperlink r:id="rId129" w:anchor="file-prepare_wallet_user1_org2-py" w:history="1">
+            <w:hyperlink r:id="rId134" w:anchor="file-prepare_wallet_user1_org2-py" w:history="1">
               <w:r>
                 <w:rPr>
                   <w:rStyle w:val="a7"/>
@@ -19047,7 +19405,7 @@
               </w:rPr>
               <w:t xml:space="preserve"> ./</w:t>
             </w:r>
-            <w:hyperlink r:id="rId130" w:anchor="file-all-sh" w:history="1">
+            <w:hyperlink r:id="rId135" w:anchor="file-all-sh" w:history="1">
               <w:r>
                 <w:rPr>
                   <w:rStyle w:val="a7"/>
@@ -19094,7 +19452,6 @@
         <w:rPr>
           <w:b/>
         </w:rPr>
-        <w:lastRenderedPageBreak/>
         <w:t xml:space="preserve">Step 4 (Run): </w:t>
       </w:r>
       <w:r>
@@ -19129,6 +19486,7 @@
                 <w:rFonts w:hint="eastAsia"/>
                 <w:bCs/>
               </w:rPr>
+              <w:lastRenderedPageBreak/>
               <w:t>$</w:t>
             </w:r>
             <w:r>
@@ -19157,14 +19515,16 @@
               </w:rPr>
               <w:t xml:space="preserve"> ./</w:t>
             </w:r>
-            <w:r>
-              <w:rPr>
-                <w:b/>
-                <w:bCs/>
-                <w:color w:val="7030A0"/>
-              </w:rPr>
-              <w:t>scp.sh</w:t>
-            </w:r>
+            <w:hyperlink r:id="rId136" w:anchor="file-scp-sh" w:history="1">
+              <w:r>
+                <w:rPr>
+                  <w:rStyle w:val="a7"/>
+                  <w:b/>
+                  <w:bCs/>
+                </w:rPr>
+                <w:t>scp.sh</w:t>
+              </w:r>
+            </w:hyperlink>
             <w:r>
               <w:rPr>
                 <w:bCs/>
@@ -19198,7 +19558,7 @@
               </w:rPr>
               <w:t xml:space="preserve"> ./</w:t>
             </w:r>
-            <w:hyperlink r:id="rId131" w:anchor="file-ssh-sh" w:history="1">
+            <w:hyperlink r:id="rId137" w:anchor="file-ssh-sh" w:history="1">
               <w:r>
                 <w:rPr>
                   <w:rStyle w:val="a7"/>
@@ -19236,12 +19596,14 @@
               </w:rPr>
               <w:t>&gt; result/</w:t>
             </w:r>
+            <w:proofErr w:type="spellStart"/>
             <w:r>
               <w:rPr>
                 <w:b/>
               </w:rPr>
               <w:t>benchlog</w:t>
             </w:r>
+            <w:proofErr w:type="spellEnd"/>
           </w:p>
           <w:p>
             <w:pPr>
@@ -19343,7 +19705,7 @@
               </w:rPr>
               <w:t xml:space="preserve"> node </w:t>
             </w:r>
-            <w:hyperlink r:id="rId132" w:anchor="file-query-js" w:history="1">
+            <w:hyperlink r:id="rId138" w:anchor="file-query-js" w:history="1">
               <w:r>
                 <w:rPr>
                   <w:rStyle w:val="a7"/>
@@ -19378,7 +19740,7 @@
               </w:rPr>
               <w:t xml:space="preserve"> node </w:t>
             </w:r>
-            <w:hyperlink r:id="rId133" w:anchor="file-invoke-js" w:history="1">
+            <w:hyperlink r:id="rId139" w:anchor="file-invoke-js" w:history="1">
               <w:r>
                 <w:rPr>
                   <w:rStyle w:val="a7"/>
@@ -19473,7 +19835,7 @@
             <w:r>
               <w:t xml:space="preserve">$ python </w:t>
             </w:r>
-            <w:hyperlink r:id="rId134" w:anchor="file-readthroughput_p1-py" w:history="1">
+            <w:hyperlink r:id="rId140" w:anchor="file-readthroughput_p1-py" w:history="1">
               <w:r>
                 <w:rPr>
                   <w:rStyle w:val="a7"/>
@@ -19484,8 +19846,13 @@
               </w:r>
             </w:hyperlink>
             <w:r>
-              <w:t xml:space="preserve"> // rate of sending endorsed txs</w:t>
-            </w:r>
+              <w:t xml:space="preserve"> // rate of sending endorsed </w:t>
+            </w:r>
+            <w:proofErr w:type="spellStart"/>
+            <w:r>
+              <w:t>txs</w:t>
+            </w:r>
+            <w:proofErr w:type="spellEnd"/>
           </w:p>
           <w:p/>
           <w:p>
@@ -19539,8 +19906,21 @@
               <w:t>$</w:t>
             </w:r>
             <w:r>
-              <w:t xml:space="preserve"> sudo apt-get install python-numpy</w:t>
-            </w:r>
+              <w:t xml:space="preserve"> </w:t>
+            </w:r>
+            <w:proofErr w:type="spellStart"/>
+            <w:r>
+              <w:t>sudo</w:t>
+            </w:r>
+            <w:proofErr w:type="spellEnd"/>
+            <w:r>
+              <w:t xml:space="preserve"> apt-get install python-</w:t>
+            </w:r>
+            <w:proofErr w:type="spellStart"/>
+            <w:r>
+              <w:t>numpy</w:t>
+            </w:r>
+            <w:proofErr w:type="spellEnd"/>
           </w:p>
           <w:p>
             <w:r>
@@ -19552,7 +19932,7 @@
             <w:r>
               <w:t xml:space="preserve"> python </w:t>
             </w:r>
-            <w:hyperlink r:id="rId135" w:anchor="file-readdelay_p1-py" w:history="1">
+            <w:hyperlink r:id="rId141" w:anchor="file-readdelay_p1-py" w:history="1">
               <w:r>
                 <w:rPr>
                   <w:rStyle w:val="a7"/>
@@ -19620,7 +20000,15 @@
               <w:t>/</w:t>
             </w:r>
             <w:r>
-              <w:t>/ Orderer analyzes the log</w:t>
+              <w:t xml:space="preserve">/ </w:t>
+            </w:r>
+            <w:proofErr w:type="spellStart"/>
+            <w:r>
+              <w:t>Orderer</w:t>
+            </w:r>
+            <w:proofErr w:type="spellEnd"/>
+            <w:r>
+              <w:t xml:space="preserve"> analyzes the log</w:t>
             </w:r>
           </w:p>
           <w:p>
@@ -19663,9 +20051,19 @@
               </w:rPr>
               <w:t xml:space="preserve"> </w:t>
             </w:r>
-            <w:r>
-              <w:t>sudo apt-get install python-numpy</w:t>
-            </w:r>
+            <w:proofErr w:type="spellStart"/>
+            <w:r>
+              <w:t>sudo</w:t>
+            </w:r>
+            <w:proofErr w:type="spellEnd"/>
+            <w:r>
+              <w:t xml:space="preserve"> apt-get install python-</w:t>
+            </w:r>
+            <w:proofErr w:type="spellStart"/>
+            <w:r>
+              <w:t>numpy</w:t>
+            </w:r>
+            <w:proofErr w:type="spellEnd"/>
           </w:p>
           <w:p>
             <w:pPr>
@@ -19690,8 +20088,36 @@
                 <w:sz w:val="22"/>
                 <w:szCs w:val="22"/>
               </w:rPr>
-              <w:t>$ docker logs containername &gt;&amp; ordererlog</w:t>
-            </w:r>
+              <w:t xml:space="preserve">$ docker logs </w:t>
+            </w:r>
+            <w:proofErr w:type="spellStart"/>
+            <w:r>
+              <w:rPr>
+                <w:rFonts w:asciiTheme="minorHAnsi" w:hAnsiTheme="minorHAnsi" w:cstheme="minorHAnsi"/>
+                <w:sz w:val="22"/>
+                <w:szCs w:val="22"/>
+              </w:rPr>
+              <w:t>containername</w:t>
+            </w:r>
+            <w:proofErr w:type="spellEnd"/>
+            <w:r>
+              <w:rPr>
+                <w:rFonts w:asciiTheme="minorHAnsi" w:hAnsiTheme="minorHAnsi" w:cstheme="minorHAnsi"/>
+                <w:sz w:val="22"/>
+                <w:szCs w:val="22"/>
+              </w:rPr>
+              <w:t xml:space="preserve"> &gt;&amp; </w:t>
+            </w:r>
+            <w:proofErr w:type="spellStart"/>
+            <w:r>
+              <w:rPr>
+                <w:rFonts w:asciiTheme="minorHAnsi" w:hAnsiTheme="minorHAnsi" w:cstheme="minorHAnsi"/>
+                <w:sz w:val="22"/>
+                <w:szCs w:val="22"/>
+              </w:rPr>
+              <w:t>ordererlog</w:t>
+            </w:r>
+            <w:proofErr w:type="spellEnd"/>
           </w:p>
           <w:p>
             <w:pPr>
@@ -19703,7 +20129,6 @@
               <w:rPr>
                 <w:rFonts w:cstheme="minorHAnsi"/>
               </w:rPr>
-              <w:lastRenderedPageBreak/>
               <w:t xml:space="preserve">$ </w:t>
             </w:r>
             <w:r>
@@ -19711,11 +20136,52 @@
                 <w:rFonts w:cstheme="minorHAnsi"/>
                 <w:b/>
               </w:rPr>
-              <w:t>docker logs $(docker ps -a | grep 'orderer'| awk '{print $1 }') &gt;&amp; ordererlog</w:t>
-            </w:r>
+              <w:t xml:space="preserve">docker logs $(docker </w:t>
+            </w:r>
+            <w:proofErr w:type="spellStart"/>
             <w:r>
               <w:rPr>
                 <w:rFonts w:cstheme="minorHAnsi"/>
+                <w:b/>
+              </w:rPr>
+              <w:t>ps</w:t>
+            </w:r>
+            <w:proofErr w:type="spellEnd"/>
+            <w:r>
+              <w:rPr>
+                <w:rFonts w:cstheme="minorHAnsi"/>
+                <w:b/>
+              </w:rPr>
+              <w:t xml:space="preserve"> -a | grep '</w:t>
+            </w:r>
+            <w:proofErr w:type="spellStart"/>
+            <w:r>
+              <w:rPr>
+                <w:rFonts w:cstheme="minorHAnsi"/>
+                <w:b/>
+              </w:rPr>
+              <w:t>orderer</w:t>
+            </w:r>
+            <w:proofErr w:type="spellEnd"/>
+            <w:r>
+              <w:rPr>
+                <w:rFonts w:cstheme="minorHAnsi"/>
+                <w:b/>
+              </w:rPr>
+              <w:t xml:space="preserve">'| awk '{print $1 }') &gt;&amp; </w:t>
+            </w:r>
+            <w:proofErr w:type="spellStart"/>
+            <w:r>
+              <w:rPr>
+                <w:rFonts w:cstheme="minorHAnsi"/>
+                <w:b/>
+              </w:rPr>
+              <w:t>ordererlog</w:t>
+            </w:r>
+            <w:proofErr w:type="spellEnd"/>
+            <w:r>
+              <w:rPr>
+                <w:rFonts w:cstheme="minorHAnsi"/>
               </w:rPr>
               <w:br/>
             </w:r>
@@ -19726,9 +20192,37 @@
               <w:rPr>
                 <w:rFonts w:cstheme="minorHAnsi"/>
               </w:rPr>
-              <w:t xml:space="preserve">$ scp ordererlog </w:t>
-            </w:r>
-            <w:hyperlink r:id="rId136" w:history="1">
+              <w:t xml:space="preserve">$ </w:t>
+            </w:r>
+            <w:proofErr w:type="spellStart"/>
+            <w:r>
+              <w:rPr>
+                <w:rFonts w:cstheme="minorHAnsi"/>
+              </w:rPr>
+              <w:t>scp</w:t>
+            </w:r>
+            <w:proofErr w:type="spellEnd"/>
+            <w:r>
+              <w:rPr>
+                <w:rFonts w:cstheme="minorHAnsi"/>
+              </w:rPr>
+              <w:t xml:space="preserve"> </w:t>
+            </w:r>
+            <w:proofErr w:type="spellStart"/>
+            <w:r>
+              <w:rPr>
+                <w:rFonts w:cstheme="minorHAnsi"/>
+              </w:rPr>
+              <w:t>ordererlog</w:t>
+            </w:r>
+            <w:proofErr w:type="spellEnd"/>
+            <w:r>
+              <w:rPr>
+                <w:rFonts w:cstheme="minorHAnsi"/>
+              </w:rPr>
+              <w:t xml:space="preserve"> </w:t>
+            </w:r>
+            <w:hyperlink r:id="rId142" w:history="1">
               <w:r>
                 <w:rPr>
                   <w:rStyle w:val="a7"/>
@@ -19740,9 +20234,10 @@
           </w:p>
           <w:p>
             <w:r>
+              <w:lastRenderedPageBreak/>
               <w:t xml:space="preserve">$ python </w:t>
             </w:r>
-            <w:hyperlink r:id="rId137" w:anchor="file-readthroughput_p2-py" w:history="1">
+            <w:hyperlink r:id="rId143" w:anchor="file-readthroughput_p2-py" w:history="1">
               <w:r>
                 <w:rPr>
                   <w:rStyle w:val="a7"/>
@@ -19849,9 +20344,19 @@
               </w:rPr>
               <w:t xml:space="preserve"> </w:t>
             </w:r>
-            <w:r>
-              <w:t>sudo apt-get install python-numpy</w:t>
-            </w:r>
+            <w:proofErr w:type="spellStart"/>
+            <w:r>
+              <w:t>sudo</w:t>
+            </w:r>
+            <w:proofErr w:type="spellEnd"/>
+            <w:r>
+              <w:t xml:space="preserve"> apt-get install python-</w:t>
+            </w:r>
+            <w:proofErr w:type="spellStart"/>
+            <w:r>
+              <w:t>numpy</w:t>
+            </w:r>
+            <w:proofErr w:type="spellEnd"/>
           </w:p>
           <w:p>
             <w:pPr>
@@ -19869,8 +20374,30 @@
               <w:rPr>
                 <w:rFonts w:cstheme="minorHAnsi"/>
               </w:rPr>
-              <w:t>$ docker logs containername &gt;&amp; peerlog</w:t>
-            </w:r>
+              <w:t xml:space="preserve">$ docker logs </w:t>
+            </w:r>
+            <w:proofErr w:type="spellStart"/>
+            <w:r>
+              <w:rPr>
+                <w:rFonts w:cstheme="minorHAnsi"/>
+              </w:rPr>
+              <w:t>containername</w:t>
+            </w:r>
+            <w:proofErr w:type="spellEnd"/>
+            <w:r>
+              <w:rPr>
+                <w:rFonts w:cstheme="minorHAnsi"/>
+              </w:rPr>
+              <w:t xml:space="preserve"> &gt;&amp; </w:t>
+            </w:r>
+            <w:proofErr w:type="spellStart"/>
+            <w:r>
+              <w:rPr>
+                <w:rFonts w:cstheme="minorHAnsi"/>
+              </w:rPr>
+              <w:t>peerlog</w:t>
+            </w:r>
+            <w:proofErr w:type="spellEnd"/>
           </w:p>
           <w:p>
             <w:r>
@@ -19884,27 +20411,52 @@
                 <w:rFonts w:cstheme="minorHAnsi"/>
                 <w:b/>
               </w:rPr>
-              <w:t>docker logs $(docker ps -a | grep 'peer</w:t>
-            </w:r>
+              <w:t xml:space="preserve">docker logs $(docker </w:t>
+            </w:r>
+            <w:proofErr w:type="spellStart"/>
             <w:r>
               <w:rPr>
                 <w:rFonts w:cstheme="minorHAnsi"/>
                 <w:b/>
               </w:rPr>
-              <w:t xml:space="preserve"> node start</w:t>
-            </w:r>
+              <w:t>ps</w:t>
+            </w:r>
+            <w:proofErr w:type="spellEnd"/>
             <w:r>
               <w:rPr>
                 <w:rFonts w:cstheme="minorHAnsi"/>
                 <w:b/>
               </w:rPr>
-              <w:t>'| awk '{print $1 }') &gt;&amp; peerlog</w:t>
-            </w:r>
-          </w:p>
-          <w:p>
+              <w:t xml:space="preserve"> -a | grep 'peer</w:t>
+            </w:r>
             <w:r>
               <w:rPr>
                 <w:rFonts w:cstheme="minorHAnsi"/>
+                <w:b/>
+              </w:rPr>
+              <w:t xml:space="preserve"> node start</w:t>
+            </w:r>
+            <w:r>
+              <w:rPr>
+                <w:rFonts w:cstheme="minorHAnsi"/>
+                <w:b/>
+              </w:rPr>
+              <w:t xml:space="preserve">'| awk '{print $1 }') &gt;&amp; </w:t>
+            </w:r>
+            <w:proofErr w:type="spellStart"/>
+            <w:r>
+              <w:rPr>
+                <w:rFonts w:cstheme="minorHAnsi"/>
+                <w:b/>
+              </w:rPr>
+              <w:t>peerlog</w:t>
+            </w:r>
+            <w:proofErr w:type="spellEnd"/>
+          </w:p>
+          <w:p>
+            <w:r>
+              <w:rPr>
+                <w:rFonts w:cstheme="minorHAnsi"/>
               </w:rPr>
               <w:t>/</w:t>
             </w:r>
@@ -19915,9 +20467,37 @@
               <w:rPr>
                 <w:rFonts w:cstheme="minorHAnsi"/>
               </w:rPr>
-              <w:t xml:space="preserve">$ scp peerlog </w:t>
-            </w:r>
-            <w:hyperlink r:id="rId138" w:history="1">
+              <w:t xml:space="preserve">$ </w:t>
+            </w:r>
+            <w:proofErr w:type="spellStart"/>
+            <w:r>
+              <w:rPr>
+                <w:rFonts w:cstheme="minorHAnsi"/>
+              </w:rPr>
+              <w:t>scp</w:t>
+            </w:r>
+            <w:proofErr w:type="spellEnd"/>
+            <w:r>
+              <w:rPr>
+                <w:rFonts w:cstheme="minorHAnsi"/>
+              </w:rPr>
+              <w:t xml:space="preserve"> </w:t>
+            </w:r>
+            <w:proofErr w:type="spellStart"/>
+            <w:r>
+              <w:rPr>
+                <w:rFonts w:cstheme="minorHAnsi"/>
+              </w:rPr>
+              <w:t>peerlog</w:t>
+            </w:r>
+            <w:proofErr w:type="spellEnd"/>
+            <w:r>
+              <w:rPr>
+                <w:rFonts w:cstheme="minorHAnsi"/>
+              </w:rPr>
+              <w:t xml:space="preserve"> </w:t>
+            </w:r>
+            <w:hyperlink r:id="rId144" w:history="1">
               <w:r>
                 <w:rPr>
                   <w:rStyle w:val="a7"/>
@@ -19937,7 +20517,7 @@
             <w:r>
               <w:t xml:space="preserve"> python2 </w:t>
             </w:r>
-            <w:hyperlink r:id="rId139" w:anchor="file-readthroughput_p3" w:history="1">
+            <w:hyperlink r:id="rId145" w:anchor="file-readthroughput_p3" w:history="1">
               <w:r>
                 <w:rPr>
                   <w:rStyle w:val="a7"/>
@@ -20004,7 +20584,39 @@
           </w:p>
           <w:p>
             <w:r>
-              <w:t># peer channel fetch 228 last.block -o orderer.example.com:7050 -c mychannel --tls --cafile /opt/gopath/src/github.com/hyperledger/fabric/peer/crypto/ordererOrganizations/example.com/orderers/orderer.example.com/msp/tlscacerts/tlsca.example.com-cert.pem</w:t>
+              <w:t xml:space="preserve"># peer channel fetch 228 </w:t>
+            </w:r>
+            <w:proofErr w:type="spellStart"/>
+            <w:r>
+              <w:t>last.block</w:t>
+            </w:r>
+            <w:proofErr w:type="spellEnd"/>
+            <w:r>
+              <w:t xml:space="preserve"> -o orderer.example.com:7050 -c </w:t>
+            </w:r>
+            <w:proofErr w:type="spellStart"/>
+            <w:r>
+              <w:t>mychannel</w:t>
+            </w:r>
+            <w:proofErr w:type="spellEnd"/>
+            <w:r>
+              <w:t xml:space="preserve"> --</w:t>
+            </w:r>
+            <w:proofErr w:type="spellStart"/>
+            <w:r>
+              <w:t>tls</w:t>
+            </w:r>
+            <w:proofErr w:type="spellEnd"/>
+            <w:r>
+              <w:t xml:space="preserve"> --</w:t>
+            </w:r>
+            <w:proofErr w:type="spellStart"/>
+            <w:r>
+              <w:t>cafile</w:t>
+            </w:r>
+            <w:proofErr w:type="spellEnd"/>
+            <w:r>
+              <w:t xml:space="preserve"> /opt/gopath/src/github.com/hyperledger/fabric/peer/crypto/ordererOrganizations/example.com/orderers/orderer.example.com/msp/tlscacerts/tlsca.example.com-cert.pem</w:t>
             </w:r>
           </w:p>
           <w:p/>
@@ -20078,7 +20690,7 @@
             <w:r>
               <w:t xml:space="preserve"> ./</w:t>
             </w:r>
-            <w:hyperlink r:id="rId140" w:anchor="file-clean-sh" w:history="1">
+            <w:hyperlink r:id="rId146" w:anchor="file-clean-sh" w:history="1">
               <w:r>
                 <w:rPr>
                   <w:rStyle w:val="a7"/>
@@ -20104,6 +20716,5679 @@
     </w:tbl>
     <w:p/>
     <w:p/>
+    <w:p/>
+    <w:p/>
+    <w:p/>
+    <w:p>
+      <w:pPr>
+        <w:rPr>
+          <w:rFonts w:hint="eastAsia"/>
+        </w:rPr>
+      </w:pPr>
+    </w:p>
+    <w:p>
+      <w:pPr>
+        <w:pStyle w:val="1"/>
+        <w:ind w:left="360"/>
+      </w:pPr>
+      <w:r>
+        <w:t>5</w:t>
+      </w:r>
+      <w:r>
+        <w:rPr>
+          <w:rFonts w:hint="eastAsia"/>
+        </w:rPr>
+        <w:t>.</w:t>
+      </w:r>
+      <w:r>
+        <w:t xml:space="preserve"> Run Multi-Nodes Fabric (1 CLI + </w:t>
+      </w:r>
+      <w:r>
+        <w:t>5</w:t>
+      </w:r>
+      <w:r>
+        <w:t xml:space="preserve"> Peers + 5 </w:t>
+      </w:r>
+      <w:proofErr w:type="spellStart"/>
+      <w:r>
+        <w:t>Orderers</w:t>
+      </w:r>
+      <w:proofErr w:type="spellEnd"/>
+      <w:r>
+        <w:t>)</w:t>
+      </w:r>
+    </w:p>
+    <w:p/>
+    <w:p>
+      <w:pPr>
+        <w:pStyle w:val="2"/>
+        <w:rPr>
+          <w:rStyle w:val="a3"/>
+          <w:color w:val="2F5496" w:themeColor="accent1" w:themeShade="BF"/>
+        </w:rPr>
+      </w:pPr>
+      <w:r>
+        <w:rPr>
+          <w:rStyle w:val="a3"/>
+          <w:color w:val="2F5496" w:themeColor="accent1" w:themeShade="BF"/>
+        </w:rPr>
+        <w:t>5</w:t>
+      </w:r>
+      <w:r>
+        <w:rPr>
+          <w:rStyle w:val="a3"/>
+          <w:color w:val="2F5496" w:themeColor="accent1" w:themeShade="BF"/>
+        </w:rPr>
+        <w:t xml:space="preserve">.1. </w:t>
+      </w:r>
+      <w:r>
+        <w:rPr>
+          <w:rStyle w:val="a3"/>
+          <w:rFonts w:hint="eastAsia"/>
+          <w:color w:val="2F5496" w:themeColor="accent1" w:themeShade="BF"/>
+        </w:rPr>
+        <w:t>P</w:t>
+      </w:r>
+      <w:r>
+        <w:rPr>
+          <w:rStyle w:val="a3"/>
+          <w:color w:val="2F5496" w:themeColor="accent1" w:themeShade="BF"/>
+        </w:rPr>
+        <w:t>repare the Hosts</w:t>
+      </w:r>
+    </w:p>
+    <w:p/>
+    <w:p>
+      <w:pPr>
+        <w:rPr>
+          <w:rFonts w:ascii="Times New Roman" w:hAnsi="Times New Roman" w:cs="Times New Roman"/>
+        </w:rPr>
+      </w:pPr>
+      <w:r>
+        <w:rPr>
+          <w:rFonts w:ascii="Times New Roman" w:hAnsi="Times New Roman" w:cs="Times New Roman"/>
+          <w:b/>
+          <w:bCs/>
+        </w:rPr>
+        <w:t>Step</w:t>
+      </w:r>
+      <w:r>
+        <w:rPr>
+          <w:rFonts w:ascii="Times New Roman" w:hAnsi="Times New Roman" w:cs="Times New Roman"/>
+          <w:b/>
+          <w:bCs/>
+        </w:rPr>
+        <w:t xml:space="preserve"> </w:t>
+      </w:r>
+      <w:r>
+        <w:rPr>
+          <w:rFonts w:ascii="Times New Roman" w:hAnsi="Times New Roman" w:cs="Times New Roman"/>
+          <w:b/>
+          <w:bCs/>
+        </w:rPr>
+        <w:t>1</w:t>
+      </w:r>
+      <w:r>
+        <w:rPr>
+          <w:rFonts w:ascii="Times New Roman" w:hAnsi="Times New Roman" w:cs="Times New Roman"/>
+          <w:b/>
+          <w:bCs/>
+        </w:rPr>
+        <w:t xml:space="preserve"> (Prepare)</w:t>
+      </w:r>
+      <w:r>
+        <w:rPr>
+          <w:rFonts w:ascii="Times New Roman" w:hAnsi="Times New Roman" w:cs="Times New Roman"/>
+          <w:b/>
+          <w:bCs/>
+        </w:rPr>
+        <w:t>:</w:t>
+      </w:r>
+      <w:r>
+        <w:rPr>
+          <w:rFonts w:ascii="Times New Roman" w:hAnsi="Times New Roman" w:cs="Times New Roman"/>
+        </w:rPr>
+        <w:t xml:space="preserve"> </w:t>
+      </w:r>
+      <w:r>
+        <w:rPr>
+          <w:rFonts w:ascii="Times New Roman" w:hAnsi="Times New Roman" w:cs="Times New Roman"/>
+        </w:rPr>
+        <w:t>All machines p</w:t>
+      </w:r>
+      <w:r>
+        <w:rPr>
+          <w:rFonts w:ascii="Times New Roman" w:hAnsi="Times New Roman" w:cs="Times New Roman"/>
+        </w:rPr>
+        <w:t>repare the host names</w:t>
+      </w:r>
+      <w:r>
+        <w:rPr>
+          <w:rFonts w:ascii="Times New Roman" w:hAnsi="Times New Roman" w:cs="Times New Roman"/>
+        </w:rPr>
+        <w:t>,</w:t>
+      </w:r>
+    </w:p>
+    <w:tbl>
+      <w:tblPr>
+        <w:tblStyle w:val="a4"/>
+        <w:tblW w:w="0" w:type="auto"/>
+        <w:tblLook w:val="04A0" w:firstRow="1" w:lastRow="0" w:firstColumn="1" w:lastColumn="0" w:noHBand="0" w:noVBand="1"/>
+      </w:tblPr>
+      <w:tblGrid>
+        <w:gridCol w:w="9350"/>
+      </w:tblGrid>
+      <w:tr>
+        <w:tc>
+          <w:tcPr>
+            <w:tcW w:w="9350" w:type="dxa"/>
+          </w:tcPr>
+          <w:p>
+            <w:pPr>
+              <w:rPr>
+                <w:rFonts w:ascii="Times New Roman" w:hAnsi="Times New Roman" w:cs="Times New Roman"/>
+              </w:rPr>
+            </w:pPr>
+            <w:r>
+              <w:rPr>
+                <w:rFonts w:ascii="Times New Roman" w:hAnsi="Times New Roman" w:cs="Times New Roman" w:hint="eastAsia"/>
+              </w:rPr>
+              <w:t>$</w:t>
+            </w:r>
+            <w:r>
+              <w:rPr>
+                <w:rFonts w:ascii="Times New Roman" w:hAnsi="Times New Roman" w:cs="Times New Roman"/>
+              </w:rPr>
+              <w:t xml:space="preserve"> vi /</w:t>
+            </w:r>
+            <w:proofErr w:type="spellStart"/>
+            <w:r>
+              <w:rPr>
+                <w:rFonts w:ascii="Times New Roman" w:hAnsi="Times New Roman" w:cs="Times New Roman"/>
+              </w:rPr>
+              <w:t>etc</w:t>
+            </w:r>
+            <w:proofErr w:type="spellEnd"/>
+            <w:r>
+              <w:rPr>
+                <w:rFonts w:ascii="Times New Roman" w:hAnsi="Times New Roman" w:cs="Times New Roman"/>
+              </w:rPr>
+              <w:t>/hosts</w:t>
+            </w:r>
+          </w:p>
+        </w:tc>
+      </w:tr>
+    </w:tbl>
+    <w:p>
+      <w:pPr>
+        <w:rPr>
+          <w:rFonts w:ascii="Times New Roman" w:hAnsi="Times New Roman" w:cs="Times New Roman"/>
+        </w:rPr>
+      </w:pPr>
+    </w:p>
+    <w:tbl>
+      <w:tblPr>
+        <w:tblStyle w:val="a4"/>
+        <w:tblW w:w="0" w:type="auto"/>
+        <w:tblLook w:val="04A0" w:firstRow="1" w:lastRow="0" w:firstColumn="1" w:lastColumn="0" w:noHBand="0" w:noVBand="1"/>
+      </w:tblPr>
+      <w:tblGrid>
+        <w:gridCol w:w="9350"/>
+      </w:tblGrid>
+      <w:tr>
+        <w:tc>
+          <w:tcPr>
+            <w:tcW w:w="9350" w:type="dxa"/>
+          </w:tcPr>
+          <w:p>
+            <w:pPr>
+              <w:rPr>
+                <w:rFonts w:ascii="Times New Roman" w:hAnsi="Times New Roman" w:cs="Times New Roman"/>
+              </w:rPr>
+            </w:pPr>
+            <w:r>
+              <w:rPr>
+                <w:rFonts w:ascii="Times New Roman" w:hAnsi="Times New Roman" w:cs="Times New Roman"/>
+              </w:rPr>
+              <w:t>172.31.210.67 cli</w:t>
+            </w:r>
+            <w:r>
+              <w:rPr>
+                <w:rFonts w:ascii="Times New Roman" w:hAnsi="Times New Roman" w:cs="Times New Roman"/>
+              </w:rPr>
+              <w:t xml:space="preserve"> </w:t>
+            </w:r>
+          </w:p>
+          <w:p>
+            <w:pPr>
+              <w:rPr>
+                <w:rFonts w:ascii="Times New Roman" w:hAnsi="Times New Roman" w:cs="Times New Roman"/>
+              </w:rPr>
+            </w:pPr>
+            <w:r>
+              <w:rPr>
+                <w:rFonts w:ascii="Times New Roman" w:hAnsi="Times New Roman" w:cs="Times New Roman"/>
+              </w:rPr>
+              <w:t>172.31.210.70 peer0.org1.example.com</w:t>
+            </w:r>
+          </w:p>
+          <w:p>
+            <w:pPr>
+              <w:rPr>
+                <w:rFonts w:ascii="Times New Roman" w:hAnsi="Times New Roman" w:cs="Times New Roman"/>
+              </w:rPr>
+            </w:pPr>
+            <w:r>
+              <w:rPr>
+                <w:rFonts w:ascii="Times New Roman" w:hAnsi="Times New Roman" w:cs="Times New Roman"/>
+              </w:rPr>
+              <w:t>172.31.210.71 peer0.org2.example.com</w:t>
+            </w:r>
+          </w:p>
+          <w:p>
+            <w:pPr>
+              <w:rPr>
+                <w:rFonts w:ascii="Times New Roman" w:hAnsi="Times New Roman" w:cs="Times New Roman"/>
+              </w:rPr>
+            </w:pPr>
+            <w:r>
+              <w:rPr>
+                <w:rFonts w:ascii="Times New Roman" w:hAnsi="Times New Roman" w:cs="Times New Roman"/>
+              </w:rPr>
+              <w:t>172.31.210.72 orderer.example.com</w:t>
+            </w:r>
+          </w:p>
+          <w:p>
+            <w:pPr>
+              <w:rPr>
+                <w:rFonts w:ascii="Times New Roman" w:hAnsi="Times New Roman" w:cs="Times New Roman"/>
+              </w:rPr>
+            </w:pPr>
+            <w:r>
+              <w:rPr>
+                <w:rFonts w:ascii="Times New Roman" w:hAnsi="Times New Roman" w:cs="Times New Roman"/>
+              </w:rPr>
+              <w:t>172.31.210.7</w:t>
+            </w:r>
+            <w:r>
+              <w:rPr>
+                <w:rFonts w:ascii="Times New Roman" w:hAnsi="Times New Roman" w:cs="Times New Roman"/>
+              </w:rPr>
+              <w:t>3</w:t>
+            </w:r>
+            <w:r>
+              <w:rPr>
+                <w:rFonts w:ascii="Times New Roman" w:hAnsi="Times New Roman" w:cs="Times New Roman"/>
+              </w:rPr>
+              <w:t xml:space="preserve"> orderer</w:t>
+            </w:r>
+            <w:r>
+              <w:rPr>
+                <w:rFonts w:ascii="Times New Roman" w:hAnsi="Times New Roman" w:cs="Times New Roman"/>
+              </w:rPr>
+              <w:t>2</w:t>
+            </w:r>
+            <w:r>
+              <w:rPr>
+                <w:rFonts w:ascii="Times New Roman" w:hAnsi="Times New Roman" w:cs="Times New Roman"/>
+              </w:rPr>
+              <w:t>.example.com</w:t>
+            </w:r>
+          </w:p>
+          <w:p>
+            <w:pPr>
+              <w:rPr>
+                <w:rFonts w:ascii="Times New Roman" w:hAnsi="Times New Roman" w:cs="Times New Roman"/>
+              </w:rPr>
+            </w:pPr>
+            <w:r>
+              <w:rPr>
+                <w:rFonts w:ascii="Times New Roman" w:hAnsi="Times New Roman" w:cs="Times New Roman"/>
+              </w:rPr>
+              <w:t>172.31.210.7</w:t>
+            </w:r>
+            <w:r>
+              <w:rPr>
+                <w:rFonts w:ascii="Times New Roman" w:hAnsi="Times New Roman" w:cs="Times New Roman"/>
+              </w:rPr>
+              <w:t>4</w:t>
+            </w:r>
+            <w:r>
+              <w:rPr>
+                <w:rFonts w:ascii="Times New Roman" w:hAnsi="Times New Roman" w:cs="Times New Roman"/>
+              </w:rPr>
+              <w:t xml:space="preserve"> orderer</w:t>
+            </w:r>
+            <w:r>
+              <w:rPr>
+                <w:rFonts w:ascii="Times New Roman" w:hAnsi="Times New Roman" w:cs="Times New Roman"/>
+              </w:rPr>
+              <w:t>3</w:t>
+            </w:r>
+            <w:r>
+              <w:rPr>
+                <w:rFonts w:ascii="Times New Roman" w:hAnsi="Times New Roman" w:cs="Times New Roman"/>
+              </w:rPr>
+              <w:t>.example.com</w:t>
+            </w:r>
+          </w:p>
+          <w:p>
+            <w:pPr>
+              <w:rPr>
+                <w:rFonts w:ascii="Times New Roman" w:hAnsi="Times New Roman" w:cs="Times New Roman"/>
+              </w:rPr>
+            </w:pPr>
+            <w:r>
+              <w:rPr>
+                <w:rFonts w:ascii="Times New Roman" w:hAnsi="Times New Roman" w:cs="Times New Roman"/>
+              </w:rPr>
+              <w:t>172.31.210.7</w:t>
+            </w:r>
+            <w:r>
+              <w:rPr>
+                <w:rFonts w:ascii="Times New Roman" w:hAnsi="Times New Roman" w:cs="Times New Roman"/>
+              </w:rPr>
+              <w:t>5</w:t>
+            </w:r>
+            <w:r>
+              <w:rPr>
+                <w:rFonts w:ascii="Times New Roman" w:hAnsi="Times New Roman" w:cs="Times New Roman"/>
+              </w:rPr>
+              <w:t xml:space="preserve"> orderer</w:t>
+            </w:r>
+            <w:r>
+              <w:rPr>
+                <w:rFonts w:ascii="Times New Roman" w:hAnsi="Times New Roman" w:cs="Times New Roman"/>
+              </w:rPr>
+              <w:t>4</w:t>
+            </w:r>
+            <w:r>
+              <w:rPr>
+                <w:rFonts w:ascii="Times New Roman" w:hAnsi="Times New Roman" w:cs="Times New Roman"/>
+              </w:rPr>
+              <w:t>.example.com</w:t>
+            </w:r>
+          </w:p>
+          <w:p>
+            <w:pPr>
+              <w:rPr>
+                <w:rFonts w:ascii="Times New Roman" w:hAnsi="Times New Roman" w:cs="Times New Roman"/>
+              </w:rPr>
+            </w:pPr>
+            <w:r>
+              <w:rPr>
+                <w:rFonts w:ascii="Times New Roman" w:hAnsi="Times New Roman" w:cs="Times New Roman"/>
+              </w:rPr>
+              <w:t>172.31.210.7</w:t>
+            </w:r>
+            <w:r>
+              <w:rPr>
+                <w:rFonts w:ascii="Times New Roman" w:hAnsi="Times New Roman" w:cs="Times New Roman"/>
+              </w:rPr>
+              <w:t>6</w:t>
+            </w:r>
+            <w:r>
+              <w:rPr>
+                <w:rFonts w:ascii="Times New Roman" w:hAnsi="Times New Roman" w:cs="Times New Roman"/>
+              </w:rPr>
+              <w:t xml:space="preserve"> orderer</w:t>
+            </w:r>
+            <w:r>
+              <w:rPr>
+                <w:rFonts w:ascii="Times New Roman" w:hAnsi="Times New Roman" w:cs="Times New Roman"/>
+              </w:rPr>
+              <w:t>5</w:t>
+            </w:r>
+            <w:r>
+              <w:rPr>
+                <w:rFonts w:ascii="Times New Roman" w:hAnsi="Times New Roman" w:cs="Times New Roman"/>
+              </w:rPr>
+              <w:t>.example.com</w:t>
+            </w:r>
+          </w:p>
+        </w:tc>
+      </w:tr>
+    </w:tbl>
+    <w:p>
+      <w:pPr>
+        <w:rPr>
+          <w:rFonts w:ascii="Times New Roman" w:hAnsi="Times New Roman" w:cs="Times New Roman"/>
+        </w:rPr>
+      </w:pPr>
+    </w:p>
+    <w:p>
+      <w:pPr>
+        <w:rPr>
+          <w:rFonts w:ascii="Times New Roman" w:hAnsi="Times New Roman" w:cs="Times New Roman"/>
+        </w:rPr>
+      </w:pPr>
+      <w:r>
+        <w:rPr>
+          <w:rFonts w:ascii="Times New Roman" w:hAnsi="Times New Roman" w:cs="Times New Roman"/>
+          <w:b/>
+          <w:bCs/>
+        </w:rPr>
+        <w:t>Step 2</w:t>
+      </w:r>
+      <w:r>
+        <w:rPr>
+          <w:rFonts w:ascii="Times New Roman" w:hAnsi="Times New Roman" w:cs="Times New Roman"/>
+          <w:b/>
+          <w:bCs/>
+        </w:rPr>
+        <w:t xml:space="preserve"> (Prepare)</w:t>
+      </w:r>
+      <w:r>
+        <w:rPr>
+          <w:rFonts w:ascii="Times New Roman" w:hAnsi="Times New Roman" w:cs="Times New Roman"/>
+          <w:b/>
+          <w:bCs/>
+        </w:rPr>
+        <w:t>:</w:t>
+      </w:r>
+      <w:r>
+        <w:rPr>
+          <w:rFonts w:ascii="Times New Roman" w:hAnsi="Times New Roman" w:cs="Times New Roman"/>
+        </w:rPr>
+        <w:t xml:space="preserve"> CLI prepares the Test-Network files,</w:t>
+      </w:r>
+    </w:p>
+    <w:tbl>
+      <w:tblPr>
+        <w:tblStyle w:val="a4"/>
+        <w:tblW w:w="0" w:type="auto"/>
+        <w:tblLook w:val="04A0" w:firstRow="1" w:lastRow="0" w:firstColumn="1" w:lastColumn="0" w:noHBand="0" w:noVBand="1"/>
+      </w:tblPr>
+      <w:tblGrid>
+        <w:gridCol w:w="9350"/>
+      </w:tblGrid>
+      <w:tr>
+        <w:tc>
+          <w:tcPr>
+            <w:tcW w:w="9350" w:type="dxa"/>
+          </w:tcPr>
+          <w:p>
+            <w:pPr>
+              <w:rPr>
+                <w:rFonts w:ascii="Times New Roman" w:hAnsi="Times New Roman" w:cs="Times New Roman"/>
+              </w:rPr>
+            </w:pPr>
+            <w:r>
+              <w:rPr>
+                <w:rFonts w:ascii="Times New Roman" w:hAnsi="Times New Roman" w:cs="Times New Roman" w:hint="eastAsia"/>
+              </w:rPr>
+              <w:t>$</w:t>
+            </w:r>
+            <w:r>
+              <w:rPr>
+                <w:rFonts w:ascii="Times New Roman" w:hAnsi="Times New Roman" w:cs="Times New Roman"/>
+              </w:rPr>
+              <w:t xml:space="preserve"> cd $H</w:t>
+            </w:r>
+            <w:r>
+              <w:rPr>
+                <w:rFonts w:ascii="Times New Roman" w:hAnsi="Times New Roman" w:cs="Times New Roman"/>
+              </w:rPr>
+              <w:t>OME/fabric-samples</w:t>
+            </w:r>
+          </w:p>
+          <w:p>
+            <w:pPr>
+              <w:rPr>
+                <w:rFonts w:ascii="Times New Roman" w:hAnsi="Times New Roman" w:cs="Times New Roman"/>
+              </w:rPr>
+            </w:pPr>
+            <w:r>
+              <w:rPr>
+                <w:rFonts w:ascii="Times New Roman" w:hAnsi="Times New Roman" w:cs="Times New Roman"/>
+              </w:rPr>
+              <w:t xml:space="preserve">$ </w:t>
+            </w:r>
+            <w:proofErr w:type="spellStart"/>
+            <w:r>
+              <w:rPr>
+                <w:rFonts w:ascii="Times New Roman" w:hAnsi="Times New Roman" w:cs="Times New Roman"/>
+              </w:rPr>
+              <w:t>mkdir</w:t>
+            </w:r>
+            <w:proofErr w:type="spellEnd"/>
+            <w:r>
+              <w:rPr>
+                <w:rFonts w:ascii="Times New Roman" w:hAnsi="Times New Roman" w:cs="Times New Roman"/>
+              </w:rPr>
+              <w:t xml:space="preserve"> demo-first</w:t>
+            </w:r>
+            <w:r>
+              <w:rPr>
+                <w:rFonts w:ascii="Times New Roman" w:hAnsi="Times New Roman" w:cs="Times New Roman"/>
+              </w:rPr>
+              <w:br/>
+              <w:t>$ cd $HOME/fabric-samples/demo-first</w:t>
+            </w:r>
+          </w:p>
+          <w:p>
+            <w:pPr>
+              <w:rPr>
+                <w:rFonts w:ascii="Times New Roman" w:hAnsi="Times New Roman" w:cs="Times New Roman"/>
+              </w:rPr>
+            </w:pPr>
+            <w:r>
+              <w:rPr>
+                <w:rFonts w:ascii="Times New Roman" w:hAnsi="Times New Roman" w:cs="Times New Roman"/>
+              </w:rPr>
+              <w:t xml:space="preserve">$ vi </w:t>
+            </w:r>
+            <w:hyperlink r:id="rId147" w:anchor="file-crypto-config-yaml" w:history="1">
+              <w:r>
+                <w:rPr>
+                  <w:rStyle w:val="a7"/>
+                  <w:rFonts w:ascii="Times New Roman" w:hAnsi="Times New Roman" w:cs="Times New Roman"/>
+                </w:rPr>
+                <w:t>crypto-config.yaml</w:t>
+              </w:r>
+            </w:hyperlink>
+          </w:p>
+          <w:p>
+            <w:pPr>
+              <w:rPr>
+                <w:rFonts w:ascii="Times New Roman" w:hAnsi="Times New Roman" w:cs="Times New Roman"/>
+              </w:rPr>
+            </w:pPr>
+            <w:r>
+              <w:rPr>
+                <w:rFonts w:ascii="Times New Roman" w:hAnsi="Times New Roman" w:cs="Times New Roman"/>
+              </w:rPr>
+              <w:t xml:space="preserve">$ vi </w:t>
+            </w:r>
+            <w:hyperlink r:id="rId148" w:anchor="file-configtx-yaml" w:history="1">
+              <w:r>
+                <w:rPr>
+                  <w:rStyle w:val="a7"/>
+                  <w:rFonts w:ascii="Times New Roman" w:hAnsi="Times New Roman" w:cs="Times New Roman"/>
+                </w:rPr>
+                <w:t>configtx.yaml</w:t>
+              </w:r>
+            </w:hyperlink>
+          </w:p>
+          <w:p>
+            <w:pPr>
+              <w:rPr>
+                <w:rFonts w:ascii="Times New Roman" w:hAnsi="Times New Roman" w:cs="Times New Roman"/>
+              </w:rPr>
+            </w:pPr>
+          </w:p>
+          <w:p>
+            <w:pPr>
+              <w:rPr>
+                <w:rFonts w:ascii="Times New Roman" w:hAnsi="Times New Roman" w:cs="Times New Roman"/>
+              </w:rPr>
+            </w:pPr>
+            <w:r>
+              <w:rPr>
+                <w:rFonts w:ascii="Times New Roman" w:hAnsi="Times New Roman" w:cs="Times New Roman"/>
+              </w:rPr>
+              <w:t xml:space="preserve">$ vi </w:t>
+            </w:r>
+            <w:hyperlink r:id="rId149" w:anchor="file-peer0-org1-yaml" w:history="1">
+              <w:r>
+                <w:rPr>
+                  <w:rStyle w:val="a7"/>
+                  <w:rFonts w:ascii="Times New Roman" w:hAnsi="Times New Roman" w:cs="Times New Roman"/>
+                </w:rPr>
+                <w:t>peer0-org1.yaml</w:t>
+              </w:r>
+            </w:hyperlink>
+            <w:r>
+              <w:rPr>
+                <w:rFonts w:ascii="Times New Roman" w:hAnsi="Times New Roman" w:cs="Times New Roman"/>
+                <w:color w:val="7030A0"/>
+              </w:rPr>
+              <w:t xml:space="preserve"> </w:t>
+            </w:r>
+          </w:p>
+          <w:p>
+            <w:pPr>
+              <w:rPr>
+                <w:rFonts w:ascii="Times New Roman" w:hAnsi="Times New Roman" w:cs="Times New Roman"/>
+              </w:rPr>
+            </w:pPr>
+            <w:r>
+              <w:rPr>
+                <w:rFonts w:ascii="Times New Roman" w:hAnsi="Times New Roman" w:cs="Times New Roman"/>
+              </w:rPr>
+              <w:t xml:space="preserve">$ vi </w:t>
+            </w:r>
+            <w:hyperlink r:id="rId150" w:anchor="file-peer0-org2-yaml" w:history="1">
+              <w:r>
+                <w:rPr>
+                  <w:rStyle w:val="a7"/>
+                  <w:rFonts w:ascii="Times New Roman" w:hAnsi="Times New Roman" w:cs="Times New Roman"/>
+                </w:rPr>
+                <w:t>peer0-org2.yaml</w:t>
+              </w:r>
+            </w:hyperlink>
+            <w:r>
+              <w:rPr>
+                <w:rFonts w:ascii="Times New Roman" w:hAnsi="Times New Roman" w:cs="Times New Roman"/>
+                <w:color w:val="7030A0"/>
+              </w:rPr>
+              <w:t xml:space="preserve"> </w:t>
+            </w:r>
+          </w:p>
+          <w:p>
+            <w:pPr>
+              <w:rPr>
+                <w:rFonts w:ascii="Times New Roman" w:hAnsi="Times New Roman" w:cs="Times New Roman"/>
+              </w:rPr>
+            </w:pPr>
+          </w:p>
+          <w:p>
+            <w:pPr>
+              <w:rPr>
+                <w:rStyle w:val="a7"/>
+                <w:rFonts w:ascii="Times New Roman" w:hAnsi="Times New Roman" w:cs="Times New Roman"/>
+              </w:rPr>
+            </w:pPr>
+            <w:r>
+              <w:rPr>
+                <w:rFonts w:ascii="Times New Roman" w:hAnsi="Times New Roman" w:cs="Times New Roman"/>
+              </w:rPr>
+              <w:t xml:space="preserve">$ vi </w:t>
+            </w:r>
+            <w:hyperlink r:id="rId151" w:anchor="file-orderer1-yaml" w:history="1">
+              <w:r>
+                <w:rPr>
+                  <w:rStyle w:val="a7"/>
+                  <w:rFonts w:ascii="Times New Roman" w:hAnsi="Times New Roman" w:cs="Times New Roman"/>
+                </w:rPr>
+                <w:t xml:space="preserve">orderer1.yaml </w:t>
+              </w:r>
+            </w:hyperlink>
+          </w:p>
+          <w:p>
+            <w:pPr>
+              <w:rPr>
+                <w:rFonts w:ascii="Times New Roman" w:hAnsi="Times New Roman" w:cs="Times New Roman"/>
+              </w:rPr>
+            </w:pPr>
+            <w:r>
+              <w:rPr>
+                <w:rFonts w:ascii="Times New Roman" w:hAnsi="Times New Roman" w:cs="Times New Roman" w:hint="eastAsia"/>
+              </w:rPr>
+              <w:t>$</w:t>
+            </w:r>
+            <w:r>
+              <w:rPr>
+                <w:rFonts w:ascii="Times New Roman" w:hAnsi="Times New Roman" w:cs="Times New Roman"/>
+              </w:rPr>
+              <w:t xml:space="preserve"> vi </w:t>
+            </w:r>
+            <w:hyperlink r:id="rId152" w:anchor="file-orderer2-yaml" w:history="1">
+              <w:r>
+                <w:rPr>
+                  <w:rStyle w:val="a7"/>
+                  <w:rFonts w:ascii="Times New Roman" w:hAnsi="Times New Roman" w:cs="Times New Roman"/>
+                </w:rPr>
+                <w:t>orderer2.yaml</w:t>
+              </w:r>
+            </w:hyperlink>
+          </w:p>
+          <w:p>
+            <w:pPr>
+              <w:rPr>
+                <w:rFonts w:ascii="Times New Roman" w:hAnsi="Times New Roman" w:cs="Times New Roman"/>
+              </w:rPr>
+            </w:pPr>
+            <w:r>
+              <w:rPr>
+                <w:rFonts w:ascii="Times New Roman" w:hAnsi="Times New Roman" w:cs="Times New Roman" w:hint="eastAsia"/>
+              </w:rPr>
+              <w:t>$</w:t>
+            </w:r>
+            <w:r>
+              <w:rPr>
+                <w:rFonts w:ascii="Times New Roman" w:hAnsi="Times New Roman" w:cs="Times New Roman"/>
+              </w:rPr>
+              <w:t xml:space="preserve"> vi </w:t>
+            </w:r>
+            <w:hyperlink r:id="rId153" w:anchor="file-orderer3-yaml" w:history="1">
+              <w:r>
+                <w:rPr>
+                  <w:rStyle w:val="a7"/>
+                  <w:rFonts w:ascii="Times New Roman" w:hAnsi="Times New Roman" w:cs="Times New Roman"/>
+                </w:rPr>
+                <w:t>orderer3.yaml</w:t>
+              </w:r>
+            </w:hyperlink>
+          </w:p>
+          <w:p>
+            <w:pPr>
+              <w:rPr>
+                <w:rFonts w:ascii="Times New Roman" w:hAnsi="Times New Roman" w:cs="Times New Roman"/>
+              </w:rPr>
+            </w:pPr>
+            <w:r>
+              <w:rPr>
+                <w:rFonts w:ascii="Times New Roman" w:hAnsi="Times New Roman" w:cs="Times New Roman" w:hint="eastAsia"/>
+              </w:rPr>
+              <w:t>$</w:t>
+            </w:r>
+            <w:r>
+              <w:rPr>
+                <w:rFonts w:ascii="Times New Roman" w:hAnsi="Times New Roman" w:cs="Times New Roman"/>
+              </w:rPr>
+              <w:t xml:space="preserve"> vi </w:t>
+            </w:r>
+            <w:hyperlink r:id="rId154" w:anchor="file-orderer4-yaml" w:history="1">
+              <w:r>
+                <w:rPr>
+                  <w:rStyle w:val="a7"/>
+                  <w:rFonts w:ascii="Times New Roman" w:hAnsi="Times New Roman" w:cs="Times New Roman"/>
+                </w:rPr>
+                <w:t>orderer4.yaml</w:t>
+              </w:r>
+            </w:hyperlink>
+          </w:p>
+          <w:p>
+            <w:pPr>
+              <w:rPr>
+                <w:rFonts w:ascii="Times New Roman" w:hAnsi="Times New Roman" w:cs="Times New Roman" w:hint="eastAsia"/>
+              </w:rPr>
+            </w:pPr>
+            <w:r>
+              <w:rPr>
+                <w:rFonts w:ascii="Times New Roman" w:hAnsi="Times New Roman" w:cs="Times New Roman" w:hint="eastAsia"/>
+              </w:rPr>
+              <w:t>$</w:t>
+            </w:r>
+            <w:r>
+              <w:rPr>
+                <w:rFonts w:ascii="Times New Roman" w:hAnsi="Times New Roman" w:cs="Times New Roman"/>
+              </w:rPr>
+              <w:t xml:space="preserve"> vi </w:t>
+            </w:r>
+            <w:hyperlink r:id="rId155" w:anchor="file-orderer5-yaml" w:history="1">
+              <w:r>
+                <w:rPr>
+                  <w:rStyle w:val="a7"/>
+                  <w:rFonts w:ascii="Times New Roman" w:hAnsi="Times New Roman" w:cs="Times New Roman"/>
+                </w:rPr>
+                <w:t>orderer5.yaml</w:t>
+              </w:r>
+            </w:hyperlink>
+          </w:p>
+          <w:p>
+            <w:pPr>
+              <w:rPr>
+                <w:rFonts w:ascii="Times New Roman" w:hAnsi="Times New Roman" w:cs="Times New Roman" w:hint="eastAsia"/>
+              </w:rPr>
+            </w:pPr>
+          </w:p>
+          <w:p>
+            <w:pPr>
+              <w:rPr>
+                <w:rFonts w:ascii="Times New Roman" w:hAnsi="Times New Roman" w:cs="Times New Roman" w:hint="eastAsia"/>
+              </w:rPr>
+            </w:pPr>
+            <w:r>
+              <w:rPr>
+                <w:rFonts w:ascii="Times New Roman" w:hAnsi="Times New Roman" w:cs="Times New Roman"/>
+              </w:rPr>
+              <w:t xml:space="preserve">$ vi </w:t>
+            </w:r>
+            <w:hyperlink r:id="rId156" w:anchor="file-cli-yaml" w:history="1">
+              <w:r>
+                <w:rPr>
+                  <w:rStyle w:val="a7"/>
+                  <w:rFonts w:ascii="Times New Roman" w:hAnsi="Times New Roman" w:cs="Times New Roman"/>
+                </w:rPr>
+                <w:t xml:space="preserve">cli.yaml </w:t>
+              </w:r>
+            </w:hyperlink>
+          </w:p>
+        </w:tc>
+      </w:tr>
+    </w:tbl>
+    <w:p>
+      <w:pPr>
+        <w:rPr>
+          <w:rFonts w:ascii="Times New Roman" w:hAnsi="Times New Roman" w:cs="Times New Roman"/>
+        </w:rPr>
+      </w:pPr>
+    </w:p>
+    <w:p>
+      <w:pPr>
+        <w:rPr>
+          <w:rFonts w:ascii="Times New Roman" w:hAnsi="Times New Roman" w:cs="Times New Roman"/>
+        </w:rPr>
+      </w:pPr>
+      <w:r>
+        <w:rPr>
+          <w:rFonts w:ascii="Times New Roman" w:hAnsi="Times New Roman" w:cs="Times New Roman"/>
+          <w:b/>
+          <w:bCs/>
+        </w:rPr>
+        <w:t>Step</w:t>
+      </w:r>
+      <w:r>
+        <w:rPr>
+          <w:rFonts w:ascii="Times New Roman" w:hAnsi="Times New Roman" w:cs="Times New Roman"/>
+          <w:b/>
+          <w:bCs/>
+        </w:rPr>
+        <w:t xml:space="preserve"> 2 (Prepare)</w:t>
+      </w:r>
+      <w:r>
+        <w:rPr>
+          <w:rFonts w:ascii="Times New Roman" w:hAnsi="Times New Roman" w:cs="Times New Roman"/>
+          <w:b/>
+          <w:bCs/>
+        </w:rPr>
+        <w:t>:</w:t>
+      </w:r>
+      <w:r>
+        <w:rPr>
+          <w:rFonts w:ascii="Times New Roman" w:hAnsi="Times New Roman" w:cs="Times New Roman"/>
+        </w:rPr>
+        <w:t xml:space="preserve"> </w:t>
+      </w:r>
+      <w:r>
+        <w:rPr>
+          <w:rFonts w:ascii="Times New Roman" w:hAnsi="Times New Roman" w:cs="Times New Roman"/>
+        </w:rPr>
+        <w:t>All machines prepare the timestamp alignment,</w:t>
+      </w:r>
+    </w:p>
+    <w:tbl>
+      <w:tblPr>
+        <w:tblStyle w:val="a4"/>
+        <w:tblW w:w="0" w:type="auto"/>
+        <w:tblLook w:val="04A0" w:firstRow="1" w:lastRow="0" w:firstColumn="1" w:lastColumn="0" w:noHBand="0" w:noVBand="1"/>
+      </w:tblPr>
+      <w:tblGrid>
+        <w:gridCol w:w="9350"/>
+      </w:tblGrid>
+      <w:tr>
+        <w:tc>
+          <w:tcPr>
+            <w:tcW w:w="9350" w:type="dxa"/>
+          </w:tcPr>
+          <w:p>
+            <w:r>
+              <w:t>$ date +%s</w:t>
+            </w:r>
+            <w:r>
+              <w:t xml:space="preserve"> // check the timestamp</w:t>
+            </w:r>
+          </w:p>
+          <w:p>
+            <w:pPr>
+              <w:rPr>
+                <w:rFonts w:ascii="Times New Roman" w:hAnsi="Times New Roman" w:cs="Times New Roman"/>
+              </w:rPr>
+            </w:pPr>
+          </w:p>
+          <w:p>
+            <w:r>
+              <w:t xml:space="preserve">$ </w:t>
+            </w:r>
+            <w:proofErr w:type="spellStart"/>
+            <w:r>
+              <w:t>sudo</w:t>
+            </w:r>
+            <w:proofErr w:type="spellEnd"/>
+            <w:r>
+              <w:t xml:space="preserve"> apt-get install </w:t>
+            </w:r>
+            <w:proofErr w:type="spellStart"/>
+            <w:r>
+              <w:t>ntpdate</w:t>
+            </w:r>
+            <w:proofErr w:type="spellEnd"/>
+            <w:r>
+              <w:t xml:space="preserve"> // align the timestamp</w:t>
+            </w:r>
+          </w:p>
+          <w:p>
+            <w:r>
+              <w:t xml:space="preserve">$ </w:t>
+            </w:r>
+            <w:proofErr w:type="spellStart"/>
+            <w:r>
+              <w:t>sudo</w:t>
+            </w:r>
+            <w:proofErr w:type="spellEnd"/>
+            <w:r>
+              <w:t xml:space="preserve"> </w:t>
+            </w:r>
+            <w:proofErr w:type="spellStart"/>
+            <w:r>
+              <w:t>ntpdate</w:t>
+            </w:r>
+            <w:proofErr w:type="spellEnd"/>
+            <w:r>
+              <w:t xml:space="preserve"> cn.pool.ntp.org</w:t>
+            </w:r>
+          </w:p>
+          <w:p>
+            <w:r>
+              <w:t xml:space="preserve">$ </w:t>
+            </w:r>
+            <w:proofErr w:type="spellStart"/>
+            <w:r>
+              <w:t>sudo</w:t>
+            </w:r>
+            <w:proofErr w:type="spellEnd"/>
+            <w:r>
+              <w:t xml:space="preserve"> </w:t>
+            </w:r>
+            <w:proofErr w:type="spellStart"/>
+            <w:r>
+              <w:t>hwclock</w:t>
+            </w:r>
+            <w:proofErr w:type="spellEnd"/>
+            <w:r>
+              <w:t xml:space="preserve"> </w:t>
+            </w:r>
+            <w:r>
+              <w:t>–</w:t>
+            </w:r>
+            <w:proofErr w:type="spellStart"/>
+            <w:r>
+              <w:t>systohc</w:t>
+            </w:r>
+            <w:proofErr w:type="spellEnd"/>
+          </w:p>
+          <w:p>
+            <w:pPr>
+              <w:rPr>
+                <w:rFonts w:ascii="Times New Roman" w:hAnsi="Times New Roman" w:cs="Times New Roman"/>
+              </w:rPr>
+            </w:pPr>
+          </w:p>
+          <w:p>
+            <w:r>
+              <w:lastRenderedPageBreak/>
+              <w:t>$ date +%s</w:t>
+            </w:r>
+            <w:r>
+              <w:t xml:space="preserve"> // check the timestamp</w:t>
+            </w:r>
+            <w:r>
+              <w:rPr>
+                <w:rFonts w:hint="eastAsia"/>
+              </w:rPr>
+              <w:t xml:space="preserve"> </w:t>
+            </w:r>
+            <w:r>
+              <w:t>again</w:t>
+            </w:r>
+          </w:p>
+        </w:tc>
+      </w:tr>
+    </w:tbl>
+    <w:p>
+      <w:pPr>
+        <w:rPr>
+          <w:rFonts w:ascii="Times New Roman" w:hAnsi="Times New Roman" w:cs="Times New Roman"/>
+        </w:rPr>
+      </w:pPr>
+    </w:p>
+    <w:p>
+      <w:pPr>
+        <w:rPr>
+          <w:rFonts w:ascii="Times New Roman" w:hAnsi="Times New Roman" w:cs="Times New Roman"/>
+        </w:rPr>
+      </w:pPr>
+      <w:r>
+        <w:rPr>
+          <w:rFonts w:ascii="Times New Roman" w:hAnsi="Times New Roman" w:cs="Times New Roman"/>
+          <w:b/>
+          <w:bCs/>
+        </w:rPr>
+        <w:t>Step</w:t>
+      </w:r>
+      <w:r>
+        <w:rPr>
+          <w:rFonts w:ascii="Times New Roman" w:hAnsi="Times New Roman" w:cs="Times New Roman"/>
+          <w:b/>
+          <w:bCs/>
+        </w:rPr>
+        <w:t xml:space="preserve"> 3 (Run)</w:t>
+      </w:r>
+      <w:r>
+        <w:rPr>
+          <w:rFonts w:ascii="Times New Roman" w:hAnsi="Times New Roman" w:cs="Times New Roman"/>
+          <w:b/>
+          <w:bCs/>
+        </w:rPr>
+        <w:t>:</w:t>
+      </w:r>
+      <w:r>
+        <w:rPr>
+          <w:rFonts w:ascii="Times New Roman" w:hAnsi="Times New Roman" w:cs="Times New Roman"/>
+        </w:rPr>
+        <w:t xml:space="preserve"> </w:t>
+      </w:r>
+      <w:r>
+        <w:rPr>
+          <w:rFonts w:ascii="Times New Roman" w:hAnsi="Times New Roman" w:cs="Times New Roman"/>
+        </w:rPr>
+        <w:t>CLI runs the initial block generation,</w:t>
+      </w:r>
+    </w:p>
+    <w:tbl>
+      <w:tblPr>
+        <w:tblStyle w:val="a4"/>
+        <w:tblW w:w="0" w:type="auto"/>
+        <w:tblLook w:val="04A0" w:firstRow="1" w:lastRow="0" w:firstColumn="1" w:lastColumn="0" w:noHBand="0" w:noVBand="1"/>
+      </w:tblPr>
+      <w:tblGrid>
+        <w:gridCol w:w="9350"/>
+      </w:tblGrid>
+      <w:tr>
+        <w:tc>
+          <w:tcPr>
+            <w:tcW w:w="9350" w:type="dxa"/>
+          </w:tcPr>
+          <w:p>
+            <w:pPr>
+              <w:rPr>
+                <w:rFonts w:ascii="Times New Roman" w:hAnsi="Times New Roman" w:cs="Times New Roman"/>
+              </w:rPr>
+            </w:pPr>
+            <w:r>
+              <w:rPr>
+                <w:rFonts w:ascii="Times New Roman" w:hAnsi="Times New Roman" w:cs="Times New Roman" w:hint="eastAsia"/>
+              </w:rPr>
+              <w:t>$</w:t>
+            </w:r>
+            <w:r>
+              <w:rPr>
+                <w:rFonts w:ascii="Times New Roman" w:hAnsi="Times New Roman" w:cs="Times New Roman"/>
+              </w:rPr>
+              <w:t xml:space="preserve"> cd $HOME/fabric-samples/demo-first</w:t>
+            </w:r>
+          </w:p>
+          <w:p>
+            <w:pPr>
+              <w:rPr>
+                <w:rFonts w:ascii="Times New Roman" w:hAnsi="Times New Roman" w:cs="Times New Roman"/>
+              </w:rPr>
+            </w:pPr>
+            <w:r>
+              <w:rPr>
+                <w:rFonts w:ascii="Times New Roman" w:hAnsi="Times New Roman" w:cs="Times New Roman" w:hint="eastAsia"/>
+              </w:rPr>
+              <w:t>$</w:t>
+            </w:r>
+            <w:r>
+              <w:rPr>
+                <w:rFonts w:ascii="Times New Roman" w:hAnsi="Times New Roman" w:cs="Times New Roman"/>
+              </w:rPr>
+              <w:t xml:space="preserve"> </w:t>
+            </w:r>
+            <w:proofErr w:type="spellStart"/>
+            <w:r>
+              <w:rPr>
+                <w:rFonts w:ascii="Times New Roman" w:hAnsi="Times New Roman" w:cs="Times New Roman"/>
+              </w:rPr>
+              <w:t>chmod</w:t>
+            </w:r>
+            <w:proofErr w:type="spellEnd"/>
+            <w:r>
+              <w:rPr>
+                <w:rFonts w:ascii="Times New Roman" w:hAnsi="Times New Roman" w:cs="Times New Roman"/>
+              </w:rPr>
+              <w:t xml:space="preserve"> +x *.</w:t>
+            </w:r>
+            <w:proofErr w:type="spellStart"/>
+            <w:r>
+              <w:rPr>
+                <w:rFonts w:ascii="Times New Roman" w:hAnsi="Times New Roman" w:cs="Times New Roman"/>
+              </w:rPr>
+              <w:t>sh</w:t>
+            </w:r>
+            <w:proofErr w:type="spellEnd"/>
+          </w:p>
+          <w:p>
+            <w:pPr>
+              <w:rPr>
+                <w:rStyle w:val="a7"/>
+                <w:rFonts w:ascii="Times New Roman" w:hAnsi="Times New Roman" w:cs="Times New Roman"/>
+                <w:b/>
+                <w:bCs/>
+              </w:rPr>
+            </w:pPr>
+            <w:r>
+              <w:rPr>
+                <w:rFonts w:ascii="Times New Roman" w:hAnsi="Times New Roman" w:cs="Times New Roman" w:hint="eastAsia"/>
+              </w:rPr>
+              <w:t>$</w:t>
+            </w:r>
+            <w:r>
+              <w:rPr>
+                <w:rFonts w:ascii="Times New Roman" w:hAnsi="Times New Roman" w:cs="Times New Roman"/>
+              </w:rPr>
+              <w:t xml:space="preserve"> </w:t>
+            </w:r>
+            <w:r>
+              <w:rPr>
+                <w:rFonts w:ascii="Times New Roman" w:hAnsi="Times New Roman" w:cs="Times New Roman"/>
+                <w:b/>
+                <w:bCs/>
+              </w:rPr>
+              <w:t>./</w:t>
+            </w:r>
+            <w:hyperlink r:id="rId157" w:anchor="file-config-sh" w:history="1">
+              <w:r>
+                <w:rPr>
+                  <w:rStyle w:val="a7"/>
+                  <w:rFonts w:ascii="Times New Roman" w:hAnsi="Times New Roman" w:cs="Times New Roman"/>
+                  <w:b/>
+                  <w:bCs/>
+                </w:rPr>
+                <w:t>config.sh</w:t>
+              </w:r>
+            </w:hyperlink>
+          </w:p>
+          <w:p>
+            <w:pPr>
+              <w:rPr>
+                <w:rFonts w:ascii="Times New Roman" w:hAnsi="Times New Roman" w:cs="Times New Roman"/>
+              </w:rPr>
+            </w:pPr>
+          </w:p>
+          <w:p>
+            <w:pPr>
+              <w:rPr>
+                <w:rFonts w:ascii="Times New Roman" w:hAnsi="Times New Roman" w:cs="Times New Roman"/>
+              </w:rPr>
+            </w:pPr>
+            <w:r>
+              <w:rPr>
+                <w:rFonts w:ascii="Times New Roman" w:hAnsi="Times New Roman" w:cs="Times New Roman"/>
+                <w:noProof/>
+              </w:rPr>
+              <w:drawing>
+                <wp:inline distT="0" distB="0" distL="0" distR="0" wp14:anchorId="28CE12E2" wp14:editId="04B71EBA">
+                  <wp:extent cx="5943600" cy="1470660"/>
+                  <wp:effectExtent l="0" t="0" r="0" b="0"/>
+                  <wp:docPr id="52" name="图片 52"/>
+                  <wp:cNvGraphicFramePr>
+                    <a:graphicFrameLocks xmlns:a="http://schemas.openxmlformats.org/drawingml/2006/main" noChangeAspect="1"/>
+                  </wp:cNvGraphicFramePr>
+                  <a:graphic xmlns:a="http://schemas.openxmlformats.org/drawingml/2006/main">
+                    <a:graphicData uri="http://schemas.openxmlformats.org/drawingml/2006/picture">
+                      <pic:pic xmlns:pic="http://schemas.openxmlformats.org/drawingml/2006/picture">
+                        <pic:nvPicPr>
+                          <pic:cNvPr id="1" name=""/>
+                          <pic:cNvPicPr/>
+                        </pic:nvPicPr>
+                        <pic:blipFill>
+                          <a:blip r:embed="rId42"/>
+                          <a:stretch>
+                            <a:fillRect/>
+                          </a:stretch>
+                        </pic:blipFill>
+                        <pic:spPr>
+                          <a:xfrm>
+                            <a:off x="0" y="0"/>
+                            <a:ext cx="5943600" cy="1470660"/>
+                          </a:xfrm>
+                          <a:prstGeom prst="rect">
+                            <a:avLst/>
+                          </a:prstGeom>
+                        </pic:spPr>
+                      </pic:pic>
+                    </a:graphicData>
+                  </a:graphic>
+                </wp:inline>
+              </w:drawing>
+            </w:r>
+          </w:p>
+          <w:p>
+            <w:pPr>
+              <w:rPr>
+                <w:rFonts w:ascii="Times New Roman" w:hAnsi="Times New Roman" w:cs="Times New Roman"/>
+              </w:rPr>
+            </w:pPr>
+          </w:p>
+        </w:tc>
+      </w:tr>
+    </w:tbl>
+    <w:p>
+      <w:pPr>
+        <w:rPr>
+          <w:rFonts w:ascii="Times New Roman" w:hAnsi="Times New Roman" w:cs="Times New Roman" w:hint="eastAsia"/>
+        </w:rPr>
+      </w:pPr>
+    </w:p>
+    <w:p>
+      <w:pPr>
+        <w:rPr>
+          <w:rFonts w:ascii="Times New Roman" w:hAnsi="Times New Roman" w:cs="Times New Roman"/>
+        </w:rPr>
+      </w:pPr>
+      <w:r>
+        <w:rPr>
+          <w:rFonts w:ascii="Times New Roman" w:hAnsi="Times New Roman" w:cs="Times New Roman"/>
+          <w:b/>
+          <w:bCs/>
+        </w:rPr>
+        <w:t>Step</w:t>
+      </w:r>
+      <w:r>
+        <w:rPr>
+          <w:rFonts w:ascii="Times New Roman" w:hAnsi="Times New Roman" w:cs="Times New Roman"/>
+          <w:b/>
+          <w:bCs/>
+        </w:rPr>
+        <w:t xml:space="preserve"> 4 (Run)</w:t>
+      </w:r>
+      <w:r>
+        <w:rPr>
+          <w:rFonts w:ascii="Times New Roman" w:hAnsi="Times New Roman" w:cs="Times New Roman"/>
+          <w:b/>
+          <w:bCs/>
+        </w:rPr>
+        <w:t>:</w:t>
+      </w:r>
+      <w:r>
+        <w:rPr>
+          <w:rFonts w:ascii="Times New Roman" w:hAnsi="Times New Roman" w:cs="Times New Roman"/>
+        </w:rPr>
+        <w:t xml:space="preserve"> </w:t>
+      </w:r>
+      <w:r>
+        <w:rPr>
+          <w:rFonts w:ascii="Times New Roman" w:hAnsi="Times New Roman" w:cs="Times New Roman"/>
+        </w:rPr>
+        <w:t xml:space="preserve">CLI </w:t>
+      </w:r>
+      <w:proofErr w:type="spellStart"/>
+      <w:r>
+        <w:rPr>
+          <w:rFonts w:ascii="Times New Roman" w:hAnsi="Times New Roman" w:cs="Times New Roman"/>
+        </w:rPr>
+        <w:t>scp</w:t>
+      </w:r>
+      <w:proofErr w:type="spellEnd"/>
+      <w:r>
+        <w:rPr>
+          <w:rFonts w:ascii="Times New Roman" w:hAnsi="Times New Roman" w:cs="Times New Roman"/>
+        </w:rPr>
+        <w:t xml:space="preserve"> the contents to all machines including peers and </w:t>
+      </w:r>
+      <w:proofErr w:type="spellStart"/>
+      <w:r>
+        <w:rPr>
+          <w:rFonts w:ascii="Times New Roman" w:hAnsi="Times New Roman" w:cs="Times New Roman"/>
+        </w:rPr>
+        <w:t>orderers</w:t>
+      </w:r>
+      <w:proofErr w:type="spellEnd"/>
+      <w:r>
+        <w:rPr>
+          <w:rFonts w:ascii="Times New Roman" w:hAnsi="Times New Roman" w:cs="Times New Roman"/>
+        </w:rPr>
+        <w:t>,</w:t>
+      </w:r>
+    </w:p>
+    <w:tbl>
+      <w:tblPr>
+        <w:tblStyle w:val="a4"/>
+        <w:tblW w:w="0" w:type="auto"/>
+        <w:tblLook w:val="04A0" w:firstRow="1" w:lastRow="0" w:firstColumn="1" w:lastColumn="0" w:noHBand="0" w:noVBand="1"/>
+      </w:tblPr>
+      <w:tblGrid>
+        <w:gridCol w:w="9350"/>
+      </w:tblGrid>
+      <w:tr>
+        <w:tc>
+          <w:tcPr>
+            <w:tcW w:w="9350" w:type="dxa"/>
+          </w:tcPr>
+          <w:p>
+            <w:pPr>
+              <w:rPr>
+                <w:rFonts w:ascii="Times New Roman" w:hAnsi="Times New Roman" w:cs="Times New Roman"/>
+              </w:rPr>
+            </w:pPr>
+            <w:r>
+              <w:rPr>
+                <w:rFonts w:ascii="Times New Roman" w:hAnsi="Times New Roman" w:cs="Times New Roman" w:hint="eastAsia"/>
+              </w:rPr>
+              <w:t>$</w:t>
+            </w:r>
+            <w:r>
+              <w:rPr>
+                <w:rFonts w:ascii="Times New Roman" w:hAnsi="Times New Roman" w:cs="Times New Roman"/>
+              </w:rPr>
+              <w:t xml:space="preserve"> cd $HOME/fabric-samples/demo-first</w:t>
+            </w:r>
+          </w:p>
+          <w:p>
+            <w:pPr>
+              <w:rPr>
+                <w:rStyle w:val="a7"/>
+                <w:rFonts w:ascii="Times New Roman" w:hAnsi="Times New Roman" w:cs="Times New Roman"/>
+                <w:b/>
+                <w:bCs/>
+              </w:rPr>
+            </w:pPr>
+            <w:r>
+              <w:rPr>
+                <w:rFonts w:ascii="Times New Roman" w:hAnsi="Times New Roman" w:cs="Times New Roman" w:hint="eastAsia"/>
+              </w:rPr>
+              <w:t>$</w:t>
+            </w:r>
+            <w:r>
+              <w:rPr>
+                <w:rFonts w:ascii="Times New Roman" w:hAnsi="Times New Roman" w:cs="Times New Roman"/>
+              </w:rPr>
+              <w:t xml:space="preserve"> </w:t>
+            </w:r>
+            <w:r>
+              <w:rPr>
+                <w:rFonts w:ascii="Times New Roman" w:hAnsi="Times New Roman" w:cs="Times New Roman"/>
+                <w:b/>
+                <w:bCs/>
+              </w:rPr>
+              <w:t>./</w:t>
+            </w:r>
+            <w:hyperlink r:id="rId158" w:anchor="file-scp-sh" w:history="1">
+              <w:r>
+                <w:rPr>
+                  <w:rStyle w:val="a7"/>
+                  <w:rFonts w:ascii="Times New Roman" w:hAnsi="Times New Roman" w:cs="Times New Roman"/>
+                  <w:b/>
+                  <w:bCs/>
+                </w:rPr>
+                <w:t>scp.sh</w:t>
+              </w:r>
+            </w:hyperlink>
+          </w:p>
+          <w:p>
+            <w:pPr>
+              <w:rPr>
+                <w:rFonts w:ascii="Times New Roman" w:hAnsi="Times New Roman" w:cs="Times New Roman"/>
+              </w:rPr>
+            </w:pPr>
+          </w:p>
+          <w:p>
+            <w:pPr>
+              <w:rPr>
+                <w:rFonts w:ascii="Times New Roman" w:hAnsi="Times New Roman" w:cs="Times New Roman"/>
+              </w:rPr>
+            </w:pPr>
+            <w:r>
+              <w:rPr>
+                <w:rFonts w:ascii="Times New Roman" w:hAnsi="Times New Roman" w:cs="Times New Roman"/>
+                <w:noProof/>
+              </w:rPr>
+              <w:drawing>
+                <wp:inline distT="0" distB="0" distL="0" distR="0" wp14:anchorId="00228903" wp14:editId="47EED77C">
+                  <wp:extent cx="5943600" cy="1372235"/>
+                  <wp:effectExtent l="0" t="0" r="0" b="0"/>
+                  <wp:docPr id="53" name="图片 53"/>
+                  <wp:cNvGraphicFramePr>
+                    <a:graphicFrameLocks xmlns:a="http://schemas.openxmlformats.org/drawingml/2006/main" noChangeAspect="1"/>
+                  </wp:cNvGraphicFramePr>
+                  <a:graphic xmlns:a="http://schemas.openxmlformats.org/drawingml/2006/main">
+                    <a:graphicData uri="http://schemas.openxmlformats.org/drawingml/2006/picture">
+                      <pic:pic xmlns:pic="http://schemas.openxmlformats.org/drawingml/2006/picture">
+                        <pic:nvPicPr>
+                          <pic:cNvPr id="1" name=""/>
+                          <pic:cNvPicPr/>
+                        </pic:nvPicPr>
+                        <pic:blipFill>
+                          <a:blip r:embed="rId45"/>
+                          <a:stretch>
+                            <a:fillRect/>
+                          </a:stretch>
+                        </pic:blipFill>
+                        <pic:spPr>
+                          <a:xfrm>
+                            <a:off x="0" y="0"/>
+                            <a:ext cx="5943600" cy="1372235"/>
+                          </a:xfrm>
+                          <a:prstGeom prst="rect">
+                            <a:avLst/>
+                          </a:prstGeom>
+                        </pic:spPr>
+                      </pic:pic>
+                    </a:graphicData>
+                  </a:graphic>
+                </wp:inline>
+              </w:drawing>
+            </w:r>
+          </w:p>
+          <w:p>
+            <w:pPr>
+              <w:rPr>
+                <w:rFonts w:ascii="Times New Roman" w:hAnsi="Times New Roman" w:cs="Times New Roman"/>
+              </w:rPr>
+            </w:pPr>
+          </w:p>
+        </w:tc>
+      </w:tr>
+    </w:tbl>
+    <w:p>
+      <w:pPr>
+        <w:rPr>
+          <w:rFonts w:ascii="Times New Roman" w:hAnsi="Times New Roman" w:cs="Times New Roman"/>
+        </w:rPr>
+      </w:pPr>
+    </w:p>
+    <w:p>
+      <w:pPr>
+        <w:rPr>
+          <w:rFonts w:ascii="Times New Roman" w:hAnsi="Times New Roman" w:cs="Times New Roman"/>
+        </w:rPr>
+      </w:pPr>
+      <w:r>
+        <w:rPr>
+          <w:rFonts w:ascii="Times New Roman" w:hAnsi="Times New Roman" w:cs="Times New Roman"/>
+          <w:b/>
+          <w:bCs/>
+        </w:rPr>
+        <w:t>Step</w:t>
+      </w:r>
+      <w:r>
+        <w:rPr>
+          <w:rFonts w:ascii="Times New Roman" w:hAnsi="Times New Roman" w:cs="Times New Roman"/>
+          <w:b/>
+          <w:bCs/>
+        </w:rPr>
+        <w:t xml:space="preserve"> 5 (Run)</w:t>
+      </w:r>
+      <w:r>
+        <w:rPr>
+          <w:rFonts w:ascii="Times New Roman" w:hAnsi="Times New Roman" w:cs="Times New Roman"/>
+          <w:b/>
+          <w:bCs/>
+        </w:rPr>
+        <w:t>:</w:t>
+      </w:r>
+      <w:r>
+        <w:rPr>
+          <w:rFonts w:ascii="Times New Roman" w:hAnsi="Times New Roman" w:cs="Times New Roman"/>
+        </w:rPr>
+        <w:t xml:space="preserve"> </w:t>
+      </w:r>
+      <w:proofErr w:type="spellStart"/>
+      <w:r>
+        <w:rPr>
+          <w:rFonts w:ascii="Times New Roman" w:hAnsi="Times New Roman" w:cs="Times New Roman"/>
+        </w:rPr>
+        <w:t>Orderers</w:t>
+      </w:r>
+      <w:proofErr w:type="spellEnd"/>
+      <w:r>
+        <w:rPr>
+          <w:rFonts w:ascii="Times New Roman" w:hAnsi="Times New Roman" w:cs="Times New Roman"/>
+        </w:rPr>
+        <w:t xml:space="preserve"> sets up the Docker container,</w:t>
+      </w:r>
+    </w:p>
+    <w:tbl>
+      <w:tblPr>
+        <w:tblStyle w:val="a4"/>
+        <w:tblW w:w="0" w:type="auto"/>
+        <w:tblLook w:val="04A0" w:firstRow="1" w:lastRow="0" w:firstColumn="1" w:lastColumn="0" w:noHBand="0" w:noVBand="1"/>
+      </w:tblPr>
+      <w:tblGrid>
+        <w:gridCol w:w="9350"/>
+      </w:tblGrid>
+      <w:tr>
+        <w:trPr>
+          <w:trHeight w:val="1259"/>
+        </w:trPr>
+        <w:tc>
+          <w:tcPr>
+            <w:tcW w:w="9350" w:type="dxa"/>
+          </w:tcPr>
+          <w:p>
+            <w:pPr>
+              <w:rPr>
+                <w:rFonts w:ascii="Times New Roman" w:hAnsi="Times New Roman" w:cs="Times New Roman"/>
+              </w:rPr>
+            </w:pPr>
+            <w:r>
+              <w:rPr>
+                <w:rFonts w:ascii="Times New Roman" w:hAnsi="Times New Roman" w:cs="Times New Roman" w:hint="eastAsia"/>
+              </w:rPr>
+              <w:t>$</w:t>
+            </w:r>
+            <w:r>
+              <w:rPr>
+                <w:rFonts w:ascii="Times New Roman" w:hAnsi="Times New Roman" w:cs="Times New Roman"/>
+              </w:rPr>
+              <w:t xml:space="preserve"> cd $HOME/</w:t>
+            </w:r>
+            <w:r>
+              <w:rPr>
+                <w:rFonts w:ascii="Times New Roman" w:hAnsi="Times New Roman" w:cs="Times New Roman"/>
+              </w:rPr>
+              <w:t>fabric-samples/demo-first</w:t>
+            </w:r>
+          </w:p>
+          <w:p>
+            <w:pPr>
+              <w:rPr>
+                <w:rStyle w:val="a7"/>
+                <w:rFonts w:ascii="Times New Roman" w:hAnsi="Times New Roman" w:cs="Times New Roman"/>
+                <w:b/>
+                <w:bCs/>
+              </w:rPr>
+            </w:pPr>
+            <w:r>
+              <w:rPr>
+                <w:rFonts w:ascii="Times New Roman" w:hAnsi="Times New Roman" w:cs="Times New Roman" w:hint="eastAsia"/>
+              </w:rPr>
+              <w:t>$</w:t>
+            </w:r>
+            <w:r>
+              <w:rPr>
+                <w:rFonts w:ascii="Times New Roman" w:hAnsi="Times New Roman" w:cs="Times New Roman"/>
+              </w:rPr>
+              <w:t xml:space="preserve"> </w:t>
+            </w:r>
+            <w:r>
+              <w:rPr>
+                <w:rFonts w:ascii="Times New Roman" w:hAnsi="Times New Roman" w:cs="Times New Roman"/>
+                <w:b/>
+                <w:bCs/>
+              </w:rPr>
+              <w:t>./</w:t>
+            </w:r>
+            <w:hyperlink r:id="rId159" w:anchor="file-orderer1-sh" w:history="1">
+              <w:r>
+                <w:rPr>
+                  <w:rStyle w:val="a7"/>
+                  <w:rFonts w:ascii="Times New Roman" w:hAnsi="Times New Roman" w:cs="Times New Roman"/>
+                  <w:b/>
+                  <w:bCs/>
+                </w:rPr>
+                <w:t>orderer1.sh</w:t>
+              </w:r>
+            </w:hyperlink>
+          </w:p>
+          <w:p>
+            <w:pPr>
+              <w:rPr>
+                <w:rFonts w:ascii="Times New Roman" w:hAnsi="Times New Roman" w:cs="Times New Roman"/>
+              </w:rPr>
+            </w:pPr>
+          </w:p>
+          <w:p>
+            <w:pPr>
+              <w:rPr>
+                <w:rFonts w:ascii="Times New Roman" w:hAnsi="Times New Roman" w:cs="Times New Roman"/>
+              </w:rPr>
+            </w:pPr>
+            <w:r>
+              <w:rPr>
+                <w:rFonts w:ascii="Times New Roman" w:hAnsi="Times New Roman" w:cs="Times New Roman"/>
+                <w:noProof/>
+              </w:rPr>
+              <w:drawing>
+                <wp:inline distT="0" distB="0" distL="0" distR="0" wp14:anchorId="30CD8E02" wp14:editId="58CDC269">
+                  <wp:extent cx="5943600" cy="190500"/>
+                  <wp:effectExtent l="0" t="0" r="0" b="0"/>
+                  <wp:docPr id="54" name="图片 54"/>
+                  <wp:cNvGraphicFramePr>
+                    <a:graphicFrameLocks xmlns:a="http://schemas.openxmlformats.org/drawingml/2006/main" noChangeAspect="1"/>
+                  </wp:cNvGraphicFramePr>
+                  <a:graphic xmlns:a="http://schemas.openxmlformats.org/drawingml/2006/main">
+                    <a:graphicData uri="http://schemas.openxmlformats.org/drawingml/2006/picture">
+                      <pic:pic xmlns:pic="http://schemas.openxmlformats.org/drawingml/2006/picture">
+                        <pic:nvPicPr>
+                          <pic:cNvPr id="1" name=""/>
+                          <pic:cNvPicPr/>
+                        </pic:nvPicPr>
+                        <pic:blipFill>
+                          <a:blip r:embed="rId47"/>
+                          <a:stretch>
+                            <a:fillRect/>
+                          </a:stretch>
+                        </pic:blipFill>
+                        <pic:spPr>
+                          <a:xfrm>
+                            <a:off x="0" y="0"/>
+                            <a:ext cx="5943600" cy="190500"/>
+                          </a:xfrm>
+                          <a:prstGeom prst="rect">
+                            <a:avLst/>
+                          </a:prstGeom>
+                        </pic:spPr>
+                      </pic:pic>
+                    </a:graphicData>
+                  </a:graphic>
+                </wp:inline>
+              </w:drawing>
+            </w:r>
+          </w:p>
+          <w:p>
+            <w:pPr>
+              <w:rPr>
+                <w:rFonts w:ascii="Times New Roman" w:hAnsi="Times New Roman" w:cs="Times New Roman"/>
+              </w:rPr>
+            </w:pPr>
+          </w:p>
+          <w:p>
+            <w:pPr>
+              <w:rPr>
+                <w:rFonts w:ascii="Times New Roman" w:hAnsi="Times New Roman" w:cs="Times New Roman"/>
+              </w:rPr>
+            </w:pPr>
+            <w:r>
+              <w:rPr>
+                <w:rFonts w:ascii="Times New Roman" w:hAnsi="Times New Roman" w:cs="Times New Roman" w:hint="eastAsia"/>
+              </w:rPr>
+              <w:t>$</w:t>
+            </w:r>
+            <w:r>
+              <w:rPr>
+                <w:rFonts w:ascii="Times New Roman" w:hAnsi="Times New Roman" w:cs="Times New Roman"/>
+              </w:rPr>
+              <w:t xml:space="preserve"> ./</w:t>
+            </w:r>
+            <w:hyperlink r:id="rId160" w:anchor="file-orderer2-sh" w:history="1">
+              <w:r>
+                <w:rPr>
+                  <w:rStyle w:val="a7"/>
+                  <w:rFonts w:ascii="Times New Roman" w:hAnsi="Times New Roman" w:cs="Times New Roman"/>
+                  <w:b/>
+                  <w:bCs/>
+                </w:rPr>
+                <w:t>orderer2.sh</w:t>
+              </w:r>
+            </w:hyperlink>
+          </w:p>
+          <w:p>
+            <w:pPr>
+              <w:rPr>
+                <w:rFonts w:ascii="Times New Roman" w:hAnsi="Times New Roman" w:cs="Times New Roman"/>
+              </w:rPr>
+            </w:pPr>
+          </w:p>
+          <w:p>
+            <w:pPr>
+              <w:rPr>
+                <w:rFonts w:ascii="Times New Roman" w:hAnsi="Times New Roman" w:cs="Times New Roman"/>
+              </w:rPr>
+            </w:pPr>
+            <w:r>
+              <w:rPr>
+                <w:rFonts w:ascii="Times New Roman" w:hAnsi="Times New Roman" w:cs="Times New Roman" w:hint="eastAsia"/>
+              </w:rPr>
+              <w:t>$</w:t>
+            </w:r>
+            <w:r>
+              <w:rPr>
+                <w:rFonts w:ascii="Times New Roman" w:hAnsi="Times New Roman" w:cs="Times New Roman"/>
+              </w:rPr>
+              <w:t xml:space="preserve"> ./</w:t>
+            </w:r>
+            <w:hyperlink r:id="rId161" w:anchor="file-orderer3-sh" w:history="1">
+              <w:r>
+                <w:rPr>
+                  <w:rStyle w:val="a7"/>
+                  <w:rFonts w:ascii="Times New Roman" w:hAnsi="Times New Roman" w:cs="Times New Roman"/>
+                  <w:b/>
+                  <w:bCs/>
+                </w:rPr>
+                <w:t>orderer3.sh</w:t>
+              </w:r>
+            </w:hyperlink>
+          </w:p>
+          <w:p>
+            <w:pPr>
+              <w:rPr>
+                <w:rFonts w:ascii="Times New Roman" w:hAnsi="Times New Roman" w:cs="Times New Roman"/>
+              </w:rPr>
+            </w:pPr>
+          </w:p>
+          <w:p>
+            <w:pPr>
+              <w:rPr>
+                <w:rFonts w:ascii="Times New Roman" w:hAnsi="Times New Roman" w:cs="Times New Roman"/>
+              </w:rPr>
+            </w:pPr>
+            <w:r>
+              <w:rPr>
+                <w:rFonts w:ascii="Times New Roman" w:hAnsi="Times New Roman" w:cs="Times New Roman" w:hint="eastAsia"/>
+              </w:rPr>
+              <w:t>$</w:t>
+            </w:r>
+            <w:r>
+              <w:rPr>
+                <w:rFonts w:ascii="Times New Roman" w:hAnsi="Times New Roman" w:cs="Times New Roman"/>
+              </w:rPr>
+              <w:t xml:space="preserve"> ./</w:t>
+            </w:r>
+            <w:hyperlink r:id="rId162" w:anchor="file-orderer4-sh" w:history="1">
+              <w:r>
+                <w:rPr>
+                  <w:rStyle w:val="a7"/>
+                  <w:rFonts w:ascii="Times New Roman" w:hAnsi="Times New Roman" w:cs="Times New Roman"/>
+                  <w:b/>
+                  <w:bCs/>
+                </w:rPr>
+                <w:t>orderer4.sh</w:t>
+              </w:r>
+            </w:hyperlink>
+          </w:p>
+          <w:p>
+            <w:pPr>
+              <w:rPr>
+                <w:rFonts w:ascii="Times New Roman" w:hAnsi="Times New Roman" w:cs="Times New Roman"/>
+              </w:rPr>
+            </w:pPr>
+          </w:p>
+          <w:p>
+            <w:pPr>
+              <w:rPr>
+                <w:rFonts w:ascii="Times New Roman" w:hAnsi="Times New Roman" w:cs="Times New Roman" w:hint="eastAsia"/>
+              </w:rPr>
+            </w:pPr>
+            <w:r>
+              <w:rPr>
+                <w:rFonts w:ascii="Times New Roman" w:hAnsi="Times New Roman" w:cs="Times New Roman" w:hint="eastAsia"/>
+              </w:rPr>
+              <w:t>$</w:t>
+            </w:r>
+            <w:r>
+              <w:rPr>
+                <w:rFonts w:ascii="Times New Roman" w:hAnsi="Times New Roman" w:cs="Times New Roman"/>
+              </w:rPr>
+              <w:t xml:space="preserve"> ./</w:t>
+            </w:r>
+            <w:hyperlink r:id="rId163" w:anchor="file-orderer5-sh" w:history="1">
+              <w:r>
+                <w:rPr>
+                  <w:rStyle w:val="a7"/>
+                  <w:rFonts w:ascii="Times New Roman" w:hAnsi="Times New Roman" w:cs="Times New Roman"/>
+                  <w:b/>
+                  <w:bCs/>
+                </w:rPr>
+                <w:t>orderer5.sh</w:t>
+              </w:r>
+            </w:hyperlink>
+          </w:p>
+          <w:p>
+            <w:pPr>
+              <w:rPr>
+                <w:rFonts w:ascii="Times New Roman" w:hAnsi="Times New Roman" w:cs="Times New Roman"/>
+              </w:rPr>
+            </w:pPr>
+          </w:p>
+          <w:p>
+            <w:pPr>
+              <w:rPr>
+                <w:rFonts w:ascii="Times New Roman" w:hAnsi="Times New Roman" w:cs="Times New Roman" w:hint="eastAsia"/>
+              </w:rPr>
+            </w:pPr>
+          </w:p>
+          <w:p>
+            <w:pPr>
+              <w:rPr>
+                <w:rFonts w:ascii="Times New Roman" w:hAnsi="Times New Roman" w:cs="Times New Roman"/>
+              </w:rPr>
+            </w:pPr>
+          </w:p>
+          <w:p>
+            <w:pPr>
+              <w:rPr>
+                <w:rFonts w:ascii="Times New Roman" w:hAnsi="Times New Roman" w:cs="Times New Roman"/>
+              </w:rPr>
+            </w:pPr>
+          </w:p>
+          <w:p>
+            <w:pPr>
+              <w:rPr>
+                <w:rFonts w:ascii="Times New Roman" w:hAnsi="Times New Roman" w:cs="Times New Roman"/>
+              </w:rPr>
+            </w:pPr>
+            <w:r>
+              <w:rPr>
+                <w:rFonts w:ascii="Times New Roman" w:hAnsi="Times New Roman" w:cs="Times New Roman" w:hint="eastAsia"/>
+              </w:rPr>
+              <w:t>$</w:t>
+            </w:r>
+            <w:r>
+              <w:rPr>
+                <w:rFonts w:ascii="Times New Roman" w:hAnsi="Times New Roman" w:cs="Times New Roman"/>
+              </w:rPr>
+              <w:t xml:space="preserve"> docker </w:t>
+            </w:r>
+            <w:proofErr w:type="spellStart"/>
+            <w:r>
+              <w:rPr>
+                <w:rFonts w:ascii="Times New Roman" w:hAnsi="Times New Roman" w:cs="Times New Roman"/>
+              </w:rPr>
+              <w:t>ps</w:t>
+            </w:r>
+            <w:proofErr w:type="spellEnd"/>
+          </w:p>
+          <w:p>
+            <w:pPr>
+              <w:rPr>
+                <w:rFonts w:ascii="Times New Roman" w:hAnsi="Times New Roman" w:cs="Times New Roman"/>
+              </w:rPr>
+            </w:pPr>
+          </w:p>
+          <w:p>
+            <w:pPr>
+              <w:rPr>
+                <w:rFonts w:ascii="Times New Roman" w:hAnsi="Times New Roman" w:cs="Times New Roman"/>
+              </w:rPr>
+            </w:pPr>
+            <w:r>
+              <w:rPr>
+                <w:rFonts w:ascii="Times New Roman" w:hAnsi="Times New Roman" w:cs="Times New Roman"/>
+                <w:noProof/>
+              </w:rPr>
+              <w:drawing>
+                <wp:inline distT="0" distB="0" distL="0" distR="0" wp14:anchorId="68A80E42" wp14:editId="1237EB32">
+                  <wp:extent cx="5943600" cy="216535"/>
+                  <wp:effectExtent l="0" t="0" r="0" b="0"/>
+                  <wp:docPr id="55" name="图片 55"/>
+                  <wp:cNvGraphicFramePr>
+                    <a:graphicFrameLocks xmlns:a="http://schemas.openxmlformats.org/drawingml/2006/main" noChangeAspect="1"/>
+                  </wp:cNvGraphicFramePr>
+                  <a:graphic xmlns:a="http://schemas.openxmlformats.org/drawingml/2006/main">
+                    <a:graphicData uri="http://schemas.openxmlformats.org/drawingml/2006/picture">
+                      <pic:pic xmlns:pic="http://schemas.openxmlformats.org/drawingml/2006/picture">
+                        <pic:nvPicPr>
+                          <pic:cNvPr id="1" name=""/>
+                          <pic:cNvPicPr/>
+                        </pic:nvPicPr>
+                        <pic:blipFill>
+                          <a:blip r:embed="rId48"/>
+                          <a:stretch>
+                            <a:fillRect/>
+                          </a:stretch>
+                        </pic:blipFill>
+                        <pic:spPr>
+                          <a:xfrm>
+                            <a:off x="0" y="0"/>
+                            <a:ext cx="5943600" cy="216535"/>
+                          </a:xfrm>
+                          <a:prstGeom prst="rect">
+                            <a:avLst/>
+                          </a:prstGeom>
+                        </pic:spPr>
+                      </pic:pic>
+                    </a:graphicData>
+                  </a:graphic>
+                </wp:inline>
+              </w:drawing>
+            </w:r>
+          </w:p>
+          <w:p>
+            <w:pPr>
+              <w:rPr>
+                <w:rFonts w:ascii="Times New Roman" w:hAnsi="Times New Roman" w:cs="Times New Roman"/>
+              </w:rPr>
+            </w:pPr>
+          </w:p>
+        </w:tc>
+      </w:tr>
+    </w:tbl>
+    <w:p>
+      <w:pPr>
+        <w:rPr>
+          <w:rFonts w:ascii="Times New Roman" w:hAnsi="Times New Roman" w:cs="Times New Roman"/>
+        </w:rPr>
+      </w:pPr>
+    </w:p>
+    <w:p>
+      <w:pPr>
+        <w:rPr>
+          <w:rFonts w:ascii="Times New Roman" w:hAnsi="Times New Roman" w:cs="Times New Roman"/>
+        </w:rPr>
+      </w:pPr>
+      <w:r>
+        <w:rPr>
+          <w:rFonts w:ascii="Times New Roman" w:hAnsi="Times New Roman" w:cs="Times New Roman"/>
+          <w:b/>
+          <w:bCs/>
+        </w:rPr>
+        <w:t>Step</w:t>
+      </w:r>
+      <w:r>
+        <w:rPr>
+          <w:rFonts w:ascii="Times New Roman" w:hAnsi="Times New Roman" w:cs="Times New Roman"/>
+          <w:b/>
+          <w:bCs/>
+        </w:rPr>
+        <w:t xml:space="preserve"> 6 (Run)</w:t>
+      </w:r>
+      <w:r>
+        <w:rPr>
+          <w:rFonts w:ascii="Times New Roman" w:hAnsi="Times New Roman" w:cs="Times New Roman"/>
+          <w:b/>
+          <w:bCs/>
+        </w:rPr>
+        <w:t>:</w:t>
+      </w:r>
+      <w:r>
+        <w:rPr>
+          <w:rFonts w:ascii="Times New Roman" w:hAnsi="Times New Roman" w:cs="Times New Roman"/>
+        </w:rPr>
+        <w:t xml:space="preserve"> </w:t>
+      </w:r>
+      <w:r>
+        <w:rPr>
+          <w:rFonts w:ascii="Times New Roman" w:hAnsi="Times New Roman" w:cs="Times New Roman"/>
+        </w:rPr>
+        <w:t>Peer1 sets up the Docker container,</w:t>
+      </w:r>
+    </w:p>
+    <w:tbl>
+      <w:tblPr>
+        <w:tblStyle w:val="a4"/>
+        <w:tblW w:w="0" w:type="auto"/>
+        <w:tblLook w:val="04A0" w:firstRow="1" w:lastRow="0" w:firstColumn="1" w:lastColumn="0" w:noHBand="0" w:noVBand="1"/>
+      </w:tblPr>
+      <w:tblGrid>
+        <w:gridCol w:w="9350"/>
+      </w:tblGrid>
+      <w:tr>
+        <w:tc>
+          <w:tcPr>
+            <w:tcW w:w="9350" w:type="dxa"/>
+          </w:tcPr>
+          <w:p>
+            <w:pPr>
+              <w:rPr>
+                <w:rFonts w:ascii="Times New Roman" w:hAnsi="Times New Roman" w:cs="Times New Roman"/>
+              </w:rPr>
+            </w:pPr>
+            <w:r>
+              <w:rPr>
+                <w:rFonts w:ascii="Times New Roman" w:hAnsi="Times New Roman" w:cs="Times New Roman" w:hint="eastAsia"/>
+              </w:rPr>
+              <w:t>$</w:t>
+            </w:r>
+            <w:r>
+              <w:rPr>
+                <w:rFonts w:ascii="Times New Roman" w:hAnsi="Times New Roman" w:cs="Times New Roman"/>
+              </w:rPr>
+              <w:t xml:space="preserve"> cd $HOME/</w:t>
+            </w:r>
+            <w:r>
+              <w:rPr>
+                <w:rFonts w:ascii="Times New Roman" w:hAnsi="Times New Roman" w:cs="Times New Roman"/>
+              </w:rPr>
+              <w:t>fabric-samples/demo-first</w:t>
+            </w:r>
+          </w:p>
+          <w:p>
+            <w:pPr>
+              <w:rPr>
+                <w:rFonts w:ascii="Times New Roman" w:hAnsi="Times New Roman" w:cs="Times New Roman"/>
+                <w:b/>
+                <w:bCs/>
+                <w:color w:val="7030A0"/>
+              </w:rPr>
+            </w:pPr>
+            <w:r>
+              <w:rPr>
+                <w:rFonts w:ascii="Times New Roman" w:hAnsi="Times New Roman" w:cs="Times New Roman" w:hint="eastAsia"/>
+              </w:rPr>
+              <w:t>$</w:t>
+            </w:r>
+            <w:r>
+              <w:rPr>
+                <w:rFonts w:ascii="Times New Roman" w:hAnsi="Times New Roman" w:cs="Times New Roman"/>
+              </w:rPr>
+              <w:t xml:space="preserve"> ./</w:t>
+            </w:r>
+            <w:hyperlink r:id="rId164" w:anchor="file-peer1-sh" w:history="1">
+              <w:r>
+                <w:rPr>
+                  <w:rStyle w:val="a7"/>
+                  <w:rFonts w:ascii="Times New Roman" w:hAnsi="Times New Roman" w:cs="Times New Roman"/>
+                  <w:b/>
+                  <w:bCs/>
+                </w:rPr>
+                <w:t>peer1.sh</w:t>
+              </w:r>
+            </w:hyperlink>
+          </w:p>
+          <w:p>
+            <w:pPr>
+              <w:rPr>
+                <w:rStyle w:val="a7"/>
+                <w:rFonts w:ascii="Times New Roman" w:hAnsi="Times New Roman" w:cs="Times New Roman"/>
+                <w:b/>
+                <w:bCs/>
+                <w:color w:val="7030A0"/>
+              </w:rPr>
+            </w:pPr>
+          </w:p>
+          <w:p>
+            <w:pPr>
+              <w:rPr>
+                <w:rStyle w:val="a7"/>
+                <w:rFonts w:ascii="Times New Roman" w:hAnsi="Times New Roman" w:cs="Times New Roman"/>
+              </w:rPr>
+            </w:pPr>
+          </w:p>
+          <w:p>
+            <w:pPr>
+              <w:rPr>
+                <w:rStyle w:val="a7"/>
+                <w:rFonts w:ascii="Times New Roman" w:hAnsi="Times New Roman" w:cs="Times New Roman" w:hint="eastAsia"/>
+              </w:rPr>
+            </w:pPr>
+          </w:p>
+          <w:p>
+            <w:pPr>
+              <w:rPr>
+                <w:rStyle w:val="a7"/>
+              </w:rPr>
+            </w:pPr>
+          </w:p>
+          <w:p>
+            <w:pPr>
+              <w:rPr>
+                <w:rFonts w:ascii="Times New Roman" w:hAnsi="Times New Roman" w:cs="Times New Roman"/>
+                <w:color w:val="0000FF"/>
+                <w:u w:val="single"/>
+              </w:rPr>
+            </w:pPr>
+            <w:r>
+              <w:rPr>
+                <w:rFonts w:ascii="Times New Roman" w:hAnsi="Times New Roman" w:cs="Times New Roman"/>
+                <w:noProof/>
+                <w:color w:val="0000FF"/>
+                <w:u w:val="single"/>
+              </w:rPr>
+              <w:drawing>
+                <wp:inline distT="0" distB="0" distL="0" distR="0" wp14:anchorId="0646A240" wp14:editId="5ECB36DB">
+                  <wp:extent cx="5943600" cy="200025"/>
+                  <wp:effectExtent l="0" t="0" r="0" b="9525"/>
+                  <wp:docPr id="56" name="图片 56"/>
+                  <wp:cNvGraphicFramePr>
+                    <a:graphicFrameLocks xmlns:a="http://schemas.openxmlformats.org/drawingml/2006/main" noChangeAspect="1"/>
+                  </wp:cNvGraphicFramePr>
+                  <a:graphic xmlns:a="http://schemas.openxmlformats.org/drawingml/2006/main">
+                    <a:graphicData uri="http://schemas.openxmlformats.org/drawingml/2006/picture">
+                      <pic:pic xmlns:pic="http://schemas.openxmlformats.org/drawingml/2006/picture">
+                        <pic:nvPicPr>
+                          <pic:cNvPr id="1" name=""/>
+                          <pic:cNvPicPr/>
+                        </pic:nvPicPr>
+                        <pic:blipFill>
+                          <a:blip r:embed="rId50"/>
+                          <a:stretch>
+                            <a:fillRect/>
+                          </a:stretch>
+                        </pic:blipFill>
+                        <pic:spPr>
+                          <a:xfrm>
+                            <a:off x="0" y="0"/>
+                            <a:ext cx="5943600" cy="200025"/>
+                          </a:xfrm>
+                          <a:prstGeom prst="rect">
+                            <a:avLst/>
+                          </a:prstGeom>
+                        </pic:spPr>
+                      </pic:pic>
+                    </a:graphicData>
+                  </a:graphic>
+                </wp:inline>
+              </w:drawing>
+            </w:r>
+          </w:p>
+          <w:p>
+            <w:pPr>
+              <w:rPr>
+                <w:rFonts w:ascii="Times New Roman" w:hAnsi="Times New Roman" w:cs="Times New Roman"/>
+              </w:rPr>
+            </w:pPr>
+          </w:p>
+          <w:p>
+            <w:pPr>
+              <w:rPr>
+                <w:rFonts w:ascii="Times New Roman" w:hAnsi="Times New Roman" w:cs="Times New Roman"/>
+              </w:rPr>
+            </w:pPr>
+            <w:r>
+              <w:rPr>
+                <w:rFonts w:ascii="Times New Roman" w:hAnsi="Times New Roman" w:cs="Times New Roman" w:hint="eastAsia"/>
+              </w:rPr>
+              <w:t>$</w:t>
+            </w:r>
+            <w:r>
+              <w:rPr>
+                <w:rFonts w:ascii="Times New Roman" w:hAnsi="Times New Roman" w:cs="Times New Roman"/>
+              </w:rPr>
+              <w:t xml:space="preserve"> docker </w:t>
+            </w:r>
+            <w:proofErr w:type="spellStart"/>
+            <w:r>
+              <w:rPr>
+                <w:rFonts w:ascii="Times New Roman" w:hAnsi="Times New Roman" w:cs="Times New Roman"/>
+              </w:rPr>
+              <w:t>ps</w:t>
+            </w:r>
+            <w:proofErr w:type="spellEnd"/>
+          </w:p>
+          <w:p>
+            <w:pPr>
+              <w:rPr>
+                <w:rFonts w:ascii="Times New Roman" w:hAnsi="Times New Roman" w:cs="Times New Roman"/>
+                <w:noProof/>
+              </w:rPr>
+            </w:pPr>
+          </w:p>
+          <w:p>
+            <w:pPr>
+              <w:rPr>
+                <w:rFonts w:ascii="Times New Roman" w:hAnsi="Times New Roman" w:cs="Times New Roman"/>
+              </w:rPr>
+            </w:pPr>
+            <w:r>
+              <w:rPr>
+                <w:rFonts w:ascii="Times New Roman" w:hAnsi="Times New Roman" w:cs="Times New Roman"/>
+                <w:noProof/>
+              </w:rPr>
+              <w:drawing>
+                <wp:inline distT="0" distB="0" distL="0" distR="0" wp14:anchorId="350465F2" wp14:editId="04C7CE75">
+                  <wp:extent cx="5943600" cy="200025"/>
+                  <wp:effectExtent l="0" t="0" r="0" b="9525"/>
+                  <wp:docPr id="57" name="图片 57"/>
+                  <wp:cNvGraphicFramePr>
+                    <a:graphicFrameLocks xmlns:a="http://schemas.openxmlformats.org/drawingml/2006/main" noChangeAspect="1"/>
+                  </wp:cNvGraphicFramePr>
+                  <a:graphic xmlns:a="http://schemas.openxmlformats.org/drawingml/2006/main">
+                    <a:graphicData uri="http://schemas.openxmlformats.org/drawingml/2006/picture">
+                      <pic:pic xmlns:pic="http://schemas.openxmlformats.org/drawingml/2006/picture">
+                        <pic:nvPicPr>
+                          <pic:cNvPr id="1" name=""/>
+                          <pic:cNvPicPr/>
+                        </pic:nvPicPr>
+                        <pic:blipFill>
+                          <a:blip r:embed="rId51"/>
+                          <a:stretch>
+                            <a:fillRect/>
+                          </a:stretch>
+                        </pic:blipFill>
+                        <pic:spPr>
+                          <a:xfrm>
+                            <a:off x="0" y="0"/>
+                            <a:ext cx="5943600" cy="200025"/>
+                          </a:xfrm>
+                          <a:prstGeom prst="rect">
+                            <a:avLst/>
+                          </a:prstGeom>
+                        </pic:spPr>
+                      </pic:pic>
+                    </a:graphicData>
+                  </a:graphic>
+                </wp:inline>
+              </w:drawing>
+            </w:r>
+          </w:p>
+          <w:p>
+            <w:pPr>
+              <w:rPr>
+                <w:rFonts w:ascii="Times New Roman" w:hAnsi="Times New Roman" w:cs="Times New Roman"/>
+              </w:rPr>
+            </w:pPr>
+          </w:p>
+        </w:tc>
+      </w:tr>
+    </w:tbl>
+    <w:p>
+      <w:pPr>
+        <w:rPr>
+          <w:rFonts w:ascii="Times New Roman" w:hAnsi="Times New Roman" w:cs="Times New Roman"/>
+        </w:rPr>
+      </w:pPr>
+    </w:p>
+    <w:p>
+      <w:pPr>
+        <w:rPr>
+          <w:rFonts w:ascii="Times New Roman" w:hAnsi="Times New Roman" w:cs="Times New Roman"/>
+        </w:rPr>
+      </w:pPr>
+      <w:r>
+        <w:rPr>
+          <w:rFonts w:ascii="Times New Roman" w:hAnsi="Times New Roman" w:cs="Times New Roman"/>
+          <w:b/>
+          <w:bCs/>
+        </w:rPr>
+        <w:t>Step</w:t>
+      </w:r>
+      <w:r>
+        <w:rPr>
+          <w:rFonts w:ascii="Times New Roman" w:hAnsi="Times New Roman" w:cs="Times New Roman"/>
+          <w:b/>
+          <w:bCs/>
+        </w:rPr>
+        <w:t xml:space="preserve"> 7 (Run)</w:t>
+      </w:r>
+      <w:r>
+        <w:rPr>
+          <w:rFonts w:ascii="Times New Roman" w:hAnsi="Times New Roman" w:cs="Times New Roman"/>
+          <w:b/>
+          <w:bCs/>
+        </w:rPr>
+        <w:t>:</w:t>
+      </w:r>
+      <w:r>
+        <w:rPr>
+          <w:rFonts w:ascii="Times New Roman" w:hAnsi="Times New Roman" w:cs="Times New Roman"/>
+        </w:rPr>
+        <w:t xml:space="preserve"> </w:t>
+      </w:r>
+      <w:r>
+        <w:rPr>
+          <w:rFonts w:ascii="Times New Roman" w:hAnsi="Times New Roman" w:cs="Times New Roman"/>
+        </w:rPr>
+        <w:t>Peer2 setups the docker container,</w:t>
+      </w:r>
+    </w:p>
+    <w:tbl>
+      <w:tblPr>
+        <w:tblStyle w:val="a4"/>
+        <w:tblW w:w="0" w:type="auto"/>
+        <w:tblLook w:val="04A0" w:firstRow="1" w:lastRow="0" w:firstColumn="1" w:lastColumn="0" w:noHBand="0" w:noVBand="1"/>
+      </w:tblPr>
+      <w:tblGrid>
+        <w:gridCol w:w="9350"/>
+      </w:tblGrid>
+      <w:tr>
+        <w:tc>
+          <w:tcPr>
+            <w:tcW w:w="9350" w:type="dxa"/>
+          </w:tcPr>
+          <w:p>
+            <w:pPr>
+              <w:rPr>
+                <w:rFonts w:ascii="Times New Roman" w:hAnsi="Times New Roman" w:cs="Times New Roman"/>
+              </w:rPr>
+            </w:pPr>
+            <w:r>
+              <w:rPr>
+                <w:rFonts w:ascii="Times New Roman" w:hAnsi="Times New Roman" w:cs="Times New Roman" w:hint="eastAsia"/>
+              </w:rPr>
+              <w:t>$</w:t>
+            </w:r>
+            <w:r>
+              <w:rPr>
+                <w:rFonts w:ascii="Times New Roman" w:hAnsi="Times New Roman" w:cs="Times New Roman"/>
+              </w:rPr>
+              <w:t xml:space="preserve"> cd $HOME/</w:t>
+            </w:r>
+            <w:r>
+              <w:rPr>
+                <w:rFonts w:ascii="Times New Roman" w:hAnsi="Times New Roman" w:cs="Times New Roman"/>
+              </w:rPr>
+              <w:t>fabric-samples/demo-first</w:t>
+            </w:r>
+          </w:p>
+          <w:p>
+            <w:pPr>
+              <w:rPr>
+                <w:rFonts w:ascii="Times New Roman" w:hAnsi="Times New Roman" w:cs="Times New Roman"/>
+                <w:b/>
+                <w:bCs/>
+                <w:color w:val="0000FF"/>
+                <w:u w:val="single"/>
+              </w:rPr>
+            </w:pPr>
+            <w:r>
+              <w:rPr>
+                <w:rFonts w:ascii="Times New Roman" w:hAnsi="Times New Roman" w:cs="Times New Roman" w:hint="eastAsia"/>
+              </w:rPr>
+              <w:t>$</w:t>
+            </w:r>
+            <w:r>
+              <w:rPr>
+                <w:rFonts w:ascii="Times New Roman" w:hAnsi="Times New Roman" w:cs="Times New Roman"/>
+              </w:rPr>
+              <w:t xml:space="preserve"> ./</w:t>
+            </w:r>
+            <w:hyperlink r:id="rId165" w:anchor="file-peer2-sh" w:history="1">
+              <w:r>
+                <w:rPr>
+                  <w:rStyle w:val="a7"/>
+                  <w:rFonts w:ascii="Times New Roman" w:hAnsi="Times New Roman" w:cs="Times New Roman"/>
+                  <w:b/>
+                  <w:bCs/>
+                </w:rPr>
+                <w:t>peer2.sh</w:t>
+              </w:r>
+            </w:hyperlink>
+          </w:p>
+          <w:p>
+            <w:pPr>
+              <w:rPr>
+                <w:rStyle w:val="a7"/>
+                <w:rFonts w:ascii="Times New Roman" w:hAnsi="Times New Roman" w:cs="Times New Roman"/>
+              </w:rPr>
+            </w:pPr>
+          </w:p>
+          <w:p>
+            <w:pPr>
+              <w:rPr>
+                <w:rFonts w:ascii="Times New Roman" w:hAnsi="Times New Roman" w:cs="Times New Roman"/>
+              </w:rPr>
+            </w:pPr>
+          </w:p>
+          <w:p>
+            <w:pPr>
+              <w:rPr>
+                <w:rFonts w:ascii="Times New Roman" w:hAnsi="Times New Roman" w:cs="Times New Roman"/>
+              </w:rPr>
+            </w:pPr>
+            <w:r>
+              <w:rPr>
+                <w:rFonts w:ascii="Times New Roman" w:hAnsi="Times New Roman" w:cs="Times New Roman"/>
+                <w:noProof/>
+              </w:rPr>
+              <w:drawing>
+                <wp:inline distT="0" distB="0" distL="0" distR="0" wp14:anchorId="0048144E" wp14:editId="683FB7D8">
+                  <wp:extent cx="5943600" cy="200660"/>
+                  <wp:effectExtent l="0" t="0" r="0" b="8890"/>
+                  <wp:docPr id="58" name="图片 58"/>
+                  <wp:cNvGraphicFramePr>
+                    <a:graphicFrameLocks xmlns:a="http://schemas.openxmlformats.org/drawingml/2006/main" noChangeAspect="1"/>
+                  </wp:cNvGraphicFramePr>
+                  <a:graphic xmlns:a="http://schemas.openxmlformats.org/drawingml/2006/main">
+                    <a:graphicData uri="http://schemas.openxmlformats.org/drawingml/2006/picture">
+                      <pic:pic xmlns:pic="http://schemas.openxmlformats.org/drawingml/2006/picture">
+                        <pic:nvPicPr>
+                          <pic:cNvPr id="1" name=""/>
+                          <pic:cNvPicPr/>
+                        </pic:nvPicPr>
+                        <pic:blipFill>
+                          <a:blip r:embed="rId53"/>
+                          <a:stretch>
+                            <a:fillRect/>
+                          </a:stretch>
+                        </pic:blipFill>
+                        <pic:spPr>
+                          <a:xfrm>
+                            <a:off x="0" y="0"/>
+                            <a:ext cx="5943600" cy="200660"/>
+                          </a:xfrm>
+                          <a:prstGeom prst="rect">
+                            <a:avLst/>
+                          </a:prstGeom>
+                        </pic:spPr>
+                      </pic:pic>
+                    </a:graphicData>
+                  </a:graphic>
+                </wp:inline>
+              </w:drawing>
+            </w:r>
+          </w:p>
+          <w:p>
+            <w:pPr>
+              <w:rPr>
+                <w:rFonts w:ascii="Times New Roman" w:hAnsi="Times New Roman" w:cs="Times New Roman"/>
+              </w:rPr>
+            </w:pPr>
+          </w:p>
+          <w:p>
+            <w:pPr>
+              <w:rPr>
+                <w:rFonts w:ascii="Times New Roman" w:hAnsi="Times New Roman" w:cs="Times New Roman"/>
+              </w:rPr>
+            </w:pPr>
+            <w:r>
+              <w:rPr>
+                <w:rFonts w:ascii="Times New Roman" w:hAnsi="Times New Roman" w:cs="Times New Roman" w:hint="eastAsia"/>
+              </w:rPr>
+              <w:t>$</w:t>
+            </w:r>
+            <w:r>
+              <w:rPr>
+                <w:rFonts w:ascii="Times New Roman" w:hAnsi="Times New Roman" w:cs="Times New Roman"/>
+              </w:rPr>
+              <w:t xml:space="preserve"> docker </w:t>
+            </w:r>
+            <w:proofErr w:type="spellStart"/>
+            <w:r>
+              <w:rPr>
+                <w:rFonts w:ascii="Times New Roman" w:hAnsi="Times New Roman" w:cs="Times New Roman"/>
+              </w:rPr>
+              <w:t>ps</w:t>
+            </w:r>
+            <w:proofErr w:type="spellEnd"/>
+          </w:p>
+          <w:p>
+            <w:pPr>
+              <w:rPr>
+                <w:rFonts w:ascii="Times New Roman" w:hAnsi="Times New Roman" w:cs="Times New Roman"/>
+              </w:rPr>
+            </w:pPr>
+          </w:p>
+          <w:p>
+            <w:pPr>
+              <w:rPr>
+                <w:rFonts w:ascii="Times New Roman" w:hAnsi="Times New Roman" w:cs="Times New Roman"/>
+                <w:noProof/>
+              </w:rPr>
+            </w:pPr>
+            <w:r>
+              <w:rPr>
+                <w:rFonts w:ascii="Times New Roman" w:hAnsi="Times New Roman" w:cs="Times New Roman"/>
+                <w:noProof/>
+              </w:rPr>
+              <w:drawing>
+                <wp:inline distT="0" distB="0" distL="0" distR="0" wp14:anchorId="6F7CCC8F" wp14:editId="21C0722D">
+                  <wp:extent cx="5943600" cy="206375"/>
+                  <wp:effectExtent l="0" t="0" r="0" b="3175"/>
+                  <wp:docPr id="59" name="图片 59"/>
+                  <wp:cNvGraphicFramePr>
+                    <a:graphicFrameLocks xmlns:a="http://schemas.openxmlformats.org/drawingml/2006/main" noChangeAspect="1"/>
+                  </wp:cNvGraphicFramePr>
+                  <a:graphic xmlns:a="http://schemas.openxmlformats.org/drawingml/2006/main">
+                    <a:graphicData uri="http://schemas.openxmlformats.org/drawingml/2006/picture">
+                      <pic:pic xmlns:pic="http://schemas.openxmlformats.org/drawingml/2006/picture">
+                        <pic:nvPicPr>
+                          <pic:cNvPr id="1" name=""/>
+                          <pic:cNvPicPr/>
+                        </pic:nvPicPr>
+                        <pic:blipFill>
+                          <a:blip r:embed="rId54"/>
+                          <a:stretch>
+                            <a:fillRect/>
+                          </a:stretch>
+                        </pic:blipFill>
+                        <pic:spPr>
+                          <a:xfrm>
+                            <a:off x="0" y="0"/>
+                            <a:ext cx="5943600" cy="206375"/>
+                          </a:xfrm>
+                          <a:prstGeom prst="rect">
+                            <a:avLst/>
+                          </a:prstGeom>
+                        </pic:spPr>
+                      </pic:pic>
+                    </a:graphicData>
+                  </a:graphic>
+                </wp:inline>
+              </w:drawing>
+            </w:r>
+          </w:p>
+          <w:p>
+            <w:pPr>
+              <w:rPr>
+                <w:rFonts w:ascii="Times New Roman" w:hAnsi="Times New Roman" w:cs="Times New Roman"/>
+              </w:rPr>
+            </w:pPr>
+          </w:p>
+        </w:tc>
+      </w:tr>
+    </w:tbl>
+    <w:p>
+      <w:pPr>
+        <w:rPr>
+          <w:rFonts w:ascii="Times New Roman" w:hAnsi="Times New Roman" w:cs="Times New Roman"/>
+        </w:rPr>
+      </w:pPr>
+    </w:p>
+    <w:p>
+      <w:pPr>
+        <w:rPr>
+          <w:rFonts w:ascii="Times New Roman" w:hAnsi="Times New Roman" w:cs="Times New Roman"/>
+        </w:rPr>
+      </w:pPr>
+      <w:r>
+        <w:rPr>
+          <w:rFonts w:ascii="Times New Roman" w:hAnsi="Times New Roman" w:cs="Times New Roman"/>
+          <w:b/>
+          <w:bCs/>
+        </w:rPr>
+        <w:t>Step</w:t>
+      </w:r>
+      <w:r>
+        <w:rPr>
+          <w:rFonts w:ascii="Times New Roman" w:hAnsi="Times New Roman" w:cs="Times New Roman"/>
+          <w:b/>
+          <w:bCs/>
+        </w:rPr>
+        <w:t xml:space="preserve"> 8 (Run)</w:t>
+      </w:r>
+      <w:r>
+        <w:rPr>
+          <w:rFonts w:ascii="Times New Roman" w:hAnsi="Times New Roman" w:cs="Times New Roman"/>
+          <w:b/>
+          <w:bCs/>
+        </w:rPr>
+        <w:t>:</w:t>
+      </w:r>
+      <w:r>
+        <w:rPr>
+          <w:rFonts w:ascii="Times New Roman" w:hAnsi="Times New Roman" w:cs="Times New Roman"/>
+        </w:rPr>
+        <w:t xml:space="preserve"> </w:t>
+      </w:r>
+      <w:r>
+        <w:rPr>
+          <w:rFonts w:ascii="Times New Roman" w:hAnsi="Times New Roman" w:cs="Times New Roman"/>
+        </w:rPr>
+        <w:t>CLI setups the docker container,</w:t>
+      </w:r>
+    </w:p>
+    <w:tbl>
+      <w:tblPr>
+        <w:tblStyle w:val="a4"/>
+        <w:tblW w:w="0" w:type="auto"/>
+        <w:tblLook w:val="04A0" w:firstRow="1" w:lastRow="0" w:firstColumn="1" w:lastColumn="0" w:noHBand="0" w:noVBand="1"/>
+      </w:tblPr>
+      <w:tblGrid>
+        <w:gridCol w:w="9350"/>
+      </w:tblGrid>
+      <w:tr>
+        <w:tc>
+          <w:tcPr>
+            <w:tcW w:w="9350" w:type="dxa"/>
+          </w:tcPr>
+          <w:p>
+            <w:pPr>
+              <w:rPr>
+                <w:rFonts w:ascii="Times New Roman" w:hAnsi="Times New Roman" w:cs="Times New Roman"/>
+              </w:rPr>
+            </w:pPr>
+            <w:r>
+              <w:rPr>
+                <w:rFonts w:ascii="Times New Roman" w:hAnsi="Times New Roman" w:cs="Times New Roman" w:hint="eastAsia"/>
+              </w:rPr>
+              <w:t>$</w:t>
+            </w:r>
+            <w:r>
+              <w:rPr>
+                <w:rFonts w:ascii="Times New Roman" w:hAnsi="Times New Roman" w:cs="Times New Roman"/>
+              </w:rPr>
+              <w:t xml:space="preserve"> cd $HOME/</w:t>
+            </w:r>
+            <w:r>
+              <w:rPr>
+                <w:rFonts w:ascii="Times New Roman" w:hAnsi="Times New Roman" w:cs="Times New Roman"/>
+              </w:rPr>
+              <w:t>fabric-samples/demo-first</w:t>
+            </w:r>
+          </w:p>
+          <w:p>
+            <w:pPr>
+              <w:rPr>
+                <w:rStyle w:val="a7"/>
+                <w:rFonts w:ascii="Times New Roman" w:hAnsi="Times New Roman" w:cs="Times New Roman"/>
+              </w:rPr>
+            </w:pPr>
+            <w:r>
+              <w:rPr>
+                <w:rFonts w:ascii="Times New Roman" w:hAnsi="Times New Roman" w:cs="Times New Roman" w:hint="eastAsia"/>
+              </w:rPr>
+              <w:t>$</w:t>
+            </w:r>
+            <w:r>
+              <w:rPr>
+                <w:rFonts w:ascii="Times New Roman" w:hAnsi="Times New Roman" w:cs="Times New Roman"/>
+              </w:rPr>
+              <w:t xml:space="preserve"> ./</w:t>
+            </w:r>
+            <w:hyperlink r:id="rId166" w:anchor="file-cli-sh" w:history="1">
+              <w:r>
+                <w:rPr>
+                  <w:rStyle w:val="a7"/>
+                  <w:rFonts w:ascii="Times New Roman" w:hAnsi="Times New Roman" w:cs="Times New Roman"/>
+                  <w:b/>
+                  <w:bCs/>
+                </w:rPr>
+                <w:t>cli.sh</w:t>
+              </w:r>
+            </w:hyperlink>
+          </w:p>
+          <w:p>
+            <w:pPr>
+              <w:rPr>
+                <w:rFonts w:ascii="Times New Roman" w:hAnsi="Times New Roman" w:cs="Times New Roman"/>
+              </w:rPr>
+            </w:pPr>
+          </w:p>
+          <w:p>
+            <w:pPr>
+              <w:rPr>
+                <w:rFonts w:ascii="Times New Roman" w:hAnsi="Times New Roman" w:cs="Times New Roman"/>
+              </w:rPr>
+            </w:pPr>
+            <w:r>
+              <w:rPr>
+                <w:rFonts w:ascii="Times New Roman" w:hAnsi="Times New Roman" w:cs="Times New Roman"/>
+                <w:noProof/>
+              </w:rPr>
+              <w:drawing>
+                <wp:inline distT="0" distB="0" distL="0" distR="0" wp14:anchorId="6EE8F54C" wp14:editId="7A17535A">
+                  <wp:extent cx="5943600" cy="130175"/>
+                  <wp:effectExtent l="0" t="0" r="0" b="3175"/>
+                  <wp:docPr id="60" name="图片 60"/>
+                  <wp:cNvGraphicFramePr>
+                    <a:graphicFrameLocks xmlns:a="http://schemas.openxmlformats.org/drawingml/2006/main" noChangeAspect="1"/>
+                  </wp:cNvGraphicFramePr>
+                  <a:graphic xmlns:a="http://schemas.openxmlformats.org/drawingml/2006/main">
+                    <a:graphicData uri="http://schemas.openxmlformats.org/drawingml/2006/picture">
+                      <pic:pic xmlns:pic="http://schemas.openxmlformats.org/drawingml/2006/picture">
+                        <pic:nvPicPr>
+                          <pic:cNvPr id="1" name=""/>
+                          <pic:cNvPicPr/>
+                        </pic:nvPicPr>
+                        <pic:blipFill>
+                          <a:blip r:embed="rId56"/>
+                          <a:stretch>
+                            <a:fillRect/>
+                          </a:stretch>
+                        </pic:blipFill>
+                        <pic:spPr>
+                          <a:xfrm>
+                            <a:off x="0" y="0"/>
+                            <a:ext cx="5943600" cy="130175"/>
+                          </a:xfrm>
+                          <a:prstGeom prst="rect">
+                            <a:avLst/>
+                          </a:prstGeom>
+                        </pic:spPr>
+                      </pic:pic>
+                    </a:graphicData>
+                  </a:graphic>
+                </wp:inline>
+              </w:drawing>
+            </w:r>
+          </w:p>
+          <w:p>
+            <w:pPr>
+              <w:rPr>
+                <w:rFonts w:ascii="Times New Roman" w:hAnsi="Times New Roman" w:cs="Times New Roman"/>
+              </w:rPr>
+            </w:pPr>
+          </w:p>
+          <w:p>
+            <w:pPr>
+              <w:rPr>
+                <w:rFonts w:ascii="Times New Roman" w:hAnsi="Times New Roman" w:cs="Times New Roman"/>
+              </w:rPr>
+            </w:pPr>
+            <w:r>
+              <w:rPr>
+                <w:rFonts w:ascii="Times New Roman" w:hAnsi="Times New Roman" w:cs="Times New Roman" w:hint="eastAsia"/>
+              </w:rPr>
+              <w:t>$</w:t>
+            </w:r>
+            <w:r>
+              <w:rPr>
+                <w:rFonts w:ascii="Times New Roman" w:hAnsi="Times New Roman" w:cs="Times New Roman"/>
+              </w:rPr>
+              <w:t xml:space="preserve"> docker </w:t>
+            </w:r>
+            <w:proofErr w:type="spellStart"/>
+            <w:r>
+              <w:rPr>
+                <w:rFonts w:ascii="Times New Roman" w:hAnsi="Times New Roman" w:cs="Times New Roman"/>
+              </w:rPr>
+              <w:t>ps</w:t>
+            </w:r>
+            <w:proofErr w:type="spellEnd"/>
+          </w:p>
+          <w:p>
+            <w:pPr>
+              <w:rPr>
+                <w:rFonts w:ascii="Times New Roman" w:hAnsi="Times New Roman" w:cs="Times New Roman"/>
+              </w:rPr>
+            </w:pPr>
+          </w:p>
+          <w:p>
+            <w:pPr>
+              <w:rPr>
+                <w:rFonts w:ascii="Times New Roman" w:hAnsi="Times New Roman" w:cs="Times New Roman"/>
+              </w:rPr>
+            </w:pPr>
+            <w:r>
+              <w:rPr>
+                <w:rFonts w:ascii="Times New Roman" w:hAnsi="Times New Roman" w:cs="Times New Roman"/>
+                <w:noProof/>
+              </w:rPr>
+              <w:drawing>
+                <wp:inline distT="0" distB="0" distL="0" distR="0" wp14:anchorId="6BE58F84" wp14:editId="60BFA37A">
+                  <wp:extent cx="5943600" cy="216535"/>
+                  <wp:effectExtent l="0" t="0" r="0" b="0"/>
+                  <wp:docPr id="61" name="图片 61"/>
+                  <wp:cNvGraphicFramePr>
+                    <a:graphicFrameLocks xmlns:a="http://schemas.openxmlformats.org/drawingml/2006/main" noChangeAspect="1"/>
+                  </wp:cNvGraphicFramePr>
+                  <a:graphic xmlns:a="http://schemas.openxmlformats.org/drawingml/2006/main">
+                    <a:graphicData uri="http://schemas.openxmlformats.org/drawingml/2006/picture">
+                      <pic:pic xmlns:pic="http://schemas.openxmlformats.org/drawingml/2006/picture">
+                        <pic:nvPicPr>
+                          <pic:cNvPr id="1" name=""/>
+                          <pic:cNvPicPr/>
+                        </pic:nvPicPr>
+                        <pic:blipFill>
+                          <a:blip r:embed="rId57"/>
+                          <a:stretch>
+                            <a:fillRect/>
+                          </a:stretch>
+                        </pic:blipFill>
+                        <pic:spPr>
+                          <a:xfrm>
+                            <a:off x="0" y="0"/>
+                            <a:ext cx="5943600" cy="216535"/>
+                          </a:xfrm>
+                          <a:prstGeom prst="rect">
+                            <a:avLst/>
+                          </a:prstGeom>
+                        </pic:spPr>
+                      </pic:pic>
+                    </a:graphicData>
+                  </a:graphic>
+                </wp:inline>
+              </w:drawing>
+            </w:r>
+          </w:p>
+          <w:p>
+            <w:pPr>
+              <w:rPr>
+                <w:rFonts w:ascii="Times New Roman" w:hAnsi="Times New Roman" w:cs="Times New Roman"/>
+              </w:rPr>
+            </w:pPr>
+          </w:p>
+        </w:tc>
+      </w:tr>
+    </w:tbl>
+    <w:p/>
+    <w:p/>
+    <w:p/>
+    <w:p>
+      <w:pPr>
+        <w:pStyle w:val="2"/>
+        <w:rPr>
+          <w:rStyle w:val="a3"/>
+          <w:color w:val="2F5496" w:themeColor="accent1" w:themeShade="BF"/>
+        </w:rPr>
+      </w:pPr>
+      <w:r>
+        <w:rPr>
+          <w:rStyle w:val="a3"/>
+          <w:color w:val="2F5496" w:themeColor="accent1" w:themeShade="BF"/>
+        </w:rPr>
+        <w:t>3</w:t>
+      </w:r>
+      <w:r>
+        <w:rPr>
+          <w:rStyle w:val="a3"/>
+          <w:color w:val="2F5496" w:themeColor="accent1" w:themeShade="BF"/>
+        </w:rPr>
+        <w:t>.</w:t>
+      </w:r>
+      <w:r>
+        <w:rPr>
+          <w:rStyle w:val="a3"/>
+          <w:color w:val="2F5496" w:themeColor="accent1" w:themeShade="BF"/>
+        </w:rPr>
+        <w:t>2</w:t>
+      </w:r>
+      <w:r>
+        <w:rPr>
+          <w:rStyle w:val="a3"/>
+          <w:color w:val="2F5496" w:themeColor="accent1" w:themeShade="BF"/>
+        </w:rPr>
+        <w:t xml:space="preserve">. </w:t>
+      </w:r>
+      <w:r>
+        <w:rPr>
+          <w:rStyle w:val="a3"/>
+          <w:rFonts w:hint="eastAsia"/>
+          <w:color w:val="2F5496" w:themeColor="accent1" w:themeShade="BF"/>
+        </w:rPr>
+        <w:t>S</w:t>
+      </w:r>
+      <w:r>
+        <w:rPr>
+          <w:rStyle w:val="a3"/>
+          <w:color w:val="2F5496" w:themeColor="accent1" w:themeShade="BF"/>
+        </w:rPr>
+        <w:t>tart the Network</w:t>
+      </w:r>
+    </w:p>
+    <w:p/>
+    <w:p>
+      <w:pPr>
+        <w:rPr>
+          <w:rFonts w:ascii="Times New Roman" w:hAnsi="Times New Roman" w:cs="Times New Roman"/>
+          <w:b/>
+          <w:bCs/>
+        </w:rPr>
+      </w:pPr>
+      <w:r>
+        <w:rPr>
+          <w:rFonts w:ascii="Times New Roman" w:hAnsi="Times New Roman" w:cs="Times New Roman"/>
+          <w:b/>
+          <w:bCs/>
+        </w:rPr>
+        <w:t>Step 1</w:t>
+      </w:r>
+      <w:r>
+        <w:rPr>
+          <w:rFonts w:ascii="Times New Roman" w:hAnsi="Times New Roman" w:cs="Times New Roman"/>
+          <w:b/>
+          <w:bCs/>
+        </w:rPr>
+        <w:t xml:space="preserve"> (Run)</w:t>
+      </w:r>
+      <w:r>
+        <w:rPr>
+          <w:rFonts w:ascii="Times New Roman" w:hAnsi="Times New Roman" w:cs="Times New Roman"/>
+          <w:b/>
+          <w:bCs/>
+        </w:rPr>
+        <w:t>:</w:t>
+      </w:r>
+      <w:r>
+        <w:rPr>
+          <w:rFonts w:ascii="Times New Roman" w:hAnsi="Times New Roman" w:cs="Times New Roman"/>
+        </w:rPr>
+        <w:t xml:space="preserve"> CLI</w:t>
+      </w:r>
+      <w:r>
+        <w:rPr>
+          <w:rFonts w:ascii="Times New Roman" w:hAnsi="Times New Roman" w:cs="Times New Roman"/>
+        </w:rPr>
+        <w:t xml:space="preserve"> (of peer0.org1) connects to Peer0.org1.example.com:7051, creates a </w:t>
+      </w:r>
+      <w:proofErr w:type="spellStart"/>
+      <w:r>
+        <w:rPr>
+          <w:rFonts w:ascii="Times New Roman" w:hAnsi="Times New Roman" w:cs="Times New Roman"/>
+        </w:rPr>
+        <w:t>channel.block</w:t>
+      </w:r>
+      <w:proofErr w:type="spellEnd"/>
+      <w:r>
+        <w:rPr>
+          <w:rFonts w:ascii="Times New Roman" w:hAnsi="Times New Roman" w:cs="Times New Roman"/>
+        </w:rPr>
+        <w:t xml:space="preserve">, and then all peers join the </w:t>
+      </w:r>
+      <w:proofErr w:type="spellStart"/>
+      <w:r>
+        <w:rPr>
+          <w:rFonts w:ascii="Times New Roman" w:hAnsi="Times New Roman" w:cs="Times New Roman"/>
+        </w:rPr>
+        <w:t>channel.block</w:t>
+      </w:r>
+      <w:proofErr w:type="spellEnd"/>
+      <w:r>
+        <w:rPr>
+          <w:rFonts w:ascii="Times New Roman" w:hAnsi="Times New Roman" w:cs="Times New Roman"/>
+        </w:rPr>
+        <w:t xml:space="preserve">, </w:t>
+      </w:r>
+    </w:p>
+    <w:tbl>
+      <w:tblPr>
+        <w:tblStyle w:val="a4"/>
+        <w:tblW w:w="0" w:type="auto"/>
+        <w:tblLook w:val="04A0" w:firstRow="1" w:lastRow="0" w:firstColumn="1" w:lastColumn="0" w:noHBand="0" w:noVBand="1"/>
+      </w:tblPr>
+      <w:tblGrid>
+        <w:gridCol w:w="9350"/>
+      </w:tblGrid>
+      <w:tr>
+        <w:tc>
+          <w:tcPr>
+            <w:tcW w:w="9350" w:type="dxa"/>
+          </w:tcPr>
+          <w:p>
+            <w:pPr>
+              <w:pStyle w:val="HTML"/>
+              <w:rPr>
+                <w:rFonts w:asciiTheme="minorHAnsi" w:hAnsiTheme="minorHAnsi" w:cstheme="minorHAnsi"/>
+                <w:sz w:val="22"/>
+                <w:szCs w:val="22"/>
+              </w:rPr>
+            </w:pPr>
+            <w:r>
+              <w:rPr>
+                <w:rFonts w:asciiTheme="minorHAnsi" w:hAnsiTheme="minorHAnsi" w:cstheme="minorHAnsi"/>
+                <w:sz w:val="22"/>
+                <w:szCs w:val="22"/>
+              </w:rPr>
+              <w:t xml:space="preserve">// </w:t>
+            </w:r>
+            <w:r>
+              <w:rPr>
+                <w:rFonts w:asciiTheme="minorHAnsi" w:hAnsiTheme="minorHAnsi" w:cstheme="minorHAnsi"/>
+                <w:sz w:val="22"/>
+                <w:szCs w:val="22"/>
+              </w:rPr>
+              <w:t>CLI  goes</w:t>
+            </w:r>
+            <w:r>
+              <w:rPr>
+                <w:rFonts w:asciiTheme="minorHAnsi" w:hAnsiTheme="minorHAnsi" w:cstheme="minorHAnsi"/>
+                <w:sz w:val="22"/>
+                <w:szCs w:val="22"/>
+              </w:rPr>
+              <w:t xml:space="preserve"> to `peer0.org1.example.com:7051` </w:t>
+            </w:r>
+            <w:r>
+              <w:rPr>
+                <w:rFonts w:asciiTheme="minorHAnsi" w:hAnsiTheme="minorHAnsi" w:cstheme="minorHAnsi"/>
+                <w:sz w:val="22"/>
+                <w:szCs w:val="22"/>
+              </w:rPr>
+              <w:br/>
+              <w:t>$ docker exec -it cli bash</w:t>
+            </w:r>
+          </w:p>
+          <w:p>
+            <w:pPr>
+              <w:pStyle w:val="HTML"/>
+              <w:rPr>
+                <w:rFonts w:asciiTheme="minorHAnsi" w:hAnsiTheme="minorHAnsi" w:cstheme="minorHAnsi"/>
+                <w:sz w:val="22"/>
+                <w:szCs w:val="22"/>
+              </w:rPr>
+            </w:pPr>
+          </w:p>
+          <w:p>
+            <w:pPr>
+              <w:pStyle w:val="HTML"/>
+              <w:rPr>
+                <w:rFonts w:asciiTheme="minorHAnsi" w:hAnsiTheme="minorHAnsi" w:cstheme="minorHAnsi"/>
+                <w:sz w:val="22"/>
+                <w:szCs w:val="22"/>
+              </w:rPr>
+            </w:pPr>
+            <w:r>
+              <w:rPr>
+                <w:rFonts w:asciiTheme="minorHAnsi" w:hAnsiTheme="minorHAnsi" w:cstheme="minorHAnsi"/>
+                <w:sz w:val="22"/>
+                <w:szCs w:val="22"/>
+              </w:rPr>
+              <w:t>// Environment Configuration for `peer0.org1.example.com:7051`</w:t>
+            </w:r>
+          </w:p>
+          <w:p>
+            <w:pPr>
+              <w:pStyle w:val="HTML"/>
+              <w:rPr>
+                <w:rStyle w:val="a7"/>
+                <w:rFonts w:asciiTheme="minorHAnsi" w:eastAsiaTheme="minorEastAsia" w:hAnsiTheme="minorHAnsi" w:cstheme="minorHAnsi"/>
+                <w:color w:val="auto"/>
+                <w:sz w:val="22"/>
+                <w:szCs w:val="22"/>
+                <w:u w:val="none"/>
+              </w:rPr>
+            </w:pPr>
+            <w:r>
+              <w:rPr>
+                <w:rFonts w:asciiTheme="minorHAnsi" w:hAnsiTheme="minorHAnsi" w:cstheme="minorHAnsi"/>
+                <w:sz w:val="22"/>
+                <w:szCs w:val="22"/>
+              </w:rPr>
+              <w:t># cd scripts</w:t>
+            </w:r>
+            <w:r>
+              <w:rPr>
+                <w:rFonts w:asciiTheme="minorHAnsi" w:hAnsiTheme="minorHAnsi" w:cstheme="minorHAnsi"/>
+                <w:sz w:val="22"/>
+                <w:szCs w:val="22"/>
+              </w:rPr>
+              <w:br/>
+              <w:t xml:space="preserve"># </w:t>
+            </w:r>
+            <w:r>
+              <w:rPr>
+                <w:rFonts w:asciiTheme="minorHAnsi" w:hAnsiTheme="minorHAnsi" w:cstheme="minorHAnsi"/>
+                <w:sz w:val="22"/>
+                <w:szCs w:val="22"/>
+              </w:rPr>
+              <w:t>./</w:t>
+            </w:r>
+            <w:hyperlink r:id="rId167" w:anchor="file-step1-sh" w:history="1">
+              <w:r>
+                <w:rPr>
+                  <w:rStyle w:val="a7"/>
+                  <w:rFonts w:asciiTheme="minorHAnsi" w:hAnsiTheme="minorHAnsi" w:cstheme="minorHAnsi"/>
+                  <w:b/>
+                  <w:bCs/>
+                  <w:sz w:val="22"/>
+                  <w:szCs w:val="22"/>
+                </w:rPr>
+                <w:t>step1.sh</w:t>
+              </w:r>
+            </w:hyperlink>
+            <w:r>
+              <w:rPr>
+                <w:rStyle w:val="a7"/>
+                <w:rFonts w:asciiTheme="minorHAnsi" w:hAnsiTheme="minorHAnsi" w:cstheme="minorHAnsi"/>
+                <w:b/>
+                <w:bCs/>
+                <w:sz w:val="22"/>
+                <w:szCs w:val="22"/>
+              </w:rPr>
+              <w:t xml:space="preserve"> </w:t>
+            </w:r>
+            <w:r>
+              <w:rPr>
+                <w:rFonts w:asciiTheme="minorHAnsi" w:hAnsiTheme="minorHAnsi" w:cstheme="minorHAnsi"/>
+                <w:sz w:val="22"/>
+                <w:szCs w:val="22"/>
+              </w:rPr>
+              <w:t xml:space="preserve">// </w:t>
+            </w:r>
+            <w:r>
+              <w:rPr>
+                <w:rFonts w:asciiTheme="minorHAnsi" w:hAnsiTheme="minorHAnsi" w:cstheme="minorHAnsi"/>
+                <w:sz w:val="22"/>
+                <w:szCs w:val="22"/>
+              </w:rPr>
+              <w:t>All peers join the channel</w:t>
+            </w:r>
+          </w:p>
+          <w:p>
+            <w:pPr>
+              <w:pStyle w:val="HTML"/>
+              <w:rPr>
+                <w:rStyle w:val="a7"/>
+                <w:rFonts w:asciiTheme="minorHAnsi" w:eastAsiaTheme="minorEastAsia" w:hAnsiTheme="minorHAnsi" w:cstheme="minorHAnsi"/>
+              </w:rPr>
+            </w:pPr>
+          </w:p>
+          <w:p>
+            <w:pPr>
+              <w:pStyle w:val="HTML"/>
+              <w:rPr>
+                <w:rStyle w:val="a7"/>
+                <w:rFonts w:asciiTheme="minorHAnsi" w:eastAsiaTheme="minorEastAsia" w:hAnsiTheme="minorHAnsi" w:cstheme="minorHAnsi"/>
+              </w:rPr>
+            </w:pPr>
+            <w:r>
+              <w:rPr>
+                <w:rStyle w:val="a7"/>
+                <w:rFonts w:asciiTheme="minorHAnsi" w:eastAsiaTheme="minorEastAsia" w:hAnsiTheme="minorHAnsi" w:cstheme="minorHAnsi"/>
+                <w:noProof/>
+              </w:rPr>
+              <w:drawing>
+                <wp:inline distT="0" distB="0" distL="0" distR="0" wp14:anchorId="32EF6825" wp14:editId="257B31B4">
+                  <wp:extent cx="5943600" cy="1939290"/>
+                  <wp:effectExtent l="0" t="0" r="0" b="3810"/>
+                  <wp:docPr id="62" name="图片 62"/>
+                  <wp:cNvGraphicFramePr>
+                    <a:graphicFrameLocks xmlns:a="http://schemas.openxmlformats.org/drawingml/2006/main" noChangeAspect="1"/>
+                  </wp:cNvGraphicFramePr>
+                  <a:graphic xmlns:a="http://schemas.openxmlformats.org/drawingml/2006/main">
+                    <a:graphicData uri="http://schemas.openxmlformats.org/drawingml/2006/picture">
+                      <pic:pic xmlns:pic="http://schemas.openxmlformats.org/drawingml/2006/picture">
+                        <pic:nvPicPr>
+                          <pic:cNvPr id="1" name=""/>
+                          <pic:cNvPicPr/>
+                        </pic:nvPicPr>
+                        <pic:blipFill>
+                          <a:blip r:embed="rId59"/>
+                          <a:stretch>
+                            <a:fillRect/>
+                          </a:stretch>
+                        </pic:blipFill>
+                        <pic:spPr>
+                          <a:xfrm>
+                            <a:off x="0" y="0"/>
+                            <a:ext cx="5943600" cy="1939290"/>
+                          </a:xfrm>
+                          <a:prstGeom prst="rect">
+                            <a:avLst/>
+                          </a:prstGeom>
+                        </pic:spPr>
+                      </pic:pic>
+                    </a:graphicData>
+                  </a:graphic>
+                </wp:inline>
+              </w:drawing>
+            </w:r>
+          </w:p>
+          <w:p>
+            <w:pPr>
+              <w:pStyle w:val="HTML"/>
+              <w:rPr>
+                <w:rFonts w:asciiTheme="minorHAnsi" w:eastAsiaTheme="minorEastAsia" w:hAnsiTheme="minorHAnsi" w:cstheme="minorHAnsi"/>
+                <w:sz w:val="22"/>
+                <w:szCs w:val="22"/>
+              </w:rPr>
+            </w:pPr>
+          </w:p>
+          <w:p>
+            <w:pPr>
+              <w:pStyle w:val="HTML"/>
+              <w:rPr>
+                <w:rFonts w:asciiTheme="minorHAnsi" w:hAnsiTheme="minorHAnsi" w:cstheme="minorHAnsi"/>
+                <w:sz w:val="22"/>
+                <w:szCs w:val="22"/>
+              </w:rPr>
+            </w:pPr>
+            <w:r>
+              <w:rPr>
+                <w:rFonts w:asciiTheme="minorHAnsi" w:hAnsiTheme="minorHAnsi" w:cstheme="minorHAnsi"/>
+                <w:sz w:val="22"/>
+                <w:szCs w:val="22"/>
+              </w:rPr>
+              <w:t xml:space="preserve"># </w:t>
+            </w:r>
+            <w:r>
+              <w:rPr>
+                <w:rFonts w:asciiTheme="minorHAnsi" w:hAnsiTheme="minorHAnsi" w:cstheme="minorHAnsi"/>
+                <w:sz w:val="22"/>
+                <w:szCs w:val="22"/>
+              </w:rPr>
+              <w:t>./</w:t>
+            </w:r>
+            <w:hyperlink r:id="rId168" w:anchor="file-step2-sh" w:history="1">
+              <w:r>
+                <w:rPr>
+                  <w:rStyle w:val="a7"/>
+                  <w:rFonts w:asciiTheme="minorHAnsi" w:hAnsiTheme="minorHAnsi" w:cstheme="minorHAnsi"/>
+                  <w:b/>
+                  <w:bCs/>
+                  <w:sz w:val="22"/>
+                  <w:szCs w:val="22"/>
+                </w:rPr>
+                <w:t>step2.sh</w:t>
+              </w:r>
+            </w:hyperlink>
+            <w:r>
+              <w:rPr>
+                <w:rFonts w:asciiTheme="minorHAnsi" w:hAnsiTheme="minorHAnsi" w:cstheme="minorHAnsi"/>
+                <w:b/>
+                <w:bCs/>
+                <w:sz w:val="22"/>
+                <w:szCs w:val="22"/>
+              </w:rPr>
+              <w:t xml:space="preserve"> </w:t>
+            </w:r>
+            <w:r>
+              <w:rPr>
+                <w:rFonts w:asciiTheme="minorHAnsi" w:hAnsiTheme="minorHAnsi" w:cstheme="minorHAnsi"/>
+                <w:sz w:val="22"/>
+                <w:szCs w:val="22"/>
+              </w:rPr>
+              <w:t xml:space="preserve">// </w:t>
+            </w:r>
+            <w:r>
+              <w:rPr>
+                <w:rFonts w:asciiTheme="minorHAnsi" w:hAnsiTheme="minorHAnsi" w:cstheme="minorHAnsi"/>
+                <w:sz w:val="22"/>
+                <w:szCs w:val="22"/>
+              </w:rPr>
+              <w:t xml:space="preserve">All peers join the </w:t>
+            </w:r>
+            <w:proofErr w:type="spellStart"/>
+            <w:r>
+              <w:rPr>
+                <w:rFonts w:asciiTheme="minorHAnsi" w:hAnsiTheme="minorHAnsi" w:cstheme="minorHAnsi"/>
+                <w:sz w:val="22"/>
+                <w:szCs w:val="22"/>
+              </w:rPr>
+              <w:t>chaincode</w:t>
+            </w:r>
+            <w:proofErr w:type="spellEnd"/>
+          </w:p>
+          <w:p>
+            <w:pPr>
+              <w:pStyle w:val="HTML"/>
+              <w:rPr>
+                <w:rFonts w:asciiTheme="minorHAnsi" w:eastAsiaTheme="minorEastAsia" w:hAnsiTheme="minorHAnsi" w:cstheme="minorHAnsi"/>
+                <w:sz w:val="22"/>
+                <w:szCs w:val="22"/>
+              </w:rPr>
+            </w:pPr>
+          </w:p>
+          <w:p>
+            <w:pPr>
+              <w:pStyle w:val="HTML"/>
+              <w:rPr>
+                <w:rFonts w:asciiTheme="minorHAnsi" w:eastAsiaTheme="minorEastAsia" w:hAnsiTheme="minorHAnsi" w:cstheme="minorHAnsi"/>
+                <w:noProof/>
+                <w:sz w:val="22"/>
+                <w:szCs w:val="22"/>
+              </w:rPr>
+            </w:pPr>
+            <w:r>
+              <w:rPr>
+                <w:rFonts w:asciiTheme="minorHAnsi" w:eastAsiaTheme="minorEastAsia" w:hAnsiTheme="minorHAnsi" w:cstheme="minorHAnsi"/>
+                <w:noProof/>
+                <w:sz w:val="22"/>
+                <w:szCs w:val="22"/>
+              </w:rPr>
+              <w:drawing>
+                <wp:inline distT="0" distB="0" distL="0" distR="0" wp14:anchorId="022E8D34" wp14:editId="4EEBA9F4">
+                  <wp:extent cx="5943600" cy="2115820"/>
+                  <wp:effectExtent l="0" t="0" r="0" b="0"/>
+                  <wp:docPr id="63" name="图片 63"/>
+                  <wp:cNvGraphicFramePr>
+                    <a:graphicFrameLocks xmlns:a="http://schemas.openxmlformats.org/drawingml/2006/main" noChangeAspect="1"/>
+                  </wp:cNvGraphicFramePr>
+                  <a:graphic xmlns:a="http://schemas.openxmlformats.org/drawingml/2006/main">
+                    <a:graphicData uri="http://schemas.openxmlformats.org/drawingml/2006/picture">
+                      <pic:pic xmlns:pic="http://schemas.openxmlformats.org/drawingml/2006/picture">
+                        <pic:nvPicPr>
+                          <pic:cNvPr id="1" name=""/>
+                          <pic:cNvPicPr/>
+                        </pic:nvPicPr>
+                        <pic:blipFill>
+                          <a:blip r:embed="rId61"/>
+                          <a:stretch>
+                            <a:fillRect/>
+                          </a:stretch>
+                        </pic:blipFill>
+                        <pic:spPr>
+                          <a:xfrm>
+                            <a:off x="0" y="0"/>
+                            <a:ext cx="5943600" cy="2115820"/>
+                          </a:xfrm>
+                          <a:prstGeom prst="rect">
+                            <a:avLst/>
+                          </a:prstGeom>
+                        </pic:spPr>
+                      </pic:pic>
+                    </a:graphicData>
+                  </a:graphic>
+                </wp:inline>
+              </w:drawing>
+            </w:r>
+          </w:p>
+          <w:p>
+            <w:pPr>
+              <w:pStyle w:val="HTML"/>
+              <w:rPr>
+                <w:rFonts w:asciiTheme="minorHAnsi" w:eastAsiaTheme="minorEastAsia" w:hAnsiTheme="minorHAnsi" w:cstheme="minorHAnsi"/>
+                <w:sz w:val="22"/>
+                <w:szCs w:val="22"/>
+              </w:rPr>
+            </w:pPr>
+          </w:p>
+        </w:tc>
+      </w:tr>
+    </w:tbl>
+    <w:p/>
+    <w:p/>
+    <w:p/>
+    <w:p/>
+    <w:p>
+      <w:pPr>
+        <w:pStyle w:val="2"/>
+        <w:rPr>
+          <w:rStyle w:val="a3"/>
+          <w:color w:val="2F5496" w:themeColor="accent1" w:themeShade="BF"/>
+        </w:rPr>
+      </w:pPr>
+      <w:r>
+        <w:rPr>
+          <w:rStyle w:val="a3"/>
+          <w:color w:val="2F5496" w:themeColor="accent1" w:themeShade="BF"/>
+        </w:rPr>
+        <w:t>3</w:t>
+      </w:r>
+      <w:r>
+        <w:rPr>
+          <w:rStyle w:val="a3"/>
+          <w:color w:val="2F5496" w:themeColor="accent1" w:themeShade="BF"/>
+        </w:rPr>
+        <w:t>.</w:t>
+      </w:r>
+      <w:r>
+        <w:rPr>
+          <w:rStyle w:val="a3"/>
+          <w:color w:val="2F5496" w:themeColor="accent1" w:themeShade="BF"/>
+        </w:rPr>
+        <w:t>4</w:t>
+      </w:r>
+      <w:r>
+        <w:rPr>
+          <w:rStyle w:val="a3"/>
+          <w:color w:val="2F5496" w:themeColor="accent1" w:themeShade="BF"/>
+        </w:rPr>
+        <w:t xml:space="preserve">. </w:t>
+      </w:r>
+      <w:r>
+        <w:rPr>
+          <w:rStyle w:val="a3"/>
+          <w:color w:val="2F5496" w:themeColor="accent1" w:themeShade="BF"/>
+        </w:rPr>
+        <w:t xml:space="preserve">Start </w:t>
+      </w:r>
+      <w:r>
+        <w:rPr>
+          <w:rStyle w:val="a3"/>
+          <w:rFonts w:hint="eastAsia"/>
+          <w:color w:val="2F5496" w:themeColor="accent1" w:themeShade="BF"/>
+        </w:rPr>
+        <w:t>N</w:t>
+      </w:r>
+      <w:r>
+        <w:rPr>
+          <w:rStyle w:val="a3"/>
+          <w:color w:val="2F5496" w:themeColor="accent1" w:themeShade="BF"/>
+        </w:rPr>
+        <w:t>odejs SDK</w:t>
+      </w:r>
+    </w:p>
+    <w:p/>
+    <w:p>
+      <w:pPr>
+        <w:rPr>
+          <w:bCs/>
+        </w:rPr>
+      </w:pPr>
+      <w:r>
+        <w:rPr>
+          <w:b/>
+        </w:rPr>
+        <w:t xml:space="preserve">Step 1 (Run): </w:t>
+      </w:r>
+      <w:r>
+        <w:rPr>
+          <w:bCs/>
+        </w:rPr>
+        <w:t xml:space="preserve">CLI </w:t>
+      </w:r>
+      <w:r>
+        <w:rPr>
+          <w:bCs/>
+        </w:rPr>
+        <w:t>c</w:t>
+      </w:r>
+      <w:r>
+        <w:rPr>
+          <w:bCs/>
+        </w:rPr>
+        <w:t>onfig</w:t>
+      </w:r>
+      <w:r>
+        <w:rPr>
+          <w:bCs/>
+        </w:rPr>
+        <w:t>ures</w:t>
+      </w:r>
+      <w:r>
+        <w:rPr>
+          <w:bCs/>
+        </w:rPr>
+        <w:t xml:space="preserve"> </w:t>
+      </w:r>
+      <w:r>
+        <w:rPr>
+          <w:bCs/>
+        </w:rPr>
+        <w:t xml:space="preserve">the Node.js SDK folder and </w:t>
+      </w:r>
+      <w:proofErr w:type="spellStart"/>
+      <w:r>
+        <w:rPr>
+          <w:bCs/>
+        </w:rPr>
+        <w:t>tls</w:t>
+      </w:r>
+      <w:proofErr w:type="spellEnd"/>
+      <w:r>
+        <w:rPr>
+          <w:bCs/>
+        </w:rPr>
+        <w:t>, wallet, and workload files for all peers,</w:t>
+      </w:r>
+    </w:p>
+    <w:tbl>
+      <w:tblPr>
+        <w:tblStyle w:val="a4"/>
+        <w:tblW w:w="0" w:type="auto"/>
+        <w:tblLook w:val="04A0" w:firstRow="1" w:lastRow="0" w:firstColumn="1" w:lastColumn="0" w:noHBand="0" w:noVBand="1"/>
+      </w:tblPr>
+      <w:tblGrid>
+        <w:gridCol w:w="9350"/>
+      </w:tblGrid>
+      <w:tr>
+        <w:tc>
+          <w:tcPr>
+            <w:tcW w:w="9350" w:type="dxa"/>
+          </w:tcPr>
+          <w:p>
+            <w:pPr>
+              <w:rPr>
+                <w:bCs/>
+              </w:rPr>
+            </w:pPr>
+            <w:r>
+              <w:rPr>
+                <w:rFonts w:hint="eastAsia"/>
+                <w:bCs/>
+              </w:rPr>
+              <w:t>#</w:t>
+            </w:r>
+            <w:r>
+              <w:rPr>
+                <w:bCs/>
+              </w:rPr>
+              <w:t xml:space="preserve"> exit</w:t>
+            </w:r>
+          </w:p>
+          <w:p>
+            <w:pPr>
+              <w:rPr>
+                <w:rFonts w:cstheme="minorHAnsi"/>
+              </w:rPr>
+            </w:pPr>
+            <w:r>
+              <w:rPr>
+                <w:rFonts w:hint="eastAsia"/>
+                <w:bCs/>
+              </w:rPr>
+              <w:t>$</w:t>
+            </w:r>
+            <w:r>
+              <w:rPr>
+                <w:bCs/>
+              </w:rPr>
+              <w:t xml:space="preserve"> </w:t>
+            </w:r>
+            <w:proofErr w:type="spellStart"/>
+            <w:r>
+              <w:rPr>
+                <w:rFonts w:cstheme="minorHAnsi"/>
+              </w:rPr>
+              <w:t>mkdir</w:t>
+            </w:r>
+            <w:proofErr w:type="spellEnd"/>
+            <w:r>
+              <w:rPr>
+                <w:rFonts w:cstheme="minorHAnsi"/>
+              </w:rPr>
+              <w:t xml:space="preserve"> -p </w:t>
+            </w:r>
+            <w:r>
+              <w:rPr>
+                <w:rFonts w:cstheme="minorHAnsi"/>
+              </w:rPr>
+              <w:t>$HOME</w:t>
+            </w:r>
+            <w:r>
+              <w:rPr>
+                <w:rFonts w:cstheme="minorHAnsi"/>
+              </w:rPr>
+              <w:t>/fabric-samples/demo-first/workload</w:t>
+            </w:r>
+          </w:p>
+          <w:p>
+            <w:pPr>
+              <w:rPr>
+                <w:rFonts w:cstheme="minorHAnsi"/>
+              </w:rPr>
+            </w:pPr>
+            <w:r>
+              <w:rPr>
+                <w:rFonts w:cstheme="minorHAnsi"/>
+              </w:rPr>
+              <w:t xml:space="preserve">$ </w:t>
+            </w:r>
+            <w:proofErr w:type="spellStart"/>
+            <w:r>
+              <w:rPr>
+                <w:rFonts w:cstheme="minorHAnsi"/>
+              </w:rPr>
+              <w:t>mkdir</w:t>
+            </w:r>
+            <w:proofErr w:type="spellEnd"/>
+            <w:r>
+              <w:rPr>
+                <w:rFonts w:cstheme="minorHAnsi"/>
+              </w:rPr>
+              <w:t xml:space="preserve"> -p</w:t>
+            </w:r>
+            <w:r>
+              <w:rPr>
+                <w:rFonts w:cstheme="minorHAnsi"/>
+              </w:rPr>
+              <w:t xml:space="preserve"> $HOME</w:t>
+            </w:r>
+            <w:r>
+              <w:rPr>
+                <w:rFonts w:cstheme="minorHAnsi"/>
+              </w:rPr>
+              <w:t>/fabric-samples/demo-first/workload/</w:t>
+            </w:r>
+            <w:proofErr w:type="spellStart"/>
+            <w:r>
+              <w:rPr>
+                <w:rFonts w:cstheme="minorHAnsi"/>
+              </w:rPr>
+              <w:t>tls</w:t>
+            </w:r>
+            <w:proofErr w:type="spellEnd"/>
+            <w:r>
+              <w:rPr>
+                <w:rFonts w:cstheme="minorHAnsi"/>
+              </w:rPr>
+              <w:br/>
+              <w:t xml:space="preserve">$ </w:t>
+            </w:r>
+            <w:proofErr w:type="spellStart"/>
+            <w:r>
+              <w:rPr>
+                <w:rFonts w:cstheme="minorHAnsi"/>
+              </w:rPr>
+              <w:t>mkdir</w:t>
+            </w:r>
+            <w:proofErr w:type="spellEnd"/>
+            <w:r>
+              <w:rPr>
+                <w:rFonts w:cstheme="minorHAnsi"/>
+              </w:rPr>
+              <w:t xml:space="preserve"> -p </w:t>
+            </w:r>
+            <w:r>
+              <w:rPr>
+                <w:rFonts w:cstheme="minorHAnsi"/>
+              </w:rPr>
+              <w:t>$HOME</w:t>
+            </w:r>
+            <w:r>
+              <w:rPr>
+                <w:rFonts w:cstheme="minorHAnsi"/>
+              </w:rPr>
+              <w:t>/fabric-samples/demo-first/workload/wallet</w:t>
+            </w:r>
+          </w:p>
+          <w:p>
+            <w:pPr>
+              <w:rPr>
+                <w:rFonts w:cstheme="minorHAnsi"/>
+              </w:rPr>
+            </w:pPr>
+            <w:r>
+              <w:rPr>
+                <w:rFonts w:cstheme="minorHAnsi"/>
+              </w:rPr>
+              <w:t xml:space="preserve">$ </w:t>
+            </w:r>
+            <w:proofErr w:type="spellStart"/>
+            <w:r>
+              <w:rPr>
+                <w:rFonts w:cstheme="minorHAnsi"/>
+              </w:rPr>
+              <w:t>mkdir</w:t>
+            </w:r>
+            <w:proofErr w:type="spellEnd"/>
+            <w:r>
+              <w:rPr>
+                <w:rFonts w:cstheme="minorHAnsi"/>
+              </w:rPr>
+              <w:t xml:space="preserve"> -p </w:t>
+            </w:r>
+            <w:r>
+              <w:rPr>
+                <w:rFonts w:cstheme="minorHAnsi"/>
+              </w:rPr>
+              <w:t>$HOME</w:t>
+            </w:r>
+            <w:r>
+              <w:rPr>
+                <w:rFonts w:cstheme="minorHAnsi"/>
+              </w:rPr>
+              <w:t>/fabric-samples/demo-first/workload/</w:t>
+            </w:r>
+            <w:r>
+              <w:rPr>
+                <w:rFonts w:cstheme="minorHAnsi"/>
+              </w:rPr>
+              <w:t>result</w:t>
+            </w:r>
+          </w:p>
+          <w:p>
+            <w:pPr>
+              <w:rPr>
+                <w:bCs/>
+              </w:rPr>
+            </w:pPr>
+          </w:p>
+          <w:p>
+            <w:pPr>
+              <w:rPr>
+                <w:bCs/>
+              </w:rPr>
+            </w:pPr>
+            <w:r>
+              <w:rPr>
+                <w:rFonts w:hint="eastAsia"/>
+                <w:bCs/>
+              </w:rPr>
+              <w:t>$</w:t>
+            </w:r>
+            <w:r>
+              <w:rPr>
+                <w:bCs/>
+              </w:rPr>
+              <w:t xml:space="preserve"> cd </w:t>
+            </w:r>
+            <w:r>
+              <w:rPr>
+                <w:bCs/>
+              </w:rPr>
+              <w:t>$HOME/fabric-samples/demo-first/workload/</w:t>
+            </w:r>
+            <w:proofErr w:type="spellStart"/>
+            <w:r>
+              <w:rPr>
+                <w:bCs/>
+              </w:rPr>
+              <w:t>tls</w:t>
+            </w:r>
+            <w:proofErr w:type="spellEnd"/>
+          </w:p>
+          <w:p>
+            <w:pPr>
+              <w:rPr>
+                <w:bCs/>
+              </w:rPr>
+            </w:pPr>
+            <w:r>
+              <w:rPr>
+                <w:rFonts w:hint="eastAsia"/>
+                <w:bCs/>
+              </w:rPr>
+              <w:t>$</w:t>
+            </w:r>
+            <w:r>
+              <w:rPr>
+                <w:bCs/>
+              </w:rPr>
+              <w:t xml:space="preserve"> vi </w:t>
+            </w:r>
+            <w:hyperlink r:id="rId169" w:anchor="file-read_pem-py" w:history="1">
+              <w:r>
+                <w:rPr>
+                  <w:rStyle w:val="a7"/>
+                  <w:bCs/>
+                </w:rPr>
+                <w:t>read_pem.py</w:t>
+              </w:r>
+            </w:hyperlink>
+          </w:p>
+          <w:p>
+            <w:pPr>
+              <w:rPr>
+                <w:bCs/>
+              </w:rPr>
+            </w:pPr>
+            <w:r>
+              <w:rPr>
+                <w:rFonts w:hint="eastAsia"/>
+                <w:bCs/>
+              </w:rPr>
+              <w:t>$</w:t>
+            </w:r>
+            <w:r>
+              <w:rPr>
+                <w:bCs/>
+              </w:rPr>
+              <w:t xml:space="preserve"> vi </w:t>
+            </w:r>
+            <w:hyperlink r:id="rId170" w:anchor="file-prepare_tls_peer0_org1-sh" w:history="1">
+              <w:r>
+                <w:rPr>
+                  <w:rStyle w:val="a7"/>
+                  <w:bCs/>
+                </w:rPr>
+                <w:t>prepare_tls_peer0_org1.sh</w:t>
+              </w:r>
+            </w:hyperlink>
+          </w:p>
+          <w:p>
+            <w:pPr>
+              <w:rPr>
+                <w:bCs/>
+              </w:rPr>
+            </w:pPr>
+            <w:r>
+              <w:rPr>
+                <w:rFonts w:hint="eastAsia"/>
+                <w:bCs/>
+              </w:rPr>
+              <w:t>$</w:t>
+            </w:r>
+            <w:r>
+              <w:rPr>
+                <w:bCs/>
+              </w:rPr>
+              <w:t xml:space="preserve"> vi </w:t>
+            </w:r>
+            <w:hyperlink r:id="rId171" w:anchor="file-prepare_tls_peer0_org2-sh" w:history="1">
+              <w:r>
+                <w:rPr>
+                  <w:rStyle w:val="a7"/>
+                  <w:bCs/>
+                </w:rPr>
+                <w:t>prepare_tls_peer0_org2.sh</w:t>
+              </w:r>
+            </w:hyperlink>
+          </w:p>
+          <w:p>
+            <w:pPr>
+              <w:rPr>
+                <w:bCs/>
+              </w:rPr>
+            </w:pPr>
+            <w:r>
+              <w:rPr>
+                <w:rFonts w:hint="eastAsia"/>
+                <w:bCs/>
+              </w:rPr>
+              <w:t>$</w:t>
+            </w:r>
+            <w:r>
+              <w:rPr>
+                <w:bCs/>
+              </w:rPr>
+              <w:t xml:space="preserve"> ./</w:t>
+            </w:r>
+            <w:hyperlink r:id="rId172" w:anchor="file-all-sh" w:history="1">
+              <w:r>
+                <w:rPr>
+                  <w:rStyle w:val="a7"/>
+                  <w:b/>
+                  <w:bCs/>
+                </w:rPr>
+                <w:t>all.sh</w:t>
+              </w:r>
+            </w:hyperlink>
+          </w:p>
+          <w:p>
+            <w:pPr>
+              <w:rPr>
+                <w:bCs/>
+              </w:rPr>
+            </w:pPr>
+          </w:p>
+          <w:p>
+            <w:pPr>
+              <w:rPr>
+                <w:bCs/>
+              </w:rPr>
+            </w:pPr>
+            <w:r>
+              <w:rPr>
+                <w:bCs/>
+                <w:noProof/>
+              </w:rPr>
+              <w:drawing>
+                <wp:inline distT="0" distB="0" distL="0" distR="0" wp14:anchorId="41E3D9F9" wp14:editId="5D2DF840">
+                  <wp:extent cx="5943600" cy="393065"/>
+                  <wp:effectExtent l="0" t="0" r="0" b="6985"/>
+                  <wp:docPr id="64" name="图片 64"/>
+                  <wp:cNvGraphicFramePr>
+                    <a:graphicFrameLocks xmlns:a="http://schemas.openxmlformats.org/drawingml/2006/main" noChangeAspect="1"/>
+                  </wp:cNvGraphicFramePr>
+                  <a:graphic xmlns:a="http://schemas.openxmlformats.org/drawingml/2006/main">
+                    <a:graphicData uri="http://schemas.openxmlformats.org/drawingml/2006/picture">
+                      <pic:pic xmlns:pic="http://schemas.openxmlformats.org/drawingml/2006/picture">
+                        <pic:nvPicPr>
+                          <pic:cNvPr id="1" name=""/>
+                          <pic:cNvPicPr/>
+                        </pic:nvPicPr>
+                        <pic:blipFill>
+                          <a:blip r:embed="rId66"/>
+                          <a:stretch>
+                            <a:fillRect/>
+                          </a:stretch>
+                        </pic:blipFill>
+                        <pic:spPr>
+                          <a:xfrm>
+                            <a:off x="0" y="0"/>
+                            <a:ext cx="5943600" cy="393065"/>
+                          </a:xfrm>
+                          <a:prstGeom prst="rect">
+                            <a:avLst/>
+                          </a:prstGeom>
+                        </pic:spPr>
+                      </pic:pic>
+                    </a:graphicData>
+                  </a:graphic>
+                </wp:inline>
+              </w:drawing>
+            </w:r>
+          </w:p>
+          <w:p>
+            <w:pPr>
+              <w:rPr>
+                <w:bCs/>
+              </w:rPr>
+            </w:pPr>
+          </w:p>
+          <w:p>
+            <w:pPr>
+              <w:rPr>
+                <w:rFonts w:cstheme="minorHAnsi"/>
+              </w:rPr>
+            </w:pPr>
+            <w:r>
+              <w:rPr>
+                <w:rFonts w:hint="eastAsia"/>
+                <w:bCs/>
+              </w:rPr>
+              <w:t>$</w:t>
+            </w:r>
+            <w:r>
+              <w:rPr>
+                <w:bCs/>
+              </w:rPr>
+              <w:t xml:space="preserve"> cd </w:t>
+            </w:r>
+            <w:r>
+              <w:rPr>
+                <w:rFonts w:cstheme="minorHAnsi"/>
+              </w:rPr>
+              <w:t>$HOME/fabric-samples/demo-first/workload/wallet</w:t>
+            </w:r>
+          </w:p>
+          <w:p>
+            <w:pPr>
+              <w:rPr>
+                <w:bCs/>
+              </w:rPr>
+            </w:pPr>
+            <w:r>
+              <w:rPr>
+                <w:rFonts w:hint="eastAsia"/>
+                <w:bCs/>
+              </w:rPr>
+              <w:t>$</w:t>
+            </w:r>
+            <w:r>
+              <w:rPr>
+                <w:bCs/>
+              </w:rPr>
+              <w:t xml:space="preserve"> vi </w:t>
+            </w:r>
+            <w:hyperlink r:id="rId173" w:anchor="file-prepare_wallet_user1_org1-py" w:history="1">
+              <w:r>
+                <w:rPr>
+                  <w:rStyle w:val="a7"/>
+                  <w:bCs/>
+                </w:rPr>
+                <w:t>prepare_wallet_user1_org1.py</w:t>
+              </w:r>
+            </w:hyperlink>
+          </w:p>
+          <w:p>
+            <w:pPr>
+              <w:rPr>
+                <w:bCs/>
+              </w:rPr>
+            </w:pPr>
+            <w:r>
+              <w:rPr>
+                <w:rFonts w:hint="eastAsia"/>
+                <w:bCs/>
+              </w:rPr>
+              <w:t>$</w:t>
+            </w:r>
+            <w:r>
+              <w:rPr>
+                <w:bCs/>
+              </w:rPr>
+              <w:t xml:space="preserve"> vi </w:t>
+            </w:r>
+            <w:hyperlink r:id="rId174" w:anchor="file-prepare_wallet_user1_org2-py" w:history="1">
+              <w:r>
+                <w:rPr>
+                  <w:rStyle w:val="a7"/>
+                  <w:bCs/>
+                </w:rPr>
+                <w:t>prepare_wallet_user1_org2.py</w:t>
+              </w:r>
+            </w:hyperlink>
+          </w:p>
+          <w:p>
+            <w:pPr>
+              <w:rPr>
+                <w:bCs/>
+              </w:rPr>
+            </w:pPr>
+            <w:r>
+              <w:rPr>
+                <w:rFonts w:hint="eastAsia"/>
+                <w:bCs/>
+              </w:rPr>
+              <w:t>$</w:t>
+            </w:r>
+            <w:r>
+              <w:rPr>
+                <w:bCs/>
+              </w:rPr>
+              <w:t xml:space="preserve"> </w:t>
+            </w:r>
+            <w:hyperlink r:id="rId175" w:anchor="file-all-sh" w:history="1">
+              <w:r>
+                <w:rPr>
+                  <w:rStyle w:val="a7"/>
+                  <w:bCs/>
+                </w:rPr>
+                <w:t>./</w:t>
+              </w:r>
+              <w:r>
+                <w:rPr>
+                  <w:rStyle w:val="a7"/>
+                  <w:b/>
+                </w:rPr>
+                <w:t>all.sh</w:t>
+              </w:r>
+            </w:hyperlink>
+          </w:p>
+          <w:p>
+            <w:pPr>
+              <w:rPr>
+                <w:bCs/>
+              </w:rPr>
+            </w:pPr>
+          </w:p>
+          <w:p>
+            <w:pPr>
+              <w:rPr>
+                <w:bCs/>
+              </w:rPr>
+            </w:pPr>
+            <w:r>
+              <w:rPr>
+                <w:bCs/>
+              </w:rPr>
+              <w:t>$ cd $HOME/fabric-samples/demo-first/workload</w:t>
+            </w:r>
+          </w:p>
+          <w:p>
+            <w:pPr>
+              <w:rPr>
+                <w:bCs/>
+              </w:rPr>
+            </w:pPr>
+            <w:r>
+              <w:rPr>
+                <w:rFonts w:hint="eastAsia"/>
+                <w:bCs/>
+              </w:rPr>
+              <w:t>$</w:t>
+            </w:r>
+            <w:r>
+              <w:rPr>
+                <w:bCs/>
+              </w:rPr>
+              <w:t xml:space="preserve"> </w:t>
+            </w:r>
+            <w:proofErr w:type="spellStart"/>
+            <w:r>
+              <w:rPr>
+                <w:bCs/>
+              </w:rPr>
+              <w:t>mkdir</w:t>
+            </w:r>
+            <w:proofErr w:type="spellEnd"/>
+            <w:r>
+              <w:rPr>
+                <w:bCs/>
+              </w:rPr>
+              <w:t xml:space="preserve"> </w:t>
+            </w:r>
+            <w:r>
+              <w:rPr>
+                <w:bCs/>
+              </w:rPr>
+              <w:t>sdk-peer0-org1</w:t>
+            </w:r>
+          </w:p>
+          <w:p>
+            <w:pPr>
+              <w:rPr>
+                <w:bCs/>
+              </w:rPr>
+            </w:pPr>
+            <w:r>
+              <w:rPr>
+                <w:rFonts w:hint="eastAsia"/>
+                <w:bCs/>
+              </w:rPr>
+              <w:t>$</w:t>
+            </w:r>
+            <w:r>
+              <w:rPr>
+                <w:bCs/>
+              </w:rPr>
+              <w:t xml:space="preserve"> </w:t>
+            </w:r>
+            <w:proofErr w:type="spellStart"/>
+            <w:r>
+              <w:rPr>
+                <w:bCs/>
+              </w:rPr>
+              <w:t>mkdir</w:t>
+            </w:r>
+            <w:proofErr w:type="spellEnd"/>
+            <w:r>
+              <w:rPr>
+                <w:bCs/>
+              </w:rPr>
+              <w:t xml:space="preserve"> </w:t>
+            </w:r>
+            <w:r>
+              <w:rPr>
+                <w:bCs/>
+              </w:rPr>
+              <w:t>sdk-peer0-org</w:t>
+            </w:r>
+            <w:r>
+              <w:rPr>
+                <w:bCs/>
+              </w:rPr>
+              <w:t>2</w:t>
+            </w:r>
+          </w:p>
+          <w:p>
+            <w:pPr>
+              <w:rPr>
+                <w:bCs/>
+              </w:rPr>
+            </w:pPr>
+            <w:r>
+              <w:rPr>
+                <w:rFonts w:hint="eastAsia"/>
+                <w:bCs/>
+              </w:rPr>
+              <w:t>$</w:t>
+            </w:r>
+            <w:r>
+              <w:rPr>
+                <w:bCs/>
+              </w:rPr>
+              <w:t xml:space="preserve"> vi </w:t>
+            </w:r>
+            <w:hyperlink r:id="rId176" w:anchor="file-invoke-js" w:history="1">
+              <w:r>
+                <w:rPr>
+                  <w:rStyle w:val="a7"/>
+                  <w:bCs/>
+                </w:rPr>
+                <w:t>invoke.js</w:t>
+              </w:r>
+            </w:hyperlink>
+          </w:p>
+          <w:p>
+            <w:pPr>
+              <w:rPr>
+                <w:bCs/>
+              </w:rPr>
+            </w:pPr>
+            <w:r>
+              <w:rPr>
+                <w:rFonts w:hint="eastAsia"/>
+                <w:bCs/>
+              </w:rPr>
+              <w:t>$</w:t>
+            </w:r>
+            <w:r>
+              <w:rPr>
+                <w:bCs/>
+              </w:rPr>
+              <w:t xml:space="preserve"> vi </w:t>
+            </w:r>
+            <w:hyperlink r:id="rId177" w:anchor="file-prepare_sdk_peer0_org1-sh" w:history="1">
+              <w:r>
+                <w:rPr>
+                  <w:rStyle w:val="a7"/>
+                  <w:bCs/>
+                </w:rPr>
+                <w:t>prepare_sdk_peer0_org1.sh</w:t>
+              </w:r>
+            </w:hyperlink>
+          </w:p>
+          <w:p>
+            <w:pPr>
+              <w:rPr>
+                <w:bCs/>
+              </w:rPr>
+            </w:pPr>
+            <w:r>
+              <w:rPr>
+                <w:rFonts w:hint="eastAsia"/>
+                <w:bCs/>
+              </w:rPr>
+              <w:t>$</w:t>
+            </w:r>
+            <w:r>
+              <w:rPr>
+                <w:bCs/>
+              </w:rPr>
+              <w:t xml:space="preserve"> vi </w:t>
+            </w:r>
+            <w:hyperlink r:id="rId178" w:anchor="file-prepare_sdk_peer0_org2-sh" w:history="1">
+              <w:r>
+                <w:rPr>
+                  <w:rStyle w:val="a7"/>
+                  <w:bCs/>
+                </w:rPr>
+                <w:t>prepare_sdk_peer0_org2.sh</w:t>
+              </w:r>
+            </w:hyperlink>
+          </w:p>
+          <w:p>
+            <w:pPr>
+              <w:rPr>
+                <w:bCs/>
+              </w:rPr>
+            </w:pPr>
+            <w:r>
+              <w:rPr>
+                <w:rFonts w:hint="eastAsia"/>
+                <w:bCs/>
+              </w:rPr>
+              <w:t>$</w:t>
+            </w:r>
+            <w:r>
+              <w:rPr>
+                <w:bCs/>
+              </w:rPr>
+              <w:t xml:space="preserve"> ./</w:t>
+            </w:r>
+            <w:hyperlink r:id="rId179" w:anchor="file-all-sh" w:history="1">
+              <w:r>
+                <w:rPr>
+                  <w:rStyle w:val="a7"/>
+                  <w:b/>
+                  <w:bCs/>
+                </w:rPr>
+                <w:t>all.sh</w:t>
+              </w:r>
+            </w:hyperlink>
+          </w:p>
+        </w:tc>
+      </w:tr>
+    </w:tbl>
+    <w:p>
+      <w:pPr>
+        <w:rPr>
+          <w:bCs/>
+        </w:rPr>
+      </w:pPr>
+    </w:p>
+    <w:p>
+      <w:pPr>
+        <w:rPr>
+          <w:b/>
+        </w:rPr>
+      </w:pPr>
+      <w:r>
+        <w:rPr>
+          <w:b/>
+        </w:rPr>
+        <w:t xml:space="preserve">Step 2 (Prepare): </w:t>
+      </w:r>
+      <w:r>
+        <w:rPr>
+          <w:bCs/>
+        </w:rPr>
+        <w:t>-</w:t>
+      </w:r>
+    </w:p>
+    <w:p>
+      <w:pPr>
+        <w:rPr>
+          <w:bCs/>
+        </w:rPr>
+      </w:pPr>
+      <w:r>
+        <w:rPr>
+          <w:b/>
+        </w:rPr>
+        <w:t xml:space="preserve">Step 3 (Run): </w:t>
+      </w:r>
+      <w:proofErr w:type="spellStart"/>
+      <w:r>
+        <w:rPr>
+          <w:b/>
+        </w:rPr>
+        <w:t>Cli</w:t>
+      </w:r>
+      <w:proofErr w:type="spellEnd"/>
+      <w:r>
+        <w:rPr>
+          <w:b/>
+        </w:rPr>
+        <w:t xml:space="preserve"> </w:t>
+      </w:r>
+      <w:r>
+        <w:rPr>
+          <w:bCs/>
+        </w:rPr>
+        <w:t xml:space="preserve">prepares wallets of </w:t>
+      </w:r>
+      <w:hyperlink r:id="rId180" w:history="1">
+        <w:r>
+          <w:rPr>
+            <w:rStyle w:val="a7"/>
+            <w:bCs/>
+          </w:rPr>
+          <w:t>User1@org1.example.com</w:t>
+        </w:r>
+      </w:hyperlink>
+      <w:r>
+        <w:rPr>
+          <w:bCs/>
+        </w:rPr>
+        <w:t xml:space="preserve"> and </w:t>
+      </w:r>
+      <w:hyperlink r:id="rId181" w:history="1">
+        <w:r>
+          <w:rPr>
+            <w:rStyle w:val="a7"/>
+            <w:bCs/>
+          </w:rPr>
+          <w:t>User1@org1.example.com</w:t>
+        </w:r>
+      </w:hyperlink>
+      <w:r>
+        <w:rPr>
+          <w:bCs/>
+        </w:rPr>
+        <w:t>,</w:t>
+      </w:r>
+    </w:p>
+    <w:tbl>
+      <w:tblPr>
+        <w:tblStyle w:val="a4"/>
+        <w:tblW w:w="0" w:type="auto"/>
+        <w:tblLook w:val="04A0" w:firstRow="1" w:lastRow="0" w:firstColumn="1" w:lastColumn="0" w:noHBand="0" w:noVBand="1"/>
+      </w:tblPr>
+      <w:tblGrid>
+        <w:gridCol w:w="9350"/>
+      </w:tblGrid>
+      <w:tr>
+        <w:tc>
+          <w:tcPr>
+            <w:tcW w:w="9350" w:type="dxa"/>
+          </w:tcPr>
+          <w:p>
+            <w:pPr>
+              <w:rPr>
+                <w:bCs/>
+              </w:rPr>
+            </w:pPr>
+            <w:r>
+              <w:rPr>
+                <w:rFonts w:hint="eastAsia"/>
+                <w:bCs/>
+              </w:rPr>
+              <w:t>$</w:t>
+            </w:r>
+            <w:r>
+              <w:rPr>
+                <w:bCs/>
+              </w:rPr>
+              <w:t xml:space="preserve"> cd $HOME</w:t>
+            </w:r>
+            <w:r>
+              <w:rPr>
+                <w:bCs/>
+              </w:rPr>
+              <w:t>/fabric-samples/demo-first/workload/wallet</w:t>
+            </w:r>
+          </w:p>
+          <w:p>
+            <w:pPr>
+              <w:rPr>
+                <w:bCs/>
+              </w:rPr>
+            </w:pPr>
+            <w:r>
+              <w:rPr>
+                <w:rFonts w:hint="eastAsia"/>
+                <w:bCs/>
+              </w:rPr>
+              <w:t>$</w:t>
+            </w:r>
+            <w:r>
+              <w:rPr>
+                <w:bCs/>
+              </w:rPr>
+              <w:t xml:space="preserve"> python </w:t>
+            </w:r>
+            <w:hyperlink r:id="rId182" w:anchor="file-step2-sh" w:history="1">
+              <w:r>
+                <w:rPr>
+                  <w:rStyle w:val="a7"/>
+                  <w:bCs/>
+                </w:rPr>
+                <w:t>prepare_wallet_user1_org1.py</w:t>
+              </w:r>
+            </w:hyperlink>
+          </w:p>
+          <w:p>
+            <w:pPr>
+              <w:rPr>
+                <w:bCs/>
+              </w:rPr>
+            </w:pPr>
+            <w:r>
+              <w:rPr>
+                <w:rFonts w:hint="eastAsia"/>
+                <w:bCs/>
+              </w:rPr>
+              <w:t>$</w:t>
+            </w:r>
+            <w:r>
+              <w:rPr>
+                <w:bCs/>
+              </w:rPr>
+              <w:t xml:space="preserve"> python </w:t>
+            </w:r>
+            <w:hyperlink r:id="rId183" w:anchor="file-prepare_wallet_user1_org2-py" w:history="1">
+              <w:r>
+                <w:rPr>
+                  <w:rStyle w:val="a7"/>
+                  <w:bCs/>
+                </w:rPr>
+                <w:t>prepare_wallet_user1_org2.py</w:t>
+              </w:r>
+            </w:hyperlink>
+          </w:p>
+          <w:p>
+            <w:pPr>
+              <w:rPr>
+                <w:bCs/>
+              </w:rPr>
+            </w:pPr>
+            <w:r>
+              <w:rPr>
+                <w:rFonts w:hint="eastAsia"/>
+                <w:bCs/>
+              </w:rPr>
+              <w:t>$</w:t>
+            </w:r>
+            <w:r>
+              <w:rPr>
+                <w:bCs/>
+              </w:rPr>
+              <w:t xml:space="preserve"> ./</w:t>
+            </w:r>
+            <w:hyperlink r:id="rId184" w:anchor="file-all-sh" w:history="1">
+              <w:r>
+                <w:rPr>
+                  <w:rStyle w:val="a7"/>
+                  <w:b/>
+                  <w:bCs/>
+                </w:rPr>
+                <w:t>all.sh</w:t>
+              </w:r>
+            </w:hyperlink>
+          </w:p>
+        </w:tc>
+      </w:tr>
+    </w:tbl>
+    <w:p>
+      <w:pPr>
+        <w:rPr>
+          <w:bCs/>
+        </w:rPr>
+      </w:pPr>
+    </w:p>
+    <w:p>
+      <w:pPr>
+        <w:rPr>
+          <w:bCs/>
+        </w:rPr>
+      </w:pPr>
+      <w:r>
+        <w:rPr>
+          <w:b/>
+        </w:rPr>
+        <w:lastRenderedPageBreak/>
+        <w:t xml:space="preserve">Step 4 (Run): </w:t>
+      </w:r>
+      <w:r>
+        <w:rPr>
+          <w:bCs/>
+        </w:rPr>
+        <w:t xml:space="preserve">CLI invokes and queries transactions via Nodejs, </w:t>
+      </w:r>
+    </w:p>
+    <w:tbl>
+      <w:tblPr>
+        <w:tblStyle w:val="a4"/>
+        <w:tblW w:w="0" w:type="auto"/>
+        <w:tblLook w:val="04A0" w:firstRow="1" w:lastRow="0" w:firstColumn="1" w:lastColumn="0" w:noHBand="0" w:noVBand="1"/>
+      </w:tblPr>
+      <w:tblGrid>
+        <w:gridCol w:w="9350"/>
+      </w:tblGrid>
+      <w:tr>
+        <w:tc>
+          <w:tcPr>
+            <w:tcW w:w="9350" w:type="dxa"/>
+          </w:tcPr>
+          <w:p>
+            <w:pPr>
+              <w:rPr>
+                <w:bCs/>
+              </w:rPr>
+            </w:pPr>
+            <w:r>
+              <w:rPr>
+                <w:rFonts w:hint="eastAsia"/>
+                <w:bCs/>
+              </w:rPr>
+              <w:t>$</w:t>
+            </w:r>
+            <w:r>
+              <w:rPr>
+                <w:bCs/>
+              </w:rPr>
+              <w:t xml:space="preserve"> cd $HOME/fabric-samples/demo-first/workload</w:t>
+            </w:r>
+          </w:p>
+          <w:p>
+            <w:pPr>
+              <w:rPr>
+                <w:bCs/>
+              </w:rPr>
+            </w:pPr>
+            <w:r>
+              <w:rPr>
+                <w:rFonts w:hint="eastAsia"/>
+                <w:bCs/>
+              </w:rPr>
+              <w:t>$</w:t>
+            </w:r>
+            <w:r>
+              <w:rPr>
+                <w:bCs/>
+              </w:rPr>
+              <w:t xml:space="preserve"> ./</w:t>
+            </w:r>
+            <w:hyperlink r:id="rId185" w:anchor="file-scp-sh" w:history="1">
+              <w:r>
+                <w:rPr>
+                  <w:rStyle w:val="a7"/>
+                  <w:b/>
+                  <w:bCs/>
+                </w:rPr>
+                <w:t>scp.sh</w:t>
+              </w:r>
+            </w:hyperlink>
+            <w:r>
+              <w:rPr>
+                <w:bCs/>
+              </w:rPr>
+              <w:t xml:space="preserve"> // CLI copies files to all machines</w:t>
+            </w:r>
+          </w:p>
+          <w:p>
+            <w:pPr>
+              <w:rPr>
+                <w:bCs/>
+              </w:rPr>
+            </w:pPr>
+          </w:p>
+          <w:p>
+            <w:pPr>
+              <w:rPr>
+                <w:bCs/>
+              </w:rPr>
+            </w:pPr>
+            <w:r>
+              <w:rPr>
+                <w:rFonts w:hint="eastAsia"/>
+                <w:bCs/>
+              </w:rPr>
+              <w:t>$</w:t>
+            </w:r>
+            <w:r>
+              <w:rPr>
+                <w:bCs/>
+              </w:rPr>
+              <w:t xml:space="preserve"> ./</w:t>
+            </w:r>
+            <w:hyperlink r:id="rId186" w:anchor="file-ssh-sh" w:history="1">
+              <w:r>
+                <w:rPr>
+                  <w:rStyle w:val="a7"/>
+                  <w:b/>
+                  <w:bCs/>
+                </w:rPr>
+                <w:t>ssh.sh</w:t>
+              </w:r>
+            </w:hyperlink>
+            <w:r>
+              <w:rPr>
+                <w:bCs/>
+              </w:rPr>
+              <w:t xml:space="preserve"> </w:t>
+            </w:r>
+            <w:r>
+              <w:rPr>
+                <w:b/>
+              </w:rPr>
+              <w:t>&gt; result/</w:t>
+            </w:r>
+            <w:proofErr w:type="spellStart"/>
+            <w:r>
+              <w:rPr>
+                <w:b/>
+              </w:rPr>
+              <w:t>benchlog</w:t>
+            </w:r>
+            <w:proofErr w:type="spellEnd"/>
+          </w:p>
+          <w:p>
+            <w:pPr>
+              <w:rPr>
+                <w:bCs/>
+              </w:rPr>
+            </w:pPr>
+            <w:r>
+              <w:rPr>
+                <w:rFonts w:hint="eastAsia"/>
+                <w:bCs/>
+              </w:rPr>
+              <w:t>$</w:t>
+            </w:r>
+            <w:r>
+              <w:rPr>
+                <w:bCs/>
+              </w:rPr>
+              <w:t xml:space="preserve"> ls result -l</w:t>
+            </w:r>
+          </w:p>
+          <w:p>
+            <w:pPr>
+              <w:rPr>
+                <w:bCs/>
+              </w:rPr>
+            </w:pPr>
+            <w:r>
+              <w:rPr>
+                <w:bCs/>
+                <w:noProof/>
+              </w:rPr>
+              <w:drawing>
+                <wp:inline distT="0" distB="0" distL="0" distR="0" wp14:anchorId="4799A470" wp14:editId="6C4639D2">
+                  <wp:extent cx="5943600" cy="2087880"/>
+                  <wp:effectExtent l="0" t="0" r="0" b="7620"/>
+                  <wp:docPr id="65" name="图片 65"/>
+                  <wp:cNvGraphicFramePr>
+                    <a:graphicFrameLocks xmlns:a="http://schemas.openxmlformats.org/drawingml/2006/main" noChangeAspect="1"/>
+                  </wp:cNvGraphicFramePr>
+                  <a:graphic xmlns:a="http://schemas.openxmlformats.org/drawingml/2006/main">
+                    <a:graphicData uri="http://schemas.openxmlformats.org/drawingml/2006/picture">
+                      <pic:pic xmlns:pic="http://schemas.openxmlformats.org/drawingml/2006/picture">
+                        <pic:nvPicPr>
+                          <pic:cNvPr id="1" name=""/>
+                          <pic:cNvPicPr/>
+                        </pic:nvPicPr>
+                        <pic:blipFill>
+                          <a:blip r:embed="rId84"/>
+                          <a:stretch>
+                            <a:fillRect/>
+                          </a:stretch>
+                        </pic:blipFill>
+                        <pic:spPr>
+                          <a:xfrm>
+                            <a:off x="0" y="0"/>
+                            <a:ext cx="5943600" cy="2087880"/>
+                          </a:xfrm>
+                          <a:prstGeom prst="rect">
+                            <a:avLst/>
+                          </a:prstGeom>
+                        </pic:spPr>
+                      </pic:pic>
+                    </a:graphicData>
+                  </a:graphic>
+                </wp:inline>
+              </w:drawing>
+            </w:r>
+          </w:p>
+          <w:p>
+            <w:pPr>
+              <w:rPr>
+                <w:bCs/>
+              </w:rPr>
+            </w:pPr>
+          </w:p>
+          <w:p>
+            <w:pPr>
+              <w:rPr>
+                <w:bCs/>
+              </w:rPr>
+            </w:pPr>
+            <w:r>
+              <w:rPr>
+                <w:bCs/>
+              </w:rPr>
+              <w:t xml:space="preserve">// </w:t>
+            </w:r>
+            <w:r>
+              <w:rPr>
+                <w:rFonts w:hint="eastAsia"/>
+                <w:bCs/>
+              </w:rPr>
+              <w:t>$</w:t>
+            </w:r>
+            <w:r>
+              <w:rPr>
+                <w:bCs/>
+              </w:rPr>
+              <w:t xml:space="preserve"> node </w:t>
+            </w:r>
+            <w:hyperlink r:id="rId187" w:anchor="file-query-js" w:history="1">
+              <w:r>
+                <w:rPr>
+                  <w:rStyle w:val="a7"/>
+                  <w:bCs/>
+                </w:rPr>
+                <w:t>query.js</w:t>
+              </w:r>
+            </w:hyperlink>
+          </w:p>
+          <w:p>
+            <w:pPr>
+              <w:rPr>
+                <w:bCs/>
+              </w:rPr>
+            </w:pPr>
+            <w:r>
+              <w:rPr>
+                <w:bCs/>
+              </w:rPr>
+              <w:t xml:space="preserve">// </w:t>
+            </w:r>
+            <w:r>
+              <w:rPr>
+                <w:rFonts w:hint="eastAsia"/>
+                <w:bCs/>
+              </w:rPr>
+              <w:t>$</w:t>
+            </w:r>
+            <w:r>
+              <w:rPr>
+                <w:bCs/>
+              </w:rPr>
+              <w:t xml:space="preserve"> node </w:t>
+            </w:r>
+            <w:hyperlink r:id="rId188" w:anchor="file-invoke-js" w:history="1">
+              <w:r>
+                <w:rPr>
+                  <w:rStyle w:val="a7"/>
+                  <w:bCs/>
+                </w:rPr>
+                <w:t>invoke.js</w:t>
+              </w:r>
+            </w:hyperlink>
+            <w:r>
+              <w:rPr>
+                <w:bCs/>
+              </w:rPr>
+              <w:t xml:space="preserve"> 30 500 20 1</w:t>
+            </w:r>
+          </w:p>
+        </w:tc>
+      </w:tr>
+    </w:tbl>
+    <w:p/>
+    <w:p>
+      <w:pPr>
+        <w:rPr>
+          <w:bCs/>
+        </w:rPr>
+      </w:pPr>
+      <w:r>
+        <w:rPr>
+          <w:b/>
+        </w:rPr>
+        <w:t xml:space="preserve">Step 5 (Run): </w:t>
+      </w:r>
+      <w:r>
+        <w:rPr>
+          <w:bCs/>
+        </w:rPr>
+        <w:t>A</w:t>
+      </w:r>
+      <w:r>
+        <w:rPr>
+          <w:bCs/>
+        </w:rPr>
+        <w:t>nalyze the log,</w:t>
+      </w:r>
+    </w:p>
+    <w:tbl>
+      <w:tblPr>
+        <w:tblStyle w:val="a4"/>
+        <w:tblW w:w="0" w:type="auto"/>
+        <w:tblLook w:val="04A0" w:firstRow="1" w:lastRow="0" w:firstColumn="1" w:lastColumn="0" w:noHBand="0" w:noVBand="1"/>
+      </w:tblPr>
+      <w:tblGrid>
+        <w:gridCol w:w="9350"/>
+      </w:tblGrid>
+      <w:tr>
+        <w:tc>
+          <w:tcPr>
+            <w:tcW w:w="9350" w:type="dxa"/>
+          </w:tcPr>
+          <w:p>
+            <w:r>
+              <w:rPr>
+                <w:rFonts w:hint="eastAsia"/>
+              </w:rPr>
+              <w:t>/</w:t>
+            </w:r>
+            <w:r>
+              <w:t>/ CLI analyzes the log</w:t>
+            </w:r>
+          </w:p>
+          <w:p>
+            <w:r>
+              <w:rPr>
+                <w:rFonts w:hint="eastAsia"/>
+              </w:rPr>
+              <w:t>$</w:t>
+            </w:r>
+            <w:r>
+              <w:t xml:space="preserve"> cd $HOME/</w:t>
+            </w:r>
+            <w:r>
+              <w:rPr>
+                <w:rFonts w:cstheme="minorHAnsi"/>
+              </w:rPr>
+              <w:t>fabric-samples/demo-first/workload/result</w:t>
+            </w:r>
+            <w:r>
+              <w:rPr>
+                <w:rFonts w:cstheme="minorHAnsi"/>
+              </w:rPr>
+              <w:br/>
+            </w:r>
+            <w:r>
+              <w:t xml:space="preserve">$ python </w:t>
+            </w:r>
+            <w:hyperlink r:id="rId189" w:anchor="file-readthroughput_p1-py" w:history="1">
+              <w:r>
+                <w:rPr>
+                  <w:rStyle w:val="a7"/>
+                  <w:b/>
+                  <w:bCs/>
+                </w:rPr>
+                <w:t>readthroughput_p1.py</w:t>
+              </w:r>
+            </w:hyperlink>
+            <w:r>
+              <w:t xml:space="preserve"> // rate of sending endorsed </w:t>
+            </w:r>
+            <w:proofErr w:type="spellStart"/>
+            <w:r>
+              <w:t>txs</w:t>
+            </w:r>
+            <w:proofErr w:type="spellEnd"/>
+          </w:p>
+          <w:p/>
+          <w:p>
+            <w:r>
+              <w:rPr>
+                <w:noProof/>
+              </w:rPr>
+              <w:drawing>
+                <wp:inline distT="0" distB="0" distL="0" distR="0" wp14:anchorId="5D252506" wp14:editId="750A3B35">
+                  <wp:extent cx="5943600" cy="209550"/>
+                  <wp:effectExtent l="0" t="0" r="0" b="0"/>
+                  <wp:docPr id="66" name="图片 66"/>
+                  <wp:cNvGraphicFramePr>
+                    <a:graphicFrameLocks xmlns:a="http://schemas.openxmlformats.org/drawingml/2006/main" noChangeAspect="1"/>
+                  </wp:cNvGraphicFramePr>
+                  <a:graphic xmlns:a="http://schemas.openxmlformats.org/drawingml/2006/main">
+                    <a:graphicData uri="http://schemas.openxmlformats.org/drawingml/2006/picture">
+                      <pic:pic xmlns:pic="http://schemas.openxmlformats.org/drawingml/2006/picture">
+                        <pic:nvPicPr>
+                          <pic:cNvPr id="1" name=""/>
+                          <pic:cNvPicPr/>
+                        </pic:nvPicPr>
+                        <pic:blipFill>
+                          <a:blip r:embed="rId88"/>
+                          <a:stretch>
+                            <a:fillRect/>
+                          </a:stretch>
+                        </pic:blipFill>
+                        <pic:spPr>
+                          <a:xfrm>
+                            <a:off x="0" y="0"/>
+                            <a:ext cx="5943600" cy="209550"/>
+                          </a:xfrm>
+                          <a:prstGeom prst="rect">
+                            <a:avLst/>
+                          </a:prstGeom>
+                        </pic:spPr>
+                      </pic:pic>
+                    </a:graphicData>
+                  </a:graphic>
+                </wp:inline>
+              </w:drawing>
+            </w:r>
+          </w:p>
+          <w:p/>
+          <w:p>
+            <w:r>
+              <w:rPr>
+                <w:rFonts w:hint="eastAsia"/>
+              </w:rPr>
+              <w:t>$</w:t>
+            </w:r>
+            <w:r>
+              <w:t xml:space="preserve"> </w:t>
+            </w:r>
+            <w:proofErr w:type="spellStart"/>
+            <w:r>
+              <w:t>sudo</w:t>
+            </w:r>
+            <w:proofErr w:type="spellEnd"/>
+            <w:r>
+              <w:t xml:space="preserve"> apt-get install python-</w:t>
+            </w:r>
+            <w:proofErr w:type="spellStart"/>
+            <w:r>
+              <w:t>numpy</w:t>
+            </w:r>
+            <w:proofErr w:type="spellEnd"/>
+          </w:p>
+          <w:p>
+            <w:r>
+              <w:rPr>
+                <w:rFonts w:hint="eastAsia"/>
+              </w:rPr>
+              <w:t>$</w:t>
+            </w:r>
+            <w:r>
+              <w:t xml:space="preserve"> python </w:t>
+            </w:r>
+            <w:hyperlink r:id="rId190" w:anchor="file-readdelay_p1-py" w:history="1">
+              <w:r>
+                <w:rPr>
+                  <w:rStyle w:val="a7"/>
+                </w:rPr>
+                <w:t>readdelay_p1.py</w:t>
+              </w:r>
+            </w:hyperlink>
+            <w:r>
+              <w:t xml:space="preserve"> // delay of endorsing phase</w:t>
+            </w:r>
+          </w:p>
+          <w:p/>
+          <w:p>
+            <w:r>
+              <w:rPr>
+                <w:noProof/>
+              </w:rPr>
+              <w:drawing>
+                <wp:inline distT="0" distB="0" distL="0" distR="0" wp14:anchorId="248E4CE7" wp14:editId="0228FC15">
+                  <wp:extent cx="5943600" cy="672465"/>
+                  <wp:effectExtent l="0" t="0" r="0" b="0"/>
+                  <wp:docPr id="67" name="图片 67"/>
+                  <wp:cNvGraphicFramePr>
+                    <a:graphicFrameLocks xmlns:a="http://schemas.openxmlformats.org/drawingml/2006/main" noChangeAspect="1"/>
+                  </wp:cNvGraphicFramePr>
+                  <a:graphic xmlns:a="http://schemas.openxmlformats.org/drawingml/2006/main">
+                    <a:graphicData uri="http://schemas.openxmlformats.org/drawingml/2006/picture">
+                      <pic:pic xmlns:pic="http://schemas.openxmlformats.org/drawingml/2006/picture">
+                        <pic:nvPicPr>
+                          <pic:cNvPr id="1" name=""/>
+                          <pic:cNvPicPr/>
+                        </pic:nvPicPr>
+                        <pic:blipFill>
+                          <a:blip r:embed="rId90"/>
+                          <a:stretch>
+                            <a:fillRect/>
+                          </a:stretch>
+                        </pic:blipFill>
+                        <pic:spPr>
+                          <a:xfrm>
+                            <a:off x="0" y="0"/>
+                            <a:ext cx="5943600" cy="672465"/>
+                          </a:xfrm>
+                          <a:prstGeom prst="rect">
+                            <a:avLst/>
+                          </a:prstGeom>
+                        </pic:spPr>
+                      </pic:pic>
+                    </a:graphicData>
+                  </a:graphic>
+                </wp:inline>
+              </w:drawing>
+            </w:r>
+          </w:p>
+          <w:p/>
+          <w:p/>
+          <w:p/>
+          <w:p/>
+          <w:p/>
+          <w:p>
+            <w:r>
+              <w:rPr>
+                <w:rFonts w:hint="eastAsia"/>
+              </w:rPr>
+              <w:t>/</w:t>
+            </w:r>
+            <w:r>
+              <w:t xml:space="preserve">/ </w:t>
+            </w:r>
+            <w:proofErr w:type="spellStart"/>
+            <w:r>
+              <w:t>Orderer</w:t>
+            </w:r>
+            <w:proofErr w:type="spellEnd"/>
+            <w:r>
+              <w:t xml:space="preserve"> analyzes the log</w:t>
+            </w:r>
+          </w:p>
+          <w:p>
+            <w:pPr>
+              <w:rPr>
+                <w:rFonts w:cstheme="minorHAnsi"/>
+              </w:rPr>
+            </w:pPr>
+            <w:r>
+              <w:rPr>
+                <w:rFonts w:hint="eastAsia"/>
+              </w:rPr>
+              <w:t>$</w:t>
+            </w:r>
+            <w:r>
+              <w:t xml:space="preserve"> cd $HOME/</w:t>
+            </w:r>
+            <w:r>
+              <w:rPr>
+                <w:rFonts w:cstheme="minorHAnsi"/>
+              </w:rPr>
+              <w:t>fabric-samples/demo-first/workload/result</w:t>
+            </w:r>
+          </w:p>
+          <w:p>
+            <w:pPr>
+              <w:rPr>
+                <w:rFonts w:cstheme="minorHAnsi"/>
+              </w:rPr>
+            </w:pPr>
+            <w:r>
+              <w:rPr>
+                <w:rFonts w:cstheme="minorHAnsi" w:hint="eastAsia"/>
+              </w:rPr>
+              <w:t>$</w:t>
+            </w:r>
+            <w:r>
+              <w:rPr>
+                <w:rFonts w:cstheme="minorHAnsi"/>
+              </w:rPr>
+              <w:t xml:space="preserve"> </w:t>
+            </w:r>
+            <w:proofErr w:type="spellStart"/>
+            <w:r>
+              <w:t>sudo</w:t>
+            </w:r>
+            <w:proofErr w:type="spellEnd"/>
+            <w:r>
+              <w:t xml:space="preserve"> apt-get install python-</w:t>
+            </w:r>
+            <w:proofErr w:type="spellStart"/>
+            <w:r>
+              <w:t>numpy</w:t>
+            </w:r>
+            <w:proofErr w:type="spellEnd"/>
+          </w:p>
+          <w:p>
+            <w:pPr>
+              <w:pStyle w:val="HTML"/>
+              <w:rPr>
+                <w:rFonts w:asciiTheme="minorHAnsi" w:hAnsiTheme="minorHAnsi" w:cstheme="minorHAnsi"/>
+                <w:sz w:val="22"/>
+                <w:szCs w:val="22"/>
+              </w:rPr>
+            </w:pPr>
+            <w:r>
+              <w:rPr>
+                <w:rFonts w:asciiTheme="minorHAnsi" w:hAnsiTheme="minorHAnsi" w:cstheme="minorHAnsi"/>
+                <w:sz w:val="22"/>
+                <w:szCs w:val="22"/>
+              </w:rPr>
+              <w:t>//</w:t>
+            </w:r>
+            <w:r>
+              <w:rPr>
+                <w:rFonts w:asciiTheme="minorHAnsi" w:hAnsiTheme="minorHAnsi" w:cstheme="minorHAnsi"/>
+                <w:sz w:val="22"/>
+                <w:szCs w:val="22"/>
+              </w:rPr>
+              <w:t xml:space="preserve">$ docker logs </w:t>
+            </w:r>
+            <w:proofErr w:type="spellStart"/>
+            <w:r>
+              <w:rPr>
+                <w:rFonts w:asciiTheme="minorHAnsi" w:hAnsiTheme="minorHAnsi" w:cstheme="minorHAnsi"/>
+                <w:sz w:val="22"/>
+                <w:szCs w:val="22"/>
+              </w:rPr>
+              <w:t>containername</w:t>
+            </w:r>
+            <w:proofErr w:type="spellEnd"/>
+            <w:r>
+              <w:rPr>
+                <w:rFonts w:asciiTheme="minorHAnsi" w:hAnsiTheme="minorHAnsi" w:cstheme="minorHAnsi"/>
+                <w:sz w:val="22"/>
+                <w:szCs w:val="22"/>
+              </w:rPr>
+              <w:t xml:space="preserve"> &gt;&amp; </w:t>
+            </w:r>
+            <w:proofErr w:type="spellStart"/>
+            <w:r>
+              <w:rPr>
+                <w:rFonts w:asciiTheme="minorHAnsi" w:hAnsiTheme="minorHAnsi" w:cstheme="minorHAnsi"/>
+                <w:sz w:val="22"/>
+                <w:szCs w:val="22"/>
+              </w:rPr>
+              <w:t>ordererlog</w:t>
+            </w:r>
+            <w:proofErr w:type="spellEnd"/>
+          </w:p>
+          <w:p>
+            <w:pPr>
+              <w:rPr>
+                <w:rFonts w:cstheme="minorHAnsi"/>
+              </w:rPr>
+            </w:pPr>
+            <w:r>
+              <w:rPr>
+                <w:rFonts w:cstheme="minorHAnsi"/>
+              </w:rPr>
+              <w:lastRenderedPageBreak/>
+              <w:t xml:space="preserve">$ </w:t>
+            </w:r>
+            <w:r>
+              <w:rPr>
+                <w:rFonts w:cstheme="minorHAnsi"/>
+                <w:b/>
+              </w:rPr>
+              <w:t xml:space="preserve">docker logs $(docker </w:t>
+            </w:r>
+            <w:proofErr w:type="spellStart"/>
+            <w:r>
+              <w:rPr>
+                <w:rFonts w:cstheme="minorHAnsi"/>
+                <w:b/>
+              </w:rPr>
+              <w:t>ps</w:t>
+            </w:r>
+            <w:proofErr w:type="spellEnd"/>
+            <w:r>
+              <w:rPr>
+                <w:rFonts w:cstheme="minorHAnsi"/>
+                <w:b/>
+              </w:rPr>
+              <w:t xml:space="preserve"> -a | grep '</w:t>
+            </w:r>
+            <w:proofErr w:type="spellStart"/>
+            <w:r>
+              <w:rPr>
+                <w:rFonts w:cstheme="minorHAnsi"/>
+                <w:b/>
+              </w:rPr>
+              <w:t>orderer</w:t>
+            </w:r>
+            <w:proofErr w:type="spellEnd"/>
+            <w:r>
+              <w:rPr>
+                <w:rFonts w:cstheme="minorHAnsi"/>
+                <w:b/>
+              </w:rPr>
+              <w:t xml:space="preserve">'| awk '{print $1 }') &gt;&amp; </w:t>
+            </w:r>
+            <w:proofErr w:type="spellStart"/>
+            <w:r>
+              <w:rPr>
+                <w:rFonts w:cstheme="minorHAnsi"/>
+                <w:b/>
+              </w:rPr>
+              <w:t>ordererlog</w:t>
+            </w:r>
+            <w:proofErr w:type="spellEnd"/>
+            <w:r>
+              <w:rPr>
+                <w:rFonts w:cstheme="minorHAnsi"/>
+              </w:rPr>
+              <w:br/>
+            </w:r>
+            <w:r>
+              <w:t xml:space="preserve">// </w:t>
+            </w:r>
+            <w:r>
+              <w:rPr>
+                <w:rFonts w:cstheme="minorHAnsi"/>
+              </w:rPr>
+              <w:t xml:space="preserve">$ </w:t>
+            </w:r>
+            <w:proofErr w:type="spellStart"/>
+            <w:r>
+              <w:rPr>
+                <w:rFonts w:cstheme="minorHAnsi"/>
+              </w:rPr>
+              <w:t>scp</w:t>
+            </w:r>
+            <w:proofErr w:type="spellEnd"/>
+            <w:r>
+              <w:rPr>
+                <w:rFonts w:cstheme="minorHAnsi"/>
+              </w:rPr>
+              <w:t xml:space="preserve"> </w:t>
+            </w:r>
+            <w:proofErr w:type="spellStart"/>
+            <w:r>
+              <w:rPr>
+                <w:rFonts w:cstheme="minorHAnsi"/>
+              </w:rPr>
+              <w:t>ordererlog</w:t>
+            </w:r>
+            <w:proofErr w:type="spellEnd"/>
+            <w:r>
+              <w:rPr>
+                <w:rFonts w:cstheme="minorHAnsi"/>
+              </w:rPr>
+              <w:t xml:space="preserve"> </w:t>
+            </w:r>
+            <w:hyperlink r:id="rId191" w:history="1">
+              <w:r>
+                <w:rPr>
+                  <w:rStyle w:val="a7"/>
+                  <w:rFonts w:cstheme="minorHAnsi"/>
+                </w:rPr>
+                <w:t>chwang@1xx.1xx.7xx.1xx:/home/chwang</w:t>
+              </w:r>
+            </w:hyperlink>
+          </w:p>
+          <w:p>
+            <w:r>
+              <w:t xml:space="preserve">$ python </w:t>
+            </w:r>
+            <w:hyperlink r:id="rId192" w:anchor="file-readthroughput_p2-py" w:history="1">
+              <w:r>
+                <w:rPr>
+                  <w:rStyle w:val="a7"/>
+                </w:rPr>
+                <w:t>readthroughput_p2.py</w:t>
+              </w:r>
+            </w:hyperlink>
+            <w:r>
+              <w:t xml:space="preserve"> // rate of generating blocks</w:t>
+            </w:r>
+          </w:p>
+          <w:p/>
+          <w:p>
+            <w:r>
+              <w:rPr>
+                <w:noProof/>
+              </w:rPr>
+              <w:drawing>
+                <wp:inline distT="0" distB="0" distL="0" distR="0" wp14:anchorId="795B7403" wp14:editId="447E94BF">
+                  <wp:extent cx="5943600" cy="1309370"/>
+                  <wp:effectExtent l="0" t="0" r="0" b="5080"/>
+                  <wp:docPr id="68" name="图片 68"/>
+                  <wp:cNvGraphicFramePr>
+                    <a:graphicFrameLocks xmlns:a="http://schemas.openxmlformats.org/drawingml/2006/main" noChangeAspect="1"/>
+                  </wp:cNvGraphicFramePr>
+                  <a:graphic xmlns:a="http://schemas.openxmlformats.org/drawingml/2006/main">
+                    <a:graphicData uri="http://schemas.openxmlformats.org/drawingml/2006/picture">
+                      <pic:pic xmlns:pic="http://schemas.openxmlformats.org/drawingml/2006/picture">
+                        <pic:nvPicPr>
+                          <pic:cNvPr id="1" name=""/>
+                          <pic:cNvPicPr/>
+                        </pic:nvPicPr>
+                        <pic:blipFill>
+                          <a:blip r:embed="rId93"/>
+                          <a:stretch>
+                            <a:fillRect/>
+                          </a:stretch>
+                        </pic:blipFill>
+                        <pic:spPr>
+                          <a:xfrm>
+                            <a:off x="0" y="0"/>
+                            <a:ext cx="5943600" cy="1309370"/>
+                          </a:xfrm>
+                          <a:prstGeom prst="rect">
+                            <a:avLst/>
+                          </a:prstGeom>
+                        </pic:spPr>
+                      </pic:pic>
+                    </a:graphicData>
+                  </a:graphic>
+                </wp:inline>
+              </w:drawing>
+            </w:r>
+          </w:p>
+          <w:p/>
+          <w:p>
+            <w:r>
+              <w:rPr>
+                <w:rFonts w:hint="eastAsia"/>
+              </w:rPr>
+              <w:t>/</w:t>
+            </w:r>
+            <w:r>
+              <w:t>/ Peer analyzes the log</w:t>
+            </w:r>
+          </w:p>
+          <w:p>
+            <w:pPr>
+              <w:rPr>
+                <w:rFonts w:cstheme="minorHAnsi"/>
+              </w:rPr>
+            </w:pPr>
+            <w:r>
+              <w:rPr>
+                <w:rFonts w:hint="eastAsia"/>
+              </w:rPr>
+              <w:t>$</w:t>
+            </w:r>
+            <w:r>
+              <w:t xml:space="preserve"> cd $HOME/</w:t>
+            </w:r>
+            <w:r>
+              <w:rPr>
+                <w:rFonts w:cstheme="minorHAnsi"/>
+              </w:rPr>
+              <w:t>fabric-samples/demo-first/workload/result</w:t>
+            </w:r>
+          </w:p>
+          <w:p>
+            <w:pPr>
+              <w:rPr>
+                <w:rFonts w:cstheme="minorHAnsi"/>
+              </w:rPr>
+            </w:pPr>
+            <w:r>
+              <w:rPr>
+                <w:rFonts w:cstheme="minorHAnsi" w:hint="eastAsia"/>
+              </w:rPr>
+              <w:t>$</w:t>
+            </w:r>
+            <w:r>
+              <w:rPr>
+                <w:rFonts w:cstheme="minorHAnsi"/>
+              </w:rPr>
+              <w:t xml:space="preserve"> </w:t>
+            </w:r>
+            <w:proofErr w:type="spellStart"/>
+            <w:r>
+              <w:t>sudo</w:t>
+            </w:r>
+            <w:proofErr w:type="spellEnd"/>
+            <w:r>
+              <w:t xml:space="preserve"> apt-get install python-</w:t>
+            </w:r>
+            <w:proofErr w:type="spellStart"/>
+            <w:r>
+              <w:t>numpy</w:t>
+            </w:r>
+            <w:proofErr w:type="spellEnd"/>
+          </w:p>
+          <w:p>
+            <w:pPr>
+              <w:rPr>
+                <w:rFonts w:cstheme="minorHAnsi"/>
+              </w:rPr>
+            </w:pPr>
+            <w:r>
+              <w:rPr>
+                <w:rFonts w:cstheme="minorHAnsi"/>
+              </w:rPr>
+              <w:t>//</w:t>
+            </w:r>
+            <w:r>
+              <w:rPr>
+                <w:rFonts w:cstheme="minorHAnsi"/>
+              </w:rPr>
+              <w:t xml:space="preserve">$ docker logs </w:t>
+            </w:r>
+            <w:proofErr w:type="spellStart"/>
+            <w:r>
+              <w:rPr>
+                <w:rFonts w:cstheme="minorHAnsi"/>
+              </w:rPr>
+              <w:t>containername</w:t>
+            </w:r>
+            <w:proofErr w:type="spellEnd"/>
+            <w:r>
+              <w:rPr>
+                <w:rFonts w:cstheme="minorHAnsi"/>
+              </w:rPr>
+              <w:t xml:space="preserve"> &gt;&amp; </w:t>
+            </w:r>
+            <w:proofErr w:type="spellStart"/>
+            <w:r>
+              <w:rPr>
+                <w:rFonts w:cstheme="minorHAnsi"/>
+              </w:rPr>
+              <w:t>peerlog</w:t>
+            </w:r>
+            <w:proofErr w:type="spellEnd"/>
+          </w:p>
+          <w:p>
+            <w:r>
+              <w:rPr>
+                <w:rFonts w:cstheme="minorHAnsi"/>
+              </w:rPr>
+              <w:t xml:space="preserve">$ </w:t>
+            </w:r>
+            <w:r>
+              <w:rPr>
+                <w:rFonts w:cstheme="minorHAnsi"/>
+                <w:b/>
+              </w:rPr>
+              <w:t xml:space="preserve">docker logs $(docker </w:t>
+            </w:r>
+            <w:proofErr w:type="spellStart"/>
+            <w:r>
+              <w:rPr>
+                <w:rFonts w:cstheme="minorHAnsi"/>
+                <w:b/>
+              </w:rPr>
+              <w:t>ps</w:t>
+            </w:r>
+            <w:proofErr w:type="spellEnd"/>
+            <w:r>
+              <w:rPr>
+                <w:rFonts w:cstheme="minorHAnsi"/>
+                <w:b/>
+              </w:rPr>
+              <w:t xml:space="preserve"> -a | grep 'peer</w:t>
+            </w:r>
+            <w:r>
+              <w:rPr>
+                <w:rFonts w:cstheme="minorHAnsi"/>
+                <w:b/>
+              </w:rPr>
+              <w:t xml:space="preserve"> node start</w:t>
+            </w:r>
+            <w:r>
+              <w:rPr>
+                <w:rFonts w:cstheme="minorHAnsi"/>
+                <w:b/>
+              </w:rPr>
+              <w:t xml:space="preserve">'| awk '{print $1 }') &gt;&amp; </w:t>
+            </w:r>
+            <w:proofErr w:type="spellStart"/>
+            <w:r>
+              <w:rPr>
+                <w:rFonts w:cstheme="minorHAnsi"/>
+                <w:b/>
+              </w:rPr>
+              <w:t>peerlog</w:t>
+            </w:r>
+            <w:proofErr w:type="spellEnd"/>
+          </w:p>
+          <w:p>
+            <w:r>
+              <w:rPr>
+                <w:rFonts w:cstheme="minorHAnsi"/>
+              </w:rPr>
+              <w:t>/</w:t>
+            </w:r>
+            <w:r>
+              <w:t xml:space="preserve">/ </w:t>
+            </w:r>
+            <w:r>
+              <w:rPr>
+                <w:rFonts w:cstheme="minorHAnsi"/>
+              </w:rPr>
+              <w:t xml:space="preserve">$ </w:t>
+            </w:r>
+            <w:proofErr w:type="spellStart"/>
+            <w:r>
+              <w:rPr>
+                <w:rFonts w:cstheme="minorHAnsi"/>
+              </w:rPr>
+              <w:t>scp</w:t>
+            </w:r>
+            <w:proofErr w:type="spellEnd"/>
+            <w:r>
+              <w:rPr>
+                <w:rFonts w:cstheme="minorHAnsi"/>
+              </w:rPr>
+              <w:t xml:space="preserve"> </w:t>
+            </w:r>
+            <w:proofErr w:type="spellStart"/>
+            <w:r>
+              <w:rPr>
+                <w:rFonts w:cstheme="minorHAnsi"/>
+              </w:rPr>
+              <w:t>peerlog</w:t>
+            </w:r>
+            <w:proofErr w:type="spellEnd"/>
+            <w:r>
+              <w:rPr>
+                <w:rFonts w:cstheme="minorHAnsi"/>
+              </w:rPr>
+              <w:t xml:space="preserve"> </w:t>
+            </w:r>
+            <w:hyperlink r:id="rId193" w:history="1">
+              <w:r>
+                <w:rPr>
+                  <w:rStyle w:val="a7"/>
+                  <w:rFonts w:cstheme="minorHAnsi"/>
+                </w:rPr>
+                <w:t>chwang@1xx.1xx.7xx.1xx:/home/chwang</w:t>
+              </w:r>
+            </w:hyperlink>
+          </w:p>
+          <w:p>
+            <w:r>
+              <w:rPr>
+                <w:rFonts w:hint="eastAsia"/>
+              </w:rPr>
+              <w:t>$</w:t>
+            </w:r>
+            <w:r>
+              <w:t xml:space="preserve"> python2 </w:t>
+            </w:r>
+            <w:hyperlink r:id="rId194" w:anchor="file-readthroughput_p3" w:history="1">
+              <w:r>
+                <w:rPr>
+                  <w:rStyle w:val="a7"/>
+                </w:rPr>
+                <w:t>readthroughput_p3.py</w:t>
+              </w:r>
+            </w:hyperlink>
+          </w:p>
+          <w:p/>
+          <w:p>
+            <w:r>
+              <w:rPr>
+                <w:noProof/>
+              </w:rPr>
+              <w:drawing>
+                <wp:inline distT="0" distB="0" distL="0" distR="0" wp14:anchorId="471D4551" wp14:editId="48F91DC6">
+                  <wp:extent cx="5943600" cy="1433195"/>
+                  <wp:effectExtent l="0" t="0" r="0" b="0"/>
+                  <wp:docPr id="69" name="图片 69"/>
+                  <wp:cNvGraphicFramePr>
+                    <a:graphicFrameLocks xmlns:a="http://schemas.openxmlformats.org/drawingml/2006/main" noChangeAspect="1"/>
+                  </wp:cNvGraphicFramePr>
+                  <a:graphic xmlns:a="http://schemas.openxmlformats.org/drawingml/2006/main">
+                    <a:graphicData uri="http://schemas.openxmlformats.org/drawingml/2006/picture">
+                      <pic:pic xmlns:pic="http://schemas.openxmlformats.org/drawingml/2006/picture">
+                        <pic:nvPicPr>
+                          <pic:cNvPr id="1" name=""/>
+                          <pic:cNvPicPr/>
+                        </pic:nvPicPr>
+                        <pic:blipFill>
+                          <a:blip r:embed="rId96"/>
+                          <a:stretch>
+                            <a:fillRect/>
+                          </a:stretch>
+                        </pic:blipFill>
+                        <pic:spPr>
+                          <a:xfrm>
+                            <a:off x="0" y="0"/>
+                            <a:ext cx="5943600" cy="1433195"/>
+                          </a:xfrm>
+                          <a:prstGeom prst="rect">
+                            <a:avLst/>
+                          </a:prstGeom>
+                        </pic:spPr>
+                      </pic:pic>
+                    </a:graphicData>
+                  </a:graphic>
+                </wp:inline>
+              </w:drawing>
+            </w:r>
+          </w:p>
+          <w:p/>
+          <w:p/>
+          <w:p>
+            <w:r>
+              <w:rPr>
+                <w:rFonts w:hint="eastAsia"/>
+              </w:rPr>
+              <w:t>/</w:t>
+            </w:r>
+            <w:r>
+              <w:t>/ Get block size</w:t>
+            </w:r>
+          </w:p>
+          <w:p>
+            <w:r>
+              <w:t xml:space="preserve"># peer channel fetch 228 </w:t>
+            </w:r>
+            <w:proofErr w:type="spellStart"/>
+            <w:r>
+              <w:t>last.block</w:t>
+            </w:r>
+            <w:proofErr w:type="spellEnd"/>
+            <w:r>
+              <w:t xml:space="preserve"> -o orderer.example.com:7050 -c </w:t>
+            </w:r>
+            <w:proofErr w:type="spellStart"/>
+            <w:r>
+              <w:t>mychannel</w:t>
+            </w:r>
+            <w:proofErr w:type="spellEnd"/>
+            <w:r>
+              <w:t xml:space="preserve"> --</w:t>
+            </w:r>
+            <w:proofErr w:type="spellStart"/>
+            <w:r>
+              <w:t>tls</w:t>
+            </w:r>
+            <w:proofErr w:type="spellEnd"/>
+            <w:r>
+              <w:t xml:space="preserve"> --</w:t>
+            </w:r>
+            <w:proofErr w:type="spellStart"/>
+            <w:r>
+              <w:t>cafile</w:t>
+            </w:r>
+            <w:proofErr w:type="spellEnd"/>
+            <w:r>
+              <w:t xml:space="preserve"> /opt/gopath/src/github.com/hyperledger/fabric/peer/crypto/ordererOrganizations/example.com/orderers/orderer.example.com/msp/tlscacerts/tlsca.example.com-cert.pem</w:t>
+            </w:r>
+          </w:p>
+          <w:p/>
+        </w:tc>
+      </w:tr>
+    </w:tbl>
+    <w:p>
+      <w:pPr>
+        <w:rPr>
+          <w:b/>
+        </w:rPr>
+      </w:pPr>
+    </w:p>
+    <w:p>
+      <w:pPr>
+        <w:rPr>
+          <w:bCs/>
+        </w:rPr>
+      </w:pPr>
+      <w:r>
+        <w:rPr>
+          <w:b/>
+        </w:rPr>
+        <w:t xml:space="preserve">Step 6 (Run): </w:t>
+      </w:r>
+      <w:r>
+        <w:rPr>
+          <w:bCs/>
+        </w:rPr>
+        <w:t xml:space="preserve">All nodes run the clean procedure, </w:t>
+      </w:r>
+    </w:p>
+    <w:tbl>
+      <w:tblPr>
+        <w:tblStyle w:val="a4"/>
+        <w:tblW w:w="0" w:type="auto"/>
+        <w:tblLook w:val="04A0" w:firstRow="1" w:lastRow="0" w:firstColumn="1" w:lastColumn="0" w:noHBand="0" w:noVBand="1"/>
+      </w:tblPr>
+      <w:tblGrid>
+        <w:gridCol w:w="9350"/>
+      </w:tblGrid>
+      <w:tr>
+        <w:tc>
+          <w:tcPr>
+            <w:tcW w:w="9350" w:type="dxa"/>
+          </w:tcPr>
+          <w:p>
+            <w:r>
+              <w:rPr>
+                <w:rFonts w:hint="eastAsia"/>
+              </w:rPr>
+              <w:t>$</w:t>
+            </w:r>
+            <w:r>
+              <w:t xml:space="preserve"> cd </w:t>
+            </w:r>
+            <w:r>
+              <w:rPr>
+                <w:rFonts w:cstheme="minorHAnsi"/>
+              </w:rPr>
+              <w:t>$HOME/fabric-samples/demo-first</w:t>
+            </w:r>
+          </w:p>
+          <w:p>
+            <w:r>
+              <w:rPr>
+                <w:rFonts w:hint="eastAsia"/>
+              </w:rPr>
+              <w:t>$</w:t>
+            </w:r>
+            <w:r>
+              <w:t xml:space="preserve"> ./</w:t>
+            </w:r>
+            <w:hyperlink r:id="rId195" w:anchor="file-clean-sh" w:history="1">
+              <w:r>
+                <w:rPr>
+                  <w:rStyle w:val="a7"/>
+                </w:rPr>
+                <w:t>clean.sh</w:t>
+              </w:r>
+            </w:hyperlink>
+          </w:p>
+        </w:tc>
+      </w:tr>
+    </w:tbl>
     <w:p/>
     <w:p/>
     <w:p/>

--- a/appendix/Doc-GZ - 20260415 - v2 (by 20260420).docx
+++ b/appendix/Doc-GZ - 20260415 - v2 (by 20260420).docx
@@ -15322,7 +15322,15 @@
                   <w:rStyle w:val="a7"/>
                   <w:rFonts w:ascii="Times New Roman" w:hAnsi="Times New Roman" w:cs="Times New Roman"/>
                 </w:rPr>
-                <w:t>-config.ya</w:t>
+                <w:t>-</w:t>
+              </w:r>
+              <w:proofErr w:type="gramStart"/>
+              <w:r>
+                <w:rPr>
+                  <w:rStyle w:val="a7"/>
+                  <w:rFonts w:ascii="Times New Roman" w:hAnsi="Times New Roman" w:cs="Times New Roman"/>
+                </w:rPr>
+                <w:t>config.ya</w:t>
               </w:r>
               <w:r>
                 <w:rPr>
@@ -15338,6 +15346,7 @@
                 </w:rPr>
                 <w:t>l</w:t>
               </w:r>
+              <w:proofErr w:type="gramEnd"/>
             </w:hyperlink>
           </w:p>
           <w:p>
@@ -15353,6 +15362,7 @@
               <w:t xml:space="preserve">$ vi </w:t>
             </w:r>
             <w:hyperlink r:id="rId99" w:anchor="file-configtx-yaml" w:history="1">
+              <w:proofErr w:type="gramStart"/>
               <w:r>
                 <w:rPr>
                   <w:rStyle w:val="a7"/>
@@ -15381,6 +15391,7 @@
                 </w:rPr>
                 <w:t>l</w:t>
               </w:r>
+              <w:proofErr w:type="gramEnd"/>
             </w:hyperlink>
           </w:p>
           <w:p>
@@ -15666,6 +15677,7 @@
               <w:t xml:space="preserve">$ vi </w:t>
             </w:r>
             <w:hyperlink r:id="rId107" w:anchor="file-cli-yaml" w:history="1">
+              <w:proofErr w:type="gramStart"/>
               <w:r>
                 <w:rPr>
                   <w:rStyle w:val="a7"/>
@@ -15692,7 +15704,15 @@
                   <w:rStyle w:val="a7"/>
                   <w:rFonts w:ascii="Times New Roman" w:hAnsi="Times New Roman" w:cs="Times New Roman"/>
                 </w:rPr>
-                <w:t xml:space="preserve">ml </w:t>
+                <w:t>ml</w:t>
+              </w:r>
+              <w:proofErr w:type="gramEnd"/>
+              <w:r>
+                <w:rPr>
+                  <w:rStyle w:val="a7"/>
+                  <w:rFonts w:ascii="Times New Roman" w:hAnsi="Times New Roman" w:cs="Times New Roman"/>
+                </w:rPr>
+                <w:t xml:space="preserve"> </w:t>
               </w:r>
             </w:hyperlink>
           </w:p>
@@ -16010,6 +16030,7 @@
                 <w:bCs/>
               </w:rPr>
             </w:pPr>
+            <w:proofErr w:type="gramStart"/>
             <w:r>
               <w:rPr>
                 <w:rFonts w:ascii="Times New Roman" w:hAnsi="Times New Roman" w:cs="Times New Roman" w:hint="eastAsia"/>
@@ -16028,7 +16049,16 @@
                 <w:b/>
                 <w:bCs/>
               </w:rPr>
-              <w:t>./</w:t>
+              <w:t>.</w:t>
+            </w:r>
+            <w:proofErr w:type="gramEnd"/>
+            <w:r>
+              <w:rPr>
+                <w:rFonts w:ascii="Times New Roman" w:hAnsi="Times New Roman" w:cs="Times New Roman"/>
+                <w:b/>
+                <w:bCs/>
+              </w:rPr>
+              <w:t>/</w:t>
             </w:r>
             <w:hyperlink r:id="rId108" w:anchor="file-config-sh" w:history="1">
               <w:r>
@@ -16245,6 +16275,7 @@
                 <w:bCs/>
               </w:rPr>
             </w:pPr>
+            <w:proofErr w:type="gramStart"/>
             <w:r>
               <w:rPr>
                 <w:rFonts w:ascii="Times New Roman" w:hAnsi="Times New Roman" w:cs="Times New Roman" w:hint="eastAsia"/>
@@ -16263,7 +16294,16 @@
                 <w:b/>
                 <w:bCs/>
               </w:rPr>
-              <w:t>./</w:t>
+              <w:t>.</w:t>
+            </w:r>
+            <w:proofErr w:type="gramEnd"/>
+            <w:r>
+              <w:rPr>
+                <w:rFonts w:ascii="Times New Roman" w:hAnsi="Times New Roman" w:cs="Times New Roman"/>
+                <w:b/>
+                <w:bCs/>
+              </w:rPr>
+              <w:t>/</w:t>
             </w:r>
             <w:hyperlink r:id="rId109" w:anchor="file-scp-sh" w:history="1">
               <w:r>
@@ -16475,6 +16515,7 @@
                 <w:bCs/>
               </w:rPr>
             </w:pPr>
+            <w:proofErr w:type="gramStart"/>
             <w:r>
               <w:rPr>
                 <w:rFonts w:ascii="Times New Roman" w:hAnsi="Times New Roman" w:cs="Times New Roman" w:hint="eastAsia"/>
@@ -16493,7 +16534,16 @@
                 <w:b/>
                 <w:bCs/>
               </w:rPr>
-              <w:t>./</w:t>
+              <w:t>.</w:t>
+            </w:r>
+            <w:proofErr w:type="gramEnd"/>
+            <w:r>
+              <w:rPr>
+                <w:rFonts w:ascii="Times New Roman" w:hAnsi="Times New Roman" w:cs="Times New Roman"/>
+                <w:b/>
+                <w:bCs/>
+              </w:rPr>
+              <w:t>/</w:t>
             </w:r>
             <w:hyperlink r:id="rId110" w:anchor="file-orderer1-sh" w:history="1">
               <w:r>
@@ -16575,6 +16625,7 @@
                 <w:rFonts w:ascii="Times New Roman" w:hAnsi="Times New Roman" w:cs="Times New Roman"/>
               </w:rPr>
             </w:pPr>
+            <w:proofErr w:type="gramStart"/>
             <w:r>
               <w:rPr>
                 <w:rFonts w:ascii="Times New Roman" w:hAnsi="Times New Roman" w:cs="Times New Roman" w:hint="eastAsia"/>
@@ -16585,7 +16636,14 @@
               <w:rPr>
                 <w:rFonts w:ascii="Times New Roman" w:hAnsi="Times New Roman" w:cs="Times New Roman"/>
               </w:rPr>
-              <w:t xml:space="preserve"> ./</w:t>
+              <w:t xml:space="preserve"> .</w:t>
+            </w:r>
+            <w:proofErr w:type="gramEnd"/>
+            <w:r>
+              <w:rPr>
+                <w:rFonts w:ascii="Times New Roman" w:hAnsi="Times New Roman" w:cs="Times New Roman"/>
+              </w:rPr>
+              <w:t>/</w:t>
             </w:r>
             <w:hyperlink r:id="rId111" w:anchor="file-orderer2-sh" w:history="1">
               <w:r>
@@ -16612,6 +16670,7 @@
                 <w:rFonts w:ascii="Times New Roman" w:hAnsi="Times New Roman" w:cs="Times New Roman"/>
               </w:rPr>
             </w:pPr>
+            <w:proofErr w:type="gramStart"/>
             <w:r>
               <w:rPr>
                 <w:rFonts w:ascii="Times New Roman" w:hAnsi="Times New Roman" w:cs="Times New Roman" w:hint="eastAsia"/>
@@ -16622,7 +16681,14 @@
               <w:rPr>
                 <w:rFonts w:ascii="Times New Roman" w:hAnsi="Times New Roman" w:cs="Times New Roman"/>
               </w:rPr>
-              <w:t xml:space="preserve"> ./</w:t>
+              <w:t xml:space="preserve"> .</w:t>
+            </w:r>
+            <w:proofErr w:type="gramEnd"/>
+            <w:r>
+              <w:rPr>
+                <w:rFonts w:ascii="Times New Roman" w:hAnsi="Times New Roman" w:cs="Times New Roman"/>
+              </w:rPr>
+              <w:t>/</w:t>
             </w:r>
             <w:hyperlink r:id="rId112" w:anchor="file-orderer3-sh" w:history="1">
               <w:r>
@@ -16649,6 +16715,7 @@
                 <w:rFonts w:ascii="Times New Roman" w:hAnsi="Times New Roman" w:cs="Times New Roman"/>
               </w:rPr>
             </w:pPr>
+            <w:proofErr w:type="gramStart"/>
             <w:r>
               <w:rPr>
                 <w:rFonts w:ascii="Times New Roman" w:hAnsi="Times New Roman" w:cs="Times New Roman" w:hint="eastAsia"/>
@@ -16659,7 +16726,14 @@
               <w:rPr>
                 <w:rFonts w:ascii="Times New Roman" w:hAnsi="Times New Roman" w:cs="Times New Roman"/>
               </w:rPr>
-              <w:t xml:space="preserve"> ./</w:t>
+              <w:t xml:space="preserve"> .</w:t>
+            </w:r>
+            <w:proofErr w:type="gramEnd"/>
+            <w:r>
+              <w:rPr>
+                <w:rFonts w:ascii="Times New Roman" w:hAnsi="Times New Roman" w:cs="Times New Roman"/>
+              </w:rPr>
+              <w:t>/</w:t>
             </w:r>
             <w:hyperlink r:id="rId113" w:anchor="file-orderer4-sh" w:history="1">
               <w:r>
@@ -16686,6 +16760,7 @@
                 <w:rFonts w:ascii="Times New Roman" w:hAnsi="Times New Roman" w:cs="Times New Roman" w:hint="eastAsia"/>
               </w:rPr>
             </w:pPr>
+            <w:proofErr w:type="gramStart"/>
             <w:r>
               <w:rPr>
                 <w:rFonts w:ascii="Times New Roman" w:hAnsi="Times New Roman" w:cs="Times New Roman" w:hint="eastAsia"/>
@@ -16696,7 +16771,14 @@
               <w:rPr>
                 <w:rFonts w:ascii="Times New Roman" w:hAnsi="Times New Roman" w:cs="Times New Roman"/>
               </w:rPr>
-              <w:t xml:space="preserve"> ./</w:t>
+              <w:t xml:space="preserve"> .</w:t>
+            </w:r>
+            <w:proofErr w:type="gramEnd"/>
+            <w:r>
+              <w:rPr>
+                <w:rFonts w:ascii="Times New Roman" w:hAnsi="Times New Roman" w:cs="Times New Roman"/>
+              </w:rPr>
+              <w:t>/</w:t>
             </w:r>
             <w:hyperlink r:id="rId114" w:anchor="file-orderer5-sh" w:history="1">
               <w:r>
@@ -16928,6 +17010,7 @@
                 <w:color w:val="7030A0"/>
               </w:rPr>
             </w:pPr>
+            <w:proofErr w:type="gramStart"/>
             <w:r>
               <w:rPr>
                 <w:rFonts w:ascii="Times New Roman" w:hAnsi="Times New Roman" w:cs="Times New Roman" w:hint="eastAsia"/>
@@ -16938,7 +17021,14 @@
               <w:rPr>
                 <w:rFonts w:ascii="Times New Roman" w:hAnsi="Times New Roman" w:cs="Times New Roman"/>
               </w:rPr>
-              <w:t xml:space="preserve"> ./</w:t>
+              <w:t xml:space="preserve"> .</w:t>
+            </w:r>
+            <w:proofErr w:type="gramEnd"/>
+            <w:r>
+              <w:rPr>
+                <w:rFonts w:ascii="Times New Roman" w:hAnsi="Times New Roman" w:cs="Times New Roman"/>
+              </w:rPr>
+              <w:t>/</w:t>
             </w:r>
             <w:hyperlink r:id="rId115" w:anchor="file-peer1-sh" w:history="1">
               <w:r>
@@ -17237,6 +17327,7 @@
                 <w:u w:val="single"/>
               </w:rPr>
             </w:pPr>
+            <w:proofErr w:type="gramStart"/>
             <w:r>
               <w:rPr>
                 <w:rFonts w:ascii="Times New Roman" w:hAnsi="Times New Roman" w:cs="Times New Roman" w:hint="eastAsia"/>
@@ -17247,7 +17338,14 @@
               <w:rPr>
                 <w:rFonts w:ascii="Times New Roman" w:hAnsi="Times New Roman" w:cs="Times New Roman"/>
               </w:rPr>
-              <w:t xml:space="preserve"> ./</w:t>
+              <w:t xml:space="preserve"> .</w:t>
+            </w:r>
+            <w:proofErr w:type="gramEnd"/>
+            <w:r>
+              <w:rPr>
+                <w:rFonts w:ascii="Times New Roman" w:hAnsi="Times New Roman" w:cs="Times New Roman"/>
+              </w:rPr>
+              <w:t>/</w:t>
             </w:r>
             <w:hyperlink r:id="rId116" w:anchor="file-peer2-sh" w:history="1">
               <w:r>
@@ -17520,6 +17618,7 @@
                 <w:rFonts w:ascii="Times New Roman" w:hAnsi="Times New Roman" w:cs="Times New Roman"/>
               </w:rPr>
             </w:pPr>
+            <w:proofErr w:type="gramStart"/>
             <w:r>
               <w:rPr>
                 <w:rFonts w:ascii="Times New Roman" w:hAnsi="Times New Roman" w:cs="Times New Roman" w:hint="eastAsia"/>
@@ -17530,7 +17629,14 @@
               <w:rPr>
                 <w:rFonts w:ascii="Times New Roman" w:hAnsi="Times New Roman" w:cs="Times New Roman"/>
               </w:rPr>
-              <w:t xml:space="preserve"> ./</w:t>
+              <w:t xml:space="preserve"> .</w:t>
+            </w:r>
+            <w:proofErr w:type="gramEnd"/>
+            <w:r>
+              <w:rPr>
+                <w:rFonts w:ascii="Times New Roman" w:hAnsi="Times New Roman" w:cs="Times New Roman"/>
+              </w:rPr>
+              <w:t>/</w:t>
             </w:r>
             <w:hyperlink r:id="rId117" w:anchor="file-cli-sh" w:history="1">
               <w:r>
@@ -17799,6 +17905,7 @@
         <w:t xml:space="preserve"> (of peer0.org1) connects to Peer0.org1.example.com:7051, creates a </w:t>
       </w:r>
       <w:proofErr w:type="spellStart"/>
+      <w:proofErr w:type="gramStart"/>
       <w:r>
         <w:rPr>
           <w:rFonts w:ascii="Times New Roman" w:hAnsi="Times New Roman" w:cs="Times New Roman"/>
@@ -17806,6 +17913,7 @@
         <w:t>channel.block</w:t>
       </w:r>
       <w:proofErr w:type="spellEnd"/>
+      <w:proofErr w:type="gramEnd"/>
       <w:r>
         <w:rPr>
           <w:rFonts w:ascii="Times New Roman" w:hAnsi="Times New Roman" w:cs="Times New Roman"/>
@@ -17858,6 +17966,7 @@
               </w:rPr>
               <w:t xml:space="preserve">// </w:t>
             </w:r>
+            <w:proofErr w:type="gramStart"/>
             <w:r>
               <w:rPr>
                 <w:rFonts w:asciiTheme="minorHAnsi" w:hAnsiTheme="minorHAnsi" w:cstheme="minorHAnsi"/>
@@ -17866,6 +17975,7 @@
               </w:rPr>
               <w:t>CLI  goes</w:t>
             </w:r>
+            <w:proofErr w:type="gramEnd"/>
             <w:r>
               <w:rPr>
                 <w:rFonts w:asciiTheme="minorHAnsi" w:hAnsiTheme="minorHAnsi" w:cstheme="minorHAnsi"/>
@@ -17939,15 +18049,32 @@
                 <w:szCs w:val="22"/>
               </w:rPr>
               <w:br/>
-              <w:t xml:space="preserve"># </w:t>
-            </w:r>
+            </w:r>
+            <w:proofErr w:type="gramStart"/>
             <w:r>
               <w:rPr>
                 <w:rFonts w:asciiTheme="minorHAnsi" w:hAnsiTheme="minorHAnsi" w:cstheme="minorHAnsi"/>
                 <w:sz w:val="22"/>
                 <w:szCs w:val="22"/>
               </w:rPr>
-              <w:t>./</w:t>
+              <w:t xml:space="preserve"># </w:t>
+            </w:r>
+            <w:r>
+              <w:rPr>
+                <w:rFonts w:asciiTheme="minorHAnsi" w:hAnsiTheme="minorHAnsi" w:cstheme="minorHAnsi"/>
+                <w:sz w:val="22"/>
+                <w:szCs w:val="22"/>
+              </w:rPr>
+              <w:t>.</w:t>
+            </w:r>
+            <w:proofErr w:type="gramEnd"/>
+            <w:r>
+              <w:rPr>
+                <w:rFonts w:asciiTheme="minorHAnsi" w:hAnsiTheme="minorHAnsi" w:cstheme="minorHAnsi"/>
+                <w:sz w:val="22"/>
+                <w:szCs w:val="22"/>
+              </w:rPr>
+              <w:t>/</w:t>
             </w:r>
             <w:hyperlink r:id="rId118" w:anchor="file-step1-sh" w:history="1">
               <w:r>
@@ -18069,6 +18196,7 @@
                 <w:szCs w:val="22"/>
               </w:rPr>
             </w:pPr>
+            <w:proofErr w:type="gramStart"/>
             <w:r>
               <w:rPr>
                 <w:rFonts w:asciiTheme="minorHAnsi" w:hAnsiTheme="minorHAnsi" w:cstheme="minorHAnsi"/>
@@ -18083,7 +18211,16 @@
                 <w:sz w:val="22"/>
                 <w:szCs w:val="22"/>
               </w:rPr>
-              <w:t>./</w:t>
+              <w:t>.</w:t>
+            </w:r>
+            <w:proofErr w:type="gramEnd"/>
+            <w:r>
+              <w:rPr>
+                <w:rFonts w:asciiTheme="minorHAnsi" w:hAnsiTheme="minorHAnsi" w:cstheme="minorHAnsi"/>
+                <w:sz w:val="22"/>
+                <w:szCs w:val="22"/>
+              </w:rPr>
+              <w:t>/</w:t>
             </w:r>
             <w:hyperlink r:id="rId119" w:anchor="file-step2-sh" w:history="1">
               <w:r>
@@ -18392,8 +18529,16 @@
               <w:rPr>
                 <w:bCs/>
               </w:rPr>
-              <w:t xml:space="preserve"> exit</w:t>
-            </w:r>
+              <w:t xml:space="preserve"> </w:t>
+            </w:r>
+            <w:proofErr w:type="gramStart"/>
+            <w:r>
+              <w:rPr>
+                <w:bCs/>
+              </w:rPr>
+              <w:t>exit</w:t>
+            </w:r>
+            <w:proofErr w:type="gramEnd"/>
           </w:p>
           <w:p>
             <w:pPr>
@@ -18714,6 +18859,7 @@
                 <w:bCs/>
               </w:rPr>
             </w:pPr>
+            <w:proofErr w:type="gramStart"/>
             <w:r>
               <w:rPr>
                 <w:rFonts w:hint="eastAsia"/>
@@ -18725,7 +18871,14 @@
               <w:rPr>
                 <w:bCs/>
               </w:rPr>
-              <w:t xml:space="preserve"> ./</w:t>
+              <w:t xml:space="preserve"> .</w:t>
+            </w:r>
+            <w:proofErr w:type="gramEnd"/>
+            <w:r>
+              <w:rPr>
+                <w:bCs/>
+              </w:rPr>
+              <w:t>/</w:t>
             </w:r>
             <w:hyperlink r:id="rId123" w:anchor="file-all-sh" w:history="1">
               <w:r>
@@ -19156,6 +19309,7 @@
                 <w:bCs/>
               </w:rPr>
             </w:pPr>
+            <w:proofErr w:type="gramStart"/>
             <w:r>
               <w:rPr>
                 <w:rFonts w:hint="eastAsia"/>
@@ -19167,7 +19321,14 @@
               <w:rPr>
                 <w:bCs/>
               </w:rPr>
-              <w:t xml:space="preserve"> ./</w:t>
+              <w:t xml:space="preserve"> .</w:t>
+            </w:r>
+            <w:proofErr w:type="gramEnd"/>
+            <w:r>
+              <w:rPr>
+                <w:bCs/>
+              </w:rPr>
+              <w:t>/</w:t>
             </w:r>
             <w:hyperlink r:id="rId130" w:anchor="file-all-sh" w:history="1">
               <w:r>
@@ -19392,6 +19553,7 @@
                 <w:bCs/>
               </w:rPr>
             </w:pPr>
+            <w:proofErr w:type="gramStart"/>
             <w:r>
               <w:rPr>
                 <w:rFonts w:hint="eastAsia"/>
@@ -19403,7 +19565,14 @@
               <w:rPr>
                 <w:bCs/>
               </w:rPr>
-              <w:t xml:space="preserve"> ./</w:t>
+              <w:t xml:space="preserve"> .</w:t>
+            </w:r>
+            <w:proofErr w:type="gramEnd"/>
+            <w:r>
+              <w:rPr>
+                <w:bCs/>
+              </w:rPr>
+              <w:t>/</w:t>
             </w:r>
             <w:hyperlink r:id="rId135" w:anchor="file-all-sh" w:history="1">
               <w:r>
@@ -19502,6 +19671,7 @@
                 <w:bCs/>
               </w:rPr>
             </w:pPr>
+            <w:proofErr w:type="gramStart"/>
             <w:r>
               <w:rPr>
                 <w:rFonts w:hint="eastAsia"/>
@@ -19513,7 +19683,14 @@
               <w:rPr>
                 <w:bCs/>
               </w:rPr>
-              <w:t xml:space="preserve"> ./</w:t>
+              <w:t xml:space="preserve"> .</w:t>
+            </w:r>
+            <w:proofErr w:type="gramEnd"/>
+            <w:r>
+              <w:rPr>
+                <w:bCs/>
+              </w:rPr>
+              <w:t>/</w:t>
             </w:r>
             <w:hyperlink r:id="rId136" w:anchor="file-scp-sh" w:history="1">
               <w:r>
@@ -19545,6 +19722,7 @@
                 <w:bCs/>
               </w:rPr>
             </w:pPr>
+            <w:proofErr w:type="gramStart"/>
             <w:r>
               <w:rPr>
                 <w:rFonts w:hint="eastAsia"/>
@@ -19556,7 +19734,14 @@
               <w:rPr>
                 <w:bCs/>
               </w:rPr>
-              <w:t xml:space="preserve"> ./</w:t>
+              <w:t xml:space="preserve"> .</w:t>
+            </w:r>
+            <w:proofErr w:type="gramEnd"/>
+            <w:r>
+              <w:rPr>
+                <w:bCs/>
+              </w:rPr>
+              <w:t>/</w:t>
             </w:r>
             <w:hyperlink r:id="rId137" w:anchor="file-ssh-sh" w:history="1">
               <w:r>
@@ -20168,7 +20353,23 @@
                 <w:rFonts w:cstheme="minorHAnsi"/>
                 <w:b/>
               </w:rPr>
-              <w:t xml:space="preserve">'| awk '{print $1 }') &gt;&amp; </w:t>
+              <w:t>'| awk '{print $</w:t>
+            </w:r>
+            <w:proofErr w:type="gramStart"/>
+            <w:r>
+              <w:rPr>
+                <w:rFonts w:cstheme="minorHAnsi"/>
+                <w:b/>
+              </w:rPr>
+              <w:t>1 }</w:t>
+            </w:r>
+            <w:proofErr w:type="gramEnd"/>
+            <w:r>
+              <w:rPr>
+                <w:rFonts w:cstheme="minorHAnsi"/>
+                <w:b/>
+              </w:rPr>
+              <w:t xml:space="preserve">') &gt;&amp; </w:t>
             </w:r>
             <w:proofErr w:type="spellStart"/>
             <w:r>
@@ -20441,7 +20642,23 @@
                 <w:rFonts w:cstheme="minorHAnsi"/>
                 <w:b/>
               </w:rPr>
-              <w:t xml:space="preserve">'| awk '{print $1 }') &gt;&amp; </w:t>
+              <w:t>'| awk '{print $</w:t>
+            </w:r>
+            <w:proofErr w:type="gramStart"/>
+            <w:r>
+              <w:rPr>
+                <w:rFonts w:cstheme="minorHAnsi"/>
+                <w:b/>
+              </w:rPr>
+              <w:t>1 }</w:t>
+            </w:r>
+            <w:proofErr w:type="gramEnd"/>
+            <w:r>
+              <w:rPr>
+                <w:rFonts w:cstheme="minorHAnsi"/>
+                <w:b/>
+              </w:rPr>
+              <w:t xml:space="preserve">') &gt;&amp; </w:t>
             </w:r>
             <w:proofErr w:type="spellStart"/>
             <w:r>
@@ -20587,10 +20804,12 @@
               <w:t xml:space="preserve"># peer channel fetch 228 </w:t>
             </w:r>
             <w:proofErr w:type="spellStart"/>
+            <w:proofErr w:type="gramStart"/>
             <w:r>
               <w:t>last.block</w:t>
             </w:r>
             <w:proofErr w:type="spellEnd"/>
+            <w:proofErr w:type="gramEnd"/>
             <w:r>
               <w:t xml:space="preserve"> -o orderer.example.com:7050 -c </w:t>
             </w:r>
@@ -20681,6 +20900,7 @@
             </w:r>
           </w:p>
           <w:p>
+            <w:proofErr w:type="gramStart"/>
             <w:r>
               <w:rPr>
                 <w:rFonts w:hint="eastAsia"/>
@@ -20688,7 +20908,11 @@
               <w:t>$</w:t>
             </w:r>
             <w:r>
-              <w:t xml:space="preserve"> ./</w:t>
+              <w:t xml:space="preserve"> .</w:t>
+            </w:r>
+            <w:proofErr w:type="gramEnd"/>
+            <w:r>
+              <w:t>/</w:t>
             </w:r>
             <w:hyperlink r:id="rId146" w:anchor="file-clean-sh" w:history="1">
               <w:r>
@@ -21146,6 +21370,117 @@
               <w:t>.example.com</w:t>
             </w:r>
           </w:p>
+          <w:p>
+            <w:pPr>
+              <w:rPr>
+                <w:rFonts w:ascii="Times New Roman" w:hAnsi="Times New Roman" w:cs="Times New Roman"/>
+              </w:rPr>
+            </w:pPr>
+            <w:r>
+              <w:rPr>
+                <w:rFonts w:ascii="Times New Roman" w:hAnsi="Times New Roman" w:cs="Times New Roman"/>
+              </w:rPr>
+              <w:t>172.31.210.7</w:t>
+            </w:r>
+            <w:r>
+              <w:rPr>
+                <w:rFonts w:ascii="Times New Roman" w:hAnsi="Times New Roman" w:cs="Times New Roman"/>
+              </w:rPr>
+              <w:t>7</w:t>
+            </w:r>
+            <w:r>
+              <w:rPr>
+                <w:rFonts w:ascii="Times New Roman" w:hAnsi="Times New Roman" w:cs="Times New Roman"/>
+              </w:rPr>
+              <w:t xml:space="preserve"> peer0.org</w:t>
+            </w:r>
+            <w:r>
+              <w:rPr>
+                <w:rFonts w:ascii="Times New Roman" w:hAnsi="Times New Roman" w:cs="Times New Roman"/>
+              </w:rPr>
+              <w:t>3</w:t>
+            </w:r>
+            <w:r>
+              <w:rPr>
+                <w:rFonts w:ascii="Times New Roman" w:hAnsi="Times New Roman" w:cs="Times New Roman"/>
+              </w:rPr>
+              <w:t>.example.com</w:t>
+            </w:r>
+          </w:p>
+          <w:p>
+            <w:pPr>
+              <w:rPr>
+                <w:rFonts w:ascii="Times New Roman" w:hAnsi="Times New Roman" w:cs="Times New Roman"/>
+              </w:rPr>
+            </w:pPr>
+            <w:r>
+              <w:rPr>
+                <w:rFonts w:ascii="Times New Roman" w:hAnsi="Times New Roman" w:cs="Times New Roman"/>
+              </w:rPr>
+              <w:t>172.31.210.7</w:t>
+            </w:r>
+            <w:r>
+              <w:rPr>
+                <w:rFonts w:ascii="Times New Roman" w:hAnsi="Times New Roman" w:cs="Times New Roman"/>
+              </w:rPr>
+              <w:t>8</w:t>
+            </w:r>
+            <w:r>
+              <w:rPr>
+                <w:rFonts w:ascii="Times New Roman" w:hAnsi="Times New Roman" w:cs="Times New Roman"/>
+              </w:rPr>
+              <w:t xml:space="preserve"> peer0.org</w:t>
+            </w:r>
+            <w:r>
+              <w:rPr>
+                <w:rFonts w:ascii="Times New Roman" w:hAnsi="Times New Roman" w:cs="Times New Roman"/>
+              </w:rPr>
+              <w:t>4</w:t>
+            </w:r>
+            <w:r>
+              <w:rPr>
+                <w:rFonts w:ascii="Times New Roman" w:hAnsi="Times New Roman" w:cs="Times New Roman"/>
+              </w:rPr>
+              <w:t>.example.com</w:t>
+            </w:r>
+          </w:p>
+          <w:p>
+            <w:pPr>
+              <w:rPr>
+                <w:rFonts w:ascii="Times New Roman" w:hAnsi="Times New Roman" w:cs="Times New Roman" w:hint="eastAsia"/>
+              </w:rPr>
+            </w:pPr>
+            <w:r>
+              <w:rPr>
+                <w:rFonts w:ascii="Times New Roman" w:hAnsi="Times New Roman" w:cs="Times New Roman"/>
+              </w:rPr>
+              <w:t>172.31.210.7</w:t>
+            </w:r>
+            <w:r>
+              <w:rPr>
+                <w:rFonts w:ascii="Times New Roman" w:hAnsi="Times New Roman" w:cs="Times New Roman"/>
+              </w:rPr>
+              <w:t>9</w:t>
+            </w:r>
+            <w:r>
+              <w:rPr>
+                <w:rFonts w:ascii="Times New Roman" w:hAnsi="Times New Roman" w:cs="Times New Roman"/>
+              </w:rPr>
+              <w:t xml:space="preserve"> peer0.org</w:t>
+            </w:r>
+            <w:r>
+              <w:rPr>
+                <w:rFonts w:ascii="Times New Roman" w:hAnsi="Times New Roman" w:cs="Times New Roman"/>
+              </w:rPr>
+              <w:t>5</w:t>
+            </w:r>
+            <w:r>
+              <w:rPr>
+                <w:rFonts w:ascii="Times New Roman" w:hAnsi="Times New Roman" w:cs="Times New Roman"/>
+              </w:rPr>
+              <w:t>.example.com</w:t>
+            </w:r>
+          </w:p>
         </w:tc>
       </w:tr>
     </w:tbl>
@@ -21278,15 +21613,24 @@
               </w:rPr>
               <w:t xml:space="preserve">$ vi </w:t>
             </w:r>
-            <w:hyperlink r:id="rId147" w:anchor="file-crypto-config-yaml" w:history="1">
-              <w:r>
-                <w:rPr>
-                  <w:rStyle w:val="a7"/>
-                  <w:rFonts w:ascii="Times New Roman" w:hAnsi="Times New Roman" w:cs="Times New Roman"/>
-                </w:rPr>
-                <w:t>crypto-config.yaml</w:t>
-              </w:r>
-            </w:hyperlink>
+            <w:r>
+              <w:rPr>
+                <w:rFonts w:ascii="Times New Roman" w:hAnsi="Times New Roman" w:cs="Times New Roman"/>
+                <w:color w:val="7030A0"/>
+              </w:rPr>
+              <w:t>crypto-</w:t>
+            </w:r>
+            <w:proofErr w:type="spellStart"/>
+            <w:proofErr w:type="gramStart"/>
+            <w:r>
+              <w:rPr>
+                <w:rFonts w:ascii="Times New Roman" w:hAnsi="Times New Roman" w:cs="Times New Roman"/>
+                <w:color w:val="7030A0"/>
+              </w:rPr>
+              <w:t>config.yaml</w:t>
+            </w:r>
+            <w:proofErr w:type="spellEnd"/>
+            <w:proofErr w:type="gramEnd"/>
           </w:p>
           <w:p>
             <w:pPr>
@@ -21300,15 +21644,17 @@
               </w:rPr>
               <w:t xml:space="preserve">$ vi </w:t>
             </w:r>
-            <w:hyperlink r:id="rId148" w:anchor="file-configtx-yaml" w:history="1">
-              <w:r>
-                <w:rPr>
-                  <w:rStyle w:val="a7"/>
-                  <w:rFonts w:ascii="Times New Roman" w:hAnsi="Times New Roman" w:cs="Times New Roman"/>
-                </w:rPr>
-                <w:t>configtx.yaml</w:t>
-              </w:r>
-            </w:hyperlink>
+            <w:proofErr w:type="spellStart"/>
+            <w:proofErr w:type="gramStart"/>
+            <w:r>
+              <w:rPr>
+                <w:rFonts w:ascii="Times New Roman" w:hAnsi="Times New Roman" w:cs="Times New Roman"/>
+                <w:color w:val="7030A0"/>
+              </w:rPr>
+              <w:t>configtx.yaml</w:t>
+            </w:r>
+            <w:proofErr w:type="spellEnd"/>
+            <w:proofErr w:type="gramEnd"/>
           </w:p>
           <w:p>
             <w:pPr>
@@ -21329,20 +21675,18 @@
               </w:rPr>
               <w:t xml:space="preserve">$ vi </w:t>
             </w:r>
-            <w:hyperlink r:id="rId149" w:anchor="file-peer0-org1-yaml" w:history="1">
-              <w:r>
-                <w:rPr>
-                  <w:rStyle w:val="a7"/>
-                  <w:rFonts w:ascii="Times New Roman" w:hAnsi="Times New Roman" w:cs="Times New Roman"/>
-                </w:rPr>
-                <w:t>peer0-org1.yaml</w:t>
-              </w:r>
-            </w:hyperlink>
             <w:r>
               <w:rPr>
                 <w:rFonts w:ascii="Times New Roman" w:hAnsi="Times New Roman" w:cs="Times New Roman"/>
                 <w:color w:val="7030A0"/>
               </w:rPr>
+              <w:t>peer0-org1.yaml</w:t>
+            </w:r>
+            <w:r>
+              <w:rPr>
+                <w:rFonts w:ascii="Times New Roman" w:hAnsi="Times New Roman" w:cs="Times New Roman"/>
+                <w:color w:val="7030A0"/>
+              </w:rPr>
               <w:t xml:space="preserve"> </w:t>
             </w:r>
           </w:p>
@@ -21358,20 +21702,18 @@
               </w:rPr>
               <w:t xml:space="preserve">$ vi </w:t>
             </w:r>
-            <w:hyperlink r:id="rId150" w:anchor="file-peer0-org2-yaml" w:history="1">
-              <w:r>
-                <w:rPr>
-                  <w:rStyle w:val="a7"/>
-                  <w:rFonts w:ascii="Times New Roman" w:hAnsi="Times New Roman" w:cs="Times New Roman"/>
-                </w:rPr>
-                <w:t>peer0-org2.yaml</w:t>
-              </w:r>
-            </w:hyperlink>
             <w:r>
               <w:rPr>
                 <w:rFonts w:ascii="Times New Roman" w:hAnsi="Times New Roman" w:cs="Times New Roman"/>
                 <w:color w:val="7030A0"/>
               </w:rPr>
+              <w:t>peer0-org2.yaml</w:t>
+            </w:r>
+            <w:r>
+              <w:rPr>
+                <w:rFonts w:ascii="Times New Roman" w:hAnsi="Times New Roman" w:cs="Times New Roman"/>
+                <w:color w:val="7030A0"/>
+              </w:rPr>
               <w:t xml:space="preserve"> </w:t>
             </w:r>
           </w:p>
@@ -21381,6 +21723,129 @@
                 <w:rFonts w:ascii="Times New Roman" w:hAnsi="Times New Roman" w:cs="Times New Roman"/>
               </w:rPr>
             </w:pPr>
+            <w:r>
+              <w:rPr>
+                <w:rFonts w:ascii="Times New Roman" w:hAnsi="Times New Roman" w:cs="Times New Roman"/>
+              </w:rPr>
+              <w:t xml:space="preserve">$ vi </w:t>
+            </w:r>
+            <w:r>
+              <w:rPr>
+                <w:rFonts w:ascii="Times New Roman" w:hAnsi="Times New Roman" w:cs="Times New Roman"/>
+                <w:color w:val="7030A0"/>
+              </w:rPr>
+              <w:t>peer0-org</w:t>
+            </w:r>
+            <w:r>
+              <w:rPr>
+                <w:rFonts w:ascii="Times New Roman" w:hAnsi="Times New Roman" w:cs="Times New Roman"/>
+                <w:color w:val="7030A0"/>
+              </w:rPr>
+              <w:t>3</w:t>
+            </w:r>
+            <w:r>
+              <w:rPr>
+                <w:rFonts w:ascii="Times New Roman" w:hAnsi="Times New Roman" w:cs="Times New Roman"/>
+                <w:color w:val="7030A0"/>
+              </w:rPr>
+              <w:t>.yaml</w:t>
+            </w:r>
+            <w:r>
+              <w:rPr>
+                <w:rFonts w:ascii="Times New Roman" w:hAnsi="Times New Roman" w:cs="Times New Roman"/>
+                <w:color w:val="7030A0"/>
+              </w:rPr>
+              <w:t xml:space="preserve"> </w:t>
+            </w:r>
+          </w:p>
+          <w:p>
+            <w:pPr>
+              <w:rPr>
+                <w:rFonts w:ascii="Times New Roman" w:hAnsi="Times New Roman" w:cs="Times New Roman"/>
+              </w:rPr>
+            </w:pPr>
+            <w:r>
+              <w:rPr>
+                <w:rFonts w:ascii="Times New Roman" w:hAnsi="Times New Roman" w:cs="Times New Roman"/>
+              </w:rPr>
+              <w:t xml:space="preserve">$ vi </w:t>
+            </w:r>
+            <w:r>
+              <w:rPr>
+                <w:rFonts w:ascii="Times New Roman" w:hAnsi="Times New Roman" w:cs="Times New Roman"/>
+                <w:color w:val="7030A0"/>
+              </w:rPr>
+              <w:t>peer0-org</w:t>
+            </w:r>
+            <w:r>
+              <w:rPr>
+                <w:rFonts w:ascii="Times New Roman" w:hAnsi="Times New Roman" w:cs="Times New Roman"/>
+                <w:color w:val="7030A0"/>
+              </w:rPr>
+              <w:t>4</w:t>
+            </w:r>
+            <w:r>
+              <w:rPr>
+                <w:rFonts w:ascii="Times New Roman" w:hAnsi="Times New Roman" w:cs="Times New Roman"/>
+                <w:color w:val="7030A0"/>
+              </w:rPr>
+              <w:t>.yaml</w:t>
+            </w:r>
+            <w:r>
+              <w:rPr>
+                <w:rFonts w:ascii="Times New Roman" w:hAnsi="Times New Roman" w:cs="Times New Roman"/>
+                <w:color w:val="7030A0"/>
+              </w:rPr>
+              <w:t xml:space="preserve"> </w:t>
+            </w:r>
+          </w:p>
+          <w:p>
+            <w:pPr>
+              <w:rPr>
+                <w:rFonts w:ascii="Times New Roman" w:hAnsi="Times New Roman" w:cs="Times New Roman"/>
+              </w:rPr>
+            </w:pPr>
+            <w:r>
+              <w:rPr>
+                <w:rFonts w:ascii="Times New Roman" w:hAnsi="Times New Roman" w:cs="Times New Roman"/>
+              </w:rPr>
+              <w:t xml:space="preserve">$ vi </w:t>
+            </w:r>
+            <w:r>
+              <w:rPr>
+                <w:rFonts w:ascii="Times New Roman" w:hAnsi="Times New Roman" w:cs="Times New Roman"/>
+                <w:color w:val="7030A0"/>
+              </w:rPr>
+              <w:t>peer0-org</w:t>
+            </w:r>
+            <w:r>
+              <w:rPr>
+                <w:rFonts w:ascii="Times New Roman" w:hAnsi="Times New Roman" w:cs="Times New Roman"/>
+                <w:color w:val="7030A0"/>
+              </w:rPr>
+              <w:t>5</w:t>
+            </w:r>
+            <w:r>
+              <w:rPr>
+                <w:rFonts w:ascii="Times New Roman" w:hAnsi="Times New Roman" w:cs="Times New Roman"/>
+                <w:color w:val="7030A0"/>
+              </w:rPr>
+              <w:t>.yaml</w:t>
+            </w:r>
+            <w:r>
+              <w:rPr>
+                <w:rFonts w:ascii="Times New Roman" w:hAnsi="Times New Roman" w:cs="Times New Roman"/>
+                <w:color w:val="7030A0"/>
+              </w:rPr>
+              <w:t xml:space="preserve"> </w:t>
+            </w:r>
+          </w:p>
+          <w:p>
+            <w:pPr>
+              <w:rPr>
+                <w:rFonts w:ascii="Times New Roman" w:hAnsi="Times New Roman" w:cs="Times New Roman" w:hint="eastAsia"/>
+              </w:rPr>
+            </w:pPr>
           </w:p>
           <w:p>
             <w:pPr>
@@ -21395,15 +21860,13 @@
               </w:rPr>
               <w:t xml:space="preserve">$ vi </w:t>
             </w:r>
-            <w:hyperlink r:id="rId151" w:anchor="file-orderer1-yaml" w:history="1">
-              <w:r>
-                <w:rPr>
-                  <w:rStyle w:val="a7"/>
-                  <w:rFonts w:ascii="Times New Roman" w:hAnsi="Times New Roman" w:cs="Times New Roman"/>
-                </w:rPr>
-                <w:t xml:space="preserve">orderer1.yaml </w:t>
-              </w:r>
-            </w:hyperlink>
+            <w:r>
+              <w:rPr>
+                <w:rFonts w:ascii="Times New Roman" w:hAnsi="Times New Roman" w:cs="Times New Roman"/>
+                <w:color w:val="7030A0"/>
+              </w:rPr>
+              <w:t xml:space="preserve">orderer1.yaml </w:t>
+            </w:r>
           </w:p>
           <w:p>
             <w:pPr>
@@ -21423,15 +21886,13 @@
               </w:rPr>
               <w:t xml:space="preserve"> vi </w:t>
             </w:r>
-            <w:hyperlink r:id="rId152" w:anchor="file-orderer2-yaml" w:history="1">
-              <w:r>
-                <w:rPr>
-                  <w:rStyle w:val="a7"/>
-                  <w:rFonts w:ascii="Times New Roman" w:hAnsi="Times New Roman" w:cs="Times New Roman"/>
-                </w:rPr>
-                <w:t>orderer2.yaml</w:t>
-              </w:r>
-            </w:hyperlink>
+            <w:r>
+              <w:rPr>
+                <w:rFonts w:ascii="Times New Roman" w:hAnsi="Times New Roman" w:cs="Times New Roman"/>
+                <w:color w:val="7030A0"/>
+              </w:rPr>
+              <w:t>orderer2.yaml</w:t>
+            </w:r>
           </w:p>
           <w:p>
             <w:pPr>
@@ -21451,15 +21912,13 @@
               </w:rPr>
               <w:t xml:space="preserve"> vi </w:t>
             </w:r>
-            <w:hyperlink r:id="rId153" w:anchor="file-orderer3-yaml" w:history="1">
-              <w:r>
-                <w:rPr>
-                  <w:rStyle w:val="a7"/>
-                  <w:rFonts w:ascii="Times New Roman" w:hAnsi="Times New Roman" w:cs="Times New Roman"/>
-                </w:rPr>
-                <w:t>orderer3.yaml</w:t>
-              </w:r>
-            </w:hyperlink>
+            <w:r>
+              <w:rPr>
+                <w:rFonts w:ascii="Times New Roman" w:hAnsi="Times New Roman" w:cs="Times New Roman"/>
+                <w:color w:val="7030A0"/>
+              </w:rPr>
+              <w:t>orderer3.yaml</w:t>
+            </w:r>
           </w:p>
           <w:p>
             <w:pPr>
@@ -21479,15 +21938,13 @@
               </w:rPr>
               <w:t xml:space="preserve"> vi </w:t>
             </w:r>
-            <w:hyperlink r:id="rId154" w:anchor="file-orderer4-yaml" w:history="1">
-              <w:r>
-                <w:rPr>
-                  <w:rStyle w:val="a7"/>
-                  <w:rFonts w:ascii="Times New Roman" w:hAnsi="Times New Roman" w:cs="Times New Roman"/>
-                </w:rPr>
-                <w:t>orderer4.yaml</w:t>
-              </w:r>
-            </w:hyperlink>
+            <w:r>
+              <w:rPr>
+                <w:rFonts w:ascii="Times New Roman" w:hAnsi="Times New Roman" w:cs="Times New Roman"/>
+                <w:color w:val="7030A0"/>
+              </w:rPr>
+              <w:t>orderer4.yaml</w:t>
+            </w:r>
           </w:p>
           <w:p>
             <w:pPr>
@@ -21507,15 +21964,13 @@
               </w:rPr>
               <w:t xml:space="preserve"> vi </w:t>
             </w:r>
-            <w:hyperlink r:id="rId155" w:anchor="file-orderer5-yaml" w:history="1">
-              <w:r>
-                <w:rPr>
-                  <w:rStyle w:val="a7"/>
-                  <w:rFonts w:ascii="Times New Roman" w:hAnsi="Times New Roman" w:cs="Times New Roman"/>
-                </w:rPr>
-                <w:t>orderer5.yaml</w:t>
-              </w:r>
-            </w:hyperlink>
+            <w:r>
+              <w:rPr>
+                <w:rFonts w:ascii="Times New Roman" w:hAnsi="Times New Roman" w:cs="Times New Roman"/>
+                <w:color w:val="7030A0"/>
+              </w:rPr>
+              <w:t>orderer5.yaml</w:t>
+            </w:r>
           </w:p>
           <w:p>
             <w:pPr>
@@ -21536,15 +21991,24 @@
               </w:rPr>
               <w:t xml:space="preserve">$ vi </w:t>
             </w:r>
-            <w:hyperlink r:id="rId156" w:anchor="file-cli-yaml" w:history="1">
-              <w:r>
-                <w:rPr>
-                  <w:rStyle w:val="a7"/>
-                  <w:rFonts w:ascii="Times New Roman" w:hAnsi="Times New Roman" w:cs="Times New Roman"/>
-                </w:rPr>
-                <w:t xml:space="preserve">cli.yaml </w:t>
-              </w:r>
-            </w:hyperlink>
+            <w:proofErr w:type="spellStart"/>
+            <w:proofErr w:type="gramStart"/>
+            <w:r>
+              <w:rPr>
+                <w:rFonts w:ascii="Times New Roman" w:hAnsi="Times New Roman" w:cs="Times New Roman"/>
+                <w:color w:val="7030A0"/>
+              </w:rPr>
+              <w:t>cli.yaml</w:t>
+            </w:r>
+            <w:proofErr w:type="spellEnd"/>
+            <w:proofErr w:type="gramEnd"/>
+            <w:r>
+              <w:rPr>
+                <w:rFonts w:ascii="Times New Roman" w:hAnsi="Times New Roman" w:cs="Times New Roman"/>
+                <w:color w:val="7030A0"/>
+              </w:rPr>
+              <w:t xml:space="preserve"> </w:t>
+            </w:r>
           </w:p>
         </w:tc>
       </w:tr>
@@ -21615,6 +22079,7 @@
           </w:tcPr>
           <w:p>
             <w:r>
+              <w:lastRenderedPageBreak/>
               <w:t>$ date +%s</w:t>
             </w:r>
             <w:r>
@@ -21708,7 +22173,6 @@
           </w:p>
           <w:p>
             <w:r>
-              <w:lastRenderedPageBreak/>
               <w:t>$ date +%s</w:t>
             </w:r>
             <w:r>
@@ -21880,17 +22344,15 @@
               </w:rPr>
               <w:t>./</w:t>
             </w:r>
-            <w:hyperlink r:id="rId157" w:anchor="file-config-sh" w:history="1">
-              <w:r>
-                <w:rPr>
-                  <w:rStyle w:val="a7"/>
-                  <w:rFonts w:ascii="Times New Roman" w:hAnsi="Times New Roman" w:cs="Times New Roman"/>
-                  <w:b/>
-                  <w:bCs/>
-                </w:rPr>
-                <w:t>config.sh</w:t>
-              </w:r>
-            </w:hyperlink>
+            <w:r>
+              <w:rPr>
+                <w:rFonts w:ascii="Times New Roman" w:hAnsi="Times New Roman" w:cs="Times New Roman"/>
+                <w:b/>
+                <w:bCs/>
+                <w:color w:val="7030A0"/>
+              </w:rPr>
+              <w:t>config.sh</w:t>
+            </w:r>
           </w:p>
           <w:p>
             <w:pPr>
@@ -22097,17 +22559,15 @@
               </w:rPr>
               <w:t>./</w:t>
             </w:r>
-            <w:hyperlink r:id="rId158" w:anchor="file-scp-sh" w:history="1">
-              <w:r>
-                <w:rPr>
-                  <w:rStyle w:val="a7"/>
-                  <w:rFonts w:ascii="Times New Roman" w:hAnsi="Times New Roman" w:cs="Times New Roman"/>
-                  <w:b/>
-                  <w:bCs/>
-                </w:rPr>
-                <w:t>scp.sh</w:t>
-              </w:r>
-            </w:hyperlink>
+            <w:r>
+              <w:rPr>
+                <w:rFonts w:ascii="Times New Roman" w:hAnsi="Times New Roman" w:cs="Times New Roman"/>
+                <w:b/>
+                <w:bCs/>
+                <w:color w:val="7030A0"/>
+              </w:rPr>
+              <w:t>scp.sh</w:t>
+            </w:r>
           </w:p>
           <w:p>
             <w:pPr>
@@ -22303,17 +22763,15 @@
               </w:rPr>
               <w:t>./</w:t>
             </w:r>
-            <w:hyperlink r:id="rId159" w:anchor="file-orderer1-sh" w:history="1">
-              <w:r>
-                <w:rPr>
-                  <w:rStyle w:val="a7"/>
-                  <w:rFonts w:ascii="Times New Roman" w:hAnsi="Times New Roman" w:cs="Times New Roman"/>
-                  <w:b/>
-                  <w:bCs/>
-                </w:rPr>
-                <w:t>orderer1.sh</w:t>
-              </w:r>
-            </w:hyperlink>
+            <w:r>
+              <w:rPr>
+                <w:rFonts w:ascii="Times New Roman" w:hAnsi="Times New Roman" w:cs="Times New Roman"/>
+                <w:b/>
+                <w:bCs/>
+                <w:color w:val="7030A0"/>
+              </w:rPr>
+              <w:t>orderer1.sh</w:t>
+            </w:r>
           </w:p>
           <w:p>
             <w:pPr>
@@ -22395,17 +22853,15 @@
               </w:rPr>
               <w:t xml:space="preserve"> ./</w:t>
             </w:r>
-            <w:hyperlink r:id="rId160" w:anchor="file-orderer2-sh" w:history="1">
-              <w:r>
-                <w:rPr>
-                  <w:rStyle w:val="a7"/>
-                  <w:rFonts w:ascii="Times New Roman" w:hAnsi="Times New Roman" w:cs="Times New Roman"/>
-                  <w:b/>
-                  <w:bCs/>
-                </w:rPr>
-                <w:t>orderer2.sh</w:t>
-              </w:r>
-            </w:hyperlink>
+            <w:r>
+              <w:rPr>
+                <w:rFonts w:ascii="Times New Roman" w:hAnsi="Times New Roman" w:cs="Times New Roman"/>
+                <w:b/>
+                <w:bCs/>
+                <w:color w:val="7030A0"/>
+              </w:rPr>
+              <w:t>orderer2.sh</w:t>
+            </w:r>
           </w:p>
           <w:p>
             <w:pPr>
@@ -22432,17 +22888,15 @@
               </w:rPr>
               <w:t xml:space="preserve"> ./</w:t>
             </w:r>
-            <w:hyperlink r:id="rId161" w:anchor="file-orderer3-sh" w:history="1">
-              <w:r>
-                <w:rPr>
-                  <w:rStyle w:val="a7"/>
-                  <w:rFonts w:ascii="Times New Roman" w:hAnsi="Times New Roman" w:cs="Times New Roman"/>
-                  <w:b/>
-                  <w:bCs/>
-                </w:rPr>
-                <w:t>orderer3.sh</w:t>
-              </w:r>
-            </w:hyperlink>
+            <w:r>
+              <w:rPr>
+                <w:rFonts w:ascii="Times New Roman" w:hAnsi="Times New Roman" w:cs="Times New Roman"/>
+                <w:b/>
+                <w:bCs/>
+                <w:color w:val="7030A0"/>
+              </w:rPr>
+              <w:t>orderer3.sh</w:t>
+            </w:r>
           </w:p>
           <w:p>
             <w:pPr>
@@ -22469,17 +22923,15 @@
               </w:rPr>
               <w:t xml:space="preserve"> ./</w:t>
             </w:r>
-            <w:hyperlink r:id="rId162" w:anchor="file-orderer4-sh" w:history="1">
-              <w:r>
-                <w:rPr>
-                  <w:rStyle w:val="a7"/>
-                  <w:rFonts w:ascii="Times New Roman" w:hAnsi="Times New Roman" w:cs="Times New Roman"/>
-                  <w:b/>
-                  <w:bCs/>
-                </w:rPr>
-                <w:t>orderer4.sh</w:t>
-              </w:r>
-            </w:hyperlink>
+            <w:r>
+              <w:rPr>
+                <w:rFonts w:ascii="Times New Roman" w:hAnsi="Times New Roman" w:cs="Times New Roman"/>
+                <w:b/>
+                <w:bCs/>
+                <w:color w:val="7030A0"/>
+              </w:rPr>
+              <w:t>orderer4.sh</w:t>
+            </w:r>
           </w:p>
           <w:p>
             <w:pPr>
@@ -22506,17 +22958,15 @@
               </w:rPr>
               <w:t xml:space="preserve"> ./</w:t>
             </w:r>
-            <w:hyperlink r:id="rId163" w:anchor="file-orderer5-sh" w:history="1">
-              <w:r>
-                <w:rPr>
-                  <w:rStyle w:val="a7"/>
-                  <w:rFonts w:ascii="Times New Roman" w:hAnsi="Times New Roman" w:cs="Times New Roman"/>
-                  <w:b/>
-                  <w:bCs/>
-                </w:rPr>
-                <w:t>orderer5.sh</w:t>
-              </w:r>
-            </w:hyperlink>
+            <w:r>
+              <w:rPr>
+                <w:rFonts w:ascii="Times New Roman" w:hAnsi="Times New Roman" w:cs="Times New Roman"/>
+                <w:b/>
+                <w:bCs/>
+                <w:color w:val="7030A0"/>
+              </w:rPr>
+              <w:t>orderer5.sh</w:t>
+            </w:r>
           </w:p>
           <w:p>
             <w:pPr>
@@ -22748,17 +23198,15 @@
               </w:rPr>
               <w:t xml:space="preserve"> ./</w:t>
             </w:r>
-            <w:hyperlink r:id="rId164" w:anchor="file-peer1-sh" w:history="1">
-              <w:r>
-                <w:rPr>
-                  <w:rStyle w:val="a7"/>
-                  <w:rFonts w:ascii="Times New Roman" w:hAnsi="Times New Roman" w:cs="Times New Roman"/>
-                  <w:b/>
-                  <w:bCs/>
-                </w:rPr>
-                <w:t>peer1.sh</w:t>
-              </w:r>
-            </w:hyperlink>
+            <w:r>
+              <w:rPr>
+                <w:rFonts w:ascii="Times New Roman" w:hAnsi="Times New Roman" w:cs="Times New Roman"/>
+                <w:b/>
+                <w:bCs/>
+                <w:color w:val="7030A0"/>
+              </w:rPr>
+              <w:t>peer1.sh</w:t>
+            </w:r>
           </w:p>
           <w:p>
             <w:pPr>
@@ -23057,23 +23505,195 @@
               </w:rPr>
               <w:t xml:space="preserve"> ./</w:t>
             </w:r>
-            <w:hyperlink r:id="rId165" w:anchor="file-peer2-sh" w:history="1">
-              <w:r>
-                <w:rPr>
-                  <w:rStyle w:val="a7"/>
-                  <w:rFonts w:ascii="Times New Roman" w:hAnsi="Times New Roman" w:cs="Times New Roman"/>
-                  <w:b/>
-                  <w:bCs/>
-                </w:rPr>
-                <w:t>peer2.sh</w:t>
-              </w:r>
-            </w:hyperlink>
+            <w:r>
+              <w:rPr>
+                <w:rFonts w:ascii="Times New Roman" w:hAnsi="Times New Roman" w:cs="Times New Roman"/>
+                <w:b/>
+                <w:bCs/>
+                <w:color w:val="7030A0"/>
+              </w:rPr>
+              <w:t>peer2.sh</w:t>
+            </w:r>
           </w:p>
           <w:p>
             <w:pPr>
               <w:rPr>
                 <w:rStyle w:val="a7"/>
                 <w:rFonts w:ascii="Times New Roman" w:hAnsi="Times New Roman" w:cs="Times New Roman"/>
+              </w:rPr>
+            </w:pPr>
+          </w:p>
+          <w:p>
+            <w:pPr>
+              <w:rPr>
+                <w:rFonts w:ascii="Times New Roman" w:hAnsi="Times New Roman" w:cs="Times New Roman"/>
+                <w:b/>
+                <w:bCs/>
+                <w:color w:val="0000FF"/>
+                <w:u w:val="single"/>
+              </w:rPr>
+            </w:pPr>
+            <w:r>
+              <w:rPr>
+                <w:rFonts w:ascii="Times New Roman" w:hAnsi="Times New Roman" w:cs="Times New Roman" w:hint="eastAsia"/>
+              </w:rPr>
+              <w:t>$</w:t>
+            </w:r>
+            <w:r>
+              <w:rPr>
+                <w:rFonts w:ascii="Times New Roman" w:hAnsi="Times New Roman" w:cs="Times New Roman"/>
+              </w:rPr>
+              <w:t xml:space="preserve"> ./</w:t>
+            </w:r>
+            <w:r>
+              <w:rPr>
+                <w:rFonts w:ascii="Times New Roman" w:hAnsi="Times New Roman" w:cs="Times New Roman"/>
+                <w:b/>
+                <w:bCs/>
+                <w:color w:val="7030A0"/>
+              </w:rPr>
+              <w:t>peer</w:t>
+            </w:r>
+            <w:r>
+              <w:rPr>
+                <w:rFonts w:ascii="Times New Roman" w:hAnsi="Times New Roman" w:cs="Times New Roman"/>
+                <w:b/>
+                <w:bCs/>
+                <w:color w:val="7030A0"/>
+              </w:rPr>
+              <w:t>3</w:t>
+            </w:r>
+            <w:r>
+              <w:rPr>
+                <w:rFonts w:ascii="Times New Roman" w:hAnsi="Times New Roman" w:cs="Times New Roman"/>
+                <w:b/>
+                <w:bCs/>
+                <w:color w:val="7030A0"/>
+              </w:rPr>
+              <w:t>.sh</w:t>
+            </w:r>
+          </w:p>
+          <w:p>
+            <w:pPr>
+              <w:rPr>
+                <w:rStyle w:val="a7"/>
+                <w:rFonts w:ascii="Times New Roman" w:hAnsi="Times New Roman" w:cs="Times New Roman"/>
+              </w:rPr>
+            </w:pPr>
+          </w:p>
+          <w:p>
+            <w:pPr>
+              <w:rPr>
+                <w:rFonts w:ascii="Times New Roman" w:hAnsi="Times New Roman" w:cs="Times New Roman"/>
+                <w:b/>
+                <w:bCs/>
+                <w:color w:val="0000FF"/>
+                <w:u w:val="single"/>
+              </w:rPr>
+            </w:pPr>
+            <w:r>
+              <w:rPr>
+                <w:rFonts w:ascii="Times New Roman" w:hAnsi="Times New Roman" w:cs="Times New Roman" w:hint="eastAsia"/>
+              </w:rPr>
+              <w:t>$</w:t>
+            </w:r>
+            <w:r>
+              <w:rPr>
+                <w:rFonts w:ascii="Times New Roman" w:hAnsi="Times New Roman" w:cs="Times New Roman"/>
+              </w:rPr>
+              <w:t xml:space="preserve"> ./</w:t>
+            </w:r>
+            <w:r>
+              <w:rPr>
+                <w:rFonts w:ascii="Times New Roman" w:hAnsi="Times New Roman" w:cs="Times New Roman"/>
+                <w:b/>
+                <w:bCs/>
+                <w:color w:val="7030A0"/>
+              </w:rPr>
+              <w:t>peer</w:t>
+            </w:r>
+            <w:r>
+              <w:rPr>
+                <w:rFonts w:ascii="Times New Roman" w:hAnsi="Times New Roman" w:cs="Times New Roman"/>
+                <w:b/>
+                <w:bCs/>
+                <w:color w:val="7030A0"/>
+              </w:rPr>
+              <w:t>4</w:t>
+            </w:r>
+            <w:r>
+              <w:rPr>
+                <w:rFonts w:ascii="Times New Roman" w:hAnsi="Times New Roman" w:cs="Times New Roman"/>
+                <w:b/>
+                <w:bCs/>
+                <w:color w:val="7030A0"/>
+              </w:rPr>
+              <w:t>.sh</w:t>
+            </w:r>
+          </w:p>
+          <w:p>
+            <w:pPr>
+              <w:rPr>
+                <w:rStyle w:val="a7"/>
+                <w:rFonts w:ascii="Times New Roman" w:hAnsi="Times New Roman" w:cs="Times New Roman"/>
+              </w:rPr>
+            </w:pPr>
+          </w:p>
+          <w:p>
+            <w:pPr>
+              <w:rPr>
+                <w:rFonts w:ascii="Times New Roman" w:hAnsi="Times New Roman" w:cs="Times New Roman"/>
+                <w:b/>
+                <w:bCs/>
+                <w:color w:val="0000FF"/>
+                <w:u w:val="single"/>
+              </w:rPr>
+            </w:pPr>
+            <w:r>
+              <w:rPr>
+                <w:rFonts w:ascii="Times New Roman" w:hAnsi="Times New Roman" w:cs="Times New Roman" w:hint="eastAsia"/>
+              </w:rPr>
+              <w:t>$</w:t>
+            </w:r>
+            <w:r>
+              <w:rPr>
+                <w:rFonts w:ascii="Times New Roman" w:hAnsi="Times New Roman" w:cs="Times New Roman"/>
+              </w:rPr>
+              <w:t xml:space="preserve"> ./</w:t>
+            </w:r>
+            <w:r>
+              <w:rPr>
+                <w:rFonts w:ascii="Times New Roman" w:hAnsi="Times New Roman" w:cs="Times New Roman"/>
+                <w:b/>
+                <w:bCs/>
+                <w:color w:val="7030A0"/>
+              </w:rPr>
+              <w:t>peer</w:t>
+            </w:r>
+            <w:r>
+              <w:rPr>
+                <w:rFonts w:ascii="Times New Roman" w:hAnsi="Times New Roman" w:cs="Times New Roman"/>
+                <w:b/>
+                <w:bCs/>
+                <w:color w:val="7030A0"/>
+              </w:rPr>
+              <w:t>5</w:t>
+            </w:r>
+            <w:r>
+              <w:rPr>
+                <w:rFonts w:ascii="Times New Roman" w:hAnsi="Times New Roman" w:cs="Times New Roman"/>
+                <w:b/>
+                <w:bCs/>
+                <w:color w:val="7030A0"/>
+              </w:rPr>
+              <w:t>.sh</w:t>
+            </w:r>
+          </w:p>
+          <w:p>
+            <w:pPr>
+              <w:rPr>
+                <w:rStyle w:val="a7"/>
+                <w:rFonts w:ascii="Times New Roman" w:hAnsi="Times New Roman" w:cs="Times New Roman" w:hint="eastAsia"/>
               </w:rPr>
             </w:pPr>
           </w:p>
@@ -23340,17 +23960,15 @@
               </w:rPr>
               <w:t xml:space="preserve"> ./</w:t>
             </w:r>
-            <w:hyperlink r:id="rId166" w:anchor="file-cli-sh" w:history="1">
-              <w:r>
-                <w:rPr>
-                  <w:rStyle w:val="a7"/>
-                  <w:rFonts w:ascii="Times New Roman" w:hAnsi="Times New Roman" w:cs="Times New Roman"/>
-                  <w:b/>
-                  <w:bCs/>
-                </w:rPr>
-                <w:t>cli.sh</w:t>
-              </w:r>
-            </w:hyperlink>
+            <w:r>
+              <w:rPr>
+                <w:rFonts w:ascii="Times New Roman" w:hAnsi="Times New Roman" w:cs="Times New Roman"/>
+                <w:b/>
+                <w:bCs/>
+                <w:color w:val="7030A0"/>
+              </w:rPr>
+              <w:t>cli.sh</w:t>
+            </w:r>
           </w:p>
           <w:p>
             <w:pPr>
@@ -23607,6 +24225,7 @@
         <w:t xml:space="preserve"> (of peer0.org1) connects to Peer0.org1.example.com:7051, creates a </w:t>
       </w:r>
       <w:proofErr w:type="spellStart"/>
+      <w:proofErr w:type="gramStart"/>
       <w:r>
         <w:rPr>
           <w:rFonts w:ascii="Times New Roman" w:hAnsi="Times New Roman" w:cs="Times New Roman"/>
@@ -23614,6 +24233,7 @@
         <w:t>channel.block</w:t>
       </w:r>
       <w:proofErr w:type="spellEnd"/>
+      <w:proofErr w:type="gramEnd"/>
       <w:r>
         <w:rPr>
           <w:rFonts w:ascii="Times New Roman" w:hAnsi="Times New Roman" w:cs="Times New Roman"/>
@@ -23666,6 +24286,7 @@
               </w:rPr>
               <w:t xml:space="preserve">// </w:t>
             </w:r>
+            <w:proofErr w:type="gramStart"/>
             <w:r>
               <w:rPr>
                 <w:rFonts w:asciiTheme="minorHAnsi" w:hAnsiTheme="minorHAnsi" w:cstheme="minorHAnsi"/>
@@ -23674,6 +24295,7 @@
               </w:rPr>
               <w:t>CLI  goes</w:t>
             </w:r>
+            <w:proofErr w:type="gramEnd"/>
             <w:r>
               <w:rPr>
                 <w:rFonts w:asciiTheme="minorHAnsi" w:hAnsiTheme="minorHAnsi" w:cstheme="minorHAnsi"/>
@@ -23738,38 +24360,54 @@
                 <w:sz w:val="22"/>
                 <w:szCs w:val="22"/>
               </w:rPr>
-              <w:t># cd scripts</w:t>
-            </w:r>
+              <w:t xml:space="preserve"># </w:t>
+            </w:r>
+            <w:proofErr w:type="gramStart"/>
             <w:r>
               <w:rPr>
                 <w:rFonts w:asciiTheme="minorHAnsi" w:hAnsiTheme="minorHAnsi" w:cstheme="minorHAnsi"/>
                 <w:sz w:val="22"/>
                 <w:szCs w:val="22"/>
               </w:rPr>
-              <w:br/>
-              <w:t xml:space="preserve"># </w:t>
-            </w:r>
+              <w:t>cd</w:t>
+            </w:r>
+            <w:proofErr w:type="gramEnd"/>
             <w:r>
               <w:rPr>
                 <w:rFonts w:asciiTheme="minorHAnsi" w:hAnsiTheme="minorHAnsi" w:cstheme="minorHAnsi"/>
                 <w:sz w:val="22"/>
                 <w:szCs w:val="22"/>
               </w:rPr>
+              <w:t xml:space="preserve"> scripts</w:t>
+            </w:r>
+            <w:r>
+              <w:rPr>
+                <w:rFonts w:asciiTheme="minorHAnsi" w:hAnsiTheme="minorHAnsi" w:cstheme="minorHAnsi"/>
+                <w:sz w:val="22"/>
+                <w:szCs w:val="22"/>
+              </w:rPr>
+              <w:br/>
+              <w:t xml:space="preserve"># </w:t>
+            </w:r>
+            <w:r>
+              <w:rPr>
+                <w:rFonts w:asciiTheme="minorHAnsi" w:hAnsiTheme="minorHAnsi" w:cstheme="minorHAnsi"/>
+                <w:sz w:val="22"/>
+                <w:szCs w:val="22"/>
+              </w:rPr>
               <w:t>./</w:t>
             </w:r>
-            <w:hyperlink r:id="rId167" w:anchor="file-step1-sh" w:history="1">
-              <w:r>
-                <w:rPr>
-                  <w:rStyle w:val="a7"/>
-                  <w:rFonts w:asciiTheme="minorHAnsi" w:hAnsiTheme="minorHAnsi" w:cstheme="minorHAnsi"/>
-                  <w:b/>
-                  <w:bCs/>
-                  <w:sz w:val="22"/>
-                  <w:szCs w:val="22"/>
-                </w:rPr>
-                <w:t>step1.sh</w:t>
-              </w:r>
-            </w:hyperlink>
+            <w:r>
+              <w:rPr>
+                <w:rFonts w:asciiTheme="minorHAnsi" w:hAnsiTheme="minorHAnsi" w:cstheme="minorHAnsi"/>
+                <w:b/>
+                <w:bCs/>
+                <w:color w:val="7030A0"/>
+                <w:sz w:val="22"/>
+                <w:szCs w:val="22"/>
+              </w:rPr>
+              <w:t>step1.sh</w:t>
+            </w:r>
             <w:r>
               <w:rPr>
                 <w:rStyle w:val="a7"/>
@@ -23893,19 +24531,17 @@
               </w:rPr>
               <w:t>./</w:t>
             </w:r>
-            <w:hyperlink r:id="rId168" w:anchor="file-step2-sh" w:history="1">
-              <w:r>
-                <w:rPr>
-                  <w:rStyle w:val="a7"/>
-                  <w:rFonts w:asciiTheme="minorHAnsi" w:hAnsiTheme="minorHAnsi" w:cstheme="minorHAnsi"/>
-                  <w:b/>
-                  <w:bCs/>
-                  <w:sz w:val="22"/>
-                  <w:szCs w:val="22"/>
-                </w:rPr>
-                <w:t>step2.sh</w:t>
-              </w:r>
-            </w:hyperlink>
+            <w:r>
+              <w:rPr>
+                <w:rFonts w:asciiTheme="minorHAnsi" w:hAnsiTheme="minorHAnsi" w:cstheme="minorHAnsi"/>
+                <w:b/>
+                <w:bCs/>
+                <w:color w:val="7030A0"/>
+                <w:sz w:val="22"/>
+                <w:szCs w:val="22"/>
+              </w:rPr>
+              <w:t>step2.sh</w:t>
+            </w:r>
             <w:r>
               <w:rPr>
                 <w:rFonts w:asciiTheme="minorHAnsi" w:hAnsiTheme="minorHAnsi" w:cstheme="minorHAnsi"/>
@@ -23970,6 +24606,7 @@
                 <w:sz w:val="22"/>
                 <w:szCs w:val="22"/>
               </w:rPr>
+              <w:lastRenderedPageBreak/>
               <w:drawing>
                 <wp:inline distT="0" distB="0" distL="0" distR="0" wp14:anchorId="022E8D34" wp14:editId="4EEBA9F4">
                   <wp:extent cx="5943600" cy="2115820"/>
@@ -24178,8 +24815,16 @@
               <w:rPr>
                 <w:bCs/>
               </w:rPr>
-              <w:t xml:space="preserve"> exit</w:t>
-            </w:r>
+              <w:t xml:space="preserve"> </w:t>
+            </w:r>
+            <w:proofErr w:type="gramStart"/>
+            <w:r>
+              <w:rPr>
+                <w:bCs/>
+              </w:rPr>
+              <w:t>exit</w:t>
+            </w:r>
+            <w:proofErr w:type="gramEnd"/>
           </w:p>
           <w:p>
             <w:pPr>
@@ -24412,7 +25057,7 @@
               </w:rPr>
               <w:t xml:space="preserve"> vi </w:t>
             </w:r>
-            <w:hyperlink r:id="rId169" w:anchor="file-read_pem-py" w:history="1">
+            <w:hyperlink r:id="rId147" w:anchor="file-read_pem-py" w:history="1">
               <w:r>
                 <w:rPr>
                   <w:rStyle w:val="a7"/>
@@ -24441,7 +25086,7 @@
               </w:rPr>
               <w:t xml:space="preserve"> vi </w:t>
             </w:r>
-            <w:hyperlink r:id="rId170" w:anchor="file-prepare_tls_peer0_org1-sh" w:history="1">
+            <w:hyperlink r:id="rId148" w:anchor="file-prepare_tls_peer0_org1-sh" w:history="1">
               <w:r>
                 <w:rPr>
                   <w:rStyle w:val="a7"/>
@@ -24470,7 +25115,7 @@
               </w:rPr>
               <w:t xml:space="preserve"> vi </w:t>
             </w:r>
-            <w:hyperlink r:id="rId171" w:anchor="file-prepare_tls_peer0_org2-sh" w:history="1">
+            <w:hyperlink r:id="rId149" w:anchor="file-prepare_tls_peer0_org2-sh" w:history="1">
               <w:r>
                 <w:rPr>
                   <w:rStyle w:val="a7"/>
@@ -24486,6 +25131,7 @@
                 <w:bCs/>
               </w:rPr>
             </w:pPr>
+            <w:proofErr w:type="gramStart"/>
             <w:r>
               <w:rPr>
                 <w:rFonts w:hint="eastAsia"/>
@@ -24497,9 +25143,16 @@
               <w:rPr>
                 <w:bCs/>
               </w:rPr>
-              <w:t xml:space="preserve"> ./</w:t>
-            </w:r>
-            <w:hyperlink r:id="rId172" w:anchor="file-all-sh" w:history="1">
+              <w:t xml:space="preserve"> .</w:t>
+            </w:r>
+            <w:proofErr w:type="gramEnd"/>
+            <w:r>
+              <w:rPr>
+                <w:bCs/>
+              </w:rPr>
+              <w:t>/</w:t>
+            </w:r>
+            <w:hyperlink r:id="rId150" w:anchor="file-all-sh" w:history="1">
               <w:r>
                 <w:rPr>
                   <w:rStyle w:val="a7"/>
@@ -24617,7 +25270,7 @@
               </w:rPr>
               <w:t xml:space="preserve"> vi </w:t>
             </w:r>
-            <w:hyperlink r:id="rId173" w:anchor="file-prepare_wallet_user1_org1-py" w:history="1">
+            <w:hyperlink r:id="rId151" w:anchor="file-prepare_wallet_user1_org1-py" w:history="1">
               <w:r>
                 <w:rPr>
                   <w:rStyle w:val="a7"/>
@@ -24646,7 +25299,7 @@
               </w:rPr>
               <w:t xml:space="preserve"> vi </w:t>
             </w:r>
-            <w:hyperlink r:id="rId174" w:anchor="file-prepare_wallet_user1_org2-py" w:history="1">
+            <w:hyperlink r:id="rId152" w:anchor="file-prepare_wallet_user1_org2-py" w:history="1">
               <w:r>
                 <w:rPr>
                   <w:rStyle w:val="a7"/>
@@ -24675,7 +25328,7 @@
               </w:rPr>
               <w:t xml:space="preserve"> </w:t>
             </w:r>
-            <w:hyperlink r:id="rId175" w:anchor="file-all-sh" w:history="1">
+            <w:hyperlink r:id="rId153" w:anchor="file-all-sh" w:history="1">
               <w:r>
                 <w:rPr>
                   <w:rStyle w:val="a7"/>
@@ -24809,6 +25462,7 @@
                 <w:rFonts w:hint="eastAsia"/>
                 <w:bCs/>
               </w:rPr>
+              <w:lastRenderedPageBreak/>
               <w:t>$</w:t>
             </w:r>
             <w:r>
@@ -24817,7 +25471,7 @@
               </w:rPr>
               <w:t xml:space="preserve"> vi </w:t>
             </w:r>
-            <w:hyperlink r:id="rId176" w:anchor="file-invoke-js" w:history="1">
+            <w:hyperlink r:id="rId154" w:anchor="file-invoke-js" w:history="1">
               <w:r>
                 <w:rPr>
                   <w:rStyle w:val="a7"/>
@@ -24846,7 +25500,7 @@
               </w:rPr>
               <w:t xml:space="preserve"> vi </w:t>
             </w:r>
-            <w:hyperlink r:id="rId177" w:anchor="file-prepare_sdk_peer0_org1-sh" w:history="1">
+            <w:hyperlink r:id="rId155" w:anchor="file-prepare_sdk_peer0_org1-sh" w:history="1">
               <w:r>
                 <w:rPr>
                   <w:rStyle w:val="a7"/>
@@ -24875,7 +25529,7 @@
               </w:rPr>
               <w:t xml:space="preserve"> vi </w:t>
             </w:r>
-            <w:hyperlink r:id="rId178" w:anchor="file-prepare_sdk_peer0_org2-sh" w:history="1">
+            <w:hyperlink r:id="rId156" w:anchor="file-prepare_sdk_peer0_org2-sh" w:history="1">
               <w:r>
                 <w:rPr>
                   <w:rStyle w:val="a7"/>
@@ -24891,6 +25545,7 @@
                 <w:bCs/>
               </w:rPr>
             </w:pPr>
+            <w:proofErr w:type="gramStart"/>
             <w:r>
               <w:rPr>
                 <w:rFonts w:hint="eastAsia"/>
@@ -24902,9 +25557,16 @@
               <w:rPr>
                 <w:bCs/>
               </w:rPr>
-              <w:t xml:space="preserve"> ./</w:t>
-            </w:r>
-            <w:hyperlink r:id="rId179" w:anchor="file-all-sh" w:history="1">
+              <w:t xml:space="preserve"> .</w:t>
+            </w:r>
+            <w:proofErr w:type="gramEnd"/>
+            <w:r>
+              <w:rPr>
+                <w:bCs/>
+              </w:rPr>
+              <w:t>/</w:t>
+            </w:r>
+            <w:hyperlink r:id="rId157" w:anchor="file-all-sh" w:history="1">
               <w:r>
                 <w:rPr>
                   <w:rStyle w:val="a7"/>
@@ -24976,7 +25638,7 @@
         </w:rPr>
         <w:t xml:space="preserve">prepares wallets of </w:t>
       </w:r>
-      <w:hyperlink r:id="rId180" w:history="1">
+      <w:hyperlink r:id="rId158" w:history="1">
         <w:r>
           <w:rPr>
             <w:rStyle w:val="a7"/>
@@ -24991,7 +25653,7 @@
         </w:rPr>
         <w:t xml:space="preserve"> and </w:t>
       </w:r>
-      <w:hyperlink r:id="rId181" w:history="1">
+      <w:hyperlink r:id="rId159" w:history="1">
         <w:r>
           <w:rPr>
             <w:rStyle w:val="a7"/>
@@ -25066,7 +25728,7 @@
               </w:rPr>
               <w:t xml:space="preserve"> python </w:t>
             </w:r>
-            <w:hyperlink r:id="rId182" w:anchor="file-step2-sh" w:history="1">
+            <w:hyperlink r:id="rId160" w:anchor="file-step2-sh" w:history="1">
               <w:r>
                 <w:rPr>
                   <w:rStyle w:val="a7"/>
@@ -25095,7 +25757,7 @@
               </w:rPr>
               <w:t xml:space="preserve"> python </w:t>
             </w:r>
-            <w:hyperlink r:id="rId183" w:anchor="file-prepare_wallet_user1_org2-py" w:history="1">
+            <w:hyperlink r:id="rId161" w:anchor="file-prepare_wallet_user1_org2-py" w:history="1">
               <w:r>
                 <w:rPr>
                   <w:rStyle w:val="a7"/>
@@ -25111,6 +25773,7 @@
                 <w:bCs/>
               </w:rPr>
             </w:pPr>
+            <w:proofErr w:type="gramStart"/>
             <w:r>
               <w:rPr>
                 <w:rFonts w:hint="eastAsia"/>
@@ -25122,16 +25785,39 @@
               <w:rPr>
                 <w:bCs/>
               </w:rPr>
-              <w:t xml:space="preserve"> ./</w:t>
-            </w:r>
-            <w:hyperlink r:id="rId184" w:anchor="file-all-sh" w:history="1">
+              <w:t xml:space="preserve"> .</w:t>
+            </w:r>
+            <w:proofErr w:type="gramEnd"/>
+            <w:r>
+              <w:rPr>
+                <w:bCs/>
+              </w:rPr>
+              <w:t>/</w:t>
+            </w:r>
+            <w:hyperlink r:id="rId162" w:anchor="file-all-sh" w:history="1">
               <w:r>
                 <w:rPr>
                   <w:rStyle w:val="a7"/>
                   <w:b/>
                   <w:bCs/>
                 </w:rPr>
-                <w:t>all.sh</w:t>
+                <w:t>all.</w:t>
+              </w:r>
+              <w:r>
+                <w:rPr>
+                  <w:rStyle w:val="a7"/>
+                  <w:b/>
+                  <w:bCs/>
+                </w:rPr>
+                <w:t>s</w:t>
+              </w:r>
+              <w:r>
+                <w:rPr>
+                  <w:rStyle w:val="a7"/>
+                  <w:b/>
+                  <w:bCs/>
+                </w:rPr>
+                <w:t>h</w:t>
               </w:r>
             </w:hyperlink>
           </w:p>
@@ -25155,7 +25841,6 @@
         <w:rPr>
           <w:b/>
         </w:rPr>
-        <w:lastRenderedPageBreak/>
         <w:t xml:space="preserve">Step 4 (Run): </w:t>
       </w:r>
       <w:r>
@@ -25205,6 +25890,7 @@
                 <w:bCs/>
               </w:rPr>
             </w:pPr>
+            <w:proofErr w:type="gramStart"/>
             <w:r>
               <w:rPr>
                 <w:rFonts w:hint="eastAsia"/>
@@ -25216,16 +25902,47 @@
               <w:rPr>
                 <w:bCs/>
               </w:rPr>
-              <w:t xml:space="preserve"> ./</w:t>
-            </w:r>
-            <w:hyperlink r:id="rId185" w:anchor="file-scp-sh" w:history="1">
+              <w:t xml:space="preserve"> .</w:t>
+            </w:r>
+            <w:proofErr w:type="gramEnd"/>
+            <w:r>
+              <w:rPr>
+                <w:bCs/>
+              </w:rPr>
+              <w:t>/</w:t>
+            </w:r>
+            <w:hyperlink r:id="rId163" w:anchor="file-scp-sh" w:history="1">
               <w:r>
                 <w:rPr>
                   <w:rStyle w:val="a7"/>
                   <w:b/>
                   <w:bCs/>
                 </w:rPr>
-                <w:t>scp.sh</w:t>
+                <w:t>sc</w:t>
+              </w:r>
+              <w:r>
+                <w:rPr>
+                  <w:rStyle w:val="a7"/>
+                  <w:b/>
+                  <w:bCs/>
+                </w:rPr>
+                <w:t>p</w:t>
+              </w:r>
+              <w:r>
+                <w:rPr>
+                  <w:rStyle w:val="a7"/>
+                  <w:b/>
+                  <w:bCs/>
+                </w:rPr>
+                <w:t>.</w:t>
+              </w:r>
+              <w:r>
+                <w:rPr>
+                  <w:rStyle w:val="a7"/>
+                  <w:b/>
+                  <w:bCs/>
+                </w:rPr>
+                <w:t>sh</w:t>
               </w:r>
             </w:hyperlink>
             <w:r>
@@ -25248,6 +25965,7 @@
                 <w:bCs/>
               </w:rPr>
             </w:pPr>
+            <w:proofErr w:type="gramStart"/>
             <w:r>
               <w:rPr>
                 <w:rFonts w:hint="eastAsia"/>
@@ -25259,9 +25977,16 @@
               <w:rPr>
                 <w:bCs/>
               </w:rPr>
-              <w:t xml:space="preserve"> ./</w:t>
-            </w:r>
-            <w:hyperlink r:id="rId186" w:anchor="file-ssh-sh" w:history="1">
+              <w:t xml:space="preserve"> .</w:t>
+            </w:r>
+            <w:proofErr w:type="gramEnd"/>
+            <w:r>
+              <w:rPr>
+                <w:bCs/>
+              </w:rPr>
+              <w:t>/</w:t>
+            </w:r>
+            <w:hyperlink r:id="rId164" w:anchor="file-ssh-sh" w:history="1">
               <w:r>
                 <w:rPr>
                   <w:rStyle w:val="a7"/>
@@ -25392,7 +26117,7 @@
               </w:rPr>
               <w:t xml:space="preserve"> node </w:t>
             </w:r>
-            <w:hyperlink r:id="rId187" w:anchor="file-query-js" w:history="1">
+            <w:hyperlink r:id="rId165" w:anchor="file-query-js" w:history="1">
               <w:r>
                 <w:rPr>
                   <w:rStyle w:val="a7"/>
@@ -25427,7 +26152,7 @@
               </w:rPr>
               <w:t xml:space="preserve"> node </w:t>
             </w:r>
-            <w:hyperlink r:id="rId188" w:anchor="file-invoke-js" w:history="1">
+            <w:hyperlink r:id="rId166" w:anchor="file-invoke-js" w:history="1">
               <w:r>
                 <w:rPr>
                   <w:rStyle w:val="a7"/>
@@ -25522,7 +26247,7 @@
             <w:r>
               <w:t xml:space="preserve">$ python </w:t>
             </w:r>
-            <w:hyperlink r:id="rId189" w:anchor="file-readthroughput_p1-py" w:history="1">
+            <w:hyperlink r:id="rId167" w:anchor="file-readthroughput_p1-py" w:history="1">
               <w:r>
                 <w:rPr>
                   <w:rStyle w:val="a7"/>
@@ -25614,12 +26339,13 @@
               <w:rPr>
                 <w:rFonts w:hint="eastAsia"/>
               </w:rPr>
+              <w:lastRenderedPageBreak/>
               <w:t>$</w:t>
             </w:r>
             <w:r>
               <w:t xml:space="preserve"> python </w:t>
             </w:r>
-            <w:hyperlink r:id="rId190" w:anchor="file-readdelay_p1-py" w:history="1">
+            <w:hyperlink r:id="rId168" w:anchor="file-readdelay_p1-py" w:history="1">
               <w:r>
                 <w:rPr>
                   <w:rStyle w:val="a7"/>
@@ -25816,7 +26542,6 @@
               <w:rPr>
                 <w:rFonts w:cstheme="minorHAnsi"/>
               </w:rPr>
-              <w:lastRenderedPageBreak/>
               <w:t xml:space="preserve">$ </w:t>
             </w:r>
             <w:r>
@@ -25856,14 +26581,30 @@
                 <w:rFonts w:cstheme="minorHAnsi"/>
                 <w:b/>
               </w:rPr>
-              <w:t xml:space="preserve">'| awk '{print $1 }') &gt;&amp; </w:t>
-            </w:r>
-            <w:proofErr w:type="spellStart"/>
+              <w:t>'| awk '{print $</w:t>
+            </w:r>
+            <w:proofErr w:type="gramStart"/>
             <w:r>
               <w:rPr>
                 <w:rFonts w:cstheme="minorHAnsi"/>
                 <w:b/>
               </w:rPr>
+              <w:t>1 }</w:t>
+            </w:r>
+            <w:proofErr w:type="gramEnd"/>
+            <w:r>
+              <w:rPr>
+                <w:rFonts w:cstheme="minorHAnsi"/>
+                <w:b/>
+              </w:rPr>
+              <w:t xml:space="preserve">') &gt;&amp; </w:t>
+            </w:r>
+            <w:proofErr w:type="spellStart"/>
+            <w:r>
+              <w:rPr>
+                <w:rFonts w:cstheme="minorHAnsi"/>
+                <w:b/>
+              </w:rPr>
               <w:t>ordererlog</w:t>
             </w:r>
             <w:proofErr w:type="spellEnd"/>
@@ -25910,7 +26651,7 @@
               </w:rPr>
               <w:t xml:space="preserve"> </w:t>
             </w:r>
-            <w:hyperlink r:id="rId191" w:history="1">
+            <w:hyperlink r:id="rId169" w:history="1">
               <w:r>
                 <w:rPr>
                   <w:rStyle w:val="a7"/>
@@ -25924,7 +26665,7 @@
             <w:r>
               <w:t xml:space="preserve">$ python </w:t>
             </w:r>
-            <w:hyperlink r:id="rId192" w:anchor="file-readthroughput_p2-py" w:history="1">
+            <w:hyperlink r:id="rId170" w:anchor="file-readthroughput_p2-py" w:history="1">
               <w:r>
                 <w:rPr>
                   <w:rStyle w:val="a7"/>
@@ -26128,14 +26869,30 @@
                 <w:rFonts w:cstheme="minorHAnsi"/>
                 <w:b/>
               </w:rPr>
-              <w:t xml:space="preserve">'| awk '{print $1 }') &gt;&amp; </w:t>
-            </w:r>
-            <w:proofErr w:type="spellStart"/>
+              <w:t>'| awk '{print $</w:t>
+            </w:r>
+            <w:proofErr w:type="gramStart"/>
             <w:r>
               <w:rPr>
                 <w:rFonts w:cstheme="minorHAnsi"/>
                 <w:b/>
               </w:rPr>
+              <w:t>1 }</w:t>
+            </w:r>
+            <w:proofErr w:type="gramEnd"/>
+            <w:r>
+              <w:rPr>
+                <w:rFonts w:cstheme="minorHAnsi"/>
+                <w:b/>
+              </w:rPr>
+              <w:t xml:space="preserve">') &gt;&amp; </w:t>
+            </w:r>
+            <w:proofErr w:type="spellStart"/>
+            <w:r>
+              <w:rPr>
+                <w:rFonts w:cstheme="minorHAnsi"/>
+                <w:b/>
+              </w:rPr>
               <w:t>peerlog</w:t>
             </w:r>
             <w:proofErr w:type="spellEnd"/>
@@ -26184,7 +26941,7 @@
               </w:rPr>
               <w:t xml:space="preserve"> </w:t>
             </w:r>
-            <w:hyperlink r:id="rId193" w:history="1">
+            <w:hyperlink r:id="rId171" w:history="1">
               <w:r>
                 <w:rPr>
                   <w:rStyle w:val="a7"/>
@@ -26204,7 +26961,7 @@
             <w:r>
               <w:t xml:space="preserve"> python2 </w:t>
             </w:r>
-            <w:hyperlink r:id="rId194" w:anchor="file-readthroughput_p3" w:history="1">
+            <w:hyperlink r:id="rId172" w:anchor="file-readthroughput_p3" w:history="1">
               <w:r>
                 <w:rPr>
                   <w:rStyle w:val="a7"/>
@@ -26271,13 +27028,16 @@
           </w:p>
           <w:p>
             <w:r>
+              <w:lastRenderedPageBreak/>
               <w:t xml:space="preserve"># peer channel fetch 228 </w:t>
             </w:r>
             <w:proofErr w:type="spellStart"/>
+            <w:proofErr w:type="gramStart"/>
             <w:r>
               <w:t>last.block</w:t>
             </w:r>
             <w:proofErr w:type="spellEnd"/>
+            <w:proofErr w:type="gramEnd"/>
             <w:r>
               <w:t xml:space="preserve"> -o orderer.example.com:7050 -c </w:t>
             </w:r>
@@ -26368,6 +27128,7 @@
             </w:r>
           </w:p>
           <w:p>
+            <w:proofErr w:type="gramStart"/>
             <w:r>
               <w:rPr>
                 <w:rFonts w:hint="eastAsia"/>
@@ -26375,9 +27136,13 @@
               <w:t>$</w:t>
             </w:r>
             <w:r>
-              <w:t xml:space="preserve"> ./</w:t>
-            </w:r>
-            <w:hyperlink r:id="rId195" w:anchor="file-clean-sh" w:history="1">
+              <w:t xml:space="preserve"> .</w:t>
+            </w:r>
+            <w:proofErr w:type="gramEnd"/>
+            <w:r>
+              <w:t>/</w:t>
+            </w:r>
+            <w:hyperlink r:id="rId173" w:anchor="file-clean-sh" w:history="1">
               <w:r>
                 <w:rPr>
                   <w:rStyle w:val="a7"/>
